--- a/task/이산구조론/1차 실습 보고서.docx
+++ b/task/이산구조론/1차 실습 보고서.docx
@@ -3,136 +3,2220 @@
 <w:document xmlns:wpc="http://schemas.microsoft.com/office/word/2010/wordprocessingCanvas" xmlns:cx="http://schemas.microsoft.com/office/drawing/2014/chartex" xmlns:cx1="http://schemas.microsoft.com/office/drawing/2015/9/8/chartex" xmlns:cx2="http://schemas.microsoft.com/office/drawing/2015/10/21/chartex" xmlns:cx3="http://schemas.microsoft.com/office/drawing/2016/5/9/chartex" xmlns:cx4="http://schemas.microsoft.com/office/drawing/2016/5/10/chartex" xmlns:cx5="http://schemas.microsoft.com/office/drawing/2016/5/11/chartex" xmlns:cx6="http://schemas.microsoft.com/office/drawing/2016/5/12/chartex" xmlns:cx7="http://schemas.microsoft.com/office/drawing/2016/5/13/chartex" xmlns:cx8="http://schemas.microsoft.com/office/drawing/2016/5/14/chartex" xmlns:mc="http://schemas.openxmlformats.org/markup-compatibility/2006" xmlns:aink="http://schemas.microsoft.com/office/drawing/2016/ink" xmlns:am3d="http://schemas.microsoft.com/office/drawing/2017/model3d" xmlns:o="urn:schemas-microsoft-com:office:office" xmlns:oel="http://schemas.microsoft.com/office/2019/extlst" xmlns:r="http://schemas.openxmlformats.org/officeDocument/2006/relationships" xmlns:m="http://schemas.openxmlformats.org/officeDocument/2006/math" xmlns:v="urn:schemas-microsoft-com:vml" xmlns:wp14="http://schemas.microsoft.com/office/word/2010/wordprocessingDrawing" xmlns:wp="http://schemas.openxmlformats.org/drawingml/2006/wordprocessingDrawing" xmlns:w10="urn:schemas-microsoft-com:office:word" xmlns:w="http://schemas.openxmlformats.org/wordprocessingml/2006/main" xmlns:w14="http://schemas.microsoft.com/office/word/2010/wordml" xmlns:w15="http://schemas.microsoft.com/office/word/2012/wordml" xmlns:w16cex="http://schemas.microsoft.com/office/word/2018/wordml/cex" xmlns:w16cid="http://schemas.microsoft.com/office/word/2016/wordml/cid" xmlns:w16="http://schemas.microsoft.com/office/word/2018/wordml" xmlns:w16du="http://schemas.microsoft.com/office/word/2023/wordml/word16du" xmlns:w16sdtdh="http://schemas.microsoft.com/office/word/2020/wordml/sdtdatahash" xmlns:w16sdtfl="http://schemas.microsoft.com/office/word/2024/wordml/sdtformatlock" xmlns:w16se="http://schemas.microsoft.com/office/word/2015/wordml/symex" xmlns:wpg="http://schemas.microsoft.com/office/word/2010/wordprocessingGroup" xmlns:wpi="http://schemas.microsoft.com/office/word/2010/wordprocessingInk" xmlns:wne="http://schemas.microsoft.com/office/word/2006/wordml" xmlns:wps="http://schemas.microsoft.com/office/word/2010/wordprocessingShape" mc:Ignorable="w14 w15 w16se w16cid w16 w16cex w16sdtdh w16sdtfl w16du wp14">
   <w:body>
     <w:p>
-      <w:r>
-        <w:rPr>
-          <w:rFonts w:hint="eastAsia"/>
+      <w:pPr>
+        <w:widowControl/>
+        <w:pBdr>
+          <w:top w:val="thinThickSmallGap" w:sz="24" w:space="1" w:color="auto"/>
+          <w:bottom w:val="thinThickSmallGap" w:sz="24" w:space="1" w:color="auto"/>
+        </w:pBdr>
+        <w:wordWrap/>
+        <w:autoSpaceDE/>
+        <w:autoSpaceDN/>
+        <w:jc w:val="center"/>
+        <w:rPr>
+          <w:rFonts w:ascii="Pretendard" w:eastAsia="Pretendard" w:hAnsi="Pretendard" w:hint="eastAsia"/>
+          <w:b/>
+          <w:bCs/>
+          <w:sz w:val="80"/>
+          <w:szCs w:val="80"/>
+        </w:rPr>
+      </w:pPr>
+      <w:r>
+        <w:rPr>
+          <w:rFonts w:ascii="Pretendard" w:eastAsia="Pretendard" w:hAnsi="Pretendard" w:hint="eastAsia"/>
+          <w:b/>
+          <w:bCs/>
+          <w:sz w:val="80"/>
+          <w:szCs w:val="80"/>
         </w:rPr>
         <w:t>1차 실습 보고서</w:t>
       </w:r>
     </w:p>
-    <w:p/>
-    <w:p>
-      <w:r>
-        <w:rPr>
-          <w:rFonts w:hint="eastAsia"/>
-        </w:rPr>
-        <w:t>(문제풀이 2장~6장)</w:t>
-      </w:r>
-    </w:p>
-    <w:p/>
-    <w:p>
-      <w:proofErr w:type="gramStart"/>
-      <w:r>
-        <w:rPr>
-          <w:rFonts w:hint="eastAsia"/>
-        </w:rPr>
-        <w:t>과목명 :</w:t>
-      </w:r>
-      <w:proofErr w:type="gramEnd"/>
-      <w:r>
-        <w:rPr>
-          <w:rFonts w:hint="eastAsia"/>
-        </w:rPr>
-        <w:t xml:space="preserve"> 이산구조론</w:t>
-      </w:r>
-    </w:p>
-    <w:p>
-      <w:pPr>
-        <w:rPr>
-          <w:rFonts w:hint="eastAsia"/>
-        </w:rPr>
-      </w:pPr>
-      <w:r>
-        <w:rPr>
-          <w:rFonts w:hint="eastAsia"/>
-        </w:rPr>
-        <w:t xml:space="preserve">실습 </w:t>
-      </w:r>
-      <w:proofErr w:type="gramStart"/>
-      <w:r>
-        <w:rPr>
-          <w:rFonts w:hint="eastAsia"/>
-        </w:rPr>
-        <w:t>날짜 :</w:t>
-      </w:r>
-      <w:proofErr w:type="gramEnd"/>
-      <w:r>
-        <w:rPr>
-          <w:rFonts w:hint="eastAsia"/>
-        </w:rPr>
-        <w:t xml:space="preserve"> 2025.03.xx</w:t>
-      </w:r>
-    </w:p>
-    <w:p>
-      <w:r>
-        <w:rPr>
-          <w:rFonts w:hint="eastAsia"/>
-        </w:rPr>
-        <w:t xml:space="preserve">보고서 </w:t>
-      </w:r>
-      <w:proofErr w:type="gramStart"/>
-      <w:r>
-        <w:rPr>
-          <w:rFonts w:hint="eastAsia"/>
-        </w:rPr>
-        <w:t>제출일 :</w:t>
-      </w:r>
-      <w:proofErr w:type="gramEnd"/>
-      <w:r>
-        <w:rPr>
-          <w:rFonts w:hint="eastAsia"/>
-        </w:rPr>
-        <w:t xml:space="preserve"> 2025.03.xx</w:t>
-      </w:r>
-    </w:p>
-    <w:p>
-      <w:proofErr w:type="gramStart"/>
-      <w:r>
-        <w:rPr>
-          <w:rFonts w:hint="eastAsia"/>
-        </w:rPr>
-        <w:t>학과 /</w:t>
-      </w:r>
-      <w:proofErr w:type="gramEnd"/>
-      <w:r>
-        <w:rPr>
-          <w:rFonts w:hint="eastAsia"/>
-        </w:rPr>
-        <w:t xml:space="preserve"> 학번 : 소프트웨어학부, 20237107</w:t>
-      </w:r>
-    </w:p>
-    <w:p>
-      <w:proofErr w:type="gramStart"/>
-      <w:r>
-        <w:rPr>
-          <w:rFonts w:hint="eastAsia"/>
-        </w:rPr>
-        <w:t>성명 :</w:t>
-      </w:r>
-      <w:proofErr w:type="gramEnd"/>
-      <w:r>
-        <w:rPr>
-          <w:rFonts w:hint="eastAsia"/>
-        </w:rPr>
-        <w:t xml:space="preserve"> 하태영</w:t>
-      </w:r>
-    </w:p>
-    <w:p/>
-    <w:p>
-      <w:pPr>
-        <w:rPr>
-          <w:rFonts w:hint="eastAsia"/>
-        </w:rPr>
-      </w:pPr>
+    <w:p>
+      <w:pPr>
+        <w:widowControl/>
+        <w:wordWrap/>
+        <w:autoSpaceDE/>
+        <w:autoSpaceDN/>
+        <w:jc w:val="center"/>
+        <w:rPr>
+          <w:rFonts w:ascii="Pretendard" w:eastAsia="Pretendard" w:hAnsi="Pretendard" w:hint="eastAsia"/>
+          <w:b/>
+          <w:bCs/>
+          <w:sz w:val="32"/>
+          <w:szCs w:val="32"/>
+        </w:rPr>
+      </w:pPr>
+    </w:p>
+    <w:p>
+      <w:pPr>
+        <w:jc w:val="center"/>
+        <w:rPr>
+          <w:rFonts w:ascii="Pretendard" w:eastAsia="Pretendard" w:hAnsi="Pretendard" w:hint="eastAsia"/>
+          <w:sz w:val="32"/>
+          <w:szCs w:val="32"/>
+        </w:rPr>
+      </w:pPr>
+      <w:r>
+        <w:rPr>
+          <w:rFonts w:ascii="Pretendard" w:eastAsia="Pretendard" w:hAnsi="Pretendard" w:hint="eastAsia"/>
+          <w:b/>
+          <w:bCs/>
+          <w:sz w:val="32"/>
+          <w:szCs w:val="32"/>
+        </w:rPr>
+        <w:t xml:space="preserve">[ </w:t>
+      </w:r>
+      <w:r>
+        <w:rPr>
+          <w:rFonts w:ascii="Pretendard" w:eastAsia="Pretendard" w:hAnsi="Pretendard" w:hint="eastAsia"/>
+          <w:sz w:val="32"/>
+          <w:szCs w:val="32"/>
+        </w:rPr>
+        <w:t>문제풀이 2장~6장</w:t>
+      </w:r>
+      <w:r>
+        <w:rPr>
+          <w:rFonts w:ascii="Pretendard" w:eastAsia="Pretendard" w:hAnsi="Pretendard" w:hint="eastAsia"/>
+          <w:b/>
+          <w:bCs/>
+          <w:sz w:val="32"/>
+          <w:szCs w:val="32"/>
+        </w:rPr>
+        <w:t xml:space="preserve"> ]</w:t>
+      </w:r>
+    </w:p>
+    <w:p>
+      <w:pPr>
+        <w:widowControl/>
+        <w:wordWrap/>
+        <w:autoSpaceDE/>
+        <w:autoSpaceDN/>
+        <w:rPr>
+          <w:rFonts w:ascii="Pretendard" w:eastAsia="Pretendard" w:hAnsi="Pretendard"/>
+          <w:sz w:val="24"/>
+        </w:rPr>
+      </w:pPr>
+    </w:p>
+    <w:p>
+      <w:pPr>
+        <w:widowControl/>
+        <w:wordWrap/>
+        <w:autoSpaceDE/>
+        <w:autoSpaceDN/>
+        <w:rPr>
+          <w:rFonts w:ascii="Pretendard" w:eastAsia="Pretendard" w:hAnsi="Pretendard" w:hint="eastAsia"/>
+          <w:sz w:val="24"/>
+        </w:rPr>
+      </w:pPr>
+    </w:p>
+    <w:p>
+      <w:pPr>
+        <w:widowControl/>
+        <w:wordWrap/>
+        <w:autoSpaceDE/>
+        <w:autoSpaceDN/>
+        <w:jc w:val="center"/>
+        <w:rPr>
+          <w:rFonts w:ascii="Pretendard" w:eastAsia="Pretendard" w:hAnsi="Pretendard" w:hint="eastAsia"/>
+          <w:sz w:val="24"/>
+        </w:rPr>
+      </w:pPr>
+      <w:r>
+        <w:rPr>
+          <w:rFonts w:ascii="Pretendard" w:eastAsia="Pretendard" w:hAnsi="Pretendard"/>
+          <w:sz w:val="24"/>
+        </w:rPr>
+        <w:drawing>
+          <wp:inline distT="0" distB="0" distL="0" distR="0" wp14:anchorId="4DC6B99C" wp14:editId="36EC9941">
+            <wp:extent cx="2824480" cy="2824480"/>
+            <wp:effectExtent l="0" t="0" r="0" b="0"/>
+            <wp:docPr id="472943497" name="그래픽 2"/>
+            <wp:cNvGraphicFramePr/>
+            <a:graphic xmlns:a="http://schemas.openxmlformats.org/drawingml/2006/main">
+              <a:graphicData uri="http://schemas.openxmlformats.org/drawingml/2006/picture">
+                <pic:pic xmlns:pic="http://schemas.openxmlformats.org/drawingml/2006/picture">
+                  <pic:nvPicPr>
+                    <pic:cNvPr id="1994890542" name="그래픽 3"/>
+                    <pic:cNvPicPr>
+                      <a:picLocks noChangeAspect="1"/>
+                    </pic:cNvPicPr>
+                  </pic:nvPicPr>
+                  <pic:blipFill>
+                    <a:blip r:embed="rId5">
+                      <a:extLst>
+                        <a:ext uri="{96DAC541-7B7A-43D3-8B79-37D633B846F1}">
+                          <asvg:svgBlip xmlns:asvg="http://schemas.microsoft.com/office/drawing/2016/SVG/main" r:embed="rId6"/>
+                        </a:ext>
+                      </a:extLst>
+                    </a:blip>
+                    <a:stretch>
+                      <a:fillRect/>
+                    </a:stretch>
+                  </pic:blipFill>
+                  <pic:spPr>
+                    <a:xfrm>
+                      <a:off x="0" y="0"/>
+                      <a:ext cx="2823210" cy="2823210"/>
+                    </a:xfrm>
+                    <a:prstGeom prst="rect">
+                      <a:avLst/>
+                    </a:prstGeom>
+                  </pic:spPr>
+                </pic:pic>
+              </a:graphicData>
+            </a:graphic>
+          </wp:inline>
+        </w:drawing>
+      </w:r>
+    </w:p>
+    <w:p>
+      <w:pPr>
+        <w:widowControl/>
+        <w:wordWrap/>
+        <w:autoSpaceDE/>
+        <w:autoSpaceDN/>
+        <w:rPr>
+          <w:rFonts w:ascii="Pretendard" w:eastAsia="Pretendard" w:hAnsi="Pretendard" w:hint="eastAsia"/>
+          <w:sz w:val="24"/>
+        </w:rPr>
+      </w:pPr>
+    </w:p>
+    <w:p>
+      <w:pPr>
+        <w:widowControl/>
+        <w:wordWrap/>
+        <w:autoSpaceDE/>
+        <w:autoSpaceDN/>
+        <w:rPr>
+          <w:rFonts w:ascii="Pretendard" w:eastAsia="Pretendard" w:hAnsi="Pretendard" w:hint="eastAsia"/>
+          <w:sz w:val="24"/>
+        </w:rPr>
+      </w:pPr>
+    </w:p>
+    <w:tbl>
+      <w:tblPr>
+        <w:tblStyle w:val="aa"/>
+        <w:tblW w:w="0" w:type="auto"/>
+        <w:jc w:val="center"/>
+        <w:tblBorders>
+          <w:top w:val="dashSmallGap" w:sz="4" w:space="0" w:color="auto"/>
+          <w:left w:val="dashSmallGap" w:sz="4" w:space="0" w:color="auto"/>
+          <w:bottom w:val="dashSmallGap" w:sz="4" w:space="0" w:color="auto"/>
+          <w:right w:val="dashSmallGap" w:sz="4" w:space="0" w:color="auto"/>
+          <w:insideH w:val="dashSmallGap" w:sz="4" w:space="0" w:color="auto"/>
+          <w:insideV w:val="dashSmallGap" w:sz="4" w:space="0" w:color="auto"/>
+        </w:tblBorders>
+        <w:tblLook w:val="04A0" w:firstRow="1" w:lastRow="0" w:firstColumn="1" w:lastColumn="0" w:noHBand="0" w:noVBand="1"/>
+      </w:tblPr>
+      <w:tblGrid>
+        <w:gridCol w:w="3068"/>
+        <w:gridCol w:w="3068"/>
+      </w:tblGrid>
+      <w:tr>
+        <w:trPr>
+          <w:trHeight w:val="385"/>
+          <w:jc w:val="center"/>
+        </w:trPr>
+        <w:tc>
+          <w:tcPr>
+            <w:tcW w:w="3068" w:type="dxa"/>
+            <w:hideMark/>
+          </w:tcPr>
+          <w:p>
+            <w:pPr>
+              <w:widowControl/>
+              <w:wordWrap/>
+              <w:autoSpaceDE/>
+              <w:autoSpaceDN/>
+              <w:spacing w:after="160"/>
+              <w:jc w:val="center"/>
+              <w:rPr>
+                <w:rFonts w:ascii="Pretendard" w:eastAsia="Pretendard" w:hAnsi="Pretendard" w:hint="eastAsia"/>
+                <w:sz w:val="24"/>
+              </w:rPr>
+            </w:pPr>
+            <w:r>
+              <w:rPr>
+                <w:rFonts w:ascii="Pretendard" w:eastAsia="Pretendard" w:hAnsi="Pretendard" w:hint="eastAsia"/>
+                <w:sz w:val="24"/>
+              </w:rPr>
+              <w:t>과 목 명</w:t>
+            </w:r>
+          </w:p>
+        </w:tc>
+        <w:tc>
+          <w:tcPr>
+            <w:tcW w:w="3068" w:type="dxa"/>
+            <w:hideMark/>
+          </w:tcPr>
+          <w:p>
+            <w:pPr>
+              <w:widowControl/>
+              <w:wordWrap/>
+              <w:autoSpaceDE/>
+              <w:autoSpaceDN/>
+              <w:spacing w:after="160"/>
+              <w:jc w:val="center"/>
+              <w:rPr>
+                <w:rFonts w:ascii="Pretendard" w:eastAsia="Pretendard" w:hAnsi="Pretendard" w:hint="eastAsia"/>
+                <w:sz w:val="24"/>
+              </w:rPr>
+            </w:pPr>
+            <w:r>
+              <w:rPr>
+                <w:rFonts w:ascii="Pretendard" w:eastAsia="Pretendard" w:hAnsi="Pretendard" w:hint="eastAsia"/>
+                <w:sz w:val="24"/>
+              </w:rPr>
+              <w:t>이산구조론</w:t>
+            </w:r>
+          </w:p>
+        </w:tc>
+      </w:tr>
+      <w:tr>
+        <w:trPr>
+          <w:trHeight w:val="385"/>
+          <w:jc w:val="center"/>
+        </w:trPr>
+        <w:tc>
+          <w:tcPr>
+            <w:tcW w:w="3068" w:type="dxa"/>
+            <w:hideMark/>
+          </w:tcPr>
+          <w:p>
+            <w:pPr>
+              <w:widowControl/>
+              <w:wordWrap/>
+              <w:autoSpaceDE/>
+              <w:autoSpaceDN/>
+              <w:spacing w:after="160"/>
+              <w:jc w:val="center"/>
+              <w:rPr>
+                <w:rFonts w:ascii="Pretendard" w:eastAsia="Pretendard" w:hAnsi="Pretendard" w:hint="eastAsia"/>
+                <w:sz w:val="24"/>
+              </w:rPr>
+            </w:pPr>
+            <w:r>
+              <w:rPr>
+                <w:rFonts w:ascii="Pretendard" w:eastAsia="Pretendard" w:hAnsi="Pretendard" w:hint="eastAsia"/>
+                <w:sz w:val="24"/>
+              </w:rPr>
+              <w:t>교 수 명</w:t>
+            </w:r>
+          </w:p>
+        </w:tc>
+        <w:tc>
+          <w:tcPr>
+            <w:tcW w:w="3068" w:type="dxa"/>
+            <w:hideMark/>
+          </w:tcPr>
+          <w:p>
+            <w:pPr>
+              <w:widowControl/>
+              <w:wordWrap/>
+              <w:autoSpaceDE/>
+              <w:autoSpaceDN/>
+              <w:spacing w:after="160"/>
+              <w:jc w:val="center"/>
+              <w:rPr>
+                <w:rFonts w:ascii="Pretendard" w:eastAsia="Pretendard" w:hAnsi="Pretendard" w:hint="eastAsia"/>
+                <w:sz w:val="24"/>
+              </w:rPr>
+            </w:pPr>
+            <w:r>
+              <w:rPr>
+                <w:rFonts w:ascii="Pretendard" w:eastAsia="Pretendard" w:hAnsi="Pretendard" w:hint="eastAsia"/>
+                <w:sz w:val="24"/>
+              </w:rPr>
+              <w:t>이 용 업</w:t>
+            </w:r>
+          </w:p>
+        </w:tc>
+      </w:tr>
+      <w:tr>
+        <w:trPr>
+          <w:trHeight w:val="392"/>
+          <w:jc w:val="center"/>
+        </w:trPr>
+        <w:tc>
+          <w:tcPr>
+            <w:tcW w:w="3068" w:type="dxa"/>
+          </w:tcPr>
+          <w:p>
+            <w:pPr>
+              <w:widowControl/>
+              <w:wordWrap/>
+              <w:autoSpaceDE/>
+              <w:autoSpaceDN/>
+              <w:spacing w:after="160"/>
+              <w:jc w:val="center"/>
+              <w:rPr>
+                <w:rFonts w:ascii="Pretendard" w:eastAsia="Pretendard" w:hAnsi="Pretendard" w:hint="eastAsia"/>
+                <w:sz w:val="24"/>
+              </w:rPr>
+            </w:pPr>
+            <w:r>
+              <w:rPr>
+                <w:rFonts w:ascii="Pretendard" w:eastAsia="Pretendard" w:hAnsi="Pretendard" w:hint="eastAsia"/>
+                <w:sz w:val="24"/>
+              </w:rPr>
+              <w:t>학    과</w:t>
+            </w:r>
+          </w:p>
+        </w:tc>
+        <w:tc>
+          <w:tcPr>
+            <w:tcW w:w="3068" w:type="dxa"/>
+          </w:tcPr>
+          <w:p>
+            <w:pPr>
+              <w:widowControl/>
+              <w:wordWrap/>
+              <w:autoSpaceDE/>
+              <w:autoSpaceDN/>
+              <w:spacing w:after="160"/>
+              <w:jc w:val="center"/>
+              <w:rPr>
+                <w:rFonts w:ascii="Pretendard" w:eastAsia="Pretendard" w:hAnsi="Pretendard" w:hint="eastAsia"/>
+                <w:sz w:val="24"/>
+              </w:rPr>
+            </w:pPr>
+            <w:r>
+              <w:rPr>
+                <w:rFonts w:ascii="Pretendard" w:eastAsia="Pretendard" w:hAnsi="Pretendard" w:hint="eastAsia"/>
+                <w:sz w:val="24"/>
+              </w:rPr>
+              <w:t>소프트웨어 스마트IoT</w:t>
+            </w:r>
+          </w:p>
+        </w:tc>
+      </w:tr>
+      <w:tr>
+        <w:trPr>
+          <w:trHeight w:val="385"/>
+          <w:jc w:val="center"/>
+        </w:trPr>
+        <w:tc>
+          <w:tcPr>
+            <w:tcW w:w="3068" w:type="dxa"/>
+          </w:tcPr>
+          <w:p>
+            <w:pPr>
+              <w:widowControl/>
+              <w:wordWrap/>
+              <w:autoSpaceDE/>
+              <w:autoSpaceDN/>
+              <w:spacing w:after="160"/>
+              <w:jc w:val="center"/>
+              <w:rPr>
+                <w:rFonts w:ascii="Pretendard" w:eastAsia="Pretendard" w:hAnsi="Pretendard" w:hint="eastAsia"/>
+                <w:sz w:val="24"/>
+              </w:rPr>
+            </w:pPr>
+            <w:r>
+              <w:rPr>
+                <w:rFonts w:ascii="Pretendard" w:eastAsia="Pretendard" w:hAnsi="Pretendard" w:hint="eastAsia"/>
+                <w:sz w:val="24"/>
+              </w:rPr>
+              <w:t>학    번</w:t>
+            </w:r>
+          </w:p>
+        </w:tc>
+        <w:tc>
+          <w:tcPr>
+            <w:tcW w:w="3068" w:type="dxa"/>
+          </w:tcPr>
+          <w:p>
+            <w:pPr>
+              <w:widowControl/>
+              <w:wordWrap/>
+              <w:autoSpaceDE/>
+              <w:autoSpaceDN/>
+              <w:spacing w:after="160"/>
+              <w:jc w:val="center"/>
+              <w:rPr>
+                <w:rFonts w:ascii="Pretendard" w:eastAsia="Pretendard" w:hAnsi="Pretendard" w:hint="eastAsia"/>
+                <w:sz w:val="24"/>
+              </w:rPr>
+            </w:pPr>
+            <w:r>
+              <w:rPr>
+                <w:rFonts w:ascii="Pretendard" w:eastAsia="Pretendard" w:hAnsi="Pretendard" w:hint="eastAsia"/>
+                <w:sz w:val="24"/>
+              </w:rPr>
+              <w:t>20237107</w:t>
+            </w:r>
+          </w:p>
+        </w:tc>
+      </w:tr>
+      <w:tr>
+        <w:trPr>
+          <w:trHeight w:val="315"/>
+          <w:jc w:val="center"/>
+        </w:trPr>
+        <w:tc>
+          <w:tcPr>
+            <w:tcW w:w="3068" w:type="dxa"/>
+          </w:tcPr>
+          <w:p>
+            <w:pPr>
+              <w:widowControl/>
+              <w:wordWrap/>
+              <w:autoSpaceDE/>
+              <w:autoSpaceDN/>
+              <w:spacing w:after="160"/>
+              <w:jc w:val="center"/>
+              <w:rPr>
+                <w:rFonts w:ascii="Pretendard" w:eastAsia="Pretendard" w:hAnsi="Pretendard" w:hint="eastAsia"/>
+                <w:sz w:val="24"/>
+              </w:rPr>
+            </w:pPr>
+            <w:r>
+              <w:rPr>
+                <w:rFonts w:ascii="Pretendard" w:eastAsia="Pretendard" w:hAnsi="Pretendard" w:hint="eastAsia"/>
+                <w:sz w:val="24"/>
+              </w:rPr>
+              <w:t>작 성 자</w:t>
+            </w:r>
+          </w:p>
+        </w:tc>
+        <w:tc>
+          <w:tcPr>
+            <w:tcW w:w="3068" w:type="dxa"/>
+          </w:tcPr>
+          <w:p>
+            <w:pPr>
+              <w:widowControl/>
+              <w:wordWrap/>
+              <w:autoSpaceDE/>
+              <w:autoSpaceDN/>
+              <w:spacing w:after="160"/>
+              <w:jc w:val="center"/>
+              <w:rPr>
+                <w:rFonts w:ascii="Pretendard" w:eastAsia="Pretendard" w:hAnsi="Pretendard" w:hint="eastAsia"/>
+                <w:sz w:val="24"/>
+              </w:rPr>
+            </w:pPr>
+            <w:r>
+              <w:rPr>
+                <w:rFonts w:ascii="Pretendard" w:eastAsia="Pretendard" w:hAnsi="Pretendard" w:hint="eastAsia"/>
+                <w:sz w:val="24"/>
+              </w:rPr>
+              <w:t>하 태 영</w:t>
+            </w:r>
+          </w:p>
+        </w:tc>
+      </w:tr>
+      <w:tr>
+        <w:trPr>
+          <w:trHeight w:val="128"/>
+          <w:jc w:val="center"/>
+        </w:trPr>
+        <w:tc>
+          <w:tcPr>
+            <w:tcW w:w="3068" w:type="dxa"/>
+          </w:tcPr>
+          <w:p>
+            <w:pPr>
+              <w:spacing w:after="160"/>
+              <w:jc w:val="center"/>
+              <w:rPr>
+                <w:rFonts w:ascii="Pretendard" w:eastAsia="Pretendard" w:hAnsi="Pretendard" w:hint="eastAsia"/>
+                <w:sz w:val="24"/>
+              </w:rPr>
+            </w:pPr>
+            <w:r>
+              <w:rPr>
+                <w:rFonts w:ascii="Pretendard" w:eastAsia="Pretendard" w:hAnsi="Pretendard" w:hint="eastAsia"/>
+                <w:sz w:val="24"/>
+              </w:rPr>
+              <w:t>제 출 일</w:t>
+            </w:r>
+          </w:p>
+        </w:tc>
+        <w:tc>
+          <w:tcPr>
+            <w:tcW w:w="3068" w:type="dxa"/>
+          </w:tcPr>
+          <w:p>
+            <w:pPr>
+              <w:spacing w:after="160"/>
+              <w:jc w:val="center"/>
+              <w:rPr>
+                <w:rFonts w:ascii="Pretendard" w:eastAsia="Pretendard" w:hAnsi="Pretendard" w:hint="eastAsia"/>
+                <w:sz w:val="24"/>
+              </w:rPr>
+            </w:pPr>
+            <w:r>
+              <w:rPr>
+                <w:rFonts w:ascii="Pretendard" w:eastAsia="Pretendard" w:hAnsi="Pretendard" w:hint="eastAsia"/>
+                <w:sz w:val="24"/>
+              </w:rPr>
+              <w:t>2025.03.2</w:t>
+            </w:r>
+            <w:r>
+              <w:rPr>
+                <w:rFonts w:ascii="Pretendard" w:eastAsia="Pretendard" w:hAnsi="Pretendard" w:hint="eastAsia"/>
+                <w:sz w:val="24"/>
+              </w:rPr>
+              <w:t>2</w:t>
+            </w:r>
+          </w:p>
+        </w:tc>
+      </w:tr>
+    </w:tbl>
+    <w:p>
+      <w:pPr>
+        <w:widowControl/>
+        <w:wordWrap/>
+        <w:autoSpaceDE/>
+        <w:autoSpaceDN/>
+        <w:rPr>
+          <w:rFonts w:ascii="Pretendard" w:eastAsia="Pretendard" w:hAnsi="Pretendard" w:hint="eastAsia"/>
+          <w:b/>
+          <w:bCs/>
+          <w:sz w:val="24"/>
+        </w:rPr>
+      </w:pPr>
+    </w:p>
+    <w:p>
+      <w:pPr>
+        <w:widowControl/>
+        <w:wordWrap/>
+        <w:autoSpaceDE/>
+        <w:autoSpaceDN/>
+        <w:jc w:val="center"/>
+        <w:rPr>
+          <w:rFonts w:ascii="Pretendard" w:eastAsia="Pretendard" w:hAnsi="Pretendard"/>
+          <w:b/>
+          <w:bCs/>
+          <w:sz w:val="32"/>
+          <w:szCs w:val="32"/>
+        </w:rPr>
+      </w:pPr>
+      <w:r>
+        <w:rPr>
+          <w:rFonts w:ascii="Pretendard" w:eastAsia="Pretendard" w:hAnsi="Pretendard" w:hint="eastAsia"/>
+          <w:b/>
+          <w:bCs/>
+          <w:sz w:val="32"/>
+          <w:szCs w:val="32"/>
+        </w:rPr>
+        <w:t>한림대학교</w:t>
+      </w:r>
+    </w:p>
+    <w:p>
+      <w:pPr>
+        <w:rPr>
+          <w:rFonts w:ascii="Pretendard" w:eastAsia="Pretendard" w:hAnsi="Pretendard"/>
+          <w:b/>
+          <w:bCs/>
+          <w:sz w:val="32"/>
+          <w:szCs w:val="32"/>
+        </w:rPr>
+      </w:pPr>
+      <w:r>
+        <w:rPr>
+          <w:rFonts w:ascii="Pretendard" w:eastAsia="Pretendard" w:hAnsi="Pretendard" w:hint="eastAsia"/>
+          <w:b/>
+          <w:bCs/>
+          <w:sz w:val="32"/>
+          <w:szCs w:val="32"/>
+        </w:rPr>
+        <w:lastRenderedPageBreak/>
+        <w:t>2장 논리와 명제</w:t>
+      </w:r>
+    </w:p>
+    <w:p>
+      <w:pPr>
+        <w:rPr>
+          <w:rFonts w:ascii="Pretendard" w:eastAsia="Pretendard" w:hAnsi="Pretendard"/>
+          <w:b/>
+          <w:bCs/>
+          <w:sz w:val="24"/>
+        </w:rPr>
+      </w:pPr>
+      <w:r>
+        <w:rPr>
+          <w:rFonts w:ascii="Pretendard" w:eastAsia="Pretendard" w:hAnsi="Pretendard" w:hint="eastAsia"/>
+          <w:b/>
+          <w:bCs/>
+          <w:sz w:val="24"/>
+        </w:rPr>
+        <w:t>Part 1. 진위 문제</w:t>
+      </w:r>
+    </w:p>
+    <w:p>
+      <w:pPr>
+        <w:pStyle w:val="a6"/>
+        <w:numPr>
+          <w:ilvl w:val="0"/>
+          <w:numId w:val="2"/>
+        </w:numPr>
+        <w:rPr>
+          <w:rFonts w:ascii="Pretendard" w:eastAsia="Pretendard" w:hAnsi="Pretendard"/>
+          <w:sz w:val="24"/>
+        </w:rPr>
+      </w:pPr>
+      <w:r>
+        <w:rPr>
+          <w:rFonts w:ascii="Pretendard" w:eastAsia="Pretendard" w:hAnsi="Pretendard" w:hint="eastAsia"/>
+          <w:sz w:val="24"/>
+        </w:rPr>
+        <w:t>명제는 참과 거짓 중 하나의 진리값 만을 가진다.</w:t>
+      </w:r>
+    </w:p>
+    <w:p>
+      <w:pPr>
+        <w:pStyle w:val="a6"/>
+        <w:numPr>
+          <w:ilvl w:val="0"/>
+          <w:numId w:val="7"/>
+        </w:numPr>
+        <w:rPr>
+          <w:rFonts w:ascii="Pretendard" w:eastAsia="Pretendard" w:hAnsi="Pretendard"/>
+          <w:sz w:val="24"/>
+        </w:rPr>
+      </w:pPr>
+      <w:r>
+        <w:rPr>
+          <w:rFonts w:ascii="Pretendard" w:eastAsia="Pretendard" w:hAnsi="Pretendard" w:hint="eastAsia"/>
+          <w:sz w:val="24"/>
+        </w:rPr>
+        <w:t>정답 : 맞다</w:t>
+      </w:r>
+    </w:p>
+    <w:p>
+      <w:pPr>
+        <w:pStyle w:val="a6"/>
+        <w:numPr>
+          <w:ilvl w:val="0"/>
+          <w:numId w:val="7"/>
+        </w:numPr>
+        <w:rPr>
+          <w:rFonts w:ascii="Pretendard" w:eastAsia="Pretendard" w:hAnsi="Pretendard"/>
+          <w:sz w:val="24"/>
+        </w:rPr>
+      </w:pPr>
+      <w:r>
+        <w:rPr>
+          <w:rFonts w:ascii="Pretendard" w:eastAsia="Pretendard" w:hAnsi="Pretendard" w:hint="eastAsia"/>
+          <w:sz w:val="24"/>
+        </w:rPr>
+        <w:t>풀이 : 명제란 어떤 문장에 참과 거짓을 명확하게 구분할 수 있기 때문이다.</w:t>
+      </w:r>
+    </w:p>
+    <w:p>
+      <w:pPr>
+        <w:rPr>
+          <w:rFonts w:ascii="Pretendard" w:eastAsia="Pretendard" w:hAnsi="Pretendard"/>
+          <w:sz w:val="24"/>
+        </w:rPr>
+      </w:pPr>
+    </w:p>
+    <w:p>
+      <w:pPr>
+        <w:pStyle w:val="a6"/>
+        <w:numPr>
+          <w:ilvl w:val="0"/>
+          <w:numId w:val="2"/>
+        </w:numPr>
+        <w:rPr>
+          <w:rFonts w:ascii="Pretendard" w:eastAsia="Pretendard" w:hAnsi="Pretendard"/>
+          <w:sz w:val="24"/>
+        </w:rPr>
+      </w:pPr>
+      <w:r>
+        <w:rPr>
+          <w:rFonts w:ascii="Pretendard" w:eastAsia="Pretendard" w:hAnsi="Pretendard" w:hint="eastAsia"/>
+          <w:sz w:val="24"/>
+        </w:rPr>
+        <w:t>3 x 5는 명제에 속한다.</w:t>
+      </w:r>
+    </w:p>
+    <w:p>
+      <w:pPr>
+        <w:pStyle w:val="a6"/>
+        <w:numPr>
+          <w:ilvl w:val="0"/>
+          <w:numId w:val="7"/>
+        </w:numPr>
+        <w:rPr>
+          <w:rFonts w:ascii="Pretendard" w:eastAsia="Pretendard" w:hAnsi="Pretendard"/>
+          <w:sz w:val="24"/>
+        </w:rPr>
+      </w:pPr>
+      <w:r>
+        <w:rPr>
+          <w:rFonts w:ascii="Pretendard" w:eastAsia="Pretendard" w:hAnsi="Pretendard" w:hint="eastAsia"/>
+          <w:sz w:val="24"/>
+        </w:rPr>
+        <w:t>정답 : 틀리다</w:t>
+      </w:r>
+    </w:p>
+    <w:p>
+      <w:pPr>
+        <w:pStyle w:val="a6"/>
+        <w:numPr>
+          <w:ilvl w:val="0"/>
+          <w:numId w:val="7"/>
+        </w:numPr>
+        <w:rPr>
+          <w:rFonts w:ascii="Pretendard" w:eastAsia="Pretendard" w:hAnsi="Pretendard"/>
+          <w:sz w:val="24"/>
+        </w:rPr>
+      </w:pPr>
+      <w:r>
+        <w:rPr>
+          <w:rFonts w:ascii="Pretendard" w:eastAsia="Pretendard" w:hAnsi="Pretendard" w:hint="eastAsia"/>
+          <w:sz w:val="24"/>
+        </w:rPr>
+        <w:t>풀이 : 3 x 5는 참과 거짓을 명확하게 구분할 수 없기 때문이다.</w:t>
+      </w:r>
+    </w:p>
+    <w:p>
+      <w:pPr>
+        <w:pStyle w:val="a6"/>
+        <w:ind w:left="800"/>
+        <w:rPr>
+          <w:rFonts w:ascii="Pretendard" w:eastAsia="Pretendard" w:hAnsi="Pretendard"/>
+          <w:sz w:val="24"/>
+        </w:rPr>
+      </w:pPr>
+      <w:r>
+        <w:rPr>
+          <w:rFonts w:ascii="Pretendard" w:eastAsia="Pretendard" w:hAnsi="Pretendard" w:hint="eastAsia"/>
+          <w:sz w:val="24"/>
+        </w:rPr>
+        <w:t>3 x 5 = 15 이런 식을 참과 거짓 명확하게 구분할 수 있는 식이여야 한다.</w:t>
+      </w:r>
+    </w:p>
+    <w:p>
+      <w:pPr>
+        <w:rPr>
+          <w:rFonts w:ascii="Pretendard" w:eastAsia="Pretendard" w:hAnsi="Pretendard"/>
+          <w:sz w:val="24"/>
+        </w:rPr>
+      </w:pPr>
+    </w:p>
+    <w:p>
+      <w:pPr>
+        <w:rPr>
+          <w:rFonts w:ascii="Pretendard" w:eastAsia="Pretendard" w:hAnsi="Pretendard"/>
+          <w:sz w:val="24"/>
+        </w:rPr>
+      </w:pPr>
+    </w:p>
+    <w:p>
+      <w:pPr>
+        <w:rPr>
+          <w:rFonts w:ascii="Pretendard" w:eastAsia="Pretendard" w:hAnsi="Pretendard"/>
+          <w:b/>
+          <w:bCs/>
+          <w:sz w:val="24"/>
+        </w:rPr>
+      </w:pPr>
+      <w:r>
+        <w:rPr>
+          <w:rFonts w:ascii="Pretendard" w:eastAsia="Pretendard" w:hAnsi="Pretendard" w:hint="eastAsia"/>
+          <w:b/>
+          <w:bCs/>
+          <w:sz w:val="24"/>
+        </w:rPr>
+        <w:t>Part 2. 선택 문제</w:t>
+      </w:r>
+    </w:p>
+    <w:p>
+      <w:pPr>
+        <w:pStyle w:val="a6"/>
+        <w:numPr>
+          <w:ilvl w:val="0"/>
+          <w:numId w:val="4"/>
+        </w:numPr>
+        <w:rPr>
+          <w:rFonts w:ascii="Pretendard" w:eastAsia="Pretendard" w:hAnsi="Pretendard"/>
+          <w:sz w:val="24"/>
+        </w:rPr>
+      </w:pPr>
+      <w:r>
+        <w:rPr>
+          <w:rFonts w:ascii="Pretendard" w:eastAsia="Pretendard" w:hAnsi="Pretendard" w:hint="eastAsia"/>
+          <w:sz w:val="24"/>
+        </w:rPr>
+        <w:t>다음 문장 중에서 명제가 아닌 것은?</w:t>
+      </w:r>
+    </w:p>
+    <w:p>
+      <w:pPr>
+        <w:pStyle w:val="a6"/>
+        <w:numPr>
+          <w:ilvl w:val="1"/>
+          <w:numId w:val="4"/>
+        </w:numPr>
+        <w:rPr>
+          <w:rFonts w:ascii="Pretendard" w:eastAsia="Pretendard" w:hAnsi="Pretendard"/>
+          <w:sz w:val="24"/>
+        </w:rPr>
+      </w:pPr>
+      <w:r>
+        <w:rPr>
+          <w:rFonts w:ascii="Pretendard" w:eastAsia="Pretendard" w:hAnsi="Pretendard" w:hint="eastAsia"/>
+          <w:sz w:val="24"/>
+        </w:rPr>
+        <w:t>혜영이의 몸무게는 48kg이다.</w:t>
+      </w:r>
+    </w:p>
+    <w:p>
+      <w:pPr>
+        <w:pStyle w:val="a6"/>
+        <w:numPr>
+          <w:ilvl w:val="1"/>
+          <w:numId w:val="4"/>
+        </w:numPr>
+        <w:rPr>
+          <w:rFonts w:ascii="Pretendard" w:eastAsia="Pretendard" w:hAnsi="Pretendard"/>
+          <w:sz w:val="24"/>
+        </w:rPr>
+      </w:pPr>
+      <w:r>
+        <w:rPr>
+          <w:rFonts w:ascii="Pretendard" w:eastAsia="Pretendard" w:hAnsi="Pretendard" w:hint="eastAsia"/>
+          <w:sz w:val="24"/>
+        </w:rPr>
+        <w:t>과제물을 빨리 제출하시오.</w:t>
+      </w:r>
+    </w:p>
+    <w:p>
+      <w:pPr>
+        <w:pStyle w:val="a6"/>
+        <w:numPr>
+          <w:ilvl w:val="1"/>
+          <w:numId w:val="4"/>
+        </w:numPr>
+        <w:rPr>
+          <w:rFonts w:ascii="Pretendard" w:eastAsia="Pretendard" w:hAnsi="Pretendard"/>
+          <w:sz w:val="24"/>
+        </w:rPr>
+      </w:pPr>
+      <w:r>
+        <w:rPr>
+          <w:rFonts w:ascii="Pretendard" w:eastAsia="Pretendard" w:hAnsi="Pretendard" w:hint="eastAsia"/>
+          <w:sz w:val="24"/>
+        </w:rPr>
+        <w:t>정수 전체의 집합은 유리수 전체의 집합을 포함한다.</w:t>
+      </w:r>
+    </w:p>
+    <w:p>
+      <w:pPr>
+        <w:pStyle w:val="a6"/>
+        <w:numPr>
+          <w:ilvl w:val="1"/>
+          <w:numId w:val="4"/>
+        </w:numPr>
+        <w:rPr>
+          <w:rFonts w:ascii="Pretendard" w:eastAsia="Pretendard" w:hAnsi="Pretendard"/>
+          <w:sz w:val="24"/>
+        </w:rPr>
+      </w:pPr>
+      <w:r>
+        <w:rPr>
+          <w:rFonts w:ascii="Pretendard" w:eastAsia="Pretendard" w:hAnsi="Pretendard" w:hint="eastAsia"/>
+          <w:sz w:val="24"/>
+        </w:rPr>
+        <w:t>9는 3의 배수이다.</w:t>
+      </w:r>
+    </w:p>
+    <w:p>
+      <w:pPr>
+        <w:pStyle w:val="a6"/>
+        <w:numPr>
+          <w:ilvl w:val="0"/>
+          <w:numId w:val="7"/>
+        </w:numPr>
+        <w:rPr>
+          <w:rFonts w:ascii="Pretendard" w:eastAsia="Pretendard" w:hAnsi="Pretendard"/>
+          <w:sz w:val="24"/>
+        </w:rPr>
+      </w:pPr>
+      <w:r>
+        <w:rPr>
+          <w:rFonts w:ascii="Pretendard" w:eastAsia="Pretendard" w:hAnsi="Pretendard" w:hint="eastAsia"/>
+          <w:sz w:val="24"/>
+        </w:rPr>
+        <w:t>정답 : (2)</w:t>
+      </w:r>
+    </w:p>
+    <w:p>
+      <w:pPr>
+        <w:pStyle w:val="a6"/>
+        <w:numPr>
+          <w:ilvl w:val="0"/>
+          <w:numId w:val="7"/>
+        </w:numPr>
+        <w:rPr>
+          <w:rFonts w:ascii="Pretendard" w:eastAsia="Pretendard" w:hAnsi="Pretendard"/>
+          <w:sz w:val="24"/>
+        </w:rPr>
+      </w:pPr>
+      <w:r>
+        <w:rPr>
+          <w:rFonts w:ascii="Pretendard" w:eastAsia="Pretendard" w:hAnsi="Pretendard" w:hint="eastAsia"/>
+          <w:sz w:val="24"/>
+        </w:rPr>
+        <w:t>풀이 : (2)</w:t>
+      </w:r>
+      <w:r>
+        <w:rPr>
+          <w:rFonts w:ascii="Pretendard" w:eastAsia="Pretendard" w:hAnsi="Pretendard" w:hint="eastAsia"/>
+          <w:sz w:val="24"/>
+        </w:rPr>
+        <w:t>번은</w:t>
+      </w:r>
+      <w:r>
+        <w:rPr>
+          <w:rFonts w:ascii="Pretendard" w:eastAsia="Pretendard" w:hAnsi="Pretendard" w:hint="eastAsia"/>
+          <w:sz w:val="24"/>
+        </w:rPr>
+        <w:t xml:space="preserve"> 참과 거짓이 명확하게 구분되지 않기 때문이다.</w:t>
+      </w:r>
+    </w:p>
+    <w:p>
+      <w:pPr>
+        <w:rPr>
+          <w:rFonts w:ascii="Pretendard" w:eastAsia="Pretendard" w:hAnsi="Pretendard"/>
+          <w:sz w:val="24"/>
+        </w:rPr>
+      </w:pPr>
+    </w:p>
+    <w:p>
+      <w:pPr>
+        <w:pStyle w:val="a6"/>
+        <w:numPr>
+          <w:ilvl w:val="0"/>
+          <w:numId w:val="4"/>
+        </w:numPr>
+        <w:rPr>
+          <w:rFonts w:ascii="Pretendard" w:eastAsia="Pretendard" w:hAnsi="Pretendard"/>
+          <w:sz w:val="24"/>
+        </w:rPr>
+      </w:pPr>
+      <w:r>
+        <w:rPr>
+          <w:rFonts w:ascii="Pretendard" w:eastAsia="Pretendard" w:hAnsi="Pretendard"/>
+          <w:sz w:val="24"/>
+        </w:rPr>
+        <w:t>‘</w:t>
+      </w:r>
+      <w:r>
+        <w:rPr>
+          <w:rFonts w:ascii="Pretendard" w:eastAsia="Pretendard" w:hAnsi="Pretendard" w:hint="eastAsia"/>
+          <w:sz w:val="24"/>
+        </w:rPr>
+        <w:t>p이면 q이다</w:t>
+      </w:r>
+      <w:r>
+        <w:rPr>
+          <w:rFonts w:ascii="Pretendard" w:eastAsia="Pretendard" w:hAnsi="Pretendard"/>
+          <w:sz w:val="24"/>
+        </w:rPr>
+        <w:t>’</w:t>
+      </w:r>
+      <w:r>
+        <w:rPr>
+          <w:rFonts w:ascii="Pretendard" w:eastAsia="Pretendard" w:hAnsi="Pretendard" w:hint="eastAsia"/>
+          <w:sz w:val="24"/>
+        </w:rPr>
+        <w:t xml:space="preserve"> 라는 명제와 다른 진리값을 가지는 경우는?</w:t>
+      </w:r>
+    </w:p>
+    <w:p>
+      <w:pPr>
+        <w:pStyle w:val="a6"/>
+        <w:numPr>
+          <w:ilvl w:val="1"/>
+          <w:numId w:val="4"/>
+        </w:numPr>
+        <w:rPr>
+          <w:rFonts w:ascii="Pretendard" w:eastAsia="Pretendard" w:hAnsi="Pretendard"/>
+          <w:sz w:val="24"/>
+        </w:rPr>
+      </w:pPr>
+      <w:r>
+        <w:rPr>
+          <w:rFonts w:ascii="Pretendard" w:eastAsia="Pretendard" w:hAnsi="Pretendard" w:hint="eastAsia"/>
+          <w:sz w:val="24"/>
+        </w:rPr>
+        <w:t>p는 q의 충분 조건이다.</w:t>
+      </w:r>
+    </w:p>
+    <w:p>
+      <w:pPr>
+        <w:pStyle w:val="a6"/>
+        <w:numPr>
+          <w:ilvl w:val="1"/>
+          <w:numId w:val="4"/>
+        </w:numPr>
+        <w:rPr>
+          <w:rFonts w:ascii="Pretendard" w:eastAsia="Pretendard" w:hAnsi="Pretendard"/>
+          <w:sz w:val="24"/>
+        </w:rPr>
+      </w:pPr>
+      <w:r>
+        <w:rPr>
+          <w:rFonts w:ascii="Pretendard" w:eastAsia="Pretendard" w:hAnsi="Pretendard" w:hint="eastAsia"/>
+          <w:sz w:val="24"/>
+        </w:rPr>
+        <w:t>q는 p의 필요 조건이다.</w:t>
+      </w:r>
+    </w:p>
+    <w:p>
+      <w:pPr>
+        <w:pStyle w:val="a6"/>
+        <w:numPr>
+          <w:ilvl w:val="1"/>
+          <w:numId w:val="4"/>
+        </w:numPr>
+        <w:rPr>
+          <w:rFonts w:ascii="Pretendard" w:eastAsia="Pretendard" w:hAnsi="Pretendard"/>
+          <w:sz w:val="24"/>
+        </w:rPr>
+      </w:pPr>
+      <w:r>
+        <w:rPr>
+          <w:rFonts w:ascii="Pretendard" w:eastAsia="Pretendard" w:hAnsi="Pretendard" w:hint="eastAsia"/>
+          <w:sz w:val="24"/>
+        </w:rPr>
+        <w:t>p와 q는 쌍방 조건이다.</w:t>
+      </w:r>
+    </w:p>
+    <w:p>
+      <w:pPr>
+        <w:pStyle w:val="a6"/>
+        <w:numPr>
+          <w:ilvl w:val="1"/>
+          <w:numId w:val="4"/>
+        </w:numPr>
+        <w:rPr>
+          <w:rFonts w:ascii="Pretendard" w:eastAsia="Pretendard" w:hAnsi="Pretendard"/>
+          <w:sz w:val="24"/>
+        </w:rPr>
+      </w:pPr>
+      <w:r>
+        <w:rPr>
+          <w:rFonts w:ascii="Pretendard" w:eastAsia="Pretendard" w:hAnsi="Pretendard" w:hint="eastAsia"/>
+          <w:sz w:val="24"/>
+        </w:rPr>
+        <w:t>p는 q를 함축한다.</w:t>
+      </w:r>
+    </w:p>
+    <w:p>
+      <w:pPr>
+        <w:pStyle w:val="a6"/>
+        <w:numPr>
+          <w:ilvl w:val="0"/>
+          <w:numId w:val="7"/>
+        </w:numPr>
+        <w:rPr>
+          <w:rFonts w:ascii="Pretendard" w:eastAsia="Pretendard" w:hAnsi="Pretendard"/>
+          <w:sz w:val="24"/>
+        </w:rPr>
+      </w:pPr>
+      <w:r>
+        <w:rPr>
+          <w:rFonts w:ascii="Pretendard" w:eastAsia="Pretendard" w:hAnsi="Pretendard" w:hint="eastAsia"/>
+          <w:sz w:val="24"/>
+        </w:rPr>
+        <w:t>정답 : (3)</w:t>
+      </w:r>
+    </w:p>
+    <w:p>
+      <w:pPr>
+        <w:pStyle w:val="a6"/>
+        <w:numPr>
+          <w:ilvl w:val="0"/>
+          <w:numId w:val="7"/>
+        </w:numPr>
+        <w:rPr>
+          <w:rFonts w:ascii="Pretendard" w:eastAsia="Pretendard" w:hAnsi="Pretendard"/>
+          <w:sz w:val="24"/>
+        </w:rPr>
+      </w:pPr>
+      <w:r>
+        <w:rPr>
+          <w:rFonts w:ascii="Pretendard" w:eastAsia="Pretendard" w:hAnsi="Pretendard" w:hint="eastAsia"/>
+          <w:sz w:val="24"/>
+        </w:rPr>
+        <w:t xml:space="preserve">풀이 : 쌍방 조건은 </w:t>
+      </w:r>
+      <w:r>
+        <w:rPr>
+          <w:rFonts w:ascii="Pretendard" w:eastAsia="Pretendard" w:hAnsi="Pretendard" w:hint="eastAsia"/>
+          <w:sz w:val="24"/>
+        </w:rPr>
+        <w:t>p, q가 모두 참이거나 거짓일 때 참의 값을 가지고, 그 외에는 거짓의 값을 가지기 때문이다.</w:t>
+      </w:r>
+    </w:p>
+    <w:p>
+      <w:pPr>
+        <w:widowControl/>
+        <w:wordWrap/>
+        <w:autoSpaceDE/>
+        <w:autoSpaceDN/>
+        <w:rPr>
+          <w:rFonts w:ascii="Pretendard" w:eastAsia="Pretendard" w:hAnsi="Pretendard" w:hint="eastAsia"/>
+          <w:sz w:val="24"/>
+        </w:rPr>
+      </w:pPr>
+      <w:r>
+        <w:rPr>
+          <w:rFonts w:ascii="Pretendard" w:eastAsia="Pretendard" w:hAnsi="Pretendard"/>
+          <w:sz w:val="24"/>
+        </w:rPr>
+        <w:br w:type="page"/>
+      </w:r>
+    </w:p>
+    <w:p>
+      <w:pPr>
+        <w:rPr>
+          <w:rFonts w:ascii="Pretendard" w:eastAsia="Pretendard" w:hAnsi="Pretendard"/>
+          <w:b/>
+          <w:bCs/>
+          <w:sz w:val="24"/>
+        </w:rPr>
+      </w:pPr>
+      <w:r>
+        <w:rPr>
+          <w:rFonts w:ascii="Pretendard" w:eastAsia="Pretendard" w:hAnsi="Pretendard" w:hint="eastAsia"/>
+          <w:b/>
+          <w:bCs/>
+          <w:sz w:val="24"/>
+        </w:rPr>
+        <w:lastRenderedPageBreak/>
+        <w:t>Part 3. 주관식 문제</w:t>
+      </w:r>
+    </w:p>
+    <w:p>
+      <w:pPr>
+        <w:pStyle w:val="a6"/>
+        <w:numPr>
+          <w:ilvl w:val="0"/>
+          <w:numId w:val="5"/>
+        </w:numPr>
+        <w:rPr>
+          <w:rFonts w:ascii="Pretendard" w:eastAsia="Pretendard" w:hAnsi="Pretendard"/>
+          <w:sz w:val="24"/>
+        </w:rPr>
+      </w:pPr>
+      <w:r>
+        <w:rPr>
+          <w:rFonts w:ascii="Pretendard" w:eastAsia="Pretendard" w:hAnsi="Pretendard" w:hint="eastAsia"/>
+          <w:sz w:val="24"/>
+        </w:rPr>
+        <w:t>다음 문장 중에서 명제인 문장을 구별하고, 명제일 경우 그 명제의 참 또는 거짓을 판별하시오.</w:t>
+      </w:r>
+    </w:p>
+    <w:p>
+      <w:pPr>
+        <w:pStyle w:val="a6"/>
+        <w:numPr>
+          <w:ilvl w:val="0"/>
+          <w:numId w:val="6"/>
+        </w:numPr>
+        <w:rPr>
+          <w:rFonts w:ascii="Pretendard" w:eastAsia="Pretendard" w:hAnsi="Pretendard"/>
+          <w:sz w:val="24"/>
+        </w:rPr>
+      </w:pPr>
+      <w:r>
+        <w:rPr>
+          <w:rFonts w:ascii="Pretendard" w:eastAsia="Pretendard" w:hAnsi="Pretendard" w:hint="eastAsia"/>
+          <w:sz w:val="24"/>
+        </w:rPr>
+        <w:t>x + y = 5</w:t>
+      </w:r>
+    </w:p>
+    <w:p>
+      <w:pPr>
+        <w:pStyle w:val="a6"/>
+        <w:numPr>
+          <w:ilvl w:val="0"/>
+          <w:numId w:val="6"/>
+        </w:numPr>
+        <w:rPr>
+          <w:rFonts w:ascii="Pretendard" w:eastAsia="Pretendard" w:hAnsi="Pretendard"/>
+          <w:sz w:val="24"/>
+        </w:rPr>
+      </w:pPr>
+      <w:r>
+        <w:rPr>
+          <w:rFonts w:ascii="Pretendard" w:eastAsia="Pretendard" w:hAnsi="Pretendard" w:hint="eastAsia"/>
+          <w:sz w:val="24"/>
+        </w:rPr>
+        <w:t>사과는 과일에 속한다.</w:t>
+      </w:r>
+    </w:p>
+    <w:p>
+      <w:pPr>
+        <w:pStyle w:val="a6"/>
+        <w:numPr>
+          <w:ilvl w:val="0"/>
+          <w:numId w:val="6"/>
+        </w:numPr>
+        <w:rPr>
+          <w:rFonts w:ascii="Pretendard" w:eastAsia="Pretendard" w:hAnsi="Pretendard"/>
+          <w:sz w:val="24"/>
+        </w:rPr>
+      </w:pPr>
+      <w:r>
+        <w:rPr>
+          <w:rFonts w:ascii="Pretendard" w:eastAsia="Pretendard" w:hAnsi="Pretendard" w:hint="eastAsia"/>
+          <w:sz w:val="24"/>
+        </w:rPr>
+        <w:t>물은 수소와 탄소로 되어 있다.</w:t>
+      </w:r>
+    </w:p>
+    <w:p>
+      <w:pPr>
+        <w:pStyle w:val="a6"/>
+        <w:numPr>
+          <w:ilvl w:val="0"/>
+          <w:numId w:val="6"/>
+        </w:numPr>
+        <w:rPr>
+          <w:rFonts w:ascii="Pretendard" w:eastAsia="Pretendard" w:hAnsi="Pretendard"/>
+          <w:sz w:val="24"/>
+        </w:rPr>
+      </w:pPr>
+      <w:r>
+        <w:rPr>
+          <w:rFonts w:ascii="Pretendard" w:eastAsia="Pretendard" w:hAnsi="Pretendard" w:hint="eastAsia"/>
+          <w:sz w:val="24"/>
+        </w:rPr>
+        <w:t>x가 음의 정수일 때 | x | &gt; x이다.</w:t>
+      </w:r>
+    </w:p>
+    <w:p>
+      <w:pPr>
+        <w:pStyle w:val="a6"/>
+        <w:numPr>
+          <w:ilvl w:val="0"/>
+          <w:numId w:val="7"/>
+        </w:numPr>
+        <w:rPr>
+          <w:rFonts w:ascii="Pretendard" w:eastAsia="Pretendard" w:hAnsi="Pretendard"/>
+          <w:sz w:val="24"/>
+        </w:rPr>
+      </w:pPr>
+      <w:r>
+        <w:rPr>
+          <w:rFonts w:ascii="Pretendard" w:eastAsia="Pretendard" w:hAnsi="Pretendard" w:hint="eastAsia"/>
+          <w:sz w:val="24"/>
+        </w:rPr>
+        <w:t>정답</w:t>
+      </w:r>
+    </w:p>
+    <w:p>
+      <w:pPr>
+        <w:pStyle w:val="a6"/>
+        <w:numPr>
+          <w:ilvl w:val="1"/>
+          <w:numId w:val="7"/>
+        </w:numPr>
+        <w:rPr>
+          <w:rFonts w:ascii="Pretendard" w:eastAsia="Pretendard" w:hAnsi="Pretendard"/>
+          <w:sz w:val="24"/>
+        </w:rPr>
+      </w:pPr>
+      <w:r>
+        <w:rPr>
+          <w:rFonts w:ascii="Pretendard" w:eastAsia="Pretendard" w:hAnsi="Pretendard" w:hint="eastAsia"/>
+          <w:sz w:val="24"/>
+        </w:rPr>
+        <w:t>(1)번은 명제가 아니다.</w:t>
+      </w:r>
+    </w:p>
+    <w:p>
+      <w:pPr>
+        <w:pStyle w:val="a6"/>
+        <w:numPr>
+          <w:ilvl w:val="1"/>
+          <w:numId w:val="7"/>
+        </w:numPr>
+        <w:rPr>
+          <w:rFonts w:ascii="Pretendard" w:eastAsia="Pretendard" w:hAnsi="Pretendard"/>
+          <w:sz w:val="24"/>
+        </w:rPr>
+      </w:pPr>
+      <w:r>
+        <w:rPr>
+          <w:rFonts w:ascii="Pretendard" w:eastAsia="Pretendard" w:hAnsi="Pretendard" w:hint="eastAsia"/>
+          <w:sz w:val="24"/>
+        </w:rPr>
+        <w:t>(2)번은 명제이고, 참이다.</w:t>
+      </w:r>
+    </w:p>
+    <w:p>
+      <w:pPr>
+        <w:pStyle w:val="a6"/>
+        <w:numPr>
+          <w:ilvl w:val="1"/>
+          <w:numId w:val="7"/>
+        </w:numPr>
+        <w:rPr>
+          <w:rFonts w:ascii="Pretendard" w:eastAsia="Pretendard" w:hAnsi="Pretendard"/>
+          <w:sz w:val="24"/>
+        </w:rPr>
+      </w:pPr>
+      <w:r>
+        <w:rPr>
+          <w:rFonts w:ascii="Pretendard" w:eastAsia="Pretendard" w:hAnsi="Pretendard" w:hint="eastAsia"/>
+          <w:sz w:val="24"/>
+        </w:rPr>
+        <w:t>(3)번은 명제이고, 거짓이다.</w:t>
+      </w:r>
+    </w:p>
+    <w:p>
+      <w:pPr>
+        <w:pStyle w:val="a6"/>
+        <w:numPr>
+          <w:ilvl w:val="1"/>
+          <w:numId w:val="7"/>
+        </w:numPr>
+        <w:rPr>
+          <w:rFonts w:ascii="Pretendard" w:eastAsia="Pretendard" w:hAnsi="Pretendard"/>
+          <w:sz w:val="24"/>
+        </w:rPr>
+      </w:pPr>
+      <w:r>
+        <w:rPr>
+          <w:rFonts w:ascii="Pretendard" w:eastAsia="Pretendard" w:hAnsi="Pretendard" w:hint="eastAsia"/>
+          <w:sz w:val="24"/>
+        </w:rPr>
+        <w:t>(4)번은 명제이고, 참이다.</w:t>
+      </w:r>
+    </w:p>
+    <w:p>
+      <w:pPr>
+        <w:pStyle w:val="a6"/>
+        <w:numPr>
+          <w:ilvl w:val="0"/>
+          <w:numId w:val="7"/>
+        </w:numPr>
+        <w:rPr>
+          <w:rFonts w:ascii="Pretendard" w:eastAsia="Pretendard" w:hAnsi="Pretendard"/>
+          <w:sz w:val="24"/>
+        </w:rPr>
+      </w:pPr>
+      <w:r>
+        <w:rPr>
+          <w:rFonts w:ascii="Pretendard" w:eastAsia="Pretendard" w:hAnsi="Pretendard" w:hint="eastAsia"/>
+          <w:sz w:val="24"/>
+        </w:rPr>
+        <w:t>풀이</w:t>
+      </w:r>
+    </w:p>
+    <w:p>
+      <w:pPr>
+        <w:pStyle w:val="a6"/>
+        <w:numPr>
+          <w:ilvl w:val="1"/>
+          <w:numId w:val="7"/>
+        </w:numPr>
+        <w:rPr>
+          <w:rFonts w:ascii="Pretendard" w:eastAsia="Pretendard" w:hAnsi="Pretendard"/>
+          <w:sz w:val="24"/>
+        </w:rPr>
+      </w:pPr>
+      <w:r>
+        <w:rPr>
+          <w:rFonts w:ascii="Pretendard" w:eastAsia="Pretendard" w:hAnsi="Pretendard" w:hint="eastAsia"/>
+          <w:sz w:val="24"/>
+        </w:rPr>
+        <w:t>(1)번은 x, y의 값을 알 수 없기 때문에, 참과 거짓을 명확하게 판단할 수 없으므로 명제가 아니다.</w:t>
+      </w:r>
+    </w:p>
+    <w:p>
+      <w:pPr>
+        <w:pStyle w:val="a6"/>
+        <w:numPr>
+          <w:ilvl w:val="1"/>
+          <w:numId w:val="7"/>
+        </w:numPr>
+        <w:rPr>
+          <w:rFonts w:ascii="Pretendard" w:eastAsia="Pretendard" w:hAnsi="Pretendard"/>
+          <w:sz w:val="24"/>
+        </w:rPr>
+      </w:pPr>
+      <w:r>
+        <w:rPr>
+          <w:rFonts w:ascii="Pretendard" w:eastAsia="Pretendard" w:hAnsi="Pretendard" w:hint="eastAsia"/>
+          <w:sz w:val="24"/>
+        </w:rPr>
+        <w:t>(2)번은 참과 거짓을 명확하게 판단할 수 있기 때문에 명제이며, 사과는 과일이기 때문에 참이다.</w:t>
+      </w:r>
+    </w:p>
+    <w:p>
+      <w:pPr>
+        <w:pStyle w:val="a6"/>
+        <w:numPr>
+          <w:ilvl w:val="1"/>
+          <w:numId w:val="7"/>
+        </w:numPr>
+        <w:rPr>
+          <w:rFonts w:ascii="Pretendard" w:eastAsia="Pretendard" w:hAnsi="Pretendard"/>
+          <w:sz w:val="24"/>
+        </w:rPr>
+      </w:pPr>
+      <w:r>
+        <w:rPr>
+          <w:rFonts w:ascii="Pretendard" w:eastAsia="Pretendard" w:hAnsi="Pretendard" w:hint="eastAsia"/>
+          <w:sz w:val="24"/>
+        </w:rPr>
+        <w:t>(3)번은 참과 거짓을 명확하게 판단할 수 있기 때문에 명제이며, 물은 수소와 산소로 되어 있기 때문에 거짓이다.</w:t>
+      </w:r>
+    </w:p>
+    <w:p>
+      <w:pPr>
+        <w:pStyle w:val="a6"/>
+        <w:numPr>
+          <w:ilvl w:val="1"/>
+          <w:numId w:val="7"/>
+        </w:numPr>
+        <w:rPr>
+          <w:rFonts w:ascii="Pretendard" w:eastAsia="Pretendard" w:hAnsi="Pretendard"/>
+          <w:sz w:val="24"/>
+        </w:rPr>
+      </w:pPr>
+      <w:r>
+        <w:rPr>
+          <w:rFonts w:ascii="Pretendard" w:eastAsia="Pretendard" w:hAnsi="Pretendard" w:hint="eastAsia"/>
+          <w:sz w:val="24"/>
+        </w:rPr>
+        <w:t>(4)번</w:t>
+      </w:r>
+      <w:r>
+        <w:rPr>
+          <w:rFonts w:ascii="Pretendard" w:eastAsia="Pretendard" w:hAnsi="Pretendard" w:hint="eastAsia"/>
+          <w:sz w:val="24"/>
+        </w:rPr>
+        <w:t>은 참과 거짓을 명확하게 판단할 수 있기 때문에 명제이면, 절대 값</w:t>
+      </w:r>
+      <w:r>
+        <w:rPr>
+          <w:rFonts w:ascii="Pretendard" w:eastAsia="Pretendard" w:hAnsi="Pretendard" w:hint="eastAsia"/>
+          <w:sz w:val="24"/>
+        </w:rPr>
+        <w:t>을 통해 음수가 양수로 변하고, 양수는 음수보다 크기 때문에 참이다.</w:t>
+      </w:r>
     </w:p>
     <w:sectPr>
       <w:pgSz w:w="11906" w:h="16838"/>
-      <w:pgMar w:top="1701" w:right="1440" w:bottom="1440" w:left="1440" w:header="851" w:footer="992" w:gutter="0"/>
+      <w:pgMar w:top="1418" w:right="1418" w:bottom="1418" w:left="1418" w:header="851" w:footer="992" w:gutter="0"/>
       <w:cols w:space="425"/>
       <w:docGrid w:linePitch="360"/>
     </w:sectPr>
   </w:body>
 </w:document>
+</file>
+
+<file path=word/numbering.xml><?xml version="1.0" encoding="utf-8"?>
+<w:numbering xmlns:wpc="http://schemas.microsoft.com/office/word/2010/wordprocessingCanvas" xmlns:cx="http://schemas.microsoft.com/office/drawing/2014/chartex" xmlns:cx1="http://schemas.microsoft.com/office/drawing/2015/9/8/chartex" xmlns:cx2="http://schemas.microsoft.com/office/drawing/2015/10/21/chartex" xmlns:cx3="http://schemas.microsoft.com/office/drawing/2016/5/9/chartex" xmlns:cx4="http://schemas.microsoft.com/office/drawing/2016/5/10/chartex" xmlns:cx5="http://schemas.microsoft.com/office/drawing/2016/5/11/chartex" xmlns:cx6="http://schemas.microsoft.com/office/drawing/2016/5/12/chartex" xmlns:cx7="http://schemas.microsoft.com/office/drawing/2016/5/13/chartex" xmlns:cx8="http://schemas.microsoft.com/office/drawing/2016/5/14/chartex" xmlns:mc="http://schemas.openxmlformats.org/markup-compatibility/2006" xmlns:aink="http://schemas.microsoft.com/office/drawing/2016/ink" xmlns:am3d="http://schemas.microsoft.com/office/drawing/2017/model3d" xmlns:o="urn:schemas-microsoft-com:office:office" xmlns:oel="http://schemas.microsoft.com/office/2019/extlst" xmlns:r="http://schemas.openxmlformats.org/officeDocument/2006/relationships" xmlns:m="http://schemas.openxmlformats.org/officeDocument/2006/math" xmlns:v="urn:schemas-microsoft-com:vml" xmlns:wp14="http://schemas.microsoft.com/office/word/2010/wordprocessingDrawing" xmlns:wp="http://schemas.openxmlformats.org/drawingml/2006/wordprocessingDrawing" xmlns:w10="urn:schemas-microsoft-com:office:word" xmlns:w="http://schemas.openxmlformats.org/wordprocessingml/2006/main" xmlns:w14="http://schemas.microsoft.com/office/word/2010/wordml" xmlns:w15="http://schemas.microsoft.com/office/word/2012/wordml" xmlns:w16cex="http://schemas.microsoft.com/office/word/2018/wordml/cex" xmlns:w16cid="http://schemas.microsoft.com/office/word/2016/wordml/cid" xmlns:w16="http://schemas.microsoft.com/office/word/2018/wordml" xmlns:w16du="http://schemas.microsoft.com/office/word/2023/wordml/word16du" xmlns:w16sdtdh="http://schemas.microsoft.com/office/word/2020/wordml/sdtdatahash" xmlns:w16sdtfl="http://schemas.microsoft.com/office/word/2024/wordml/sdtformatlock" xmlns:w16se="http://schemas.microsoft.com/office/word/2015/wordml/symex" xmlns:wpg="http://schemas.microsoft.com/office/word/2010/wordprocessingGroup" xmlns:wpi="http://schemas.microsoft.com/office/word/2010/wordprocessingInk" xmlns:wne="http://schemas.microsoft.com/office/word/2006/wordml" xmlns:wps="http://schemas.microsoft.com/office/word/2010/wordprocessingShape" mc:Ignorable="w14 w15 w16se w16cid w16 w16cex w16sdtdh w16sdtfl w16du wp14">
+  <w:abstractNum w:abstractNumId="0" w15:restartNumberingAfterBreak="0">
+    <w:nsid w:val="1D5A2B1F"/>
+    <w:multiLevelType w:val="hybridMultilevel"/>
+    <w:tmpl w:val="2B64FEEC"/>
+    <w:lvl w:ilvl="0" w:tplc="54FCC326">
+      <w:start w:val="1"/>
+      <w:numFmt w:val="bullet"/>
+      <w:lvlText w:val=""/>
+      <w:lvlJc w:val="left"/>
+      <w:pPr>
+        <w:ind w:left="1160" w:hanging="360"/>
+      </w:pPr>
+      <w:rPr>
+        <w:rFonts w:ascii="Wingdings" w:eastAsiaTheme="minorEastAsia" w:hAnsi="Wingdings" w:cstheme="minorBidi" w:hint="default"/>
+      </w:rPr>
+    </w:lvl>
+    <w:lvl w:ilvl="1" w:tplc="04090003" w:tentative="1">
+      <w:start w:val="1"/>
+      <w:numFmt w:val="bullet"/>
+      <w:lvlText w:val=""/>
+      <w:lvlJc w:val="left"/>
+      <w:pPr>
+        <w:ind w:left="1680" w:hanging="440"/>
+      </w:pPr>
+      <w:rPr>
+        <w:rFonts w:ascii="Wingdings" w:hAnsi="Wingdings" w:hint="default"/>
+      </w:rPr>
+    </w:lvl>
+    <w:lvl w:ilvl="2" w:tplc="04090005" w:tentative="1">
+      <w:start w:val="1"/>
+      <w:numFmt w:val="bullet"/>
+      <w:lvlText w:val=""/>
+      <w:lvlJc w:val="left"/>
+      <w:pPr>
+        <w:ind w:left="2120" w:hanging="440"/>
+      </w:pPr>
+      <w:rPr>
+        <w:rFonts w:ascii="Wingdings" w:hAnsi="Wingdings" w:hint="default"/>
+      </w:rPr>
+    </w:lvl>
+    <w:lvl w:ilvl="3" w:tplc="04090001" w:tentative="1">
+      <w:start w:val="1"/>
+      <w:numFmt w:val="bullet"/>
+      <w:lvlText w:val=""/>
+      <w:lvlJc w:val="left"/>
+      <w:pPr>
+        <w:ind w:left="2560" w:hanging="440"/>
+      </w:pPr>
+      <w:rPr>
+        <w:rFonts w:ascii="Wingdings" w:hAnsi="Wingdings" w:hint="default"/>
+      </w:rPr>
+    </w:lvl>
+    <w:lvl w:ilvl="4" w:tplc="04090003" w:tentative="1">
+      <w:start w:val="1"/>
+      <w:numFmt w:val="bullet"/>
+      <w:lvlText w:val=""/>
+      <w:lvlJc w:val="left"/>
+      <w:pPr>
+        <w:ind w:left="3000" w:hanging="440"/>
+      </w:pPr>
+      <w:rPr>
+        <w:rFonts w:ascii="Wingdings" w:hAnsi="Wingdings" w:hint="default"/>
+      </w:rPr>
+    </w:lvl>
+    <w:lvl w:ilvl="5" w:tplc="04090005" w:tentative="1">
+      <w:start w:val="1"/>
+      <w:numFmt w:val="bullet"/>
+      <w:lvlText w:val=""/>
+      <w:lvlJc w:val="left"/>
+      <w:pPr>
+        <w:ind w:left="3440" w:hanging="440"/>
+      </w:pPr>
+      <w:rPr>
+        <w:rFonts w:ascii="Wingdings" w:hAnsi="Wingdings" w:hint="default"/>
+      </w:rPr>
+    </w:lvl>
+    <w:lvl w:ilvl="6" w:tplc="04090001" w:tentative="1">
+      <w:start w:val="1"/>
+      <w:numFmt w:val="bullet"/>
+      <w:lvlText w:val=""/>
+      <w:lvlJc w:val="left"/>
+      <w:pPr>
+        <w:ind w:left="3880" w:hanging="440"/>
+      </w:pPr>
+      <w:rPr>
+        <w:rFonts w:ascii="Wingdings" w:hAnsi="Wingdings" w:hint="default"/>
+      </w:rPr>
+    </w:lvl>
+    <w:lvl w:ilvl="7" w:tplc="04090003" w:tentative="1">
+      <w:start w:val="1"/>
+      <w:numFmt w:val="bullet"/>
+      <w:lvlText w:val=""/>
+      <w:lvlJc w:val="left"/>
+      <w:pPr>
+        <w:ind w:left="4320" w:hanging="440"/>
+      </w:pPr>
+      <w:rPr>
+        <w:rFonts w:ascii="Wingdings" w:hAnsi="Wingdings" w:hint="default"/>
+      </w:rPr>
+    </w:lvl>
+    <w:lvl w:ilvl="8" w:tplc="04090005" w:tentative="1">
+      <w:start w:val="1"/>
+      <w:numFmt w:val="bullet"/>
+      <w:lvlText w:val=""/>
+      <w:lvlJc w:val="left"/>
+      <w:pPr>
+        <w:ind w:left="4760" w:hanging="440"/>
+      </w:pPr>
+      <w:rPr>
+        <w:rFonts w:ascii="Wingdings" w:hAnsi="Wingdings" w:hint="default"/>
+      </w:rPr>
+    </w:lvl>
+  </w:abstractNum>
+  <w:abstractNum w:abstractNumId="1" w15:restartNumberingAfterBreak="0">
+    <w:nsid w:val="20330120"/>
+    <w:multiLevelType w:val="hybridMultilevel"/>
+    <w:tmpl w:val="6A48B454"/>
+    <w:lvl w:ilvl="0" w:tplc="BA3C1CE4">
+      <w:start w:val="1"/>
+      <w:numFmt w:val="decimal"/>
+      <w:lvlText w:val="%1."/>
+      <w:lvlJc w:val="left"/>
+      <w:pPr>
+        <w:ind w:left="800" w:hanging="360"/>
+      </w:pPr>
+      <w:rPr>
+        <w:rFonts w:hint="default"/>
+      </w:rPr>
+    </w:lvl>
+    <w:lvl w:ilvl="1" w:tplc="9FE233B6">
+      <w:start w:val="1"/>
+      <w:numFmt w:val="decimal"/>
+      <w:lvlText w:val="(%2)"/>
+      <w:lvlJc w:val="left"/>
+      <w:pPr>
+        <w:ind w:left="1320" w:hanging="440"/>
+      </w:pPr>
+      <w:rPr>
+        <w:rFonts w:asciiTheme="minorHAnsi" w:eastAsiaTheme="minorEastAsia" w:hAnsiTheme="minorHAnsi" w:cstheme="minorBidi"/>
+      </w:rPr>
+    </w:lvl>
+    <w:lvl w:ilvl="2" w:tplc="0409001B" w:tentative="1">
+      <w:start w:val="1"/>
+      <w:numFmt w:val="lowerRoman"/>
+      <w:lvlText w:val="%3."/>
+      <w:lvlJc w:val="right"/>
+      <w:pPr>
+        <w:ind w:left="1760" w:hanging="440"/>
+      </w:pPr>
+    </w:lvl>
+    <w:lvl w:ilvl="3" w:tplc="0409000F" w:tentative="1">
+      <w:start w:val="1"/>
+      <w:numFmt w:val="decimal"/>
+      <w:lvlText w:val="%4."/>
+      <w:lvlJc w:val="left"/>
+      <w:pPr>
+        <w:ind w:left="2200" w:hanging="440"/>
+      </w:pPr>
+    </w:lvl>
+    <w:lvl w:ilvl="4" w:tplc="04090019" w:tentative="1">
+      <w:start w:val="1"/>
+      <w:numFmt w:val="upperLetter"/>
+      <w:lvlText w:val="%5."/>
+      <w:lvlJc w:val="left"/>
+      <w:pPr>
+        <w:ind w:left="2640" w:hanging="440"/>
+      </w:pPr>
+    </w:lvl>
+    <w:lvl w:ilvl="5" w:tplc="0409001B" w:tentative="1">
+      <w:start w:val="1"/>
+      <w:numFmt w:val="lowerRoman"/>
+      <w:lvlText w:val="%6."/>
+      <w:lvlJc w:val="right"/>
+      <w:pPr>
+        <w:ind w:left="3080" w:hanging="440"/>
+      </w:pPr>
+    </w:lvl>
+    <w:lvl w:ilvl="6" w:tplc="0409000F" w:tentative="1">
+      <w:start w:val="1"/>
+      <w:numFmt w:val="decimal"/>
+      <w:lvlText w:val="%7."/>
+      <w:lvlJc w:val="left"/>
+      <w:pPr>
+        <w:ind w:left="3520" w:hanging="440"/>
+      </w:pPr>
+    </w:lvl>
+    <w:lvl w:ilvl="7" w:tplc="04090019" w:tentative="1">
+      <w:start w:val="1"/>
+      <w:numFmt w:val="upperLetter"/>
+      <w:lvlText w:val="%8."/>
+      <w:lvlJc w:val="left"/>
+      <w:pPr>
+        <w:ind w:left="3960" w:hanging="440"/>
+      </w:pPr>
+    </w:lvl>
+    <w:lvl w:ilvl="8" w:tplc="0409001B" w:tentative="1">
+      <w:start w:val="1"/>
+      <w:numFmt w:val="lowerRoman"/>
+      <w:lvlText w:val="%9."/>
+      <w:lvlJc w:val="right"/>
+      <w:pPr>
+        <w:ind w:left="4400" w:hanging="440"/>
+      </w:pPr>
+    </w:lvl>
+  </w:abstractNum>
+  <w:abstractNum w:abstractNumId="2" w15:restartNumberingAfterBreak="0">
+    <w:nsid w:val="31A83769"/>
+    <w:multiLevelType w:val="hybridMultilevel"/>
+    <w:tmpl w:val="DBDAD3C0"/>
+    <w:lvl w:ilvl="0" w:tplc="ECB81466">
+      <w:start w:val="1"/>
+      <w:numFmt w:val="bullet"/>
+      <w:lvlText w:val=""/>
+      <w:lvlJc w:val="left"/>
+      <w:pPr>
+        <w:ind w:left="800" w:hanging="360"/>
+      </w:pPr>
+      <w:rPr>
+        <w:rFonts w:ascii="Wingdings" w:eastAsiaTheme="minorEastAsia" w:hAnsi="Wingdings" w:cstheme="minorBidi" w:hint="default"/>
+      </w:rPr>
+    </w:lvl>
+    <w:lvl w:ilvl="1" w:tplc="04090003">
+      <w:start w:val="1"/>
+      <w:numFmt w:val="bullet"/>
+      <w:lvlText w:val=""/>
+      <w:lvlJc w:val="left"/>
+      <w:pPr>
+        <w:ind w:left="1320" w:hanging="440"/>
+      </w:pPr>
+      <w:rPr>
+        <w:rFonts w:ascii="Wingdings" w:hAnsi="Wingdings" w:hint="default"/>
+      </w:rPr>
+    </w:lvl>
+    <w:lvl w:ilvl="2" w:tplc="04090005">
+      <w:start w:val="1"/>
+      <w:numFmt w:val="bullet"/>
+      <w:lvlText w:val=""/>
+      <w:lvlJc w:val="left"/>
+      <w:pPr>
+        <w:ind w:left="1760" w:hanging="440"/>
+      </w:pPr>
+      <w:rPr>
+        <w:rFonts w:ascii="Wingdings" w:hAnsi="Wingdings" w:hint="default"/>
+      </w:rPr>
+    </w:lvl>
+    <w:lvl w:ilvl="3" w:tplc="04090001" w:tentative="1">
+      <w:start w:val="1"/>
+      <w:numFmt w:val="bullet"/>
+      <w:lvlText w:val=""/>
+      <w:lvlJc w:val="left"/>
+      <w:pPr>
+        <w:ind w:left="2200" w:hanging="440"/>
+      </w:pPr>
+      <w:rPr>
+        <w:rFonts w:ascii="Wingdings" w:hAnsi="Wingdings" w:hint="default"/>
+      </w:rPr>
+    </w:lvl>
+    <w:lvl w:ilvl="4" w:tplc="04090003" w:tentative="1">
+      <w:start w:val="1"/>
+      <w:numFmt w:val="bullet"/>
+      <w:lvlText w:val=""/>
+      <w:lvlJc w:val="left"/>
+      <w:pPr>
+        <w:ind w:left="2640" w:hanging="440"/>
+      </w:pPr>
+      <w:rPr>
+        <w:rFonts w:ascii="Wingdings" w:hAnsi="Wingdings" w:hint="default"/>
+      </w:rPr>
+    </w:lvl>
+    <w:lvl w:ilvl="5" w:tplc="04090005" w:tentative="1">
+      <w:start w:val="1"/>
+      <w:numFmt w:val="bullet"/>
+      <w:lvlText w:val=""/>
+      <w:lvlJc w:val="left"/>
+      <w:pPr>
+        <w:ind w:left="3080" w:hanging="440"/>
+      </w:pPr>
+      <w:rPr>
+        <w:rFonts w:ascii="Wingdings" w:hAnsi="Wingdings" w:hint="default"/>
+      </w:rPr>
+    </w:lvl>
+    <w:lvl w:ilvl="6" w:tplc="04090001" w:tentative="1">
+      <w:start w:val="1"/>
+      <w:numFmt w:val="bullet"/>
+      <w:lvlText w:val=""/>
+      <w:lvlJc w:val="left"/>
+      <w:pPr>
+        <w:ind w:left="3520" w:hanging="440"/>
+      </w:pPr>
+      <w:rPr>
+        <w:rFonts w:ascii="Wingdings" w:hAnsi="Wingdings" w:hint="default"/>
+      </w:rPr>
+    </w:lvl>
+    <w:lvl w:ilvl="7" w:tplc="04090003" w:tentative="1">
+      <w:start w:val="1"/>
+      <w:numFmt w:val="bullet"/>
+      <w:lvlText w:val=""/>
+      <w:lvlJc w:val="left"/>
+      <w:pPr>
+        <w:ind w:left="3960" w:hanging="440"/>
+      </w:pPr>
+      <w:rPr>
+        <w:rFonts w:ascii="Wingdings" w:hAnsi="Wingdings" w:hint="default"/>
+      </w:rPr>
+    </w:lvl>
+    <w:lvl w:ilvl="8" w:tplc="04090005" w:tentative="1">
+      <w:start w:val="1"/>
+      <w:numFmt w:val="bullet"/>
+      <w:lvlText w:val=""/>
+      <w:lvlJc w:val="left"/>
+      <w:pPr>
+        <w:ind w:left="4400" w:hanging="440"/>
+      </w:pPr>
+      <w:rPr>
+        <w:rFonts w:ascii="Wingdings" w:hAnsi="Wingdings" w:hint="default"/>
+      </w:rPr>
+    </w:lvl>
+  </w:abstractNum>
+  <w:abstractNum w:abstractNumId="3" w15:restartNumberingAfterBreak="0">
+    <w:nsid w:val="4CF64089"/>
+    <w:multiLevelType w:val="hybridMultilevel"/>
+    <w:tmpl w:val="E32A5ADA"/>
+    <w:lvl w:ilvl="0" w:tplc="821CEE0C">
+      <w:start w:val="1"/>
+      <w:numFmt w:val="decimal"/>
+      <w:lvlText w:val="(%1)"/>
+      <w:lvlJc w:val="left"/>
+      <w:pPr>
+        <w:ind w:left="1160" w:hanging="360"/>
+      </w:pPr>
+      <w:rPr>
+        <w:rFonts w:hint="default"/>
+      </w:rPr>
+    </w:lvl>
+    <w:lvl w:ilvl="1" w:tplc="04090019" w:tentative="1">
+      <w:start w:val="1"/>
+      <w:numFmt w:val="upperLetter"/>
+      <w:lvlText w:val="%2."/>
+      <w:lvlJc w:val="left"/>
+      <w:pPr>
+        <w:ind w:left="1680" w:hanging="440"/>
+      </w:pPr>
+    </w:lvl>
+    <w:lvl w:ilvl="2" w:tplc="0409001B" w:tentative="1">
+      <w:start w:val="1"/>
+      <w:numFmt w:val="lowerRoman"/>
+      <w:lvlText w:val="%3."/>
+      <w:lvlJc w:val="right"/>
+      <w:pPr>
+        <w:ind w:left="2120" w:hanging="440"/>
+      </w:pPr>
+    </w:lvl>
+    <w:lvl w:ilvl="3" w:tplc="0409000F" w:tentative="1">
+      <w:start w:val="1"/>
+      <w:numFmt w:val="decimal"/>
+      <w:lvlText w:val="%4."/>
+      <w:lvlJc w:val="left"/>
+      <w:pPr>
+        <w:ind w:left="2560" w:hanging="440"/>
+      </w:pPr>
+    </w:lvl>
+    <w:lvl w:ilvl="4" w:tplc="04090019" w:tentative="1">
+      <w:start w:val="1"/>
+      <w:numFmt w:val="upperLetter"/>
+      <w:lvlText w:val="%5."/>
+      <w:lvlJc w:val="left"/>
+      <w:pPr>
+        <w:ind w:left="3000" w:hanging="440"/>
+      </w:pPr>
+    </w:lvl>
+    <w:lvl w:ilvl="5" w:tplc="0409001B" w:tentative="1">
+      <w:start w:val="1"/>
+      <w:numFmt w:val="lowerRoman"/>
+      <w:lvlText w:val="%6."/>
+      <w:lvlJc w:val="right"/>
+      <w:pPr>
+        <w:ind w:left="3440" w:hanging="440"/>
+      </w:pPr>
+    </w:lvl>
+    <w:lvl w:ilvl="6" w:tplc="0409000F" w:tentative="1">
+      <w:start w:val="1"/>
+      <w:numFmt w:val="decimal"/>
+      <w:lvlText w:val="%7."/>
+      <w:lvlJc w:val="left"/>
+      <w:pPr>
+        <w:ind w:left="3880" w:hanging="440"/>
+      </w:pPr>
+    </w:lvl>
+    <w:lvl w:ilvl="7" w:tplc="04090019" w:tentative="1">
+      <w:start w:val="1"/>
+      <w:numFmt w:val="upperLetter"/>
+      <w:lvlText w:val="%8."/>
+      <w:lvlJc w:val="left"/>
+      <w:pPr>
+        <w:ind w:left="4320" w:hanging="440"/>
+      </w:pPr>
+    </w:lvl>
+    <w:lvl w:ilvl="8" w:tplc="0409001B" w:tentative="1">
+      <w:start w:val="1"/>
+      <w:numFmt w:val="lowerRoman"/>
+      <w:lvlText w:val="%9."/>
+      <w:lvlJc w:val="right"/>
+      <w:pPr>
+        <w:ind w:left="4760" w:hanging="440"/>
+      </w:pPr>
+    </w:lvl>
+  </w:abstractNum>
+  <w:abstractNum w:abstractNumId="4" w15:restartNumberingAfterBreak="0">
+    <w:nsid w:val="515C6CCE"/>
+    <w:multiLevelType w:val="hybridMultilevel"/>
+    <w:tmpl w:val="331E81AC"/>
+    <w:lvl w:ilvl="0" w:tplc="0F6E6F8E">
+      <w:start w:val="1"/>
+      <w:numFmt w:val="decimal"/>
+      <w:lvlText w:val="%1."/>
+      <w:lvlJc w:val="left"/>
+      <w:pPr>
+        <w:ind w:left="800" w:hanging="360"/>
+      </w:pPr>
+      <w:rPr>
+        <w:rFonts w:hint="default"/>
+      </w:rPr>
+    </w:lvl>
+    <w:lvl w:ilvl="1" w:tplc="04090019">
+      <w:start w:val="1"/>
+      <w:numFmt w:val="upperLetter"/>
+      <w:lvlText w:val="%2."/>
+      <w:lvlJc w:val="left"/>
+      <w:pPr>
+        <w:ind w:left="1320" w:hanging="440"/>
+      </w:pPr>
+    </w:lvl>
+    <w:lvl w:ilvl="2" w:tplc="0409001B" w:tentative="1">
+      <w:start w:val="1"/>
+      <w:numFmt w:val="lowerRoman"/>
+      <w:lvlText w:val="%3."/>
+      <w:lvlJc w:val="right"/>
+      <w:pPr>
+        <w:ind w:left="1760" w:hanging="440"/>
+      </w:pPr>
+    </w:lvl>
+    <w:lvl w:ilvl="3" w:tplc="0409000F" w:tentative="1">
+      <w:start w:val="1"/>
+      <w:numFmt w:val="decimal"/>
+      <w:lvlText w:val="%4."/>
+      <w:lvlJc w:val="left"/>
+      <w:pPr>
+        <w:ind w:left="2200" w:hanging="440"/>
+      </w:pPr>
+    </w:lvl>
+    <w:lvl w:ilvl="4" w:tplc="04090019" w:tentative="1">
+      <w:start w:val="1"/>
+      <w:numFmt w:val="upperLetter"/>
+      <w:lvlText w:val="%5."/>
+      <w:lvlJc w:val="left"/>
+      <w:pPr>
+        <w:ind w:left="2640" w:hanging="440"/>
+      </w:pPr>
+    </w:lvl>
+    <w:lvl w:ilvl="5" w:tplc="0409001B" w:tentative="1">
+      <w:start w:val="1"/>
+      <w:numFmt w:val="lowerRoman"/>
+      <w:lvlText w:val="%6."/>
+      <w:lvlJc w:val="right"/>
+      <w:pPr>
+        <w:ind w:left="3080" w:hanging="440"/>
+      </w:pPr>
+    </w:lvl>
+    <w:lvl w:ilvl="6" w:tplc="0409000F" w:tentative="1">
+      <w:start w:val="1"/>
+      <w:numFmt w:val="decimal"/>
+      <w:lvlText w:val="%7."/>
+      <w:lvlJc w:val="left"/>
+      <w:pPr>
+        <w:ind w:left="3520" w:hanging="440"/>
+      </w:pPr>
+    </w:lvl>
+    <w:lvl w:ilvl="7" w:tplc="04090019" w:tentative="1">
+      <w:start w:val="1"/>
+      <w:numFmt w:val="upperLetter"/>
+      <w:lvlText w:val="%8."/>
+      <w:lvlJc w:val="left"/>
+      <w:pPr>
+        <w:ind w:left="3960" w:hanging="440"/>
+      </w:pPr>
+    </w:lvl>
+    <w:lvl w:ilvl="8" w:tplc="0409001B" w:tentative="1">
+      <w:start w:val="1"/>
+      <w:numFmt w:val="lowerRoman"/>
+      <w:lvlText w:val="%9."/>
+      <w:lvlJc w:val="right"/>
+      <w:pPr>
+        <w:ind w:left="4400" w:hanging="440"/>
+      </w:pPr>
+    </w:lvl>
+  </w:abstractNum>
+  <w:abstractNum w:abstractNumId="5" w15:restartNumberingAfterBreak="0">
+    <w:nsid w:val="71BF0097"/>
+    <w:multiLevelType w:val="hybridMultilevel"/>
+    <w:tmpl w:val="4B0EA508"/>
+    <w:lvl w:ilvl="0" w:tplc="72C8C2E4">
+      <w:start w:val="1"/>
+      <w:numFmt w:val="decimal"/>
+      <w:lvlText w:val="%1."/>
+      <w:lvlJc w:val="left"/>
+      <w:pPr>
+        <w:ind w:left="800" w:hanging="360"/>
+      </w:pPr>
+      <w:rPr>
+        <w:rFonts w:hint="default"/>
+      </w:rPr>
+    </w:lvl>
+    <w:lvl w:ilvl="1" w:tplc="04090019">
+      <w:start w:val="1"/>
+      <w:numFmt w:val="upperLetter"/>
+      <w:lvlText w:val="%2."/>
+      <w:lvlJc w:val="left"/>
+      <w:pPr>
+        <w:ind w:left="1320" w:hanging="440"/>
+      </w:pPr>
+    </w:lvl>
+    <w:lvl w:ilvl="2" w:tplc="0409001B" w:tentative="1">
+      <w:start w:val="1"/>
+      <w:numFmt w:val="lowerRoman"/>
+      <w:lvlText w:val="%3."/>
+      <w:lvlJc w:val="right"/>
+      <w:pPr>
+        <w:ind w:left="1760" w:hanging="440"/>
+      </w:pPr>
+    </w:lvl>
+    <w:lvl w:ilvl="3" w:tplc="0409000F" w:tentative="1">
+      <w:start w:val="1"/>
+      <w:numFmt w:val="decimal"/>
+      <w:lvlText w:val="%4."/>
+      <w:lvlJc w:val="left"/>
+      <w:pPr>
+        <w:ind w:left="2200" w:hanging="440"/>
+      </w:pPr>
+    </w:lvl>
+    <w:lvl w:ilvl="4" w:tplc="04090019" w:tentative="1">
+      <w:start w:val="1"/>
+      <w:numFmt w:val="upperLetter"/>
+      <w:lvlText w:val="%5."/>
+      <w:lvlJc w:val="left"/>
+      <w:pPr>
+        <w:ind w:left="2640" w:hanging="440"/>
+      </w:pPr>
+    </w:lvl>
+    <w:lvl w:ilvl="5" w:tplc="0409001B" w:tentative="1">
+      <w:start w:val="1"/>
+      <w:numFmt w:val="lowerRoman"/>
+      <w:lvlText w:val="%6."/>
+      <w:lvlJc w:val="right"/>
+      <w:pPr>
+        <w:ind w:left="3080" w:hanging="440"/>
+      </w:pPr>
+    </w:lvl>
+    <w:lvl w:ilvl="6" w:tplc="0409000F" w:tentative="1">
+      <w:start w:val="1"/>
+      <w:numFmt w:val="decimal"/>
+      <w:lvlText w:val="%7."/>
+      <w:lvlJc w:val="left"/>
+      <w:pPr>
+        <w:ind w:left="3520" w:hanging="440"/>
+      </w:pPr>
+    </w:lvl>
+    <w:lvl w:ilvl="7" w:tplc="04090019" w:tentative="1">
+      <w:start w:val="1"/>
+      <w:numFmt w:val="upperLetter"/>
+      <w:lvlText w:val="%8."/>
+      <w:lvlJc w:val="left"/>
+      <w:pPr>
+        <w:ind w:left="3960" w:hanging="440"/>
+      </w:pPr>
+    </w:lvl>
+    <w:lvl w:ilvl="8" w:tplc="0409001B" w:tentative="1">
+      <w:start w:val="1"/>
+      <w:numFmt w:val="lowerRoman"/>
+      <w:lvlText w:val="%9."/>
+      <w:lvlJc w:val="right"/>
+      <w:pPr>
+        <w:ind w:left="4400" w:hanging="440"/>
+      </w:pPr>
+    </w:lvl>
+  </w:abstractNum>
+  <w:abstractNum w:abstractNumId="6" w15:restartNumberingAfterBreak="0">
+    <w:nsid w:val="7A584E4B"/>
+    <w:multiLevelType w:val="hybridMultilevel"/>
+    <w:tmpl w:val="48E4A918"/>
+    <w:lvl w:ilvl="0" w:tplc="D7C06146">
+      <w:start w:val="1"/>
+      <w:numFmt w:val="decimal"/>
+      <w:lvlText w:val="%1."/>
+      <w:lvlJc w:val="left"/>
+      <w:pPr>
+        <w:ind w:left="800" w:hanging="360"/>
+      </w:pPr>
+      <w:rPr>
+        <w:rFonts w:hint="default"/>
+      </w:rPr>
+    </w:lvl>
+    <w:lvl w:ilvl="1" w:tplc="04090019" w:tentative="1">
+      <w:start w:val="1"/>
+      <w:numFmt w:val="upperLetter"/>
+      <w:lvlText w:val="%2."/>
+      <w:lvlJc w:val="left"/>
+      <w:pPr>
+        <w:ind w:left="1320" w:hanging="440"/>
+      </w:pPr>
+    </w:lvl>
+    <w:lvl w:ilvl="2" w:tplc="0409001B" w:tentative="1">
+      <w:start w:val="1"/>
+      <w:numFmt w:val="lowerRoman"/>
+      <w:lvlText w:val="%3."/>
+      <w:lvlJc w:val="right"/>
+      <w:pPr>
+        <w:ind w:left="1760" w:hanging="440"/>
+      </w:pPr>
+    </w:lvl>
+    <w:lvl w:ilvl="3" w:tplc="0409000F" w:tentative="1">
+      <w:start w:val="1"/>
+      <w:numFmt w:val="decimal"/>
+      <w:lvlText w:val="%4."/>
+      <w:lvlJc w:val="left"/>
+      <w:pPr>
+        <w:ind w:left="2200" w:hanging="440"/>
+      </w:pPr>
+    </w:lvl>
+    <w:lvl w:ilvl="4" w:tplc="04090019" w:tentative="1">
+      <w:start w:val="1"/>
+      <w:numFmt w:val="upperLetter"/>
+      <w:lvlText w:val="%5."/>
+      <w:lvlJc w:val="left"/>
+      <w:pPr>
+        <w:ind w:left="2640" w:hanging="440"/>
+      </w:pPr>
+    </w:lvl>
+    <w:lvl w:ilvl="5" w:tplc="0409001B" w:tentative="1">
+      <w:start w:val="1"/>
+      <w:numFmt w:val="lowerRoman"/>
+      <w:lvlText w:val="%6."/>
+      <w:lvlJc w:val="right"/>
+      <w:pPr>
+        <w:ind w:left="3080" w:hanging="440"/>
+      </w:pPr>
+    </w:lvl>
+    <w:lvl w:ilvl="6" w:tplc="0409000F" w:tentative="1">
+      <w:start w:val="1"/>
+      <w:numFmt w:val="decimal"/>
+      <w:lvlText w:val="%7."/>
+      <w:lvlJc w:val="left"/>
+      <w:pPr>
+        <w:ind w:left="3520" w:hanging="440"/>
+      </w:pPr>
+    </w:lvl>
+    <w:lvl w:ilvl="7" w:tplc="04090019" w:tentative="1">
+      <w:start w:val="1"/>
+      <w:numFmt w:val="upperLetter"/>
+      <w:lvlText w:val="%8."/>
+      <w:lvlJc w:val="left"/>
+      <w:pPr>
+        <w:ind w:left="3960" w:hanging="440"/>
+      </w:pPr>
+    </w:lvl>
+    <w:lvl w:ilvl="8" w:tplc="0409001B" w:tentative="1">
+      <w:start w:val="1"/>
+      <w:numFmt w:val="lowerRoman"/>
+      <w:lvlText w:val="%9."/>
+      <w:lvlJc w:val="right"/>
+      <w:pPr>
+        <w:ind w:left="4400" w:hanging="440"/>
+      </w:pPr>
+    </w:lvl>
+  </w:abstractNum>
+  <w:num w:numId="1" w16cid:durableId="930433164">
+    <w:abstractNumId w:val="6"/>
+  </w:num>
+  <w:num w:numId="2" w16cid:durableId="1212569999">
+    <w:abstractNumId w:val="4"/>
+  </w:num>
+  <w:num w:numId="3" w16cid:durableId="847990209">
+    <w:abstractNumId w:val="0"/>
+  </w:num>
+  <w:num w:numId="4" w16cid:durableId="1978105096">
+    <w:abstractNumId w:val="1"/>
+  </w:num>
+  <w:num w:numId="5" w16cid:durableId="1080326990">
+    <w:abstractNumId w:val="5"/>
+  </w:num>
+  <w:num w:numId="6" w16cid:durableId="2113895967">
+    <w:abstractNumId w:val="3"/>
+  </w:num>
+  <w:num w:numId="7" w16cid:durableId="92406399">
+    <w:abstractNumId w:val="2"/>
+  </w:num>
+</w:numbering>
 </file>
 
 <file path=word/styles.xml><?xml version="1.0" encoding="utf-8"?>
@@ -742,7 +2826,6 @@
   <w:style w:type="character" w:default="1" w:styleId="a0">
     <w:name w:val="Default Paragraph Font"/>
     <w:uiPriority w:val="1"/>
-    <w:semiHidden/>
     <w:unhideWhenUsed/>
   </w:style>
   <w:style w:type="table" w:default="1" w:styleId="a1">
@@ -1051,6 +3134,25 @@
       <w:spacing w:val="5"/>
     </w:rPr>
   </w:style>
+  <w:style w:type="table" w:styleId="aa">
+    <w:name w:val="Table Grid"/>
+    <w:basedOn w:val="a1"/>
+    <w:uiPriority w:val="39"/>
+    <w:rsid w:val="00841888"/>
+    <w:pPr>
+      <w:spacing w:after="0"/>
+    </w:pPr>
+    <w:tblPr>
+      <w:tblBorders>
+        <w:top w:val="single" w:sz="4" w:space="0" w:color="auto"/>
+        <w:left w:val="single" w:sz="4" w:space="0" w:color="auto"/>
+        <w:bottom w:val="single" w:sz="4" w:space="0" w:color="auto"/>
+        <w:right w:val="single" w:sz="4" w:space="0" w:color="auto"/>
+        <w:insideH w:val="single" w:sz="4" w:space="0" w:color="auto"/>
+        <w:insideV w:val="single" w:sz="4" w:space="0" w:color="auto"/>
+      </w:tblBorders>
+    </w:tblPr>
+  </w:style>
 </w:styles>
 </file>
 

--- a/task/이산구조론/1차 실습 보고서.docx
+++ b/task/이산구조론/1차 실습 보고서.docx
@@ -14,7 +14,7 @@
         <w:autoSpaceDN/>
         <w:jc w:val="center"/>
         <w:rPr>
-          <w:rFonts w:ascii="Pretendard" w:eastAsia="Pretendard" w:hAnsi="Pretendard" w:hint="eastAsia"/>
+          <w:rFonts w:ascii="Pretendard" w:eastAsia="Pretendard" w:hAnsi="Pretendard"/>
           <w:b/>
           <w:bCs/>
           <w:sz w:val="80"/>
@@ -40,7 +40,7 @@
         <w:autoSpaceDN/>
         <w:jc w:val="center"/>
         <w:rPr>
-          <w:rFonts w:ascii="Pretendard" w:eastAsia="Pretendard" w:hAnsi="Pretendard" w:hint="eastAsia"/>
+          <w:rFonts w:ascii="Pretendard" w:eastAsia="Pretendard" w:hAnsi="Pretendard"/>
           <w:b/>
           <w:bCs/>
           <w:sz w:val="32"/>
@@ -52,11 +52,12 @@
       <w:pPr>
         <w:jc w:val="center"/>
         <w:rPr>
-          <w:rFonts w:ascii="Pretendard" w:eastAsia="Pretendard" w:hAnsi="Pretendard" w:hint="eastAsia"/>
+          <w:rFonts w:ascii="Pretendard" w:eastAsia="Pretendard" w:hAnsi="Pretendard"/>
           <w:sz w:val="32"/>
           <w:szCs w:val="32"/>
         </w:rPr>
       </w:pPr>
+      <w:proofErr w:type="gramStart"/>
       <w:r>
         <w:rPr>
           <w:rFonts w:ascii="Pretendard" w:eastAsia="Pretendard" w:hAnsi="Pretendard" w:hint="eastAsia"/>
@@ -73,7 +74,16 @@
           <w:sz w:val="32"/>
           <w:szCs w:val="32"/>
         </w:rPr>
-        <w:t>문제풀이 2장~6장</w:t>
+        <w:t>문제풀이</w:t>
+      </w:r>
+      <w:proofErr w:type="gramEnd"/>
+      <w:r>
+        <w:rPr>
+          <w:rFonts w:ascii="Pretendard" w:eastAsia="Pretendard" w:hAnsi="Pretendard" w:hint="eastAsia"/>
+          <w:sz w:val="32"/>
+          <w:szCs w:val="32"/>
+        </w:rPr>
+        <w:t xml:space="preserve"> 2장~6장</w:t>
       </w:r>
       <w:r>
         <w:rPr>
@@ -105,7 +115,7 @@
         <w:autoSpaceDE/>
         <w:autoSpaceDN/>
         <w:rPr>
-          <w:rFonts w:ascii="Pretendard" w:eastAsia="Pretendard" w:hAnsi="Pretendard" w:hint="eastAsia"/>
+          <w:rFonts w:ascii="Pretendard" w:eastAsia="Pretendard" w:hAnsi="Pretendard"/>
           <w:sz w:val="24"/>
         </w:rPr>
       </w:pPr>
@@ -118,13 +128,14 @@
         <w:autoSpaceDN/>
         <w:jc w:val="center"/>
         <w:rPr>
-          <w:rFonts w:ascii="Pretendard" w:eastAsia="Pretendard" w:hAnsi="Pretendard" w:hint="eastAsia"/>
-          <w:sz w:val="24"/>
-        </w:rPr>
-      </w:pPr>
-      <w:r>
-        <w:rPr>
-          <w:rFonts w:ascii="Pretendard" w:eastAsia="Pretendard" w:hAnsi="Pretendard"/>
+          <w:rFonts w:ascii="Pretendard" w:eastAsia="Pretendard" w:hAnsi="Pretendard"/>
+          <w:sz w:val="24"/>
+        </w:rPr>
+      </w:pPr>
+      <w:r>
+        <w:rPr>
+          <w:rFonts w:ascii="Pretendard" w:eastAsia="Pretendard" w:hAnsi="Pretendard"/>
+          <w:noProof/>
           <w:sz w:val="24"/>
         </w:rPr>
         <w:drawing>
@@ -177,7 +188,7 @@
         <w:autoSpaceDE/>
         <w:autoSpaceDN/>
         <w:rPr>
-          <w:rFonts w:ascii="Pretendard" w:eastAsia="Pretendard" w:hAnsi="Pretendard" w:hint="eastAsia"/>
+          <w:rFonts w:ascii="Pretendard" w:eastAsia="Pretendard" w:hAnsi="Pretendard"/>
           <w:sz w:val="24"/>
         </w:rPr>
       </w:pPr>
@@ -189,7 +200,7 @@
         <w:autoSpaceDE/>
         <w:autoSpaceDN/>
         <w:rPr>
-          <w:rFonts w:ascii="Pretendard" w:eastAsia="Pretendard" w:hAnsi="Pretendard" w:hint="eastAsia"/>
+          <w:rFonts w:ascii="Pretendard" w:eastAsia="Pretendard" w:hAnsi="Pretendard"/>
           <w:sz w:val="24"/>
         </w:rPr>
       </w:pPr>
@@ -232,7 +243,7 @@
               <w:spacing w:after="160"/>
               <w:jc w:val="center"/>
               <w:rPr>
-                <w:rFonts w:ascii="Pretendard" w:eastAsia="Pretendard" w:hAnsi="Pretendard" w:hint="eastAsia"/>
+                <w:rFonts w:ascii="Pretendard" w:eastAsia="Pretendard" w:hAnsi="Pretendard"/>
                 <w:sz w:val="24"/>
               </w:rPr>
             </w:pPr>
@@ -259,7 +270,7 @@
               <w:spacing w:after="160"/>
               <w:jc w:val="center"/>
               <w:rPr>
-                <w:rFonts w:ascii="Pretendard" w:eastAsia="Pretendard" w:hAnsi="Pretendard" w:hint="eastAsia"/>
+                <w:rFonts w:ascii="Pretendard" w:eastAsia="Pretendard" w:hAnsi="Pretendard"/>
                 <w:sz w:val="24"/>
               </w:rPr>
             </w:pPr>
@@ -292,7 +303,7 @@
               <w:spacing w:after="160"/>
               <w:jc w:val="center"/>
               <w:rPr>
-                <w:rFonts w:ascii="Pretendard" w:eastAsia="Pretendard" w:hAnsi="Pretendard" w:hint="eastAsia"/>
+                <w:rFonts w:ascii="Pretendard" w:eastAsia="Pretendard" w:hAnsi="Pretendard"/>
                 <w:sz w:val="24"/>
               </w:rPr>
             </w:pPr>
@@ -319,7 +330,7 @@
               <w:spacing w:after="160"/>
               <w:jc w:val="center"/>
               <w:rPr>
-                <w:rFonts w:ascii="Pretendard" w:eastAsia="Pretendard" w:hAnsi="Pretendard" w:hint="eastAsia"/>
+                <w:rFonts w:ascii="Pretendard" w:eastAsia="Pretendard" w:hAnsi="Pretendard"/>
                 <w:sz w:val="24"/>
               </w:rPr>
             </w:pPr>
@@ -351,7 +362,7 @@
               <w:spacing w:after="160"/>
               <w:jc w:val="center"/>
               <w:rPr>
-                <w:rFonts w:ascii="Pretendard" w:eastAsia="Pretendard" w:hAnsi="Pretendard" w:hint="eastAsia"/>
+                <w:rFonts w:ascii="Pretendard" w:eastAsia="Pretendard" w:hAnsi="Pretendard"/>
                 <w:sz w:val="24"/>
               </w:rPr>
             </w:pPr>
@@ -377,7 +388,7 @@
               <w:spacing w:after="160"/>
               <w:jc w:val="center"/>
               <w:rPr>
-                <w:rFonts w:ascii="Pretendard" w:eastAsia="Pretendard" w:hAnsi="Pretendard" w:hint="eastAsia"/>
+                <w:rFonts w:ascii="Pretendard" w:eastAsia="Pretendard" w:hAnsi="Pretendard"/>
                 <w:sz w:val="24"/>
               </w:rPr>
             </w:pPr>
@@ -409,7 +420,7 @@
               <w:spacing w:after="160"/>
               <w:jc w:val="center"/>
               <w:rPr>
-                <w:rFonts w:ascii="Pretendard" w:eastAsia="Pretendard" w:hAnsi="Pretendard" w:hint="eastAsia"/>
+                <w:rFonts w:ascii="Pretendard" w:eastAsia="Pretendard" w:hAnsi="Pretendard"/>
                 <w:sz w:val="24"/>
               </w:rPr>
             </w:pPr>
@@ -435,7 +446,7 @@
               <w:spacing w:after="160"/>
               <w:jc w:val="center"/>
               <w:rPr>
-                <w:rFonts w:ascii="Pretendard" w:eastAsia="Pretendard" w:hAnsi="Pretendard" w:hint="eastAsia"/>
+                <w:rFonts w:ascii="Pretendard" w:eastAsia="Pretendard" w:hAnsi="Pretendard"/>
                 <w:sz w:val="24"/>
               </w:rPr>
             </w:pPr>
@@ -467,7 +478,7 @@
               <w:spacing w:after="160"/>
               <w:jc w:val="center"/>
               <w:rPr>
-                <w:rFonts w:ascii="Pretendard" w:eastAsia="Pretendard" w:hAnsi="Pretendard" w:hint="eastAsia"/>
+                <w:rFonts w:ascii="Pretendard" w:eastAsia="Pretendard" w:hAnsi="Pretendard"/>
                 <w:sz w:val="24"/>
               </w:rPr>
             </w:pPr>
@@ -493,7 +504,7 @@
               <w:spacing w:after="160"/>
               <w:jc w:val="center"/>
               <w:rPr>
-                <w:rFonts w:ascii="Pretendard" w:eastAsia="Pretendard" w:hAnsi="Pretendard" w:hint="eastAsia"/>
+                <w:rFonts w:ascii="Pretendard" w:eastAsia="Pretendard" w:hAnsi="Pretendard"/>
                 <w:sz w:val="24"/>
               </w:rPr>
             </w:pPr>
@@ -521,7 +532,7 @@
               <w:spacing w:after="160"/>
               <w:jc w:val="center"/>
               <w:rPr>
-                <w:rFonts w:ascii="Pretendard" w:eastAsia="Pretendard" w:hAnsi="Pretendard" w:hint="eastAsia"/>
+                <w:rFonts w:ascii="Pretendard" w:eastAsia="Pretendard" w:hAnsi="Pretendard"/>
                 <w:sz w:val="24"/>
               </w:rPr>
             </w:pPr>
@@ -543,7 +554,7 @@
               <w:spacing w:after="160"/>
               <w:jc w:val="center"/>
               <w:rPr>
-                <w:rFonts w:ascii="Pretendard" w:eastAsia="Pretendard" w:hAnsi="Pretendard" w:hint="eastAsia"/>
+                <w:rFonts w:ascii="Pretendard" w:eastAsia="Pretendard" w:hAnsi="Pretendard"/>
                 <w:sz w:val="24"/>
               </w:rPr>
             </w:pPr>
@@ -572,7 +583,7 @@
         <w:autoSpaceDE/>
         <w:autoSpaceDN/>
         <w:rPr>
-          <w:rFonts w:ascii="Pretendard" w:eastAsia="Pretendard" w:hAnsi="Pretendard" w:hint="eastAsia"/>
+          <w:rFonts w:ascii="Pretendard" w:eastAsia="Pretendard" w:hAnsi="Pretendard"/>
           <w:b/>
           <w:bCs/>
           <w:sz w:val="24"/>
@@ -663,7 +674,23 @@
           <w:rFonts w:ascii="Pretendard" w:eastAsia="Pretendard" w:hAnsi="Pretendard" w:hint="eastAsia"/>
           <w:sz w:val="24"/>
         </w:rPr>
-        <w:t>명제는 참과 거짓 중 하나의 진리값 만을 가진다.</w:t>
+        <w:t xml:space="preserve">명제는 참과 거짓 중 하나의 </w:t>
+      </w:r>
+      <w:proofErr w:type="spellStart"/>
+      <w:r>
+        <w:rPr>
+          <w:rFonts w:ascii="Pretendard" w:eastAsia="Pretendard" w:hAnsi="Pretendard" w:hint="eastAsia"/>
+          <w:sz w:val="24"/>
+        </w:rPr>
+        <w:t>진리값</w:t>
+      </w:r>
+      <w:proofErr w:type="spellEnd"/>
+      <w:r>
+        <w:rPr>
+          <w:rFonts w:ascii="Pretendard" w:eastAsia="Pretendard" w:hAnsi="Pretendard" w:hint="eastAsia"/>
+          <w:sz w:val="24"/>
+        </w:rPr>
+        <w:t xml:space="preserve"> 만을 가진다.</w:t>
       </w:r>
     </w:p>
     <w:p>
@@ -678,12 +705,21 @@
           <w:sz w:val="24"/>
         </w:rPr>
       </w:pPr>
-      <w:r>
-        <w:rPr>
-          <w:rFonts w:ascii="Pretendard" w:eastAsia="Pretendard" w:hAnsi="Pretendard" w:hint="eastAsia"/>
-          <w:sz w:val="24"/>
-        </w:rPr>
-        <w:t>정답 : 맞다</w:t>
+      <w:proofErr w:type="gramStart"/>
+      <w:r>
+        <w:rPr>
+          <w:rFonts w:ascii="Pretendard" w:eastAsia="Pretendard" w:hAnsi="Pretendard" w:hint="eastAsia"/>
+          <w:sz w:val="24"/>
+        </w:rPr>
+        <w:t>정답 :</w:t>
+      </w:r>
+      <w:proofErr w:type="gramEnd"/>
+      <w:r>
+        <w:rPr>
+          <w:rFonts w:ascii="Pretendard" w:eastAsia="Pretendard" w:hAnsi="Pretendard" w:hint="eastAsia"/>
+          <w:sz w:val="24"/>
+        </w:rPr>
+        <w:t xml:space="preserve"> 맞다</w:t>
       </w:r>
     </w:p>
     <w:p>
@@ -698,12 +734,37 @@
           <w:sz w:val="24"/>
         </w:rPr>
       </w:pPr>
-      <w:r>
-        <w:rPr>
-          <w:rFonts w:ascii="Pretendard" w:eastAsia="Pretendard" w:hAnsi="Pretendard" w:hint="eastAsia"/>
-          <w:sz w:val="24"/>
-        </w:rPr>
-        <w:t>풀이 : 명제란 어떤 문장에 참과 거짓을 명확하게 구분할 수 있기 때문이다.</w:t>
+      <w:proofErr w:type="gramStart"/>
+      <w:r>
+        <w:rPr>
+          <w:rFonts w:ascii="Pretendard" w:eastAsia="Pretendard" w:hAnsi="Pretendard" w:hint="eastAsia"/>
+          <w:sz w:val="24"/>
+        </w:rPr>
+        <w:t>풀이 :</w:t>
+      </w:r>
+      <w:proofErr w:type="gramEnd"/>
+      <w:r>
+        <w:rPr>
+          <w:rFonts w:ascii="Pretendard" w:eastAsia="Pretendard" w:hAnsi="Pretendard" w:hint="eastAsia"/>
+          <w:sz w:val="24"/>
+        </w:rPr>
+        <w:t xml:space="preserve"> </w:t>
+      </w:r>
+      <w:proofErr w:type="spellStart"/>
+      <w:r>
+        <w:rPr>
+          <w:rFonts w:ascii="Pretendard" w:eastAsia="Pretendard" w:hAnsi="Pretendard" w:hint="eastAsia"/>
+          <w:sz w:val="24"/>
+        </w:rPr>
+        <w:t>명제란</w:t>
+      </w:r>
+      <w:proofErr w:type="spellEnd"/>
+      <w:r>
+        <w:rPr>
+          <w:rFonts w:ascii="Pretendard" w:eastAsia="Pretendard" w:hAnsi="Pretendard" w:hint="eastAsia"/>
+          <w:sz w:val="24"/>
+        </w:rPr>
+        <w:t xml:space="preserve"> 어떤 문장에 참과 거짓을 명확하게 구분할 수 있기 때문이다.</w:t>
       </w:r>
     </w:p>
     <w:p>
@@ -746,12 +807,21 @@
           <w:sz w:val="24"/>
         </w:rPr>
       </w:pPr>
-      <w:r>
-        <w:rPr>
-          <w:rFonts w:ascii="Pretendard" w:eastAsia="Pretendard" w:hAnsi="Pretendard" w:hint="eastAsia"/>
-          <w:sz w:val="24"/>
-        </w:rPr>
-        <w:t>정답 : 틀리다</w:t>
+      <w:proofErr w:type="gramStart"/>
+      <w:r>
+        <w:rPr>
+          <w:rFonts w:ascii="Pretendard" w:eastAsia="Pretendard" w:hAnsi="Pretendard" w:hint="eastAsia"/>
+          <w:sz w:val="24"/>
+        </w:rPr>
+        <w:t>정답 :</w:t>
+      </w:r>
+      <w:proofErr w:type="gramEnd"/>
+      <w:r>
+        <w:rPr>
+          <w:rFonts w:ascii="Pretendard" w:eastAsia="Pretendard" w:hAnsi="Pretendard" w:hint="eastAsia"/>
+          <w:sz w:val="24"/>
+        </w:rPr>
+        <w:t xml:space="preserve"> 틀리다</w:t>
       </w:r>
     </w:p>
     <w:p>
@@ -766,12 +836,21 @@
           <w:sz w:val="24"/>
         </w:rPr>
       </w:pPr>
-      <w:r>
-        <w:rPr>
-          <w:rFonts w:ascii="Pretendard" w:eastAsia="Pretendard" w:hAnsi="Pretendard" w:hint="eastAsia"/>
-          <w:sz w:val="24"/>
-        </w:rPr>
-        <w:t>풀이 : 3 x 5는 참과 거짓을 명확하게 구분할 수 없기 때문이다.</w:t>
+      <w:proofErr w:type="gramStart"/>
+      <w:r>
+        <w:rPr>
+          <w:rFonts w:ascii="Pretendard" w:eastAsia="Pretendard" w:hAnsi="Pretendard" w:hint="eastAsia"/>
+          <w:sz w:val="24"/>
+        </w:rPr>
+        <w:t>풀이 :</w:t>
+      </w:r>
+      <w:proofErr w:type="gramEnd"/>
+      <w:r>
+        <w:rPr>
+          <w:rFonts w:ascii="Pretendard" w:eastAsia="Pretendard" w:hAnsi="Pretendard" w:hint="eastAsia"/>
+          <w:sz w:val="24"/>
+        </w:rPr>
+        <w:t xml:space="preserve"> 3 x 5는 참과 거짓을 명확하게 구분할 수 없기 때문이다.</w:t>
       </w:r>
     </w:p>
     <w:p>
@@ -883,7 +962,23 @@
           <w:rFonts w:ascii="Pretendard" w:eastAsia="Pretendard" w:hAnsi="Pretendard" w:hint="eastAsia"/>
           <w:sz w:val="24"/>
         </w:rPr>
-        <w:t>과제물을 빨리 제출하시오.</w:t>
+        <w:t xml:space="preserve">과제물을 빨리 </w:t>
+      </w:r>
+      <w:proofErr w:type="spellStart"/>
+      <w:r>
+        <w:rPr>
+          <w:rFonts w:ascii="Pretendard" w:eastAsia="Pretendard" w:hAnsi="Pretendard" w:hint="eastAsia"/>
+          <w:sz w:val="24"/>
+        </w:rPr>
+        <w:t>제출하시오</w:t>
+      </w:r>
+      <w:proofErr w:type="spellEnd"/>
+      <w:r>
+        <w:rPr>
+          <w:rFonts w:ascii="Pretendard" w:eastAsia="Pretendard" w:hAnsi="Pretendard" w:hint="eastAsia"/>
+          <w:sz w:val="24"/>
+        </w:rPr>
+        <w:t>.</w:t>
       </w:r>
     </w:p>
     <w:p>
@@ -938,12 +1033,21 @@
           <w:sz w:val="24"/>
         </w:rPr>
       </w:pPr>
-      <w:r>
-        <w:rPr>
-          <w:rFonts w:ascii="Pretendard" w:eastAsia="Pretendard" w:hAnsi="Pretendard" w:hint="eastAsia"/>
-          <w:sz w:val="24"/>
-        </w:rPr>
-        <w:t>정답 : (2)</w:t>
+      <w:proofErr w:type="gramStart"/>
+      <w:r>
+        <w:rPr>
+          <w:rFonts w:ascii="Pretendard" w:eastAsia="Pretendard" w:hAnsi="Pretendard" w:hint="eastAsia"/>
+          <w:sz w:val="24"/>
+        </w:rPr>
+        <w:t>정답 :</w:t>
+      </w:r>
+      <w:proofErr w:type="gramEnd"/>
+      <w:r>
+        <w:rPr>
+          <w:rFonts w:ascii="Pretendard" w:eastAsia="Pretendard" w:hAnsi="Pretendard" w:hint="eastAsia"/>
+          <w:sz w:val="24"/>
+        </w:rPr>
+        <w:t xml:space="preserve"> (2)</w:t>
       </w:r>
     </w:p>
     <w:p>
@@ -958,12 +1062,21 @@
           <w:sz w:val="24"/>
         </w:rPr>
       </w:pPr>
-      <w:r>
-        <w:rPr>
-          <w:rFonts w:ascii="Pretendard" w:eastAsia="Pretendard" w:hAnsi="Pretendard" w:hint="eastAsia"/>
-          <w:sz w:val="24"/>
-        </w:rPr>
-        <w:t>풀이 : (2)</w:t>
+      <w:proofErr w:type="gramStart"/>
+      <w:r>
+        <w:rPr>
+          <w:rFonts w:ascii="Pretendard" w:eastAsia="Pretendard" w:hAnsi="Pretendard" w:hint="eastAsia"/>
+          <w:sz w:val="24"/>
+        </w:rPr>
+        <w:t>풀이 :</w:t>
+      </w:r>
+      <w:proofErr w:type="gramEnd"/>
+      <w:r>
+        <w:rPr>
+          <w:rFonts w:ascii="Pretendard" w:eastAsia="Pretendard" w:hAnsi="Pretendard" w:hint="eastAsia"/>
+          <w:sz w:val="24"/>
+        </w:rPr>
+        <w:t xml:space="preserve"> (2)</w:t>
       </w:r>
       <w:r>
         <w:rPr>
@@ -1026,7 +1139,23 @@
           <w:rFonts w:ascii="Pretendard" w:eastAsia="Pretendard" w:hAnsi="Pretendard" w:hint="eastAsia"/>
           <w:sz w:val="24"/>
         </w:rPr>
-        <w:t xml:space="preserve"> 라는 명제와 다른 진리값을 가지는 경우는?</w:t>
+        <w:t xml:space="preserve"> 라는 명제와 다른 </w:t>
+      </w:r>
+      <w:proofErr w:type="spellStart"/>
+      <w:r>
+        <w:rPr>
+          <w:rFonts w:ascii="Pretendard" w:eastAsia="Pretendard" w:hAnsi="Pretendard" w:hint="eastAsia"/>
+          <w:sz w:val="24"/>
+        </w:rPr>
+        <w:t>진리값을</w:t>
+      </w:r>
+      <w:proofErr w:type="spellEnd"/>
+      <w:r>
+        <w:rPr>
+          <w:rFonts w:ascii="Pretendard" w:eastAsia="Pretendard" w:hAnsi="Pretendard" w:hint="eastAsia"/>
+          <w:sz w:val="24"/>
+        </w:rPr>
+        <w:t xml:space="preserve"> 가지는 경우는?</w:t>
       </w:r>
     </w:p>
     <w:p>
@@ -1121,12 +1250,21 @@
           <w:sz w:val="24"/>
         </w:rPr>
       </w:pPr>
-      <w:r>
-        <w:rPr>
-          <w:rFonts w:ascii="Pretendard" w:eastAsia="Pretendard" w:hAnsi="Pretendard" w:hint="eastAsia"/>
-          <w:sz w:val="24"/>
-        </w:rPr>
-        <w:t>정답 : (3)</w:t>
+      <w:proofErr w:type="gramStart"/>
+      <w:r>
+        <w:rPr>
+          <w:rFonts w:ascii="Pretendard" w:eastAsia="Pretendard" w:hAnsi="Pretendard" w:hint="eastAsia"/>
+          <w:sz w:val="24"/>
+        </w:rPr>
+        <w:t>정답 :</w:t>
+      </w:r>
+      <w:proofErr w:type="gramEnd"/>
+      <w:r>
+        <w:rPr>
+          <w:rFonts w:ascii="Pretendard" w:eastAsia="Pretendard" w:hAnsi="Pretendard" w:hint="eastAsia"/>
+          <w:sz w:val="24"/>
+        </w:rPr>
+        <w:t xml:space="preserve"> (3)</w:t>
       </w:r>
     </w:p>
     <w:p>
@@ -1141,12 +1279,21 @@
           <w:sz w:val="24"/>
         </w:rPr>
       </w:pPr>
-      <w:r>
-        <w:rPr>
-          <w:rFonts w:ascii="Pretendard" w:eastAsia="Pretendard" w:hAnsi="Pretendard" w:hint="eastAsia"/>
-          <w:sz w:val="24"/>
-        </w:rPr>
-        <w:t xml:space="preserve">풀이 : 쌍방 조건은 </w:t>
+      <w:proofErr w:type="gramStart"/>
+      <w:r>
+        <w:rPr>
+          <w:rFonts w:ascii="Pretendard" w:eastAsia="Pretendard" w:hAnsi="Pretendard" w:hint="eastAsia"/>
+          <w:sz w:val="24"/>
+        </w:rPr>
+        <w:t>풀이 :</w:t>
+      </w:r>
+      <w:proofErr w:type="gramEnd"/>
+      <w:r>
+        <w:rPr>
+          <w:rFonts w:ascii="Pretendard" w:eastAsia="Pretendard" w:hAnsi="Pretendard" w:hint="eastAsia"/>
+          <w:sz w:val="24"/>
+        </w:rPr>
+        <w:t xml:space="preserve"> 쌍방 조건은 </w:t>
       </w:r>
       <w:r>
         <w:rPr>
@@ -1163,7 +1310,7 @@
         <w:autoSpaceDE/>
         <w:autoSpaceDN/>
         <w:rPr>
-          <w:rFonts w:ascii="Pretendard" w:eastAsia="Pretendard" w:hAnsi="Pretendard" w:hint="eastAsia"/>
+          <w:rFonts w:ascii="Pretendard" w:eastAsia="Pretendard" w:hAnsi="Pretendard"/>
           <w:sz w:val="24"/>
         </w:rPr>
       </w:pPr>
@@ -1212,7 +1359,23 @@
           <w:rFonts w:ascii="Pretendard" w:eastAsia="Pretendard" w:hAnsi="Pretendard" w:hint="eastAsia"/>
           <w:sz w:val="24"/>
         </w:rPr>
-        <w:t>다음 문장 중에서 명제인 문장을 구별하고, 명제일 경우 그 명제의 참 또는 거짓을 판별하시오.</w:t>
+        <w:t xml:space="preserve">다음 문장 중에서 명제인 문장을 구별하고, 명제일 경우 그 명제의 참 또는 거짓을 </w:t>
+      </w:r>
+      <w:proofErr w:type="spellStart"/>
+      <w:r>
+        <w:rPr>
+          <w:rFonts w:ascii="Pretendard" w:eastAsia="Pretendard" w:hAnsi="Pretendard" w:hint="eastAsia"/>
+          <w:sz w:val="24"/>
+        </w:rPr>
+        <w:t>판별하시오</w:t>
+      </w:r>
+      <w:proofErr w:type="spellEnd"/>
+      <w:r>
+        <w:rPr>
+          <w:rFonts w:ascii="Pretendard" w:eastAsia="Pretendard" w:hAnsi="Pretendard" w:hint="eastAsia"/>
+          <w:sz w:val="24"/>
+        </w:rPr>
+        <w:t>.</w:t>
       </w:r>
     </w:p>
     <w:p>
@@ -1292,7 +1455,23 @@
           <w:rFonts w:ascii="Pretendard" w:eastAsia="Pretendard" w:hAnsi="Pretendard" w:hint="eastAsia"/>
           <w:sz w:val="24"/>
         </w:rPr>
-        <w:t>x가 음의 정수일 때 | x | &gt; x이다.</w:t>
+        <w:t xml:space="preserve">x가 음의 정수일 때 | x </w:t>
+      </w:r>
+      <w:proofErr w:type="gramStart"/>
+      <w:r>
+        <w:rPr>
+          <w:rFonts w:ascii="Pretendard" w:eastAsia="Pretendard" w:hAnsi="Pretendard" w:hint="eastAsia"/>
+          <w:sz w:val="24"/>
+        </w:rPr>
+        <w:t>| &gt;</w:t>
+      </w:r>
+      <w:proofErr w:type="gramEnd"/>
+      <w:r>
+        <w:rPr>
+          <w:rFonts w:ascii="Pretendard" w:eastAsia="Pretendard" w:hAnsi="Pretendard" w:hint="eastAsia"/>
+          <w:sz w:val="24"/>
+        </w:rPr>
+        <w:t xml:space="preserve"> x이다.</w:t>
       </w:r>
     </w:p>
     <w:p>
@@ -1507,6 +1686,1680 @@
           <w:sz w:val="24"/>
         </w:rPr>
         <w:t>을 통해 음수가 양수로 변하고, 양수는 음수보다 크기 때문에 참이다.</w:t>
+      </w:r>
+    </w:p>
+    <w:p>
+      <w:pPr>
+        <w:widowControl/>
+        <w:wordWrap/>
+        <w:autoSpaceDE/>
+        <w:autoSpaceDN/>
+        <w:rPr>
+          <w:rFonts w:ascii="Pretendard" w:eastAsia="Pretendard" w:hAnsi="Pretendard"/>
+          <w:sz w:val="24"/>
+        </w:rPr>
+      </w:pPr>
+      <w:r>
+        <w:rPr>
+          <w:rFonts w:ascii="Pretendard" w:eastAsia="Pretendard" w:hAnsi="Pretendard"/>
+          <w:sz w:val="24"/>
+        </w:rPr>
+        <w:br w:type="page"/>
+      </w:r>
+    </w:p>
+    <w:p>
+      <w:pPr>
+        <w:rPr>
+          <w:rFonts w:ascii="Pretendard" w:eastAsia="Pretendard" w:hAnsi="Pretendard"/>
+          <w:b/>
+          <w:bCs/>
+          <w:sz w:val="32"/>
+          <w:szCs w:val="32"/>
+        </w:rPr>
+      </w:pPr>
+      <w:r>
+        <w:rPr>
+          <w:rFonts w:ascii="Pretendard" w:eastAsia="Pretendard" w:hAnsi="Pretendard" w:hint="eastAsia"/>
+          <w:b/>
+          <w:bCs/>
+          <w:sz w:val="32"/>
+          <w:szCs w:val="32"/>
+        </w:rPr>
+        <w:lastRenderedPageBreak/>
+        <w:t>3</w:t>
+      </w:r>
+      <w:r>
+        <w:rPr>
+          <w:rFonts w:ascii="Pretendard" w:eastAsia="Pretendard" w:hAnsi="Pretendard" w:hint="eastAsia"/>
+          <w:b/>
+          <w:bCs/>
+          <w:sz w:val="32"/>
+          <w:szCs w:val="32"/>
+        </w:rPr>
+        <w:t xml:space="preserve">장 </w:t>
+      </w:r>
+      <w:r>
+        <w:rPr>
+          <w:rFonts w:ascii="Pretendard" w:eastAsia="Pretendard" w:hAnsi="Pretendard" w:hint="eastAsia"/>
+          <w:b/>
+          <w:bCs/>
+          <w:sz w:val="32"/>
+          <w:szCs w:val="32"/>
+        </w:rPr>
+        <w:t xml:space="preserve">집합론과 </w:t>
+      </w:r>
+      <w:proofErr w:type="spellStart"/>
+      <w:r>
+        <w:rPr>
+          <w:rFonts w:ascii="Pretendard" w:eastAsia="Pretendard" w:hAnsi="Pretendard" w:hint="eastAsia"/>
+          <w:b/>
+          <w:bCs/>
+          <w:sz w:val="32"/>
+          <w:szCs w:val="32"/>
+        </w:rPr>
+        <w:t>디지털적인</w:t>
+      </w:r>
+      <w:proofErr w:type="spellEnd"/>
+      <w:r>
+        <w:rPr>
+          <w:rFonts w:ascii="Pretendard" w:eastAsia="Pretendard" w:hAnsi="Pretendard" w:hint="eastAsia"/>
+          <w:b/>
+          <w:bCs/>
+          <w:sz w:val="32"/>
+          <w:szCs w:val="32"/>
+        </w:rPr>
+        <w:t xml:space="preserve"> 수의 세계</w:t>
+      </w:r>
+    </w:p>
+    <w:p>
+      <w:pPr>
+        <w:rPr>
+          <w:rFonts w:ascii="Pretendard" w:eastAsia="Pretendard" w:hAnsi="Pretendard"/>
+          <w:b/>
+          <w:bCs/>
+          <w:sz w:val="24"/>
+        </w:rPr>
+      </w:pPr>
+      <w:r>
+        <w:rPr>
+          <w:rFonts w:ascii="Pretendard" w:eastAsia="Pretendard" w:hAnsi="Pretendard" w:hint="eastAsia"/>
+          <w:b/>
+          <w:bCs/>
+          <w:sz w:val="24"/>
+        </w:rPr>
+        <w:t>Part 1. 진위 문제</w:t>
+      </w:r>
+    </w:p>
+    <w:p>
+      <w:pPr>
+        <w:pStyle w:val="a6"/>
+        <w:numPr>
+          <w:ilvl w:val="0"/>
+          <w:numId w:val="9"/>
+        </w:numPr>
+        <w:rPr>
+          <w:rFonts w:ascii="Pretendard" w:eastAsia="Pretendard" w:hAnsi="Pretendard"/>
+          <w:sz w:val="24"/>
+        </w:rPr>
+      </w:pPr>
+      <w:r>
+        <w:rPr>
+          <w:rFonts w:ascii="Pretendard" w:eastAsia="Pretendard" w:hAnsi="Pretendard" w:hint="eastAsia"/>
+          <w:sz w:val="24"/>
+        </w:rPr>
+        <w:t>집합은 수학적 성질을 나타내는 객체들의 모임으로서, 통상 원소 나열법이나 조건 제시법으로 표현된다.</w:t>
+      </w:r>
+    </w:p>
+    <w:p>
+      <w:pPr>
+        <w:pStyle w:val="a6"/>
+        <w:numPr>
+          <w:ilvl w:val="0"/>
+          <w:numId w:val="7"/>
+        </w:numPr>
+        <w:rPr>
+          <w:rFonts w:ascii="Pretendard" w:eastAsia="Pretendard" w:hAnsi="Pretendard"/>
+          <w:sz w:val="24"/>
+        </w:rPr>
+      </w:pPr>
+      <w:proofErr w:type="gramStart"/>
+      <w:r>
+        <w:rPr>
+          <w:rFonts w:ascii="Pretendard" w:eastAsia="Pretendard" w:hAnsi="Pretendard" w:hint="eastAsia"/>
+          <w:sz w:val="24"/>
+        </w:rPr>
+        <w:t>정답 :</w:t>
+      </w:r>
+      <w:proofErr w:type="gramEnd"/>
+      <w:r>
+        <w:rPr>
+          <w:rFonts w:ascii="Pretendard" w:eastAsia="Pretendard" w:hAnsi="Pretendard" w:hint="eastAsia"/>
+          <w:sz w:val="24"/>
+        </w:rPr>
+        <w:t xml:space="preserve"> </w:t>
+      </w:r>
+      <w:r>
+        <w:rPr>
+          <w:rFonts w:ascii="Pretendard" w:eastAsia="Pretendard" w:hAnsi="Pretendard" w:hint="eastAsia"/>
+          <w:sz w:val="24"/>
+        </w:rPr>
+        <w:t>맞다</w:t>
+      </w:r>
+    </w:p>
+    <w:p>
+      <w:pPr>
+        <w:pStyle w:val="a6"/>
+        <w:numPr>
+          <w:ilvl w:val="0"/>
+          <w:numId w:val="7"/>
+        </w:numPr>
+        <w:rPr>
+          <w:rFonts w:ascii="Pretendard" w:eastAsia="Pretendard" w:hAnsi="Pretendard"/>
+          <w:sz w:val="24"/>
+        </w:rPr>
+      </w:pPr>
+      <w:r>
+        <w:rPr>
+          <w:rFonts w:ascii="Pretendard" w:eastAsia="Pretendard" w:hAnsi="Pretendard" w:hint="eastAsia"/>
+          <w:sz w:val="24"/>
+        </w:rPr>
+        <w:t>풀이</w:t>
+      </w:r>
+    </w:p>
+    <w:p>
+      <w:pPr>
+        <w:pStyle w:val="a6"/>
+        <w:numPr>
+          <w:ilvl w:val="1"/>
+          <w:numId w:val="7"/>
+        </w:numPr>
+        <w:rPr>
+          <w:rFonts w:ascii="Pretendard" w:eastAsia="Pretendard" w:hAnsi="Pretendard"/>
+          <w:sz w:val="24"/>
+        </w:rPr>
+      </w:pPr>
+      <w:r>
+        <w:rPr>
+          <w:rFonts w:ascii="Pretendard" w:eastAsia="Pretendard" w:hAnsi="Pretendard" w:hint="eastAsia"/>
+          <w:sz w:val="24"/>
+        </w:rPr>
+        <w:t>집합은 원소라 불리는 서로 다른 객체들의 모임이다.</w:t>
+      </w:r>
+    </w:p>
+    <w:p>
+      <w:pPr>
+        <w:pStyle w:val="a6"/>
+        <w:numPr>
+          <w:ilvl w:val="1"/>
+          <w:numId w:val="7"/>
+        </w:numPr>
+        <w:rPr>
+          <w:rFonts w:ascii="Pretendard" w:eastAsia="Pretendard" w:hAnsi="Pretendard" w:hint="eastAsia"/>
+          <w:sz w:val="24"/>
+        </w:rPr>
+      </w:pPr>
+      <w:r>
+        <w:rPr>
+          <w:rFonts w:ascii="Pretendard" w:eastAsia="Pretendard" w:hAnsi="Pretendard" w:hint="eastAsia"/>
+          <w:sz w:val="24"/>
+        </w:rPr>
+        <w:t>집합을 표현하는 방법은 원소 나열법과 조건 제시법이 있다.</w:t>
+      </w:r>
+    </w:p>
+    <w:p>
+      <w:pPr>
+        <w:pStyle w:val="a6"/>
+        <w:numPr>
+          <w:ilvl w:val="0"/>
+          <w:numId w:val="9"/>
+        </w:numPr>
+        <w:rPr>
+          <w:rFonts w:ascii="Pretendard" w:eastAsia="Pretendard" w:hAnsi="Pretendard" w:hint="eastAsia"/>
+          <w:sz w:val="24"/>
+        </w:rPr>
+      </w:pPr>
+      <w:r>
+        <w:rPr>
+          <w:rFonts w:ascii="Pretendard" w:eastAsia="Pretendard" w:hAnsi="Pretendard" w:hint="eastAsia"/>
+          <w:sz w:val="24"/>
+        </w:rPr>
+        <w:t xml:space="preserve">두 집합 A, B의 </w:t>
+      </w:r>
+      <w:proofErr w:type="spellStart"/>
+      <w:r>
+        <w:rPr>
+          <w:rFonts w:ascii="Pretendard" w:eastAsia="Pretendard" w:hAnsi="Pretendard" w:hint="eastAsia"/>
+          <w:sz w:val="24"/>
+        </w:rPr>
+        <w:t>카디시안</w:t>
+      </w:r>
+      <w:proofErr w:type="spellEnd"/>
+      <w:r>
+        <w:rPr>
+          <w:rFonts w:ascii="Pretendard" w:eastAsia="Pretendard" w:hAnsi="Pretendard" w:hint="eastAsia"/>
+          <w:sz w:val="24"/>
+        </w:rPr>
+        <w:t xml:space="preserve"> 곱의 결과 원소의 개수는 각각의 원소의 개수를 곱한 것과 같다.</w:t>
+      </w:r>
+    </w:p>
+    <w:p>
+      <w:pPr>
+        <w:pStyle w:val="a6"/>
+        <w:numPr>
+          <w:ilvl w:val="0"/>
+          <w:numId w:val="7"/>
+        </w:numPr>
+        <w:rPr>
+          <w:rFonts w:ascii="Pretendard" w:eastAsia="Pretendard" w:hAnsi="Pretendard"/>
+          <w:sz w:val="24"/>
+        </w:rPr>
+      </w:pPr>
+      <w:proofErr w:type="gramStart"/>
+      <w:r>
+        <w:rPr>
+          <w:rFonts w:ascii="Pretendard" w:eastAsia="Pretendard" w:hAnsi="Pretendard" w:hint="eastAsia"/>
+          <w:sz w:val="24"/>
+        </w:rPr>
+        <w:t>정답 :</w:t>
+      </w:r>
+      <w:proofErr w:type="gramEnd"/>
+      <w:r>
+        <w:rPr>
+          <w:rFonts w:ascii="Pretendard" w:eastAsia="Pretendard" w:hAnsi="Pretendard" w:hint="eastAsia"/>
+          <w:sz w:val="24"/>
+        </w:rPr>
+        <w:t xml:space="preserve"> </w:t>
+      </w:r>
+      <w:r>
+        <w:rPr>
+          <w:rFonts w:ascii="Pretendard" w:eastAsia="Pretendard" w:hAnsi="Pretendard" w:hint="eastAsia"/>
+          <w:sz w:val="24"/>
+        </w:rPr>
+        <w:t>맞다</w:t>
+      </w:r>
+    </w:p>
+    <w:p>
+      <w:pPr>
+        <w:pStyle w:val="a6"/>
+        <w:numPr>
+          <w:ilvl w:val="0"/>
+          <w:numId w:val="7"/>
+        </w:numPr>
+        <w:rPr>
+          <w:rFonts w:ascii="Pretendard" w:eastAsia="Pretendard" w:hAnsi="Pretendard"/>
+          <w:sz w:val="24"/>
+        </w:rPr>
+      </w:pPr>
+      <w:r>
+        <w:rPr>
+          <w:rFonts w:ascii="Pretendard" w:eastAsia="Pretendard" w:hAnsi="Pretendard" w:hint="eastAsia"/>
+          <w:sz w:val="24"/>
+        </w:rPr>
+        <w:t>풀이</w:t>
+      </w:r>
+    </w:p>
+    <w:p>
+      <w:pPr>
+        <w:pStyle w:val="a6"/>
+        <w:numPr>
+          <w:ilvl w:val="1"/>
+          <w:numId w:val="7"/>
+        </w:numPr>
+        <w:rPr>
+          <w:rFonts w:ascii="Pretendard" w:eastAsia="Pretendard" w:hAnsi="Pretendard"/>
+          <w:sz w:val="24"/>
+        </w:rPr>
+      </w:pPr>
+      <w:r>
+        <w:rPr>
+          <w:rFonts w:ascii="Pretendard" w:eastAsia="Pretendard" w:hAnsi="Pretendard" w:hint="eastAsia"/>
+          <w:sz w:val="24"/>
+        </w:rPr>
+        <w:t xml:space="preserve">임의의 두 집합 A, B의 </w:t>
+      </w:r>
+      <w:proofErr w:type="spellStart"/>
+      <w:r>
+        <w:rPr>
+          <w:rFonts w:ascii="Pretendard" w:eastAsia="Pretendard" w:hAnsi="Pretendard" w:hint="eastAsia"/>
+          <w:sz w:val="24"/>
+        </w:rPr>
+        <w:t>곱집합</w:t>
+      </w:r>
+      <w:proofErr w:type="spellEnd"/>
+      <w:r>
+        <w:rPr>
+          <w:rFonts w:ascii="Pretendard" w:eastAsia="Pretendard" w:hAnsi="Pretendard" w:hint="eastAsia"/>
+          <w:sz w:val="24"/>
+        </w:rPr>
+        <w:t xml:space="preserve"> 또는 </w:t>
+      </w:r>
+      <w:proofErr w:type="spellStart"/>
+      <w:r>
+        <w:rPr>
+          <w:rFonts w:ascii="Pretendard" w:eastAsia="Pretendard" w:hAnsi="Pretendard" w:hint="eastAsia"/>
+          <w:sz w:val="24"/>
+        </w:rPr>
+        <w:t>카티시안</w:t>
+      </w:r>
+      <w:proofErr w:type="spellEnd"/>
+      <w:r>
+        <w:rPr>
+          <w:rFonts w:ascii="Pretendard" w:eastAsia="Pretendard" w:hAnsi="Pretendard" w:hint="eastAsia"/>
+          <w:sz w:val="24"/>
+        </w:rPr>
+        <w:t xml:space="preserve"> 곱은 모든 순서쌍(x, y)의 집합을 말하며 A X B로 표기한다.</w:t>
+      </w:r>
+    </w:p>
+    <w:p>
+      <w:pPr>
+        <w:pStyle w:val="a6"/>
+        <w:numPr>
+          <w:ilvl w:val="1"/>
+          <w:numId w:val="7"/>
+        </w:numPr>
+        <w:rPr>
+          <w:rFonts w:ascii="Pretendard" w:eastAsia="Pretendard" w:hAnsi="Pretendard"/>
+          <w:sz w:val="24"/>
+        </w:rPr>
+      </w:pPr>
+      <w:r>
+        <w:rPr>
+          <w:rFonts w:ascii="Pretendard" w:eastAsia="Pretendard" w:hAnsi="Pretendard" w:hint="eastAsia"/>
+          <w:sz w:val="24"/>
+        </w:rPr>
+        <w:t>|A X B| = |A| * |B|</w:t>
+      </w:r>
+    </w:p>
+    <w:p>
+      <w:pPr>
+        <w:rPr>
+          <w:rFonts w:ascii="Pretendard" w:eastAsia="Pretendard" w:hAnsi="Pretendard" w:hint="eastAsia"/>
+          <w:sz w:val="24"/>
+        </w:rPr>
+      </w:pPr>
+    </w:p>
+    <w:p>
+      <w:pPr>
+        <w:rPr>
+          <w:rFonts w:ascii="Pretendard" w:eastAsia="Pretendard" w:hAnsi="Pretendard"/>
+          <w:b/>
+          <w:bCs/>
+          <w:sz w:val="24"/>
+        </w:rPr>
+      </w:pPr>
+      <w:r>
+        <w:rPr>
+          <w:rFonts w:ascii="Pretendard" w:eastAsia="Pretendard" w:hAnsi="Pretendard" w:hint="eastAsia"/>
+          <w:b/>
+          <w:bCs/>
+          <w:sz w:val="24"/>
+        </w:rPr>
+        <w:t>Part 2. 선택 문제</w:t>
+      </w:r>
+    </w:p>
+    <w:p>
+      <w:pPr>
+        <w:pStyle w:val="a6"/>
+        <w:numPr>
+          <w:ilvl w:val="0"/>
+          <w:numId w:val="11"/>
+        </w:numPr>
+        <w:rPr>
+          <w:rFonts w:ascii="Pretendard" w:eastAsia="Pretendard" w:hAnsi="Pretendard"/>
+          <w:sz w:val="24"/>
+        </w:rPr>
+      </w:pPr>
+      <w:r>
+        <w:rPr>
+          <w:rFonts w:ascii="Pretendard" w:eastAsia="Pretendard" w:hAnsi="Pretendard" w:hint="eastAsia"/>
+          <w:sz w:val="24"/>
+        </w:rPr>
+        <w:t>전체 집합 U = {1, 2, 3, 4, 5, 6, 7, 8, 9}이고, A = {1, 2, 3,</w:t>
+      </w:r>
+      <w:r>
+        <w:rPr>
+          <w:rFonts w:ascii="Pretendard" w:eastAsia="Pretendard" w:hAnsi="Pretendard" w:hint="eastAsia"/>
+          <w:sz w:val="24"/>
+        </w:rPr>
+        <w:t xml:space="preserve"> </w:t>
+      </w:r>
+      <w:r>
+        <w:rPr>
+          <w:rFonts w:ascii="Pretendard" w:eastAsia="Pretendard" w:hAnsi="Pretendard" w:hint="eastAsia"/>
+          <w:sz w:val="24"/>
+        </w:rPr>
+        <w:t xml:space="preserve">4, 5}, B = {2, 4, 6, 7}이라 할 때 </w:t>
+      </w:r>
+      <w:proofErr w:type="spellStart"/>
+      <w:r>
+        <w:rPr>
+          <w:rFonts w:ascii="Pretendard" w:eastAsia="Pretendard" w:hAnsi="Pretendard" w:hint="eastAsia"/>
+          <w:sz w:val="24"/>
+        </w:rPr>
+        <w:t>A^c</w:t>
+      </w:r>
+      <w:proofErr w:type="spellEnd"/>
+      <w:r>
+        <w:rPr>
+          <w:rFonts w:ascii="Pretendard" w:eastAsia="Pretendard" w:hAnsi="Pretendard" w:hint="eastAsia"/>
+          <w:sz w:val="24"/>
+        </w:rPr>
+        <w:t xml:space="preserve"> U B는 어떤 집합인가?</w:t>
+      </w:r>
+    </w:p>
+    <w:p>
+      <w:pPr>
+        <w:pStyle w:val="a6"/>
+        <w:numPr>
+          <w:ilvl w:val="0"/>
+          <w:numId w:val="12"/>
+        </w:numPr>
+        <w:rPr>
+          <w:rFonts w:ascii="Pretendard" w:eastAsia="Pretendard" w:hAnsi="Pretendard"/>
+          <w:sz w:val="24"/>
+        </w:rPr>
+      </w:pPr>
+      <w:r>
+        <w:rPr>
+          <w:rFonts w:ascii="Pretendard" w:eastAsia="Pretendard" w:hAnsi="Pretendard" w:hint="eastAsia"/>
+          <w:sz w:val="24"/>
+        </w:rPr>
+        <w:t>{1, 3, 5, 6, 7, 8, 9}</w:t>
+      </w:r>
+    </w:p>
+    <w:p>
+      <w:pPr>
+        <w:pStyle w:val="a6"/>
+        <w:numPr>
+          <w:ilvl w:val="0"/>
+          <w:numId w:val="12"/>
+        </w:numPr>
+        <w:rPr>
+          <w:rFonts w:ascii="Pretendard" w:eastAsia="Pretendard" w:hAnsi="Pretendard" w:hint="eastAsia"/>
+          <w:sz w:val="24"/>
+        </w:rPr>
+      </w:pPr>
+      <w:r>
+        <w:rPr>
+          <w:rFonts w:ascii="Pretendard" w:eastAsia="Pretendard" w:hAnsi="Pretendard" w:hint="eastAsia"/>
+          <w:sz w:val="24"/>
+        </w:rPr>
+        <w:t>{1, 3, 5}</w:t>
+      </w:r>
+    </w:p>
+    <w:p>
+      <w:pPr>
+        <w:pStyle w:val="a6"/>
+        <w:numPr>
+          <w:ilvl w:val="0"/>
+          <w:numId w:val="12"/>
+        </w:numPr>
+        <w:rPr>
+          <w:rFonts w:ascii="Pretendard" w:eastAsia="Pretendard" w:hAnsi="Pretendard" w:hint="eastAsia"/>
+          <w:sz w:val="24"/>
+        </w:rPr>
+      </w:pPr>
+      <w:r>
+        <w:rPr>
+          <w:rFonts w:ascii="Pretendard" w:eastAsia="Pretendard" w:hAnsi="Pretendard" w:hint="eastAsia"/>
+          <w:sz w:val="24"/>
+        </w:rPr>
+        <w:t>{8, 9}</w:t>
+      </w:r>
+    </w:p>
+    <w:p>
+      <w:pPr>
+        <w:pStyle w:val="a6"/>
+        <w:numPr>
+          <w:ilvl w:val="0"/>
+          <w:numId w:val="12"/>
+        </w:numPr>
+        <w:rPr>
+          <w:rFonts w:ascii="Pretendard" w:eastAsia="Pretendard" w:hAnsi="Pretendard" w:hint="eastAsia"/>
+          <w:sz w:val="24"/>
+        </w:rPr>
+      </w:pPr>
+      <w:r>
+        <w:rPr>
+          <w:rFonts w:ascii="Pretendard" w:eastAsia="Pretendard" w:hAnsi="Pretendard" w:hint="eastAsia"/>
+          <w:sz w:val="24"/>
+        </w:rPr>
+        <w:t>{</w:t>
+      </w:r>
+      <w:r>
+        <w:rPr>
+          <w:rFonts w:ascii="Pretendard" w:eastAsia="Pretendard" w:hAnsi="Pretendard" w:hint="eastAsia"/>
+          <w:sz w:val="24"/>
+        </w:rPr>
+        <w:t>2, 4, 6, 7, 8, 9</w:t>
+      </w:r>
+      <w:r>
+        <w:rPr>
+          <w:rFonts w:ascii="Pretendard" w:eastAsia="Pretendard" w:hAnsi="Pretendard" w:hint="eastAsia"/>
+          <w:sz w:val="24"/>
+        </w:rPr>
+        <w:t>}</w:t>
+      </w:r>
+    </w:p>
+    <w:p>
+      <w:pPr>
+        <w:pStyle w:val="a6"/>
+        <w:numPr>
+          <w:ilvl w:val="0"/>
+          <w:numId w:val="7"/>
+        </w:numPr>
+        <w:rPr>
+          <w:rFonts w:ascii="Pretendard" w:eastAsia="Pretendard" w:hAnsi="Pretendard"/>
+          <w:sz w:val="24"/>
+        </w:rPr>
+      </w:pPr>
+      <w:proofErr w:type="gramStart"/>
+      <w:r>
+        <w:rPr>
+          <w:rFonts w:ascii="Pretendard" w:eastAsia="Pretendard" w:hAnsi="Pretendard" w:hint="eastAsia"/>
+          <w:sz w:val="24"/>
+        </w:rPr>
+        <w:t>정답 :</w:t>
+      </w:r>
+      <w:proofErr w:type="gramEnd"/>
+      <w:r>
+        <w:rPr>
+          <w:rFonts w:ascii="Pretendard" w:eastAsia="Pretendard" w:hAnsi="Pretendard" w:hint="eastAsia"/>
+          <w:sz w:val="24"/>
+        </w:rPr>
+        <w:t xml:space="preserve"> (4)</w:t>
+      </w:r>
+    </w:p>
+    <w:p>
+      <w:pPr>
+        <w:pStyle w:val="a6"/>
+        <w:numPr>
+          <w:ilvl w:val="0"/>
+          <w:numId w:val="7"/>
+        </w:numPr>
+        <w:rPr>
+          <w:rFonts w:ascii="Pretendard" w:eastAsia="Pretendard" w:hAnsi="Pretendard"/>
+          <w:sz w:val="24"/>
+        </w:rPr>
+      </w:pPr>
+      <w:r>
+        <w:rPr>
+          <w:rFonts w:ascii="Pretendard" w:eastAsia="Pretendard" w:hAnsi="Pretendard" w:hint="eastAsia"/>
+          <w:sz w:val="24"/>
+        </w:rPr>
+        <w:t>풀이</w:t>
+      </w:r>
+    </w:p>
+    <w:p>
+      <w:pPr>
+        <w:pStyle w:val="a6"/>
+        <w:numPr>
+          <w:ilvl w:val="1"/>
+          <w:numId w:val="7"/>
+        </w:numPr>
+        <w:rPr>
+          <w:rFonts w:ascii="Pretendard" w:eastAsia="Pretendard" w:hAnsi="Pretendard"/>
+          <w:sz w:val="24"/>
+        </w:rPr>
+      </w:pPr>
+      <w:proofErr w:type="spellStart"/>
+      <w:r>
+        <w:rPr>
+          <w:rFonts w:ascii="Pretendard" w:eastAsia="Pretendard" w:hAnsi="Pretendard" w:hint="eastAsia"/>
+          <w:sz w:val="24"/>
+        </w:rPr>
+        <w:t>A^c</w:t>
+      </w:r>
+      <w:proofErr w:type="spellEnd"/>
+      <w:r>
+        <w:rPr>
+          <w:rFonts w:ascii="Pretendard" w:eastAsia="Pretendard" w:hAnsi="Pretendard" w:hint="eastAsia"/>
+          <w:sz w:val="24"/>
+        </w:rPr>
+        <w:t xml:space="preserve"> U B =&gt; A의 집합을 제외하고 B의 집합을 포함한다.</w:t>
+      </w:r>
+    </w:p>
+    <w:p>
+      <w:pPr>
+        <w:pStyle w:val="a6"/>
+        <w:numPr>
+          <w:ilvl w:val="1"/>
+          <w:numId w:val="7"/>
+        </w:numPr>
+        <w:rPr>
+          <w:rFonts w:ascii="Pretendard" w:eastAsia="Pretendard" w:hAnsi="Pretendard"/>
+          <w:sz w:val="24"/>
+        </w:rPr>
+      </w:pPr>
+      <w:r>
+        <w:rPr>
+          <w:rFonts w:ascii="Pretendard" w:eastAsia="Pretendard" w:hAnsi="Pretendard" w:hint="eastAsia"/>
+          <w:sz w:val="24"/>
+        </w:rPr>
+        <w:t xml:space="preserve">(1) A의 원소인 </w:t>
+      </w:r>
+      <w:r>
+        <w:rPr>
+          <w:rFonts w:ascii="Pretendard" w:eastAsia="Pretendard" w:hAnsi="Pretendard" w:hint="eastAsia"/>
+          <w:sz w:val="24"/>
+        </w:rPr>
+        <w:t>{1, 3, 5}</w:t>
+      </w:r>
+      <w:r>
+        <w:rPr>
+          <w:rFonts w:ascii="Pretendard" w:eastAsia="Pretendard" w:hAnsi="Pretendard" w:hint="eastAsia"/>
+          <w:sz w:val="24"/>
+        </w:rPr>
+        <w:t>가</w:t>
+      </w:r>
+      <w:r>
+        <w:rPr>
+          <w:rFonts w:ascii="Pretendard" w:eastAsia="Pretendard" w:hAnsi="Pretendard" w:hint="eastAsia"/>
+          <w:sz w:val="24"/>
+        </w:rPr>
+        <w:t xml:space="preserve"> 포함되었기 때문에 틀렸다. </w:t>
+      </w:r>
+    </w:p>
+    <w:p>
+      <w:pPr>
+        <w:pStyle w:val="a6"/>
+        <w:numPr>
+          <w:ilvl w:val="1"/>
+          <w:numId w:val="7"/>
+        </w:numPr>
+        <w:rPr>
+          <w:rFonts w:ascii="Pretendard" w:eastAsia="Pretendard" w:hAnsi="Pretendard"/>
+          <w:sz w:val="24"/>
+        </w:rPr>
+      </w:pPr>
+      <w:r>
+        <w:rPr>
+          <w:rFonts w:ascii="Pretendard" w:eastAsia="Pretendard" w:hAnsi="Pretendard" w:hint="eastAsia"/>
+          <w:sz w:val="24"/>
+        </w:rPr>
+        <w:t>(2)</w:t>
+      </w:r>
+      <w:r>
+        <w:rPr>
+          <w:rFonts w:ascii="Pretendard" w:eastAsia="Pretendard" w:hAnsi="Pretendard" w:hint="eastAsia"/>
+          <w:sz w:val="24"/>
+        </w:rPr>
+        <w:t xml:space="preserve"> </w:t>
+      </w:r>
+      <w:r>
+        <w:rPr>
+          <w:rFonts w:ascii="Pretendard" w:eastAsia="Pretendard" w:hAnsi="Pretendard" w:hint="eastAsia"/>
+          <w:sz w:val="24"/>
+        </w:rPr>
+        <w:t>A의 원소</w:t>
+      </w:r>
+      <w:r>
+        <w:rPr>
+          <w:rFonts w:ascii="Pretendard" w:eastAsia="Pretendard" w:hAnsi="Pretendard" w:hint="eastAsia"/>
+          <w:sz w:val="24"/>
+        </w:rPr>
+        <w:t>인</w:t>
+      </w:r>
+      <w:r>
+        <w:rPr>
+          <w:rFonts w:ascii="Pretendard" w:eastAsia="Pretendard" w:hAnsi="Pretendard" w:hint="eastAsia"/>
+          <w:sz w:val="24"/>
+        </w:rPr>
+        <w:t xml:space="preserve"> {1, 3, 5}가</w:t>
+      </w:r>
+      <w:r>
+        <w:rPr>
+          <w:rFonts w:ascii="Pretendard" w:eastAsia="Pretendard" w:hAnsi="Pretendard" w:hint="eastAsia"/>
+          <w:sz w:val="24"/>
+        </w:rPr>
+        <w:t xml:space="preserve"> 포함되었기 때문에 틀렸다. </w:t>
+      </w:r>
+    </w:p>
+    <w:p>
+      <w:pPr>
+        <w:pStyle w:val="a6"/>
+        <w:numPr>
+          <w:ilvl w:val="1"/>
+          <w:numId w:val="7"/>
+        </w:numPr>
+        <w:rPr>
+          <w:rFonts w:ascii="Pretendard" w:eastAsia="Pretendard" w:hAnsi="Pretendard"/>
+          <w:sz w:val="24"/>
+        </w:rPr>
+      </w:pPr>
+      <w:r>
+        <w:rPr>
+          <w:rFonts w:ascii="Pretendard" w:eastAsia="Pretendard" w:hAnsi="Pretendard" w:hint="eastAsia"/>
+          <w:sz w:val="24"/>
+        </w:rPr>
+        <w:t xml:space="preserve">(3) </w:t>
+      </w:r>
+      <w:r>
+        <w:rPr>
+          <w:rFonts w:ascii="Pretendard" w:eastAsia="Pretendard" w:hAnsi="Pretendard" w:hint="eastAsia"/>
+          <w:sz w:val="24"/>
+        </w:rPr>
+        <w:t>B의 원소가 포함되지 않아서 틀렸다.</w:t>
+      </w:r>
+    </w:p>
+    <w:p>
+      <w:pPr>
+        <w:pStyle w:val="a6"/>
+        <w:numPr>
+          <w:ilvl w:val="1"/>
+          <w:numId w:val="7"/>
+        </w:numPr>
+        <w:rPr>
+          <w:rFonts w:ascii="Pretendard" w:eastAsia="Pretendard" w:hAnsi="Pretendard"/>
+          <w:sz w:val="24"/>
+        </w:rPr>
+      </w:pPr>
+      <w:r>
+        <w:rPr>
+          <w:rFonts w:ascii="Pretendard" w:eastAsia="Pretendard" w:hAnsi="Pretendard" w:hint="eastAsia"/>
+          <w:sz w:val="24"/>
+        </w:rPr>
+        <w:t xml:space="preserve">(4) A의 원소인 </w:t>
+      </w:r>
+      <w:r>
+        <w:rPr>
+          <w:rFonts w:ascii="Pretendard" w:eastAsia="Pretendard" w:hAnsi="Pretendard" w:hint="eastAsia"/>
+          <w:sz w:val="24"/>
+        </w:rPr>
+        <w:t>{1, 2, 3, 4, 5}</w:t>
+      </w:r>
+      <w:r>
+        <w:rPr>
+          <w:rFonts w:ascii="Pretendard" w:eastAsia="Pretendard" w:hAnsi="Pretendard" w:hint="eastAsia"/>
+          <w:sz w:val="24"/>
+        </w:rPr>
+        <w:t>를 제외하고 B를 포함한 결과이므로 정답이다.</w:t>
+      </w:r>
+    </w:p>
+    <w:p>
+      <w:pPr>
+        <w:widowControl/>
+        <w:wordWrap/>
+        <w:autoSpaceDE/>
+        <w:autoSpaceDN/>
+        <w:rPr>
+          <w:rFonts w:ascii="Pretendard" w:eastAsia="Pretendard" w:hAnsi="Pretendard" w:hint="eastAsia"/>
+          <w:sz w:val="24"/>
+        </w:rPr>
+      </w:pPr>
+      <w:r>
+        <w:rPr>
+          <w:rFonts w:ascii="Pretendard" w:eastAsia="Pretendard" w:hAnsi="Pretendard"/>
+          <w:sz w:val="24"/>
+        </w:rPr>
+        <w:br w:type="page"/>
+      </w:r>
+    </w:p>
+    <w:p>
+      <w:pPr>
+        <w:pStyle w:val="a6"/>
+        <w:numPr>
+          <w:ilvl w:val="0"/>
+          <w:numId w:val="11"/>
+        </w:numPr>
+        <w:rPr>
+          <w:rFonts w:ascii="Pretendard" w:eastAsia="Pretendard" w:hAnsi="Pretendard"/>
+          <w:sz w:val="24"/>
+        </w:rPr>
+      </w:pPr>
+      <w:r>
+        <w:rPr>
+          <w:rFonts w:ascii="Pretendard" w:eastAsia="Pretendard" w:hAnsi="Pretendard" w:hint="eastAsia"/>
+          <w:sz w:val="24"/>
+        </w:rPr>
+        <w:lastRenderedPageBreak/>
+        <w:t>다음의 벤 다이어그램에서 빗금 친 부분을 바르게 나타낸 집합은?</w:t>
+      </w:r>
+    </w:p>
+    <w:p>
+      <w:pPr>
+        <w:ind w:left="440"/>
+        <w:rPr>
+          <w:rFonts w:ascii="Pretendard" w:eastAsia="Pretendard" w:hAnsi="Pretendard"/>
+          <w:sz w:val="24"/>
+        </w:rPr>
+      </w:pPr>
+      <w:r>
+        <w:rPr>
+          <w:noProof/>
+        </w:rPr>
+        <w:drawing>
+          <wp:inline distT="0" distB="0" distL="0" distR="0" wp14:anchorId="0636BE58" wp14:editId="1653BF3B">
+            <wp:extent cx="2238737" cy="1728788"/>
+            <wp:effectExtent l="0" t="0" r="0" b="5080"/>
+            <wp:docPr id="673045705" name="그림 1" descr="도표, 원, 스케치이(가) 표시된 사진&#10;&#10;AI가 생성한 콘텐츠는 부정확할 수 있습니다."/>
+            <wp:cNvGraphicFramePr>
+              <a:graphicFrameLocks xmlns:a="http://schemas.openxmlformats.org/drawingml/2006/main" noChangeAspect="1"/>
+            </wp:cNvGraphicFramePr>
+            <a:graphic xmlns:a="http://schemas.openxmlformats.org/drawingml/2006/main">
+              <a:graphicData uri="http://schemas.openxmlformats.org/drawingml/2006/picture">
+                <pic:pic xmlns:pic="http://schemas.openxmlformats.org/drawingml/2006/picture">
+                  <pic:nvPicPr>
+                    <pic:cNvPr id="673045705" name="그림 1" descr="도표, 원, 스케치이(가) 표시된 사진&#10;&#10;AI가 생성한 콘텐츠는 부정확할 수 있습니다."/>
+                    <pic:cNvPicPr/>
+                  </pic:nvPicPr>
+                  <pic:blipFill>
+                    <a:blip r:embed="rId7"/>
+                    <a:stretch>
+                      <a:fillRect/>
+                    </a:stretch>
+                  </pic:blipFill>
+                  <pic:spPr>
+                    <a:xfrm>
+                      <a:off x="0" y="0"/>
+                      <a:ext cx="2246111" cy="1734482"/>
+                    </a:xfrm>
+                    <a:prstGeom prst="rect">
+                      <a:avLst/>
+                    </a:prstGeom>
+                  </pic:spPr>
+                </pic:pic>
+              </a:graphicData>
+            </a:graphic>
+          </wp:inline>
+        </w:drawing>
+      </w:r>
+    </w:p>
+    <w:p>
+      <w:pPr>
+        <w:pStyle w:val="a6"/>
+        <w:numPr>
+          <w:ilvl w:val="0"/>
+          <w:numId w:val="7"/>
+        </w:numPr>
+        <w:rPr>
+          <w:rFonts w:ascii="Pretendard" w:eastAsia="Pretendard" w:hAnsi="Pretendard"/>
+          <w:sz w:val="24"/>
+        </w:rPr>
+      </w:pPr>
+      <w:proofErr w:type="gramStart"/>
+      <w:r>
+        <w:rPr>
+          <w:rFonts w:ascii="Pretendard" w:eastAsia="Pretendard" w:hAnsi="Pretendard" w:hint="eastAsia"/>
+          <w:sz w:val="24"/>
+        </w:rPr>
+        <w:t>정답 :</w:t>
+      </w:r>
+      <w:proofErr w:type="gramEnd"/>
+      <w:r>
+        <w:rPr>
+          <w:rFonts w:ascii="Pretendard" w:eastAsia="Pretendard" w:hAnsi="Pretendard" w:hint="eastAsia"/>
+          <w:sz w:val="24"/>
+        </w:rPr>
+        <w:t xml:space="preserve"> (4)</w:t>
+      </w:r>
+    </w:p>
+    <w:p>
+      <w:pPr>
+        <w:pStyle w:val="a6"/>
+        <w:numPr>
+          <w:ilvl w:val="0"/>
+          <w:numId w:val="7"/>
+        </w:numPr>
+        <w:rPr>
+          <w:rFonts w:ascii="Pretendard" w:eastAsia="Pretendard" w:hAnsi="Pretendard" w:hint="eastAsia"/>
+          <w:sz w:val="24"/>
+        </w:rPr>
+      </w:pPr>
+      <w:r>
+        <w:rPr>
+          <w:rFonts w:ascii="Pretendard" w:eastAsia="Pretendard" w:hAnsi="Pretendard" w:hint="eastAsia"/>
+          <w:sz w:val="24"/>
+        </w:rPr>
+        <w:t>풀이</w:t>
+      </w:r>
+    </w:p>
+    <w:p>
+      <w:pPr>
+        <w:pStyle w:val="a6"/>
+        <w:numPr>
+          <w:ilvl w:val="0"/>
+          <w:numId w:val="13"/>
+        </w:numPr>
+        <w:rPr>
+          <w:rFonts w:ascii="Pretendard" w:eastAsia="Pretendard" w:hAnsi="Pretendard" w:hint="eastAsia"/>
+          <w:sz w:val="24"/>
+        </w:rPr>
+      </w:pPr>
+      <w:proofErr w:type="spellStart"/>
+      <w:r>
+        <w:rPr>
+          <w:rFonts w:ascii="Pretendard" w:eastAsia="Pretendard" w:hAnsi="Pretendard" w:hint="eastAsia"/>
+          <w:sz w:val="24"/>
+        </w:rPr>
+        <w:t>A^c</w:t>
+      </w:r>
+      <w:proofErr w:type="spellEnd"/>
+      <w:r>
+        <w:rPr>
+          <w:rFonts w:ascii="Pretendard" w:eastAsia="Pretendard" w:hAnsi="Pretendard" w:hint="eastAsia"/>
+          <w:sz w:val="24"/>
+        </w:rPr>
+        <w:t xml:space="preserve"> </w:t>
+      </w:r>
+      <w:r>
+        <w:rPr>
+          <w:rFonts w:ascii="Cambria Math" w:eastAsia="Pretendard" w:hAnsi="Cambria Math" w:cs="Cambria Math"/>
+          <w:sz w:val="24"/>
+        </w:rPr>
+        <w:t>∩</w:t>
+      </w:r>
+      <w:r>
+        <w:rPr>
+          <w:rFonts w:ascii="Pretendard" w:eastAsia="Pretendard" w:hAnsi="Pretendard" w:hint="eastAsia"/>
+          <w:sz w:val="24"/>
+        </w:rPr>
+        <w:t xml:space="preserve"> (B U C)</w:t>
+      </w:r>
+      <w:r>
+        <w:rPr>
+          <w:rFonts w:ascii="Pretendard" w:eastAsia="Pretendard" w:hAnsi="Pretendard"/>
+          <w:sz w:val="24"/>
+        </w:rPr>
+        <w:tab/>
+      </w:r>
+      <w:r>
+        <w:rPr>
+          <w:rFonts w:ascii="Pretendard" w:eastAsia="Pretendard" w:hAnsi="Pretendard"/>
+          <w:sz w:val="24"/>
+        </w:rPr>
+        <w:tab/>
+      </w:r>
+      <w:r>
+        <w:rPr>
+          <w:rFonts w:ascii="Pretendard" w:eastAsia="Pretendard" w:hAnsi="Pretendard"/>
+          <w:sz w:val="24"/>
+        </w:rPr>
+        <w:tab/>
+      </w:r>
+      <w:r>
+        <w:rPr>
+          <w:rFonts w:ascii="Pretendard" w:eastAsia="Pretendard" w:hAnsi="Pretendard" w:hint="eastAsia"/>
+          <w:sz w:val="24"/>
+        </w:rPr>
+        <w:t xml:space="preserve"> (2) </w:t>
+      </w:r>
+      <w:proofErr w:type="spellStart"/>
+      <w:r>
+        <w:rPr>
+          <w:rFonts w:ascii="Pretendard" w:eastAsia="Pretendard" w:hAnsi="Pretendard" w:hint="eastAsia"/>
+          <w:sz w:val="24"/>
+        </w:rPr>
+        <w:t>A^c</w:t>
+      </w:r>
+      <w:proofErr w:type="spellEnd"/>
+      <w:r>
+        <w:rPr>
+          <w:rFonts w:ascii="Pretendard" w:eastAsia="Pretendard" w:hAnsi="Pretendard" w:hint="eastAsia"/>
+          <w:sz w:val="24"/>
+        </w:rPr>
+        <w:t xml:space="preserve"> </w:t>
+      </w:r>
+      <w:r>
+        <w:rPr>
+          <w:rFonts w:ascii="Cambria Math" w:eastAsia="Pretendard" w:hAnsi="Cambria Math" w:cs="Cambria Math"/>
+          <w:sz w:val="24"/>
+        </w:rPr>
+        <w:t>∩</w:t>
+      </w:r>
+      <w:r>
+        <w:rPr>
+          <w:rFonts w:ascii="Pretendard" w:eastAsia="Pretendard" w:hAnsi="Pretendard" w:hint="eastAsia"/>
+          <w:sz w:val="24"/>
+        </w:rPr>
+        <w:t xml:space="preserve"> (</w:t>
+      </w:r>
+      <w:proofErr w:type="spellStart"/>
+      <w:r>
+        <w:rPr>
+          <w:rFonts w:ascii="Pretendard" w:eastAsia="Pretendard" w:hAnsi="Pretendard" w:hint="eastAsia"/>
+          <w:sz w:val="24"/>
+        </w:rPr>
+        <w:t>B^c</w:t>
+      </w:r>
+      <w:proofErr w:type="spellEnd"/>
+      <w:r>
+        <w:rPr>
+          <w:rFonts w:ascii="Pretendard" w:eastAsia="Pretendard" w:hAnsi="Pretendard" w:hint="eastAsia"/>
+          <w:sz w:val="24"/>
+        </w:rPr>
+        <w:t xml:space="preserve"> U </w:t>
+      </w:r>
+      <w:proofErr w:type="spellStart"/>
+      <w:r>
+        <w:rPr>
+          <w:rFonts w:ascii="Pretendard" w:eastAsia="Pretendard" w:hAnsi="Pretendard" w:hint="eastAsia"/>
+          <w:sz w:val="24"/>
+        </w:rPr>
+        <w:t>C^c</w:t>
+      </w:r>
+      <w:proofErr w:type="spellEnd"/>
+      <w:r>
+        <w:rPr>
+          <w:rFonts w:ascii="Pretendard" w:eastAsia="Pretendard" w:hAnsi="Pretendard" w:hint="eastAsia"/>
+          <w:sz w:val="24"/>
+        </w:rPr>
+        <w:t>)</w:t>
+      </w:r>
+      <w:r>
+        <w:rPr>
+          <w:noProof/>
+        </w:rPr>
+        <w:t xml:space="preserve"> </w:t>
+      </w:r>
+    </w:p>
+    <w:p>
+      <w:pPr>
+        <w:ind w:left="440"/>
+        <w:rPr>
+          <w:rFonts w:ascii="Pretendard" w:eastAsia="Pretendard" w:hAnsi="Pretendard" w:hint="eastAsia"/>
+          <w:sz w:val="24"/>
+        </w:rPr>
+      </w:pPr>
+      <w:r>
+        <w:rPr>
+          <w:noProof/>
+        </w:rPr>
+        <w:drawing>
+          <wp:inline distT="0" distB="0" distL="0" distR="0" wp14:anchorId="2F0F8E9E" wp14:editId="1807A617">
+            <wp:extent cx="2252663" cy="1678693"/>
+            <wp:effectExtent l="0" t="0" r="0" b="0"/>
+            <wp:docPr id="26285729" name="그림 1" descr="도표, 원, 클립아트이(가) 표시된 사진&#10;&#10;AI가 생성한 콘텐츠는 부정확할 수 있습니다."/>
+            <wp:cNvGraphicFramePr>
+              <a:graphicFrameLocks xmlns:a="http://schemas.openxmlformats.org/drawingml/2006/main" noChangeAspect="1"/>
+            </wp:cNvGraphicFramePr>
+            <a:graphic xmlns:a="http://schemas.openxmlformats.org/drawingml/2006/main">
+              <a:graphicData uri="http://schemas.openxmlformats.org/drawingml/2006/picture">
+                <pic:pic xmlns:pic="http://schemas.openxmlformats.org/drawingml/2006/picture">
+                  <pic:nvPicPr>
+                    <pic:cNvPr id="26285729" name="그림 1" descr="도표, 원, 클립아트이(가) 표시된 사진&#10;&#10;AI가 생성한 콘텐츠는 부정확할 수 있습니다."/>
+                    <pic:cNvPicPr/>
+                  </pic:nvPicPr>
+                  <pic:blipFill>
+                    <a:blip r:embed="rId8"/>
+                    <a:stretch>
+                      <a:fillRect/>
+                    </a:stretch>
+                  </pic:blipFill>
+                  <pic:spPr>
+                    <a:xfrm>
+                      <a:off x="0" y="0"/>
+                      <a:ext cx="2268611" cy="1690578"/>
+                    </a:xfrm>
+                    <a:prstGeom prst="rect">
+                      <a:avLst/>
+                    </a:prstGeom>
+                  </pic:spPr>
+                </pic:pic>
+              </a:graphicData>
+            </a:graphic>
+          </wp:inline>
+        </w:drawing>
+      </w:r>
+      <w:r>
+        <w:rPr>
+          <w:noProof/>
+        </w:rPr>
+        <w:drawing>
+          <wp:inline distT="0" distB="0" distL="0" distR="0" wp14:anchorId="404DE2BB" wp14:editId="2AD97006">
+            <wp:extent cx="2214562" cy="1724284"/>
+            <wp:effectExtent l="0" t="0" r="0" b="9525"/>
+            <wp:docPr id="1403817550" name="그림 1" descr="원, 클립아트, 도표이(가) 표시된 사진&#10;&#10;AI가 생성한 콘텐츠는 부정확할 수 있습니다."/>
+            <wp:cNvGraphicFramePr>
+              <a:graphicFrameLocks xmlns:a="http://schemas.openxmlformats.org/drawingml/2006/main" noChangeAspect="1"/>
+            </wp:cNvGraphicFramePr>
+            <a:graphic xmlns:a="http://schemas.openxmlformats.org/drawingml/2006/main">
+              <a:graphicData uri="http://schemas.openxmlformats.org/drawingml/2006/picture">
+                <pic:pic xmlns:pic="http://schemas.openxmlformats.org/drawingml/2006/picture">
+                  <pic:nvPicPr>
+                    <pic:cNvPr id="1403817550" name="그림 1" descr="원, 클립아트, 도표이(가) 표시된 사진&#10;&#10;AI가 생성한 콘텐츠는 부정확할 수 있습니다."/>
+                    <pic:cNvPicPr/>
+                  </pic:nvPicPr>
+                  <pic:blipFill>
+                    <a:blip r:embed="rId9"/>
+                    <a:stretch>
+                      <a:fillRect/>
+                    </a:stretch>
+                  </pic:blipFill>
+                  <pic:spPr>
+                    <a:xfrm>
+                      <a:off x="0" y="0"/>
+                      <a:ext cx="2243228" cy="1746603"/>
+                    </a:xfrm>
+                    <a:prstGeom prst="rect">
+                      <a:avLst/>
+                    </a:prstGeom>
+                  </pic:spPr>
+                </pic:pic>
+              </a:graphicData>
+            </a:graphic>
+          </wp:inline>
+        </w:drawing>
+      </w:r>
+    </w:p>
+    <w:p>
+      <w:pPr>
+        <w:pStyle w:val="a6"/>
+        <w:numPr>
+          <w:ilvl w:val="0"/>
+          <w:numId w:val="14"/>
+        </w:numPr>
+        <w:rPr>
+          <w:rFonts w:ascii="Pretendard" w:eastAsia="Pretendard" w:hAnsi="Pretendard" w:hint="eastAsia"/>
+          <w:sz w:val="24"/>
+        </w:rPr>
+      </w:pPr>
+      <w:r>
+        <w:rPr>
+          <w:rFonts w:ascii="Pretendard" w:eastAsia="Pretendard" w:hAnsi="Pretendard" w:hint="eastAsia"/>
+          <w:sz w:val="24"/>
+        </w:rPr>
+        <w:t>(</w:t>
+      </w:r>
+      <w:r>
+        <w:rPr>
+          <w:rFonts w:ascii="Pretendard" w:eastAsia="Pretendard" w:hAnsi="Pretendard" w:hint="eastAsia"/>
+          <w:sz w:val="24"/>
+        </w:rPr>
+        <w:t>A</w:t>
+      </w:r>
+      <w:r>
+        <w:rPr>
+          <w:rFonts w:ascii="Pretendard" w:eastAsia="Pretendard" w:hAnsi="Pretendard" w:hint="eastAsia"/>
+          <w:sz w:val="24"/>
+        </w:rPr>
+        <w:t xml:space="preserve"> U</w:t>
+      </w:r>
+      <w:r>
+        <w:rPr>
+          <w:rFonts w:ascii="Pretendard" w:eastAsia="Pretendard" w:hAnsi="Pretendard" w:hint="eastAsia"/>
+          <w:sz w:val="24"/>
+        </w:rPr>
+        <w:t xml:space="preserve"> B</w:t>
+      </w:r>
+      <w:r>
+        <w:rPr>
+          <w:rFonts w:ascii="Pretendard" w:eastAsia="Pretendard" w:hAnsi="Pretendard" w:hint="eastAsia"/>
+          <w:sz w:val="24"/>
+        </w:rPr>
+        <w:t>)</w:t>
+      </w:r>
+      <w:r>
+        <w:rPr>
+          <w:rFonts w:ascii="Pretendard" w:eastAsia="Pretendard" w:hAnsi="Pretendard" w:hint="eastAsia"/>
+          <w:sz w:val="24"/>
+        </w:rPr>
+        <w:t xml:space="preserve"> </w:t>
+      </w:r>
+      <w:r>
+        <w:rPr>
+          <w:rFonts w:ascii="Cambria Math" w:eastAsia="Pretendard" w:hAnsi="Cambria Math" w:cs="Cambria Math"/>
+          <w:sz w:val="24"/>
+        </w:rPr>
+        <w:t>∩</w:t>
+      </w:r>
+      <w:r>
+        <w:rPr>
+          <w:rFonts w:ascii="Pretendard" w:eastAsia="Pretendard" w:hAnsi="Pretendard" w:hint="eastAsia"/>
+          <w:sz w:val="24"/>
+        </w:rPr>
+        <w:t xml:space="preserve"> C</w:t>
+      </w:r>
+      <w:r>
+        <w:rPr>
+          <w:rFonts w:ascii="Pretendard" w:eastAsia="Pretendard" w:hAnsi="Pretendard"/>
+          <w:sz w:val="24"/>
+        </w:rPr>
+        <w:tab/>
+      </w:r>
+      <w:r>
+        <w:rPr>
+          <w:rFonts w:ascii="Pretendard" w:eastAsia="Pretendard" w:hAnsi="Pretendard"/>
+          <w:sz w:val="24"/>
+        </w:rPr>
+        <w:tab/>
+      </w:r>
+      <w:r>
+        <w:rPr>
+          <w:rFonts w:ascii="Pretendard" w:eastAsia="Pretendard" w:hAnsi="Pretendard"/>
+          <w:sz w:val="24"/>
+        </w:rPr>
+        <w:tab/>
+      </w:r>
+      <w:r>
+        <w:rPr>
+          <w:rFonts w:ascii="Pretendard" w:eastAsia="Pretendard" w:hAnsi="Pretendard" w:hint="eastAsia"/>
+          <w:sz w:val="24"/>
+        </w:rPr>
+        <w:t xml:space="preserve"> (4) </w:t>
+      </w:r>
+      <w:r>
+        <w:rPr>
+          <w:rFonts w:ascii="Pretendard" w:eastAsia="Pretendard" w:hAnsi="Pretendard" w:hint="eastAsia"/>
+          <w:sz w:val="24"/>
+        </w:rPr>
+        <w:t xml:space="preserve">A </w:t>
+      </w:r>
+      <w:r>
+        <w:rPr>
+          <w:rFonts w:ascii="Cambria Math" w:eastAsia="Pretendard" w:hAnsi="Cambria Math" w:cs="Cambria Math"/>
+          <w:sz w:val="24"/>
+        </w:rPr>
+        <w:t>∩</w:t>
+      </w:r>
+      <w:r>
+        <w:rPr>
+          <w:rFonts w:ascii="Pretendard" w:eastAsia="Pretendard" w:hAnsi="Pretendard" w:hint="eastAsia"/>
+          <w:sz w:val="24"/>
+        </w:rPr>
+        <w:t xml:space="preserve"> B </w:t>
+      </w:r>
+      <w:r>
+        <w:rPr>
+          <w:rFonts w:ascii="Cambria Math" w:eastAsia="Pretendard" w:hAnsi="Cambria Math" w:cs="Cambria Math"/>
+          <w:sz w:val="24"/>
+        </w:rPr>
+        <w:t>∩</w:t>
+      </w:r>
+      <w:r>
+        <w:rPr>
+          <w:rFonts w:ascii="Pretendard" w:eastAsia="Pretendard" w:hAnsi="Pretendard" w:hint="eastAsia"/>
+          <w:sz w:val="24"/>
+        </w:rPr>
+        <w:t xml:space="preserve"> C</w:t>
+      </w:r>
+    </w:p>
+    <w:p>
+      <w:pPr>
+        <w:ind w:left="440"/>
+        <w:rPr>
+          <w:rFonts w:ascii="Pretendard" w:eastAsia="Pretendard" w:hAnsi="Pretendard" w:hint="eastAsia"/>
+          <w:sz w:val="24"/>
+        </w:rPr>
+      </w:pPr>
+      <w:r>
+        <w:rPr>
+          <w:noProof/>
+        </w:rPr>
+        <w:drawing>
+          <wp:inline distT="0" distB="0" distL="0" distR="0" wp14:anchorId="74BEAB2E" wp14:editId="530BE57C">
+            <wp:extent cx="2238375" cy="1712715"/>
+            <wp:effectExtent l="0" t="0" r="0" b="1905"/>
+            <wp:docPr id="1625605011" name="그림 1" descr="도표, 클립아트, 원이(가) 표시된 사진&#10;&#10;AI가 생성한 콘텐츠는 부정확할 수 있습니다."/>
+            <wp:cNvGraphicFramePr>
+              <a:graphicFrameLocks xmlns:a="http://schemas.openxmlformats.org/drawingml/2006/main" noChangeAspect="1"/>
+            </wp:cNvGraphicFramePr>
+            <a:graphic xmlns:a="http://schemas.openxmlformats.org/drawingml/2006/main">
+              <a:graphicData uri="http://schemas.openxmlformats.org/drawingml/2006/picture">
+                <pic:pic xmlns:pic="http://schemas.openxmlformats.org/drawingml/2006/picture">
+                  <pic:nvPicPr>
+                    <pic:cNvPr id="1625605011" name="그림 1" descr="도표, 클립아트, 원이(가) 표시된 사진&#10;&#10;AI가 생성한 콘텐츠는 부정확할 수 있습니다."/>
+                    <pic:cNvPicPr/>
+                  </pic:nvPicPr>
+                  <pic:blipFill>
+                    <a:blip r:embed="rId10"/>
+                    <a:stretch>
+                      <a:fillRect/>
+                    </a:stretch>
+                  </pic:blipFill>
+                  <pic:spPr>
+                    <a:xfrm>
+                      <a:off x="0" y="0"/>
+                      <a:ext cx="2253362" cy="1724183"/>
+                    </a:xfrm>
+                    <a:prstGeom prst="rect">
+                      <a:avLst/>
+                    </a:prstGeom>
+                  </pic:spPr>
+                </pic:pic>
+              </a:graphicData>
+            </a:graphic>
+          </wp:inline>
+        </w:drawing>
+      </w:r>
+      <w:r>
+        <w:rPr>
+          <w:noProof/>
+        </w:rPr>
+        <w:t xml:space="preserve"> </w:t>
+      </w:r>
+      <w:r>
+        <w:rPr>
+          <w:noProof/>
+        </w:rPr>
+        <w:drawing>
+          <wp:inline distT="0" distB="0" distL="0" distR="0" wp14:anchorId="189D71BB" wp14:editId="325176A3">
+            <wp:extent cx="2161858" cy="1687536"/>
+            <wp:effectExtent l="0" t="0" r="0" b="8255"/>
+            <wp:docPr id="1672969973" name="그림 1" descr="원, 도표, 클립아트이(가) 표시된 사진&#10;&#10;AI가 생성한 콘텐츠는 부정확할 수 있습니다."/>
+            <wp:cNvGraphicFramePr>
+              <a:graphicFrameLocks xmlns:a="http://schemas.openxmlformats.org/drawingml/2006/main" noChangeAspect="1"/>
+            </wp:cNvGraphicFramePr>
+            <a:graphic xmlns:a="http://schemas.openxmlformats.org/drawingml/2006/main">
+              <a:graphicData uri="http://schemas.openxmlformats.org/drawingml/2006/picture">
+                <pic:pic xmlns:pic="http://schemas.openxmlformats.org/drawingml/2006/picture">
+                  <pic:nvPicPr>
+                    <pic:cNvPr id="1672969973" name="그림 1" descr="원, 도표, 클립아트이(가) 표시된 사진&#10;&#10;AI가 생성한 콘텐츠는 부정확할 수 있습니다."/>
+                    <pic:cNvPicPr/>
+                  </pic:nvPicPr>
+                  <pic:blipFill>
+                    <a:blip r:embed="rId11"/>
+                    <a:stretch>
+                      <a:fillRect/>
+                    </a:stretch>
+                  </pic:blipFill>
+                  <pic:spPr>
+                    <a:xfrm>
+                      <a:off x="0" y="0"/>
+                      <a:ext cx="2180650" cy="1702205"/>
+                    </a:xfrm>
+                    <a:prstGeom prst="rect">
+                      <a:avLst/>
+                    </a:prstGeom>
+                  </pic:spPr>
+                </pic:pic>
+              </a:graphicData>
+            </a:graphic>
+          </wp:inline>
+        </w:drawing>
+      </w:r>
+    </w:p>
+    <w:p>
+      <w:pPr>
+        <w:widowControl/>
+        <w:wordWrap/>
+        <w:autoSpaceDE/>
+        <w:autoSpaceDN/>
+        <w:rPr>
+          <w:rFonts w:ascii="Pretendard" w:eastAsia="Pretendard" w:hAnsi="Pretendard"/>
+          <w:sz w:val="24"/>
+        </w:rPr>
+      </w:pPr>
+    </w:p>
+    <w:p>
+      <w:pPr>
+        <w:widowControl/>
+        <w:wordWrap/>
+        <w:autoSpaceDE/>
+        <w:autoSpaceDN/>
+        <w:rPr>
+          <w:rFonts w:ascii="Pretendard" w:eastAsia="Pretendard" w:hAnsi="Pretendard"/>
+          <w:sz w:val="24"/>
+        </w:rPr>
+      </w:pPr>
+      <w:r>
+        <w:rPr>
+          <w:rFonts w:ascii="Pretendard" w:eastAsia="Pretendard" w:hAnsi="Pretendard" w:hint="eastAsia"/>
+          <w:b/>
+          <w:bCs/>
+          <w:sz w:val="24"/>
+        </w:rPr>
+        <w:t>Part 3. 주관식 문제</w:t>
+      </w:r>
+    </w:p>
+    <w:p>
+      <w:pPr>
+        <w:pStyle w:val="a6"/>
+        <w:numPr>
+          <w:ilvl w:val="0"/>
+          <w:numId w:val="15"/>
+        </w:numPr>
+        <w:rPr>
+          <w:rFonts w:ascii="Pretendard" w:eastAsia="Pretendard" w:hAnsi="Pretendard"/>
+          <w:sz w:val="24"/>
+        </w:rPr>
+      </w:pPr>
+      <w:r>
+        <w:rPr>
+          <w:rFonts w:ascii="Pretendard" w:eastAsia="Pretendard" w:hAnsi="Pretendard" w:hint="eastAsia"/>
+          <w:sz w:val="24"/>
+        </w:rPr>
+        <w:t xml:space="preserve">다음 집합 A에서 원소의 개수를 </w:t>
+      </w:r>
+      <w:proofErr w:type="spellStart"/>
+      <w:r>
+        <w:rPr>
+          <w:rFonts w:ascii="Pretendard" w:eastAsia="Pretendard" w:hAnsi="Pretendard" w:hint="eastAsia"/>
+          <w:sz w:val="24"/>
+        </w:rPr>
+        <w:t>밝히시오</w:t>
+      </w:r>
+      <w:proofErr w:type="spellEnd"/>
+      <w:r>
+        <w:rPr>
+          <w:rFonts w:ascii="Pretendard" w:eastAsia="Pretendard" w:hAnsi="Pretendard" w:hint="eastAsia"/>
+          <w:sz w:val="24"/>
+        </w:rPr>
+        <w:t>.</w:t>
+      </w:r>
+    </w:p>
+    <w:p>
+      <w:pPr>
+        <w:pStyle w:val="a6"/>
+        <w:ind w:left="800"/>
+        <w:rPr>
+          <w:rFonts w:ascii="Pretendard" w:eastAsia="Pretendard" w:hAnsi="Pretendard"/>
+          <w:sz w:val="24"/>
+        </w:rPr>
+      </w:pPr>
+      <w:r>
+        <w:rPr>
+          <w:rFonts w:ascii="Pretendard" w:eastAsia="Pretendard" w:hAnsi="Pretendard" w:hint="eastAsia"/>
+          <w:sz w:val="24"/>
+        </w:rPr>
+        <w:t xml:space="preserve">A = </w:t>
+      </w:r>
+      <w:proofErr w:type="gramStart"/>
+      <w:r>
+        <w:rPr>
+          <w:rFonts w:ascii="Pretendard" w:eastAsia="Pretendard" w:hAnsi="Pretendard" w:hint="eastAsia"/>
+          <w:sz w:val="24"/>
+        </w:rPr>
+        <w:t>{ x</w:t>
+      </w:r>
+      <w:proofErr w:type="gramEnd"/>
+      <w:r>
+        <w:rPr>
+          <w:rFonts w:ascii="Pretendard" w:eastAsia="Pretendard" w:hAnsi="Pretendard" w:hint="eastAsia"/>
+          <w:sz w:val="24"/>
+        </w:rPr>
+        <w:t xml:space="preserve"> | x </w:t>
+      </w:r>
+      <w:r>
+        <w:rPr>
+          <w:rFonts w:ascii="Cambria Math" w:eastAsia="Pretendard" w:hAnsi="Cambria Math" w:cs="Cambria Math"/>
+          <w:sz w:val="24"/>
+        </w:rPr>
+        <w:t>∈</w:t>
+      </w:r>
+      <w:r>
+        <w:rPr>
+          <w:rFonts w:ascii="Pretendard" w:eastAsia="Pretendard" w:hAnsi="Pretendard" w:hint="eastAsia"/>
+          <w:sz w:val="24"/>
+        </w:rPr>
+        <w:t xml:space="preserve"> Z, x는 홀수이고 x &lt; 9 }</w:t>
+      </w:r>
+    </w:p>
+    <w:p>
+      <w:pPr>
+        <w:pStyle w:val="a6"/>
+        <w:numPr>
+          <w:ilvl w:val="0"/>
+          <w:numId w:val="7"/>
+        </w:numPr>
+        <w:rPr>
+          <w:rFonts w:ascii="Pretendard" w:eastAsia="Pretendard" w:hAnsi="Pretendard"/>
+          <w:sz w:val="24"/>
+        </w:rPr>
+      </w:pPr>
+      <w:proofErr w:type="gramStart"/>
+      <w:r>
+        <w:rPr>
+          <w:rFonts w:ascii="Pretendard" w:eastAsia="Pretendard" w:hAnsi="Pretendard" w:hint="eastAsia"/>
+          <w:sz w:val="24"/>
+        </w:rPr>
+        <w:t>정답 :</w:t>
+      </w:r>
+      <w:proofErr w:type="gramEnd"/>
+      <w:r>
+        <w:rPr>
+          <w:rFonts w:ascii="Pretendard" w:eastAsia="Pretendard" w:hAnsi="Pretendard" w:hint="eastAsia"/>
+          <w:sz w:val="24"/>
+        </w:rPr>
+        <w:t xml:space="preserve"> </w:t>
+      </w:r>
+      <w:r>
+        <w:rPr>
+          <w:rFonts w:ascii="Pretendard" w:eastAsia="Pretendard" w:hAnsi="Pretendard" w:hint="eastAsia"/>
+          <w:sz w:val="24"/>
+        </w:rPr>
+        <w:t>8개</w:t>
+      </w:r>
+    </w:p>
+    <w:p>
+      <w:pPr>
+        <w:pStyle w:val="a6"/>
+        <w:numPr>
+          <w:ilvl w:val="0"/>
+          <w:numId w:val="7"/>
+        </w:numPr>
+        <w:rPr>
+          <w:rFonts w:ascii="Pretendard" w:eastAsia="Pretendard" w:hAnsi="Pretendard" w:hint="eastAsia"/>
+          <w:sz w:val="24"/>
+        </w:rPr>
+      </w:pPr>
+      <w:proofErr w:type="gramStart"/>
+      <w:r>
+        <w:rPr>
+          <w:rFonts w:ascii="Pretendard" w:eastAsia="Pretendard" w:hAnsi="Pretendard" w:hint="eastAsia"/>
+          <w:sz w:val="24"/>
+        </w:rPr>
+        <w:t>풀이</w:t>
+      </w:r>
+      <w:r>
+        <w:rPr>
+          <w:rFonts w:ascii="Pretendard" w:eastAsia="Pretendard" w:hAnsi="Pretendard" w:hint="eastAsia"/>
+          <w:sz w:val="24"/>
+        </w:rPr>
+        <w:t xml:space="preserve"> :</w:t>
+      </w:r>
+      <w:proofErr w:type="gramEnd"/>
+      <w:r>
+        <w:rPr>
+          <w:rFonts w:ascii="Pretendard" w:eastAsia="Pretendard" w:hAnsi="Pretendard" w:hint="eastAsia"/>
+          <w:sz w:val="24"/>
+        </w:rPr>
+        <w:t xml:space="preserve"> </w:t>
+      </w:r>
+      <w:r>
+        <w:rPr>
+          <w:rFonts w:ascii="Pretendard" w:eastAsia="Pretendard" w:hAnsi="Pretendard"/>
+          <w:sz w:val="24"/>
+        </w:rPr>
+        <w:t>A={−7,</w:t>
+      </w:r>
+      <w:r>
+        <w:rPr>
+          <w:rFonts w:ascii="Pretendard" w:eastAsia="Pretendard" w:hAnsi="Pretendard" w:hint="eastAsia"/>
+          <w:sz w:val="24"/>
+        </w:rPr>
+        <w:t xml:space="preserve"> </w:t>
+      </w:r>
+      <w:r>
+        <w:rPr>
+          <w:rFonts w:ascii="Pretendard" w:eastAsia="Pretendard" w:hAnsi="Pretendard"/>
+          <w:sz w:val="24"/>
+        </w:rPr>
+        <w:t>−5,</w:t>
+      </w:r>
+      <w:r>
+        <w:rPr>
+          <w:rFonts w:ascii="Pretendard" w:eastAsia="Pretendard" w:hAnsi="Pretendard" w:hint="eastAsia"/>
+          <w:sz w:val="24"/>
+        </w:rPr>
+        <w:t xml:space="preserve"> </w:t>
+      </w:r>
+      <w:r>
+        <w:rPr>
+          <w:rFonts w:ascii="Pretendard" w:eastAsia="Pretendard" w:hAnsi="Pretendard"/>
+          <w:sz w:val="24"/>
+        </w:rPr>
+        <w:t>−3,</w:t>
+      </w:r>
+      <w:r>
+        <w:rPr>
+          <w:rFonts w:ascii="Pretendard" w:eastAsia="Pretendard" w:hAnsi="Pretendard" w:hint="eastAsia"/>
+          <w:sz w:val="24"/>
+        </w:rPr>
+        <w:t xml:space="preserve"> </w:t>
+      </w:r>
+      <w:r>
+        <w:rPr>
+          <w:rFonts w:ascii="Pretendard" w:eastAsia="Pretendard" w:hAnsi="Pretendard"/>
+          <w:sz w:val="24"/>
+        </w:rPr>
+        <w:t>−1,</w:t>
+      </w:r>
+      <w:r>
+        <w:rPr>
+          <w:rFonts w:ascii="Pretendard" w:eastAsia="Pretendard" w:hAnsi="Pretendard" w:hint="eastAsia"/>
+          <w:sz w:val="24"/>
+        </w:rPr>
+        <w:t xml:space="preserve"> </w:t>
+      </w:r>
+      <w:r>
+        <w:rPr>
+          <w:rFonts w:ascii="Pretendard" w:eastAsia="Pretendard" w:hAnsi="Pretendard"/>
+          <w:sz w:val="24"/>
+        </w:rPr>
+        <w:t>1,</w:t>
+      </w:r>
+      <w:r>
+        <w:rPr>
+          <w:rFonts w:ascii="Pretendard" w:eastAsia="Pretendard" w:hAnsi="Pretendard" w:hint="eastAsia"/>
+          <w:sz w:val="24"/>
+        </w:rPr>
+        <w:t xml:space="preserve"> </w:t>
+      </w:r>
+      <w:r>
+        <w:rPr>
+          <w:rFonts w:ascii="Pretendard" w:eastAsia="Pretendard" w:hAnsi="Pretendard"/>
+          <w:sz w:val="24"/>
+        </w:rPr>
+        <w:t>3,</w:t>
+      </w:r>
+      <w:r>
+        <w:rPr>
+          <w:rFonts w:ascii="Pretendard" w:eastAsia="Pretendard" w:hAnsi="Pretendard" w:hint="eastAsia"/>
+          <w:sz w:val="24"/>
+        </w:rPr>
+        <w:t xml:space="preserve"> </w:t>
+      </w:r>
+      <w:r>
+        <w:rPr>
+          <w:rFonts w:ascii="Pretendard" w:eastAsia="Pretendard" w:hAnsi="Pretendard"/>
+          <w:sz w:val="24"/>
+        </w:rPr>
+        <w:t>5,</w:t>
+      </w:r>
+      <w:r>
+        <w:rPr>
+          <w:rFonts w:ascii="Pretendard" w:eastAsia="Pretendard" w:hAnsi="Pretendard" w:hint="eastAsia"/>
+          <w:sz w:val="24"/>
+        </w:rPr>
+        <w:t xml:space="preserve"> </w:t>
+      </w:r>
+      <w:r>
+        <w:rPr>
+          <w:rFonts w:ascii="Pretendard" w:eastAsia="Pretendard" w:hAnsi="Pretendard"/>
+          <w:sz w:val="24"/>
+        </w:rPr>
+        <w:t>7}</w:t>
       </w:r>
     </w:p>
     <w:sectPr>
@@ -1522,6 +3375,95 @@
 <file path=word/numbering.xml><?xml version="1.0" encoding="utf-8"?>
 <w:numbering xmlns:wpc="http://schemas.microsoft.com/office/word/2010/wordprocessingCanvas" xmlns:cx="http://schemas.microsoft.com/office/drawing/2014/chartex" xmlns:cx1="http://schemas.microsoft.com/office/drawing/2015/9/8/chartex" xmlns:cx2="http://schemas.microsoft.com/office/drawing/2015/10/21/chartex" xmlns:cx3="http://schemas.microsoft.com/office/drawing/2016/5/9/chartex" xmlns:cx4="http://schemas.microsoft.com/office/drawing/2016/5/10/chartex" xmlns:cx5="http://schemas.microsoft.com/office/drawing/2016/5/11/chartex" xmlns:cx6="http://schemas.microsoft.com/office/drawing/2016/5/12/chartex" xmlns:cx7="http://schemas.microsoft.com/office/drawing/2016/5/13/chartex" xmlns:cx8="http://schemas.microsoft.com/office/drawing/2016/5/14/chartex" xmlns:mc="http://schemas.openxmlformats.org/markup-compatibility/2006" xmlns:aink="http://schemas.microsoft.com/office/drawing/2016/ink" xmlns:am3d="http://schemas.microsoft.com/office/drawing/2017/model3d" xmlns:o="urn:schemas-microsoft-com:office:office" xmlns:oel="http://schemas.microsoft.com/office/2019/extlst" xmlns:r="http://schemas.openxmlformats.org/officeDocument/2006/relationships" xmlns:m="http://schemas.openxmlformats.org/officeDocument/2006/math" xmlns:v="urn:schemas-microsoft-com:vml" xmlns:wp14="http://schemas.microsoft.com/office/word/2010/wordprocessingDrawing" xmlns:wp="http://schemas.openxmlformats.org/drawingml/2006/wordprocessingDrawing" xmlns:w10="urn:schemas-microsoft-com:office:word" xmlns:w="http://schemas.openxmlformats.org/wordprocessingml/2006/main" xmlns:w14="http://schemas.microsoft.com/office/word/2010/wordml" xmlns:w15="http://schemas.microsoft.com/office/word/2012/wordml" xmlns:w16cex="http://schemas.microsoft.com/office/word/2018/wordml/cex" xmlns:w16cid="http://schemas.microsoft.com/office/word/2016/wordml/cid" xmlns:w16="http://schemas.microsoft.com/office/word/2018/wordml" xmlns:w16du="http://schemas.microsoft.com/office/word/2023/wordml/word16du" xmlns:w16sdtdh="http://schemas.microsoft.com/office/word/2020/wordml/sdtdatahash" xmlns:w16sdtfl="http://schemas.microsoft.com/office/word/2024/wordml/sdtformatlock" xmlns:w16se="http://schemas.microsoft.com/office/word/2015/wordml/symex" xmlns:wpg="http://schemas.microsoft.com/office/word/2010/wordprocessingGroup" xmlns:wpi="http://schemas.microsoft.com/office/word/2010/wordprocessingInk" xmlns:wne="http://schemas.microsoft.com/office/word/2006/wordml" xmlns:wps="http://schemas.microsoft.com/office/word/2010/wordprocessingShape" mc:Ignorable="w14 w15 w16se w16cid w16 w16cex w16sdtdh w16sdtfl w16du wp14">
   <w:abstractNum w:abstractNumId="0" w15:restartNumberingAfterBreak="0">
+    <w:nsid w:val="04C93963"/>
+    <w:multiLevelType w:val="hybridMultilevel"/>
+    <w:tmpl w:val="23F25910"/>
+    <w:lvl w:ilvl="0" w:tplc="A4A4B562">
+      <w:start w:val="1"/>
+      <w:numFmt w:val="decimal"/>
+      <w:lvlText w:val="%1."/>
+      <w:lvlJc w:val="left"/>
+      <w:pPr>
+        <w:ind w:left="800" w:hanging="360"/>
+      </w:pPr>
+      <w:rPr>
+        <w:rFonts w:hint="default"/>
+      </w:rPr>
+    </w:lvl>
+    <w:lvl w:ilvl="1" w:tplc="04090019" w:tentative="1">
+      <w:start w:val="1"/>
+      <w:numFmt w:val="upperLetter"/>
+      <w:lvlText w:val="%2."/>
+      <w:lvlJc w:val="left"/>
+      <w:pPr>
+        <w:ind w:left="1320" w:hanging="440"/>
+      </w:pPr>
+    </w:lvl>
+    <w:lvl w:ilvl="2" w:tplc="0409001B" w:tentative="1">
+      <w:start w:val="1"/>
+      <w:numFmt w:val="lowerRoman"/>
+      <w:lvlText w:val="%3."/>
+      <w:lvlJc w:val="right"/>
+      <w:pPr>
+        <w:ind w:left="1760" w:hanging="440"/>
+      </w:pPr>
+    </w:lvl>
+    <w:lvl w:ilvl="3" w:tplc="0409000F" w:tentative="1">
+      <w:start w:val="1"/>
+      <w:numFmt w:val="decimal"/>
+      <w:lvlText w:val="%4."/>
+      <w:lvlJc w:val="left"/>
+      <w:pPr>
+        <w:ind w:left="2200" w:hanging="440"/>
+      </w:pPr>
+    </w:lvl>
+    <w:lvl w:ilvl="4" w:tplc="04090019" w:tentative="1">
+      <w:start w:val="1"/>
+      <w:numFmt w:val="upperLetter"/>
+      <w:lvlText w:val="%5."/>
+      <w:lvlJc w:val="left"/>
+      <w:pPr>
+        <w:ind w:left="2640" w:hanging="440"/>
+      </w:pPr>
+    </w:lvl>
+    <w:lvl w:ilvl="5" w:tplc="0409001B" w:tentative="1">
+      <w:start w:val="1"/>
+      <w:numFmt w:val="lowerRoman"/>
+      <w:lvlText w:val="%6."/>
+      <w:lvlJc w:val="right"/>
+      <w:pPr>
+        <w:ind w:left="3080" w:hanging="440"/>
+      </w:pPr>
+    </w:lvl>
+    <w:lvl w:ilvl="6" w:tplc="0409000F" w:tentative="1">
+      <w:start w:val="1"/>
+      <w:numFmt w:val="decimal"/>
+      <w:lvlText w:val="%7."/>
+      <w:lvlJc w:val="left"/>
+      <w:pPr>
+        <w:ind w:left="3520" w:hanging="440"/>
+      </w:pPr>
+    </w:lvl>
+    <w:lvl w:ilvl="7" w:tplc="04090019" w:tentative="1">
+      <w:start w:val="1"/>
+      <w:numFmt w:val="upperLetter"/>
+      <w:lvlText w:val="%8."/>
+      <w:lvlJc w:val="left"/>
+      <w:pPr>
+        <w:ind w:left="3960" w:hanging="440"/>
+      </w:pPr>
+    </w:lvl>
+    <w:lvl w:ilvl="8" w:tplc="0409001B" w:tentative="1">
+      <w:start w:val="1"/>
+      <w:numFmt w:val="lowerRoman"/>
+      <w:lvlText w:val="%9."/>
+      <w:lvlJc w:val="right"/>
+      <w:pPr>
+        <w:ind w:left="4400" w:hanging="440"/>
+      </w:pPr>
+    </w:lvl>
+  </w:abstractNum>
+  <w:abstractNum w:abstractNumId="1" w15:restartNumberingAfterBreak="0">
     <w:nsid w:val="1D5A2B1F"/>
     <w:multiLevelType w:val="hybridMultilevel"/>
     <w:tmpl w:val="2B64FEEC"/>
@@ -1634,7 +3576,7 @@
       </w:rPr>
     </w:lvl>
   </w:abstractNum>
-  <w:abstractNum w:abstractNumId="1" w15:restartNumberingAfterBreak="0">
+  <w:abstractNum w:abstractNumId="2" w15:restartNumberingAfterBreak="0">
     <w:nsid w:val="20330120"/>
     <w:multiLevelType w:val="hybridMultilevel"/>
     <w:tmpl w:val="6A48B454"/>
@@ -1726,7 +3668,7 @@
       </w:pPr>
     </w:lvl>
   </w:abstractNum>
-  <w:abstractNum w:abstractNumId="2" w15:restartNumberingAfterBreak="0">
+  <w:abstractNum w:abstractNumId="3" w15:restartNumberingAfterBreak="0">
     <w:nsid w:val="31A83769"/>
     <w:multiLevelType w:val="hybridMultilevel"/>
     <w:tmpl w:val="DBDAD3C0"/>
@@ -1839,7 +3781,274 @@
       </w:rPr>
     </w:lvl>
   </w:abstractNum>
-  <w:abstractNum w:abstractNumId="3" w15:restartNumberingAfterBreak="0">
+  <w:abstractNum w:abstractNumId="4" w15:restartNumberingAfterBreak="0">
+    <w:nsid w:val="33F61FF0"/>
+    <w:multiLevelType w:val="hybridMultilevel"/>
+    <w:tmpl w:val="36420320"/>
+    <w:lvl w:ilvl="0" w:tplc="81F89D98">
+      <w:start w:val="1"/>
+      <w:numFmt w:val="decimal"/>
+      <w:lvlText w:val="%1."/>
+      <w:lvlJc w:val="left"/>
+      <w:pPr>
+        <w:ind w:left="800" w:hanging="360"/>
+      </w:pPr>
+      <w:rPr>
+        <w:rFonts w:hint="default"/>
+      </w:rPr>
+    </w:lvl>
+    <w:lvl w:ilvl="1" w:tplc="04090019" w:tentative="1">
+      <w:start w:val="1"/>
+      <w:numFmt w:val="upperLetter"/>
+      <w:lvlText w:val="%2."/>
+      <w:lvlJc w:val="left"/>
+      <w:pPr>
+        <w:ind w:left="1320" w:hanging="440"/>
+      </w:pPr>
+    </w:lvl>
+    <w:lvl w:ilvl="2" w:tplc="0409001B" w:tentative="1">
+      <w:start w:val="1"/>
+      <w:numFmt w:val="lowerRoman"/>
+      <w:lvlText w:val="%3."/>
+      <w:lvlJc w:val="right"/>
+      <w:pPr>
+        <w:ind w:left="1760" w:hanging="440"/>
+      </w:pPr>
+    </w:lvl>
+    <w:lvl w:ilvl="3" w:tplc="0409000F" w:tentative="1">
+      <w:start w:val="1"/>
+      <w:numFmt w:val="decimal"/>
+      <w:lvlText w:val="%4."/>
+      <w:lvlJc w:val="left"/>
+      <w:pPr>
+        <w:ind w:left="2200" w:hanging="440"/>
+      </w:pPr>
+    </w:lvl>
+    <w:lvl w:ilvl="4" w:tplc="04090019" w:tentative="1">
+      <w:start w:val="1"/>
+      <w:numFmt w:val="upperLetter"/>
+      <w:lvlText w:val="%5."/>
+      <w:lvlJc w:val="left"/>
+      <w:pPr>
+        <w:ind w:left="2640" w:hanging="440"/>
+      </w:pPr>
+    </w:lvl>
+    <w:lvl w:ilvl="5" w:tplc="0409001B" w:tentative="1">
+      <w:start w:val="1"/>
+      <w:numFmt w:val="lowerRoman"/>
+      <w:lvlText w:val="%6."/>
+      <w:lvlJc w:val="right"/>
+      <w:pPr>
+        <w:ind w:left="3080" w:hanging="440"/>
+      </w:pPr>
+    </w:lvl>
+    <w:lvl w:ilvl="6" w:tplc="0409000F" w:tentative="1">
+      <w:start w:val="1"/>
+      <w:numFmt w:val="decimal"/>
+      <w:lvlText w:val="%7."/>
+      <w:lvlJc w:val="left"/>
+      <w:pPr>
+        <w:ind w:left="3520" w:hanging="440"/>
+      </w:pPr>
+    </w:lvl>
+    <w:lvl w:ilvl="7" w:tplc="04090019" w:tentative="1">
+      <w:start w:val="1"/>
+      <w:numFmt w:val="upperLetter"/>
+      <w:lvlText w:val="%8."/>
+      <w:lvlJc w:val="left"/>
+      <w:pPr>
+        <w:ind w:left="3960" w:hanging="440"/>
+      </w:pPr>
+    </w:lvl>
+    <w:lvl w:ilvl="8" w:tplc="0409001B" w:tentative="1">
+      <w:start w:val="1"/>
+      <w:numFmt w:val="lowerRoman"/>
+      <w:lvlText w:val="%9."/>
+      <w:lvlJc w:val="right"/>
+      <w:pPr>
+        <w:ind w:left="4400" w:hanging="440"/>
+      </w:pPr>
+    </w:lvl>
+  </w:abstractNum>
+  <w:abstractNum w:abstractNumId="5" w15:restartNumberingAfterBreak="0">
+    <w:nsid w:val="42E806CF"/>
+    <w:multiLevelType w:val="hybridMultilevel"/>
+    <w:tmpl w:val="DD0E0C9C"/>
+    <w:lvl w:ilvl="0" w:tplc="C8BECE74">
+      <w:start w:val="1"/>
+      <w:numFmt w:val="decimal"/>
+      <w:lvlText w:val="%1."/>
+      <w:lvlJc w:val="left"/>
+      <w:pPr>
+        <w:ind w:left="800" w:hanging="360"/>
+      </w:pPr>
+      <w:rPr>
+        <w:rFonts w:hint="default"/>
+      </w:rPr>
+    </w:lvl>
+    <w:lvl w:ilvl="1" w:tplc="04090019">
+      <w:start w:val="1"/>
+      <w:numFmt w:val="upperLetter"/>
+      <w:lvlText w:val="%2."/>
+      <w:lvlJc w:val="left"/>
+      <w:pPr>
+        <w:ind w:left="1320" w:hanging="440"/>
+      </w:pPr>
+    </w:lvl>
+    <w:lvl w:ilvl="2" w:tplc="0409001B" w:tentative="1">
+      <w:start w:val="1"/>
+      <w:numFmt w:val="lowerRoman"/>
+      <w:lvlText w:val="%3."/>
+      <w:lvlJc w:val="right"/>
+      <w:pPr>
+        <w:ind w:left="1760" w:hanging="440"/>
+      </w:pPr>
+    </w:lvl>
+    <w:lvl w:ilvl="3" w:tplc="0409000F" w:tentative="1">
+      <w:start w:val="1"/>
+      <w:numFmt w:val="decimal"/>
+      <w:lvlText w:val="%4."/>
+      <w:lvlJc w:val="left"/>
+      <w:pPr>
+        <w:ind w:left="2200" w:hanging="440"/>
+      </w:pPr>
+    </w:lvl>
+    <w:lvl w:ilvl="4" w:tplc="04090019" w:tentative="1">
+      <w:start w:val="1"/>
+      <w:numFmt w:val="upperLetter"/>
+      <w:lvlText w:val="%5."/>
+      <w:lvlJc w:val="left"/>
+      <w:pPr>
+        <w:ind w:left="2640" w:hanging="440"/>
+      </w:pPr>
+    </w:lvl>
+    <w:lvl w:ilvl="5" w:tplc="0409001B" w:tentative="1">
+      <w:start w:val="1"/>
+      <w:numFmt w:val="lowerRoman"/>
+      <w:lvlText w:val="%6."/>
+      <w:lvlJc w:val="right"/>
+      <w:pPr>
+        <w:ind w:left="3080" w:hanging="440"/>
+      </w:pPr>
+    </w:lvl>
+    <w:lvl w:ilvl="6" w:tplc="0409000F" w:tentative="1">
+      <w:start w:val="1"/>
+      <w:numFmt w:val="decimal"/>
+      <w:lvlText w:val="%7."/>
+      <w:lvlJc w:val="left"/>
+      <w:pPr>
+        <w:ind w:left="3520" w:hanging="440"/>
+      </w:pPr>
+    </w:lvl>
+    <w:lvl w:ilvl="7" w:tplc="04090019" w:tentative="1">
+      <w:start w:val="1"/>
+      <w:numFmt w:val="upperLetter"/>
+      <w:lvlText w:val="%8."/>
+      <w:lvlJc w:val="left"/>
+      <w:pPr>
+        <w:ind w:left="3960" w:hanging="440"/>
+      </w:pPr>
+    </w:lvl>
+    <w:lvl w:ilvl="8" w:tplc="0409001B" w:tentative="1">
+      <w:start w:val="1"/>
+      <w:numFmt w:val="lowerRoman"/>
+      <w:lvlText w:val="%9."/>
+      <w:lvlJc w:val="right"/>
+      <w:pPr>
+        <w:ind w:left="4400" w:hanging="440"/>
+      </w:pPr>
+    </w:lvl>
+  </w:abstractNum>
+  <w:abstractNum w:abstractNumId="6" w15:restartNumberingAfterBreak="0">
+    <w:nsid w:val="4AC06D9A"/>
+    <w:multiLevelType w:val="hybridMultilevel"/>
+    <w:tmpl w:val="571A169E"/>
+    <w:lvl w:ilvl="0" w:tplc="FC9A3658">
+      <w:start w:val="3"/>
+      <w:numFmt w:val="decimal"/>
+      <w:lvlText w:val="(%1)"/>
+      <w:lvlJc w:val="left"/>
+      <w:pPr>
+        <w:ind w:left="800" w:hanging="360"/>
+      </w:pPr>
+      <w:rPr>
+        <w:rFonts w:hint="default"/>
+      </w:rPr>
+    </w:lvl>
+    <w:lvl w:ilvl="1" w:tplc="04090019" w:tentative="1">
+      <w:start w:val="1"/>
+      <w:numFmt w:val="upperLetter"/>
+      <w:lvlText w:val="%2."/>
+      <w:lvlJc w:val="left"/>
+      <w:pPr>
+        <w:ind w:left="1320" w:hanging="440"/>
+      </w:pPr>
+    </w:lvl>
+    <w:lvl w:ilvl="2" w:tplc="0409001B" w:tentative="1">
+      <w:start w:val="1"/>
+      <w:numFmt w:val="lowerRoman"/>
+      <w:lvlText w:val="%3."/>
+      <w:lvlJc w:val="right"/>
+      <w:pPr>
+        <w:ind w:left="1760" w:hanging="440"/>
+      </w:pPr>
+    </w:lvl>
+    <w:lvl w:ilvl="3" w:tplc="0409000F" w:tentative="1">
+      <w:start w:val="1"/>
+      <w:numFmt w:val="decimal"/>
+      <w:lvlText w:val="%4."/>
+      <w:lvlJc w:val="left"/>
+      <w:pPr>
+        <w:ind w:left="2200" w:hanging="440"/>
+      </w:pPr>
+    </w:lvl>
+    <w:lvl w:ilvl="4" w:tplc="04090019" w:tentative="1">
+      <w:start w:val="1"/>
+      <w:numFmt w:val="upperLetter"/>
+      <w:lvlText w:val="%5."/>
+      <w:lvlJc w:val="left"/>
+      <w:pPr>
+        <w:ind w:left="2640" w:hanging="440"/>
+      </w:pPr>
+    </w:lvl>
+    <w:lvl w:ilvl="5" w:tplc="0409001B" w:tentative="1">
+      <w:start w:val="1"/>
+      <w:numFmt w:val="lowerRoman"/>
+      <w:lvlText w:val="%6."/>
+      <w:lvlJc w:val="right"/>
+      <w:pPr>
+        <w:ind w:left="3080" w:hanging="440"/>
+      </w:pPr>
+    </w:lvl>
+    <w:lvl w:ilvl="6" w:tplc="0409000F" w:tentative="1">
+      <w:start w:val="1"/>
+      <w:numFmt w:val="decimal"/>
+      <w:lvlText w:val="%7."/>
+      <w:lvlJc w:val="left"/>
+      <w:pPr>
+        <w:ind w:left="3520" w:hanging="440"/>
+      </w:pPr>
+    </w:lvl>
+    <w:lvl w:ilvl="7" w:tplc="04090019" w:tentative="1">
+      <w:start w:val="1"/>
+      <w:numFmt w:val="upperLetter"/>
+      <w:lvlText w:val="%8."/>
+      <w:lvlJc w:val="left"/>
+      <w:pPr>
+        <w:ind w:left="3960" w:hanging="440"/>
+      </w:pPr>
+    </w:lvl>
+    <w:lvl w:ilvl="8" w:tplc="0409001B" w:tentative="1">
+      <w:start w:val="1"/>
+      <w:numFmt w:val="lowerRoman"/>
+      <w:lvlText w:val="%9."/>
+      <w:lvlJc w:val="right"/>
+      <w:pPr>
+        <w:ind w:left="4400" w:hanging="440"/>
+      </w:pPr>
+    </w:lvl>
+  </w:abstractNum>
+  <w:abstractNum w:abstractNumId="7" w15:restartNumberingAfterBreak="0">
     <w:nsid w:val="4CF64089"/>
     <w:multiLevelType w:val="hybridMultilevel"/>
     <w:tmpl w:val="E32A5ADA"/>
@@ -1928,7 +4137,7 @@
       </w:pPr>
     </w:lvl>
   </w:abstractNum>
-  <w:abstractNum w:abstractNumId="4" w15:restartNumberingAfterBreak="0">
+  <w:abstractNum w:abstractNumId="8" w15:restartNumberingAfterBreak="0">
     <w:nsid w:val="515C6CCE"/>
     <w:multiLevelType w:val="hybridMultilevel"/>
     <w:tmpl w:val="331E81AC"/>
@@ -2017,7 +4226,274 @@
       </w:pPr>
     </w:lvl>
   </w:abstractNum>
-  <w:abstractNum w:abstractNumId="5" w15:restartNumberingAfterBreak="0">
+  <w:abstractNum w:abstractNumId="9" w15:restartNumberingAfterBreak="0">
+    <w:nsid w:val="51EB752C"/>
+    <w:multiLevelType w:val="hybridMultilevel"/>
+    <w:tmpl w:val="5CFA7E9C"/>
+    <w:lvl w:ilvl="0" w:tplc="CF30F916">
+      <w:start w:val="1"/>
+      <w:numFmt w:val="decimal"/>
+      <w:lvlText w:val="%1."/>
+      <w:lvlJc w:val="left"/>
+      <w:pPr>
+        <w:ind w:left="800" w:hanging="360"/>
+      </w:pPr>
+      <w:rPr>
+        <w:rFonts w:hint="default"/>
+      </w:rPr>
+    </w:lvl>
+    <w:lvl w:ilvl="1" w:tplc="04090019" w:tentative="1">
+      <w:start w:val="1"/>
+      <w:numFmt w:val="upperLetter"/>
+      <w:lvlText w:val="%2."/>
+      <w:lvlJc w:val="left"/>
+      <w:pPr>
+        <w:ind w:left="1320" w:hanging="440"/>
+      </w:pPr>
+    </w:lvl>
+    <w:lvl w:ilvl="2" w:tplc="0409001B" w:tentative="1">
+      <w:start w:val="1"/>
+      <w:numFmt w:val="lowerRoman"/>
+      <w:lvlText w:val="%3."/>
+      <w:lvlJc w:val="right"/>
+      <w:pPr>
+        <w:ind w:left="1760" w:hanging="440"/>
+      </w:pPr>
+    </w:lvl>
+    <w:lvl w:ilvl="3" w:tplc="0409000F" w:tentative="1">
+      <w:start w:val="1"/>
+      <w:numFmt w:val="decimal"/>
+      <w:lvlText w:val="%4."/>
+      <w:lvlJc w:val="left"/>
+      <w:pPr>
+        <w:ind w:left="2200" w:hanging="440"/>
+      </w:pPr>
+    </w:lvl>
+    <w:lvl w:ilvl="4" w:tplc="04090019" w:tentative="1">
+      <w:start w:val="1"/>
+      <w:numFmt w:val="upperLetter"/>
+      <w:lvlText w:val="%5."/>
+      <w:lvlJc w:val="left"/>
+      <w:pPr>
+        <w:ind w:left="2640" w:hanging="440"/>
+      </w:pPr>
+    </w:lvl>
+    <w:lvl w:ilvl="5" w:tplc="0409001B" w:tentative="1">
+      <w:start w:val="1"/>
+      <w:numFmt w:val="lowerRoman"/>
+      <w:lvlText w:val="%6."/>
+      <w:lvlJc w:val="right"/>
+      <w:pPr>
+        <w:ind w:left="3080" w:hanging="440"/>
+      </w:pPr>
+    </w:lvl>
+    <w:lvl w:ilvl="6" w:tplc="0409000F" w:tentative="1">
+      <w:start w:val="1"/>
+      <w:numFmt w:val="decimal"/>
+      <w:lvlText w:val="%7."/>
+      <w:lvlJc w:val="left"/>
+      <w:pPr>
+        <w:ind w:left="3520" w:hanging="440"/>
+      </w:pPr>
+    </w:lvl>
+    <w:lvl w:ilvl="7" w:tplc="04090019" w:tentative="1">
+      <w:start w:val="1"/>
+      <w:numFmt w:val="upperLetter"/>
+      <w:lvlText w:val="%8."/>
+      <w:lvlJc w:val="left"/>
+      <w:pPr>
+        <w:ind w:left="3960" w:hanging="440"/>
+      </w:pPr>
+    </w:lvl>
+    <w:lvl w:ilvl="8" w:tplc="0409001B" w:tentative="1">
+      <w:start w:val="1"/>
+      <w:numFmt w:val="lowerRoman"/>
+      <w:lvlText w:val="%9."/>
+      <w:lvlJc w:val="right"/>
+      <w:pPr>
+        <w:ind w:left="4400" w:hanging="440"/>
+      </w:pPr>
+    </w:lvl>
+  </w:abstractNum>
+  <w:abstractNum w:abstractNumId="10" w15:restartNumberingAfterBreak="0">
+    <w:nsid w:val="56553767"/>
+    <w:multiLevelType w:val="hybridMultilevel"/>
+    <w:tmpl w:val="8A24EE82"/>
+    <w:lvl w:ilvl="0" w:tplc="BDD87DFC">
+      <w:start w:val="1"/>
+      <w:numFmt w:val="decimal"/>
+      <w:lvlText w:val="(%1)"/>
+      <w:lvlJc w:val="left"/>
+      <w:pPr>
+        <w:ind w:left="1160" w:hanging="360"/>
+      </w:pPr>
+      <w:rPr>
+        <w:rFonts w:hint="default"/>
+      </w:rPr>
+    </w:lvl>
+    <w:lvl w:ilvl="1" w:tplc="04090019" w:tentative="1">
+      <w:start w:val="1"/>
+      <w:numFmt w:val="upperLetter"/>
+      <w:lvlText w:val="%2."/>
+      <w:lvlJc w:val="left"/>
+      <w:pPr>
+        <w:ind w:left="1680" w:hanging="440"/>
+      </w:pPr>
+    </w:lvl>
+    <w:lvl w:ilvl="2" w:tplc="0409001B" w:tentative="1">
+      <w:start w:val="1"/>
+      <w:numFmt w:val="lowerRoman"/>
+      <w:lvlText w:val="%3."/>
+      <w:lvlJc w:val="right"/>
+      <w:pPr>
+        <w:ind w:left="2120" w:hanging="440"/>
+      </w:pPr>
+    </w:lvl>
+    <w:lvl w:ilvl="3" w:tplc="0409000F" w:tentative="1">
+      <w:start w:val="1"/>
+      <w:numFmt w:val="decimal"/>
+      <w:lvlText w:val="%4."/>
+      <w:lvlJc w:val="left"/>
+      <w:pPr>
+        <w:ind w:left="2560" w:hanging="440"/>
+      </w:pPr>
+    </w:lvl>
+    <w:lvl w:ilvl="4" w:tplc="04090019" w:tentative="1">
+      <w:start w:val="1"/>
+      <w:numFmt w:val="upperLetter"/>
+      <w:lvlText w:val="%5."/>
+      <w:lvlJc w:val="left"/>
+      <w:pPr>
+        <w:ind w:left="3000" w:hanging="440"/>
+      </w:pPr>
+    </w:lvl>
+    <w:lvl w:ilvl="5" w:tplc="0409001B" w:tentative="1">
+      <w:start w:val="1"/>
+      <w:numFmt w:val="lowerRoman"/>
+      <w:lvlText w:val="%6."/>
+      <w:lvlJc w:val="right"/>
+      <w:pPr>
+        <w:ind w:left="3440" w:hanging="440"/>
+      </w:pPr>
+    </w:lvl>
+    <w:lvl w:ilvl="6" w:tplc="0409000F" w:tentative="1">
+      <w:start w:val="1"/>
+      <w:numFmt w:val="decimal"/>
+      <w:lvlText w:val="%7."/>
+      <w:lvlJc w:val="left"/>
+      <w:pPr>
+        <w:ind w:left="3880" w:hanging="440"/>
+      </w:pPr>
+    </w:lvl>
+    <w:lvl w:ilvl="7" w:tplc="04090019" w:tentative="1">
+      <w:start w:val="1"/>
+      <w:numFmt w:val="upperLetter"/>
+      <w:lvlText w:val="%8."/>
+      <w:lvlJc w:val="left"/>
+      <w:pPr>
+        <w:ind w:left="4320" w:hanging="440"/>
+      </w:pPr>
+    </w:lvl>
+    <w:lvl w:ilvl="8" w:tplc="0409001B" w:tentative="1">
+      <w:start w:val="1"/>
+      <w:numFmt w:val="lowerRoman"/>
+      <w:lvlText w:val="%9."/>
+      <w:lvlJc w:val="right"/>
+      <w:pPr>
+        <w:ind w:left="4760" w:hanging="440"/>
+      </w:pPr>
+    </w:lvl>
+  </w:abstractNum>
+  <w:abstractNum w:abstractNumId="11" w15:restartNumberingAfterBreak="0">
+    <w:nsid w:val="6C386DF4"/>
+    <w:multiLevelType w:val="hybridMultilevel"/>
+    <w:tmpl w:val="6F3E0EA2"/>
+    <w:lvl w:ilvl="0" w:tplc="467A40E2">
+      <w:start w:val="1"/>
+      <w:numFmt w:val="decimal"/>
+      <w:lvlText w:val="(%1)"/>
+      <w:lvlJc w:val="left"/>
+      <w:pPr>
+        <w:ind w:left="800" w:hanging="360"/>
+      </w:pPr>
+      <w:rPr>
+        <w:rFonts w:hint="default"/>
+      </w:rPr>
+    </w:lvl>
+    <w:lvl w:ilvl="1" w:tplc="04090019" w:tentative="1">
+      <w:start w:val="1"/>
+      <w:numFmt w:val="upperLetter"/>
+      <w:lvlText w:val="%2."/>
+      <w:lvlJc w:val="left"/>
+      <w:pPr>
+        <w:ind w:left="1320" w:hanging="440"/>
+      </w:pPr>
+    </w:lvl>
+    <w:lvl w:ilvl="2" w:tplc="0409001B" w:tentative="1">
+      <w:start w:val="1"/>
+      <w:numFmt w:val="lowerRoman"/>
+      <w:lvlText w:val="%3."/>
+      <w:lvlJc w:val="right"/>
+      <w:pPr>
+        <w:ind w:left="1760" w:hanging="440"/>
+      </w:pPr>
+    </w:lvl>
+    <w:lvl w:ilvl="3" w:tplc="0409000F" w:tentative="1">
+      <w:start w:val="1"/>
+      <w:numFmt w:val="decimal"/>
+      <w:lvlText w:val="%4."/>
+      <w:lvlJc w:val="left"/>
+      <w:pPr>
+        <w:ind w:left="2200" w:hanging="440"/>
+      </w:pPr>
+    </w:lvl>
+    <w:lvl w:ilvl="4" w:tplc="04090019" w:tentative="1">
+      <w:start w:val="1"/>
+      <w:numFmt w:val="upperLetter"/>
+      <w:lvlText w:val="%5."/>
+      <w:lvlJc w:val="left"/>
+      <w:pPr>
+        <w:ind w:left="2640" w:hanging="440"/>
+      </w:pPr>
+    </w:lvl>
+    <w:lvl w:ilvl="5" w:tplc="0409001B" w:tentative="1">
+      <w:start w:val="1"/>
+      <w:numFmt w:val="lowerRoman"/>
+      <w:lvlText w:val="%6."/>
+      <w:lvlJc w:val="right"/>
+      <w:pPr>
+        <w:ind w:left="3080" w:hanging="440"/>
+      </w:pPr>
+    </w:lvl>
+    <w:lvl w:ilvl="6" w:tplc="0409000F" w:tentative="1">
+      <w:start w:val="1"/>
+      <w:numFmt w:val="decimal"/>
+      <w:lvlText w:val="%7."/>
+      <w:lvlJc w:val="left"/>
+      <w:pPr>
+        <w:ind w:left="3520" w:hanging="440"/>
+      </w:pPr>
+    </w:lvl>
+    <w:lvl w:ilvl="7" w:tplc="04090019" w:tentative="1">
+      <w:start w:val="1"/>
+      <w:numFmt w:val="upperLetter"/>
+      <w:lvlText w:val="%8."/>
+      <w:lvlJc w:val="left"/>
+      <w:pPr>
+        <w:ind w:left="3960" w:hanging="440"/>
+      </w:pPr>
+    </w:lvl>
+    <w:lvl w:ilvl="8" w:tplc="0409001B" w:tentative="1">
+      <w:start w:val="1"/>
+      <w:numFmt w:val="lowerRoman"/>
+      <w:lvlText w:val="%9."/>
+      <w:lvlJc w:val="right"/>
+      <w:pPr>
+        <w:ind w:left="4400" w:hanging="440"/>
+      </w:pPr>
+    </w:lvl>
+  </w:abstractNum>
+  <w:abstractNum w:abstractNumId="12" w15:restartNumberingAfterBreak="0">
     <w:nsid w:val="71BF0097"/>
     <w:multiLevelType w:val="hybridMultilevel"/>
     <w:tmpl w:val="4B0EA508"/>
@@ -2106,7 +4582,96 @@
       </w:pPr>
     </w:lvl>
   </w:abstractNum>
-  <w:abstractNum w:abstractNumId="6" w15:restartNumberingAfterBreak="0">
+  <w:abstractNum w:abstractNumId="13" w15:restartNumberingAfterBreak="0">
+    <w:nsid w:val="71E40D24"/>
+    <w:multiLevelType w:val="hybridMultilevel"/>
+    <w:tmpl w:val="0908BB30"/>
+    <w:lvl w:ilvl="0" w:tplc="C2C0DBF6">
+      <w:start w:val="1"/>
+      <w:numFmt w:val="decimal"/>
+      <w:lvlText w:val="%1."/>
+      <w:lvlJc w:val="left"/>
+      <w:pPr>
+        <w:ind w:left="800" w:hanging="360"/>
+      </w:pPr>
+      <w:rPr>
+        <w:rFonts w:hint="default"/>
+      </w:rPr>
+    </w:lvl>
+    <w:lvl w:ilvl="1" w:tplc="04090019" w:tentative="1">
+      <w:start w:val="1"/>
+      <w:numFmt w:val="upperLetter"/>
+      <w:lvlText w:val="%2."/>
+      <w:lvlJc w:val="left"/>
+      <w:pPr>
+        <w:ind w:left="1320" w:hanging="440"/>
+      </w:pPr>
+    </w:lvl>
+    <w:lvl w:ilvl="2" w:tplc="0409001B" w:tentative="1">
+      <w:start w:val="1"/>
+      <w:numFmt w:val="lowerRoman"/>
+      <w:lvlText w:val="%3."/>
+      <w:lvlJc w:val="right"/>
+      <w:pPr>
+        <w:ind w:left="1760" w:hanging="440"/>
+      </w:pPr>
+    </w:lvl>
+    <w:lvl w:ilvl="3" w:tplc="0409000F" w:tentative="1">
+      <w:start w:val="1"/>
+      <w:numFmt w:val="decimal"/>
+      <w:lvlText w:val="%4."/>
+      <w:lvlJc w:val="left"/>
+      <w:pPr>
+        <w:ind w:left="2200" w:hanging="440"/>
+      </w:pPr>
+    </w:lvl>
+    <w:lvl w:ilvl="4" w:tplc="04090019" w:tentative="1">
+      <w:start w:val="1"/>
+      <w:numFmt w:val="upperLetter"/>
+      <w:lvlText w:val="%5."/>
+      <w:lvlJc w:val="left"/>
+      <w:pPr>
+        <w:ind w:left="2640" w:hanging="440"/>
+      </w:pPr>
+    </w:lvl>
+    <w:lvl w:ilvl="5" w:tplc="0409001B" w:tentative="1">
+      <w:start w:val="1"/>
+      <w:numFmt w:val="lowerRoman"/>
+      <w:lvlText w:val="%6."/>
+      <w:lvlJc w:val="right"/>
+      <w:pPr>
+        <w:ind w:left="3080" w:hanging="440"/>
+      </w:pPr>
+    </w:lvl>
+    <w:lvl w:ilvl="6" w:tplc="0409000F" w:tentative="1">
+      <w:start w:val="1"/>
+      <w:numFmt w:val="decimal"/>
+      <w:lvlText w:val="%7."/>
+      <w:lvlJc w:val="left"/>
+      <w:pPr>
+        <w:ind w:left="3520" w:hanging="440"/>
+      </w:pPr>
+    </w:lvl>
+    <w:lvl w:ilvl="7" w:tplc="04090019" w:tentative="1">
+      <w:start w:val="1"/>
+      <w:numFmt w:val="upperLetter"/>
+      <w:lvlText w:val="%8."/>
+      <w:lvlJc w:val="left"/>
+      <w:pPr>
+        <w:ind w:left="3960" w:hanging="440"/>
+      </w:pPr>
+    </w:lvl>
+    <w:lvl w:ilvl="8" w:tplc="0409001B" w:tentative="1">
+      <w:start w:val="1"/>
+      <w:numFmt w:val="lowerRoman"/>
+      <w:lvlText w:val="%9."/>
+      <w:lvlJc w:val="right"/>
+      <w:pPr>
+        <w:ind w:left="4400" w:hanging="440"/>
+      </w:pPr>
+    </w:lvl>
+  </w:abstractNum>
+  <w:abstractNum w:abstractNumId="14" w15:restartNumberingAfterBreak="0">
     <w:nsid w:val="7A584E4B"/>
     <w:multiLevelType w:val="hybridMultilevel"/>
     <w:tmpl w:val="48E4A918"/>
@@ -2196,25 +4761,49 @@
     </w:lvl>
   </w:abstractNum>
   <w:num w:numId="1" w16cid:durableId="930433164">
+    <w:abstractNumId w:val="14"/>
+  </w:num>
+  <w:num w:numId="2" w16cid:durableId="1212569999">
+    <w:abstractNumId w:val="8"/>
+  </w:num>
+  <w:num w:numId="3" w16cid:durableId="847990209">
+    <w:abstractNumId w:val="1"/>
+  </w:num>
+  <w:num w:numId="4" w16cid:durableId="1978105096">
+    <w:abstractNumId w:val="2"/>
+  </w:num>
+  <w:num w:numId="5" w16cid:durableId="1080326990">
+    <w:abstractNumId w:val="12"/>
+  </w:num>
+  <w:num w:numId="6" w16cid:durableId="2113895967">
+    <w:abstractNumId w:val="7"/>
+  </w:num>
+  <w:num w:numId="7" w16cid:durableId="92406399">
+    <w:abstractNumId w:val="3"/>
+  </w:num>
+  <w:num w:numId="8" w16cid:durableId="1595479970">
+    <w:abstractNumId w:val="0"/>
+  </w:num>
+  <w:num w:numId="9" w16cid:durableId="557592577">
+    <w:abstractNumId w:val="5"/>
+  </w:num>
+  <w:num w:numId="10" w16cid:durableId="1290356616">
+    <w:abstractNumId w:val="13"/>
+  </w:num>
+  <w:num w:numId="11" w16cid:durableId="1363357370">
+    <w:abstractNumId w:val="4"/>
+  </w:num>
+  <w:num w:numId="12" w16cid:durableId="542326556">
+    <w:abstractNumId w:val="10"/>
+  </w:num>
+  <w:num w:numId="13" w16cid:durableId="885608613">
+    <w:abstractNumId w:val="11"/>
+  </w:num>
+  <w:num w:numId="14" w16cid:durableId="1744572039">
     <w:abstractNumId w:val="6"/>
   </w:num>
-  <w:num w:numId="2" w16cid:durableId="1212569999">
-    <w:abstractNumId w:val="4"/>
-  </w:num>
-  <w:num w:numId="3" w16cid:durableId="847990209">
-    <w:abstractNumId w:val="0"/>
-  </w:num>
-  <w:num w:numId="4" w16cid:durableId="1978105096">
-    <w:abstractNumId w:val="1"/>
-  </w:num>
-  <w:num w:numId="5" w16cid:durableId="1080326990">
-    <w:abstractNumId w:val="5"/>
-  </w:num>
-  <w:num w:numId="6" w16cid:durableId="2113895967">
-    <w:abstractNumId w:val="3"/>
-  </w:num>
-  <w:num w:numId="7" w16cid:durableId="92406399">
-    <w:abstractNumId w:val="2"/>
+  <w:num w:numId="15" w16cid:durableId="535508664">
+    <w:abstractNumId w:val="9"/>
   </w:num>
 </w:numbering>
 </file>

--- a/task/이산구조론/1차 실습 보고서.docx
+++ b/task/이산구조론/1차 실습 보고서.docx
@@ -4,14 +4,10 @@
   <w:body>
     <w:p>
       <w:pPr>
-        <w:widowControl/>
         <w:pBdr>
           <w:top w:val="thinThickSmallGap" w:sz="24" w:space="1" w:color="auto"/>
           <w:bottom w:val="thinThickSmallGap" w:sz="24" w:space="1" w:color="auto"/>
         </w:pBdr>
-        <w:wordWrap/>
-        <w:autoSpaceDE/>
-        <w:autoSpaceDN/>
         <w:jc w:val="center"/>
         <w:rPr>
           <w:rFonts w:ascii="Pretendard" w:eastAsia="Pretendard" w:hAnsi="Pretendard"/>
@@ -34,10 +30,6 @@
     </w:p>
     <w:p>
       <w:pPr>
-        <w:widowControl/>
-        <w:wordWrap/>
-        <w:autoSpaceDE/>
-        <w:autoSpaceDN/>
         <w:jc w:val="center"/>
         <w:rPr>
           <w:rFonts w:ascii="Pretendard" w:eastAsia="Pretendard" w:hAnsi="Pretendard"/>
@@ -57,7 +49,6 @@
           <w:szCs w:val="32"/>
         </w:rPr>
       </w:pPr>
-      <w:proofErr w:type="gramStart"/>
       <w:r>
         <w:rPr>
           <w:rFonts w:ascii="Pretendard" w:eastAsia="Pretendard" w:hAnsi="Pretendard" w:hint="eastAsia"/>
@@ -74,16 +65,23 @@
           <w:sz w:val="32"/>
           <w:szCs w:val="32"/>
         </w:rPr>
-        <w:t>문제풀이</w:t>
-      </w:r>
-      <w:proofErr w:type="gramEnd"/>
+        <w:t>문제풀이 2장~</w:t>
+      </w:r>
       <w:r>
         <w:rPr>
           <w:rFonts w:ascii="Pretendard" w:eastAsia="Pretendard" w:hAnsi="Pretendard" w:hint="eastAsia"/>
           <w:sz w:val="32"/>
           <w:szCs w:val="32"/>
         </w:rPr>
-        <w:t xml:space="preserve"> 2장~6장</w:t>
+        <w:t>5</w:t>
+      </w:r>
+      <w:r>
+        <w:rPr>
+          <w:rFonts w:ascii="Pretendard" w:eastAsia="Pretendard" w:hAnsi="Pretendard" w:hint="eastAsia"/>
+          <w:sz w:val="32"/>
+          <w:szCs w:val="32"/>
+        </w:rPr>
+        <w:t>장</w:t>
       </w:r>
       <w:r>
         <w:rPr>
@@ -98,45 +96,29 @@
     </w:p>
     <w:p>
       <w:pPr>
-        <w:widowControl/>
-        <w:wordWrap/>
-        <w:autoSpaceDE/>
-        <w:autoSpaceDN/>
-        <w:rPr>
-          <w:rFonts w:ascii="Pretendard" w:eastAsia="Pretendard" w:hAnsi="Pretendard"/>
-          <w:sz w:val="24"/>
-        </w:rPr>
-      </w:pPr>
-    </w:p>
-    <w:p>
-      <w:pPr>
-        <w:widowControl/>
-        <w:wordWrap/>
-        <w:autoSpaceDE/>
-        <w:autoSpaceDN/>
-        <w:rPr>
-          <w:rFonts w:ascii="Pretendard" w:eastAsia="Pretendard" w:hAnsi="Pretendard"/>
-          <w:sz w:val="24"/>
-        </w:rPr>
-      </w:pPr>
-    </w:p>
-    <w:p>
-      <w:pPr>
-        <w:widowControl/>
-        <w:wordWrap/>
-        <w:autoSpaceDE/>
-        <w:autoSpaceDN/>
+        <w:rPr>
+          <w:rFonts w:ascii="Pretendard" w:eastAsia="Pretendard" w:hAnsi="Pretendard"/>
+        </w:rPr>
+      </w:pPr>
+    </w:p>
+    <w:p>
+      <w:pPr>
+        <w:rPr>
+          <w:rFonts w:ascii="Pretendard" w:eastAsia="Pretendard" w:hAnsi="Pretendard"/>
+        </w:rPr>
+      </w:pPr>
+    </w:p>
+    <w:p>
+      <w:pPr>
         <w:jc w:val="center"/>
         <w:rPr>
           <w:rFonts w:ascii="Pretendard" w:eastAsia="Pretendard" w:hAnsi="Pretendard"/>
-          <w:sz w:val="24"/>
         </w:rPr>
       </w:pPr>
       <w:r>
         <w:rPr>
           <w:rFonts w:ascii="Pretendard" w:eastAsia="Pretendard" w:hAnsi="Pretendard"/>
           <w:noProof/>
-          <w:sz w:val="24"/>
         </w:rPr>
         <w:drawing>
           <wp:inline distT="0" distB="0" distL="0" distR="0" wp14:anchorId="4DC6B99C" wp14:editId="36EC9941">
@@ -183,25 +165,15 @@
     </w:p>
     <w:p>
       <w:pPr>
-        <w:widowControl/>
-        <w:wordWrap/>
-        <w:autoSpaceDE/>
-        <w:autoSpaceDN/>
-        <w:rPr>
-          <w:rFonts w:ascii="Pretendard" w:eastAsia="Pretendard" w:hAnsi="Pretendard"/>
-          <w:sz w:val="24"/>
-        </w:rPr>
-      </w:pPr>
-    </w:p>
-    <w:p>
-      <w:pPr>
-        <w:widowControl/>
-        <w:wordWrap/>
-        <w:autoSpaceDE/>
-        <w:autoSpaceDN/>
-        <w:rPr>
-          <w:rFonts w:ascii="Pretendard" w:eastAsia="Pretendard" w:hAnsi="Pretendard"/>
-          <w:sz w:val="24"/>
+        <w:rPr>
+          <w:rFonts w:ascii="Pretendard" w:eastAsia="Pretendard" w:hAnsi="Pretendard"/>
+        </w:rPr>
+      </w:pPr>
+    </w:p>
+    <w:p>
+      <w:pPr>
+        <w:rPr>
+          <w:rFonts w:ascii="Pretendard" w:eastAsia="Pretendard" w:hAnsi="Pretendard"/>
         </w:rPr>
       </w:pPr>
     </w:p>
@@ -236,21 +208,15 @@
           </w:tcPr>
           <w:p>
             <w:pPr>
-              <w:widowControl/>
-              <w:wordWrap/>
-              <w:autoSpaceDE/>
-              <w:autoSpaceDN/>
               <w:spacing w:after="160"/>
               <w:jc w:val="center"/>
               <w:rPr>
                 <w:rFonts w:ascii="Pretendard" w:eastAsia="Pretendard" w:hAnsi="Pretendard"/>
-                <w:sz w:val="24"/>
               </w:rPr>
             </w:pPr>
             <w:r>
               <w:rPr>
                 <w:rFonts w:ascii="Pretendard" w:eastAsia="Pretendard" w:hAnsi="Pretendard" w:hint="eastAsia"/>
-                <w:sz w:val="24"/>
               </w:rPr>
               <w:t>과 목 명</w:t>
             </w:r>
@@ -263,21 +229,15 @@
           </w:tcPr>
           <w:p>
             <w:pPr>
-              <w:widowControl/>
-              <w:wordWrap/>
-              <w:autoSpaceDE/>
-              <w:autoSpaceDN/>
               <w:spacing w:after="160"/>
               <w:jc w:val="center"/>
               <w:rPr>
                 <w:rFonts w:ascii="Pretendard" w:eastAsia="Pretendard" w:hAnsi="Pretendard"/>
-                <w:sz w:val="24"/>
               </w:rPr>
             </w:pPr>
             <w:r>
               <w:rPr>
                 <w:rFonts w:ascii="Pretendard" w:eastAsia="Pretendard" w:hAnsi="Pretendard" w:hint="eastAsia"/>
-                <w:sz w:val="24"/>
               </w:rPr>
               <w:t>이산구조론</w:t>
             </w:r>
@@ -296,21 +256,15 @@
           </w:tcPr>
           <w:p>
             <w:pPr>
-              <w:widowControl/>
-              <w:wordWrap/>
-              <w:autoSpaceDE/>
-              <w:autoSpaceDN/>
               <w:spacing w:after="160"/>
               <w:jc w:val="center"/>
               <w:rPr>
                 <w:rFonts w:ascii="Pretendard" w:eastAsia="Pretendard" w:hAnsi="Pretendard"/>
-                <w:sz w:val="24"/>
               </w:rPr>
             </w:pPr>
             <w:r>
               <w:rPr>
                 <w:rFonts w:ascii="Pretendard" w:eastAsia="Pretendard" w:hAnsi="Pretendard" w:hint="eastAsia"/>
-                <w:sz w:val="24"/>
               </w:rPr>
               <w:t>교 수 명</w:t>
             </w:r>
@@ -323,21 +277,15 @@
           </w:tcPr>
           <w:p>
             <w:pPr>
-              <w:widowControl/>
-              <w:wordWrap/>
-              <w:autoSpaceDE/>
-              <w:autoSpaceDN/>
               <w:spacing w:after="160"/>
               <w:jc w:val="center"/>
               <w:rPr>
                 <w:rFonts w:ascii="Pretendard" w:eastAsia="Pretendard" w:hAnsi="Pretendard"/>
-                <w:sz w:val="24"/>
               </w:rPr>
             </w:pPr>
             <w:r>
               <w:rPr>
                 <w:rFonts w:ascii="Pretendard" w:eastAsia="Pretendard" w:hAnsi="Pretendard" w:hint="eastAsia"/>
-                <w:sz w:val="24"/>
               </w:rPr>
               <w:t>이 용 업</w:t>
             </w:r>
@@ -355,21 +303,15 @@
           </w:tcPr>
           <w:p>
             <w:pPr>
-              <w:widowControl/>
-              <w:wordWrap/>
-              <w:autoSpaceDE/>
-              <w:autoSpaceDN/>
               <w:spacing w:after="160"/>
               <w:jc w:val="center"/>
               <w:rPr>
                 <w:rFonts w:ascii="Pretendard" w:eastAsia="Pretendard" w:hAnsi="Pretendard"/>
-                <w:sz w:val="24"/>
               </w:rPr>
             </w:pPr>
             <w:r>
               <w:rPr>
                 <w:rFonts w:ascii="Pretendard" w:eastAsia="Pretendard" w:hAnsi="Pretendard" w:hint="eastAsia"/>
-                <w:sz w:val="24"/>
               </w:rPr>
               <w:t>학    과</w:t>
             </w:r>
@@ -381,21 +323,15 @@
           </w:tcPr>
           <w:p>
             <w:pPr>
-              <w:widowControl/>
-              <w:wordWrap/>
-              <w:autoSpaceDE/>
-              <w:autoSpaceDN/>
               <w:spacing w:after="160"/>
               <w:jc w:val="center"/>
               <w:rPr>
                 <w:rFonts w:ascii="Pretendard" w:eastAsia="Pretendard" w:hAnsi="Pretendard"/>
-                <w:sz w:val="24"/>
               </w:rPr>
             </w:pPr>
             <w:r>
               <w:rPr>
                 <w:rFonts w:ascii="Pretendard" w:eastAsia="Pretendard" w:hAnsi="Pretendard" w:hint="eastAsia"/>
-                <w:sz w:val="24"/>
               </w:rPr>
               <w:t>소프트웨어 스마트IoT</w:t>
             </w:r>
@@ -413,21 +349,15 @@
           </w:tcPr>
           <w:p>
             <w:pPr>
-              <w:widowControl/>
-              <w:wordWrap/>
-              <w:autoSpaceDE/>
-              <w:autoSpaceDN/>
               <w:spacing w:after="160"/>
               <w:jc w:val="center"/>
               <w:rPr>
                 <w:rFonts w:ascii="Pretendard" w:eastAsia="Pretendard" w:hAnsi="Pretendard"/>
-                <w:sz w:val="24"/>
               </w:rPr>
             </w:pPr>
             <w:r>
               <w:rPr>
                 <w:rFonts w:ascii="Pretendard" w:eastAsia="Pretendard" w:hAnsi="Pretendard" w:hint="eastAsia"/>
-                <w:sz w:val="24"/>
               </w:rPr>
               <w:t>학    번</w:t>
             </w:r>
@@ -439,21 +369,15 @@
           </w:tcPr>
           <w:p>
             <w:pPr>
-              <w:widowControl/>
-              <w:wordWrap/>
-              <w:autoSpaceDE/>
-              <w:autoSpaceDN/>
               <w:spacing w:after="160"/>
               <w:jc w:val="center"/>
               <w:rPr>
                 <w:rFonts w:ascii="Pretendard" w:eastAsia="Pretendard" w:hAnsi="Pretendard"/>
-                <w:sz w:val="24"/>
               </w:rPr>
             </w:pPr>
             <w:r>
               <w:rPr>
                 <w:rFonts w:ascii="Pretendard" w:eastAsia="Pretendard" w:hAnsi="Pretendard" w:hint="eastAsia"/>
-                <w:sz w:val="24"/>
               </w:rPr>
               <w:t>20237107</w:t>
             </w:r>
@@ -471,21 +395,15 @@
           </w:tcPr>
           <w:p>
             <w:pPr>
-              <w:widowControl/>
-              <w:wordWrap/>
-              <w:autoSpaceDE/>
-              <w:autoSpaceDN/>
               <w:spacing w:after="160"/>
               <w:jc w:val="center"/>
               <w:rPr>
                 <w:rFonts w:ascii="Pretendard" w:eastAsia="Pretendard" w:hAnsi="Pretendard"/>
-                <w:sz w:val="24"/>
               </w:rPr>
             </w:pPr>
             <w:r>
               <w:rPr>
                 <w:rFonts w:ascii="Pretendard" w:eastAsia="Pretendard" w:hAnsi="Pretendard" w:hint="eastAsia"/>
-                <w:sz w:val="24"/>
               </w:rPr>
               <w:t>작 성 자</w:t>
             </w:r>
@@ -497,21 +415,15 @@
           </w:tcPr>
           <w:p>
             <w:pPr>
-              <w:widowControl/>
-              <w:wordWrap/>
-              <w:autoSpaceDE/>
-              <w:autoSpaceDN/>
               <w:spacing w:after="160"/>
               <w:jc w:val="center"/>
               <w:rPr>
                 <w:rFonts w:ascii="Pretendard" w:eastAsia="Pretendard" w:hAnsi="Pretendard"/>
-                <w:sz w:val="24"/>
               </w:rPr>
             </w:pPr>
             <w:r>
               <w:rPr>
                 <w:rFonts w:ascii="Pretendard" w:eastAsia="Pretendard" w:hAnsi="Pretendard" w:hint="eastAsia"/>
-                <w:sz w:val="24"/>
               </w:rPr>
               <w:t>하 태 영</w:t>
             </w:r>
@@ -533,13 +445,11 @@
               <w:jc w:val="center"/>
               <w:rPr>
                 <w:rFonts w:ascii="Pretendard" w:eastAsia="Pretendard" w:hAnsi="Pretendard"/>
-                <w:sz w:val="24"/>
               </w:rPr>
             </w:pPr>
             <w:r>
               <w:rPr>
                 <w:rFonts w:ascii="Pretendard" w:eastAsia="Pretendard" w:hAnsi="Pretendard" w:hint="eastAsia"/>
-                <w:sz w:val="24"/>
               </w:rPr>
               <w:t>제 출 일</w:t>
             </w:r>
@@ -555,20 +465,17 @@
               <w:jc w:val="center"/>
               <w:rPr>
                 <w:rFonts w:ascii="Pretendard" w:eastAsia="Pretendard" w:hAnsi="Pretendard"/>
-                <w:sz w:val="24"/>
               </w:rPr>
             </w:pPr>
             <w:r>
               <w:rPr>
                 <w:rFonts w:ascii="Pretendard" w:eastAsia="Pretendard" w:hAnsi="Pretendard" w:hint="eastAsia"/>
-                <w:sz w:val="24"/>
               </w:rPr>
               <w:t>2025.03.2</w:t>
             </w:r>
             <w:r>
               <w:rPr>
                 <w:rFonts w:ascii="Pretendard" w:eastAsia="Pretendard" w:hAnsi="Pretendard" w:hint="eastAsia"/>
-                <w:sz w:val="24"/>
               </w:rPr>
               <w:t>2</w:t>
             </w:r>
@@ -578,24 +485,15 @@
     </w:tbl>
     <w:p>
       <w:pPr>
-        <w:widowControl/>
-        <w:wordWrap/>
-        <w:autoSpaceDE/>
-        <w:autoSpaceDN/>
         <w:rPr>
           <w:rFonts w:ascii="Pretendard" w:eastAsia="Pretendard" w:hAnsi="Pretendard"/>
           <w:b/>
           <w:bCs/>
-          <w:sz w:val="24"/>
-        </w:rPr>
-      </w:pPr>
-    </w:p>
-    <w:p>
-      <w:pPr>
-        <w:widowControl/>
-        <w:wordWrap/>
-        <w:autoSpaceDE/>
-        <w:autoSpaceDN/>
+        </w:rPr>
+      </w:pPr>
+    </w:p>
+    <w:p>
+      <w:pPr>
         <w:jc w:val="center"/>
         <w:rPr>
           <w:rFonts w:ascii="Pretendard" w:eastAsia="Pretendard" w:hAnsi="Pretendard"/>
@@ -634,7 +532,6 @@
           <w:sz w:val="32"/>
           <w:szCs w:val="32"/>
         </w:rPr>
-        <w:lastRenderedPageBreak/>
         <w:t>2장 논리와 명제</w:t>
       </w:r>
     </w:p>
@@ -644,7 +541,6 @@
           <w:rFonts w:ascii="Pretendard" w:eastAsia="Pretendard" w:hAnsi="Pretendard"/>
           <w:b/>
           <w:bCs/>
-          <w:sz w:val="24"/>
         </w:rPr>
       </w:pPr>
       <w:r>
@@ -652,7 +548,6 @@
           <w:rFonts w:ascii="Pretendard" w:eastAsia="Pretendard" w:hAnsi="Pretendard" w:hint="eastAsia"/>
           <w:b/>
           <w:bCs/>
-          <w:sz w:val="24"/>
         </w:rPr>
         <w:t>Part 1. 진위 문제</w:t>
       </w:r>
@@ -705,21 +600,13 @@
           <w:sz w:val="24"/>
         </w:rPr>
       </w:pPr>
-      <w:proofErr w:type="gramStart"/>
-      <w:r>
-        <w:rPr>
-          <w:rFonts w:ascii="Pretendard" w:eastAsia="Pretendard" w:hAnsi="Pretendard" w:hint="eastAsia"/>
-          <w:sz w:val="24"/>
-        </w:rPr>
-        <w:t>정답 :</w:t>
-      </w:r>
-      <w:proofErr w:type="gramEnd"/>
-      <w:r>
-        <w:rPr>
-          <w:rFonts w:ascii="Pretendard" w:eastAsia="Pretendard" w:hAnsi="Pretendard" w:hint="eastAsia"/>
-          <w:sz w:val="24"/>
-        </w:rPr>
-        <w:t xml:space="preserve"> 맞다</w:t>
+      <w:r>
+        <w:rPr>
+          <w:rFonts w:ascii="Pretendard" w:eastAsia="Pretendard" w:hAnsi="Pretendard" w:hint="eastAsia"/>
+          <w:sz w:val="24"/>
+        </w:rPr>
+        <w:lastRenderedPageBreak/>
+        <w:t>정답 : 맞다</w:t>
       </w:r>
     </w:p>
     <w:p>
@@ -734,21 +621,12 @@
           <w:sz w:val="24"/>
         </w:rPr>
       </w:pPr>
-      <w:proofErr w:type="gramStart"/>
-      <w:r>
-        <w:rPr>
-          <w:rFonts w:ascii="Pretendard" w:eastAsia="Pretendard" w:hAnsi="Pretendard" w:hint="eastAsia"/>
-          <w:sz w:val="24"/>
-        </w:rPr>
-        <w:t>풀이 :</w:t>
-      </w:r>
-      <w:proofErr w:type="gramEnd"/>
-      <w:r>
-        <w:rPr>
-          <w:rFonts w:ascii="Pretendard" w:eastAsia="Pretendard" w:hAnsi="Pretendard" w:hint="eastAsia"/>
-          <w:sz w:val="24"/>
-        </w:rPr>
-        <w:t xml:space="preserve"> </w:t>
+      <w:r>
+        <w:rPr>
+          <w:rFonts w:ascii="Pretendard" w:eastAsia="Pretendard" w:hAnsi="Pretendard" w:hint="eastAsia"/>
+          <w:sz w:val="24"/>
+        </w:rPr>
+        <w:t xml:space="preserve">풀이 : </w:t>
       </w:r>
       <w:proofErr w:type="spellStart"/>
       <w:r>
@@ -771,7 +649,6 @@
       <w:pPr>
         <w:rPr>
           <w:rFonts w:ascii="Pretendard" w:eastAsia="Pretendard" w:hAnsi="Pretendard"/>
-          <w:sz w:val="24"/>
         </w:rPr>
       </w:pPr>
     </w:p>
@@ -807,21 +684,12 @@
           <w:sz w:val="24"/>
         </w:rPr>
       </w:pPr>
-      <w:proofErr w:type="gramStart"/>
-      <w:r>
-        <w:rPr>
-          <w:rFonts w:ascii="Pretendard" w:eastAsia="Pretendard" w:hAnsi="Pretendard" w:hint="eastAsia"/>
-          <w:sz w:val="24"/>
-        </w:rPr>
-        <w:t>정답 :</w:t>
-      </w:r>
-      <w:proofErr w:type="gramEnd"/>
-      <w:r>
-        <w:rPr>
-          <w:rFonts w:ascii="Pretendard" w:eastAsia="Pretendard" w:hAnsi="Pretendard" w:hint="eastAsia"/>
-          <w:sz w:val="24"/>
-        </w:rPr>
-        <w:t xml:space="preserve"> 틀리다</w:t>
+      <w:r>
+        <w:rPr>
+          <w:rFonts w:ascii="Pretendard" w:eastAsia="Pretendard" w:hAnsi="Pretendard" w:hint="eastAsia"/>
+          <w:sz w:val="24"/>
+        </w:rPr>
+        <w:t>정답 : 틀리다</w:t>
       </w:r>
     </w:p>
     <w:p>
@@ -836,21 +704,12 @@
           <w:sz w:val="24"/>
         </w:rPr>
       </w:pPr>
-      <w:proofErr w:type="gramStart"/>
-      <w:r>
-        <w:rPr>
-          <w:rFonts w:ascii="Pretendard" w:eastAsia="Pretendard" w:hAnsi="Pretendard" w:hint="eastAsia"/>
-          <w:sz w:val="24"/>
-        </w:rPr>
-        <w:t>풀이 :</w:t>
-      </w:r>
-      <w:proofErr w:type="gramEnd"/>
-      <w:r>
-        <w:rPr>
-          <w:rFonts w:ascii="Pretendard" w:eastAsia="Pretendard" w:hAnsi="Pretendard" w:hint="eastAsia"/>
-          <w:sz w:val="24"/>
-        </w:rPr>
-        <w:t xml:space="preserve"> 3 x 5는 참과 거짓을 명확하게 구분할 수 없기 때문이다.</w:t>
+      <w:r>
+        <w:rPr>
+          <w:rFonts w:ascii="Pretendard" w:eastAsia="Pretendard" w:hAnsi="Pretendard" w:hint="eastAsia"/>
+          <w:sz w:val="24"/>
+        </w:rPr>
+        <w:t>풀이 : 3 x 5는 참과 거짓을 명확하게 구분할 수 없기 때문이다.</w:t>
       </w:r>
     </w:p>
     <w:p>
@@ -874,15 +733,13 @@
       <w:pPr>
         <w:rPr>
           <w:rFonts w:ascii="Pretendard" w:eastAsia="Pretendard" w:hAnsi="Pretendard"/>
-          <w:sz w:val="24"/>
-        </w:rPr>
-      </w:pPr>
-    </w:p>
-    <w:p>
-      <w:pPr>
-        <w:rPr>
-          <w:rFonts w:ascii="Pretendard" w:eastAsia="Pretendard" w:hAnsi="Pretendard"/>
-          <w:sz w:val="24"/>
+        </w:rPr>
+      </w:pPr>
+    </w:p>
+    <w:p>
+      <w:pPr>
+        <w:rPr>
+          <w:rFonts w:ascii="Pretendard" w:eastAsia="Pretendard" w:hAnsi="Pretendard"/>
         </w:rPr>
       </w:pPr>
     </w:p>
@@ -892,7 +749,6 @@
           <w:rFonts w:ascii="Pretendard" w:eastAsia="Pretendard" w:hAnsi="Pretendard"/>
           <w:b/>
           <w:bCs/>
-          <w:sz w:val="24"/>
         </w:rPr>
       </w:pPr>
       <w:r>
@@ -900,7 +756,6 @@
           <w:rFonts w:ascii="Pretendard" w:eastAsia="Pretendard" w:hAnsi="Pretendard" w:hint="eastAsia"/>
           <w:b/>
           <w:bCs/>
-          <w:sz w:val="24"/>
         </w:rPr>
         <w:t>Part 2. 선택 문제</w:t>
       </w:r>
@@ -1033,21 +888,12 @@
           <w:sz w:val="24"/>
         </w:rPr>
       </w:pPr>
-      <w:proofErr w:type="gramStart"/>
-      <w:r>
-        <w:rPr>
-          <w:rFonts w:ascii="Pretendard" w:eastAsia="Pretendard" w:hAnsi="Pretendard" w:hint="eastAsia"/>
-          <w:sz w:val="24"/>
-        </w:rPr>
-        <w:t>정답 :</w:t>
-      </w:r>
-      <w:proofErr w:type="gramEnd"/>
-      <w:r>
-        <w:rPr>
-          <w:rFonts w:ascii="Pretendard" w:eastAsia="Pretendard" w:hAnsi="Pretendard" w:hint="eastAsia"/>
-          <w:sz w:val="24"/>
-        </w:rPr>
-        <w:t xml:space="preserve"> (2)</w:t>
+      <w:r>
+        <w:rPr>
+          <w:rFonts w:ascii="Pretendard" w:eastAsia="Pretendard" w:hAnsi="Pretendard" w:hint="eastAsia"/>
+          <w:sz w:val="24"/>
+        </w:rPr>
+        <w:t>정답 : (2)</w:t>
       </w:r>
     </w:p>
     <w:p>
@@ -1062,21 +908,12 @@
           <w:sz w:val="24"/>
         </w:rPr>
       </w:pPr>
-      <w:proofErr w:type="gramStart"/>
-      <w:r>
-        <w:rPr>
-          <w:rFonts w:ascii="Pretendard" w:eastAsia="Pretendard" w:hAnsi="Pretendard" w:hint="eastAsia"/>
-          <w:sz w:val="24"/>
-        </w:rPr>
-        <w:t>풀이 :</w:t>
-      </w:r>
-      <w:proofErr w:type="gramEnd"/>
-      <w:r>
-        <w:rPr>
-          <w:rFonts w:ascii="Pretendard" w:eastAsia="Pretendard" w:hAnsi="Pretendard" w:hint="eastAsia"/>
-          <w:sz w:val="24"/>
-        </w:rPr>
-        <w:t xml:space="preserve"> (2)</w:t>
+      <w:r>
+        <w:rPr>
+          <w:rFonts w:ascii="Pretendard" w:eastAsia="Pretendard" w:hAnsi="Pretendard" w:hint="eastAsia"/>
+          <w:sz w:val="24"/>
+        </w:rPr>
+        <w:t>풀이 : (2)</w:t>
       </w:r>
       <w:r>
         <w:rPr>
@@ -1097,7 +934,6 @@
       <w:pPr>
         <w:rPr>
           <w:rFonts w:ascii="Pretendard" w:eastAsia="Pretendard" w:hAnsi="Pretendard"/>
-          <w:sz w:val="24"/>
         </w:rPr>
       </w:pPr>
     </w:p>
@@ -1235,7 +1071,23 @@
           <w:rFonts w:ascii="Pretendard" w:eastAsia="Pretendard" w:hAnsi="Pretendard" w:hint="eastAsia"/>
           <w:sz w:val="24"/>
         </w:rPr>
-        <w:t>p는 q를 함축한다.</w:t>
+        <w:t>p는 q</w:t>
+      </w:r>
+      <w:proofErr w:type="spellStart"/>
+      <w:r>
+        <w:rPr>
+          <w:rFonts w:ascii="Pretendard" w:eastAsia="Pretendard" w:hAnsi="Pretendard" w:hint="eastAsia"/>
+          <w:sz w:val="24"/>
+        </w:rPr>
+        <w:t>를</w:t>
+      </w:r>
+      <w:proofErr w:type="spellEnd"/>
+      <w:r>
+        <w:rPr>
+          <w:rFonts w:ascii="Pretendard" w:eastAsia="Pretendard" w:hAnsi="Pretendard" w:hint="eastAsia"/>
+          <w:sz w:val="24"/>
+        </w:rPr>
+        <w:t xml:space="preserve"> 함축한다.</w:t>
       </w:r>
     </w:p>
     <w:p>
@@ -1250,21 +1102,12 @@
           <w:sz w:val="24"/>
         </w:rPr>
       </w:pPr>
-      <w:proofErr w:type="gramStart"/>
-      <w:r>
-        <w:rPr>
-          <w:rFonts w:ascii="Pretendard" w:eastAsia="Pretendard" w:hAnsi="Pretendard" w:hint="eastAsia"/>
-          <w:sz w:val="24"/>
-        </w:rPr>
-        <w:t>정답 :</w:t>
-      </w:r>
-      <w:proofErr w:type="gramEnd"/>
-      <w:r>
-        <w:rPr>
-          <w:rFonts w:ascii="Pretendard" w:eastAsia="Pretendard" w:hAnsi="Pretendard" w:hint="eastAsia"/>
-          <w:sz w:val="24"/>
-        </w:rPr>
-        <w:t xml:space="preserve"> (3)</w:t>
+      <w:r>
+        <w:rPr>
+          <w:rFonts w:ascii="Pretendard" w:eastAsia="Pretendard" w:hAnsi="Pretendard" w:hint="eastAsia"/>
+          <w:sz w:val="24"/>
+        </w:rPr>
+        <w:t>정답 : (3)</w:t>
       </w:r>
     </w:p>
     <w:p>
@@ -1279,21 +1122,12 @@
           <w:sz w:val="24"/>
         </w:rPr>
       </w:pPr>
-      <w:proofErr w:type="gramStart"/>
-      <w:r>
-        <w:rPr>
-          <w:rFonts w:ascii="Pretendard" w:eastAsia="Pretendard" w:hAnsi="Pretendard" w:hint="eastAsia"/>
-          <w:sz w:val="24"/>
-        </w:rPr>
-        <w:t>풀이 :</w:t>
-      </w:r>
-      <w:proofErr w:type="gramEnd"/>
-      <w:r>
-        <w:rPr>
-          <w:rFonts w:ascii="Pretendard" w:eastAsia="Pretendard" w:hAnsi="Pretendard" w:hint="eastAsia"/>
-          <w:sz w:val="24"/>
-        </w:rPr>
-        <w:t xml:space="preserve"> 쌍방 조건은 </w:t>
+      <w:r>
+        <w:rPr>
+          <w:rFonts w:ascii="Pretendard" w:eastAsia="Pretendard" w:hAnsi="Pretendard" w:hint="eastAsia"/>
+          <w:sz w:val="24"/>
+        </w:rPr>
+        <w:t xml:space="preserve">풀이 : 쌍방 조건은 </w:t>
       </w:r>
       <w:r>
         <w:rPr>
@@ -1305,19 +1139,13 @@
     </w:p>
     <w:p>
       <w:pPr>
-        <w:widowControl/>
-        <w:wordWrap/>
-        <w:autoSpaceDE/>
-        <w:autoSpaceDN/>
-        <w:rPr>
-          <w:rFonts w:ascii="Pretendard" w:eastAsia="Pretendard" w:hAnsi="Pretendard"/>
-          <w:sz w:val="24"/>
-        </w:rPr>
-      </w:pPr>
-      <w:r>
-        <w:rPr>
-          <w:rFonts w:ascii="Pretendard" w:eastAsia="Pretendard" w:hAnsi="Pretendard"/>
-          <w:sz w:val="24"/>
+        <w:rPr>
+          <w:rFonts w:ascii="Pretendard" w:eastAsia="Pretendard" w:hAnsi="Pretendard"/>
+        </w:rPr>
+      </w:pPr>
+      <w:r>
+        <w:rPr>
+          <w:rFonts w:ascii="Pretendard" w:eastAsia="Pretendard" w:hAnsi="Pretendard"/>
         </w:rPr>
         <w:br w:type="page"/>
       </w:r>
@@ -1328,7 +1156,6 @@
           <w:rFonts w:ascii="Pretendard" w:eastAsia="Pretendard" w:hAnsi="Pretendard"/>
           <w:b/>
           <w:bCs/>
-          <w:sz w:val="24"/>
         </w:rPr>
       </w:pPr>
       <w:r>
@@ -1336,7 +1163,6 @@
           <w:rFonts w:ascii="Pretendard" w:eastAsia="Pretendard" w:hAnsi="Pretendard" w:hint="eastAsia"/>
           <w:b/>
           <w:bCs/>
-          <w:sz w:val="24"/>
         </w:rPr>
         <w:lastRenderedPageBreak/>
         <w:t>Part 3. 주관식 문제</w:t>
@@ -1455,23 +1281,7 @@
           <w:rFonts w:ascii="Pretendard" w:eastAsia="Pretendard" w:hAnsi="Pretendard" w:hint="eastAsia"/>
           <w:sz w:val="24"/>
         </w:rPr>
-        <w:t xml:space="preserve">x가 음의 정수일 때 | x </w:t>
-      </w:r>
-      <w:proofErr w:type="gramStart"/>
-      <w:r>
-        <w:rPr>
-          <w:rFonts w:ascii="Pretendard" w:eastAsia="Pretendard" w:hAnsi="Pretendard" w:hint="eastAsia"/>
-          <w:sz w:val="24"/>
-        </w:rPr>
-        <w:t>| &gt;</w:t>
-      </w:r>
-      <w:proofErr w:type="gramEnd"/>
-      <w:r>
-        <w:rPr>
-          <w:rFonts w:ascii="Pretendard" w:eastAsia="Pretendard" w:hAnsi="Pretendard" w:hint="eastAsia"/>
-          <w:sz w:val="24"/>
-        </w:rPr>
-        <w:t xml:space="preserve"> x이다.</w:t>
+        <w:t>x가 음의 정수일 때 | x | &gt; x이다.</w:t>
       </w:r>
     </w:p>
     <w:p>
@@ -1690,19 +1500,13 @@
     </w:p>
     <w:p>
       <w:pPr>
-        <w:widowControl/>
-        <w:wordWrap/>
-        <w:autoSpaceDE/>
-        <w:autoSpaceDN/>
-        <w:rPr>
-          <w:rFonts w:ascii="Pretendard" w:eastAsia="Pretendard" w:hAnsi="Pretendard"/>
-          <w:sz w:val="24"/>
-        </w:rPr>
-      </w:pPr>
-      <w:r>
-        <w:rPr>
-          <w:rFonts w:ascii="Pretendard" w:eastAsia="Pretendard" w:hAnsi="Pretendard"/>
-          <w:sz w:val="24"/>
+        <w:rPr>
+          <w:rFonts w:ascii="Pretendard" w:eastAsia="Pretendard" w:hAnsi="Pretendard"/>
+        </w:rPr>
+      </w:pPr>
+      <w:r>
+        <w:rPr>
+          <w:rFonts w:ascii="Pretendard" w:eastAsia="Pretendard" w:hAnsi="Pretendard"/>
         </w:rPr>
         <w:br w:type="page"/>
       </w:r>
@@ -1777,7 +1581,6 @@
           <w:rFonts w:ascii="Pretendard" w:eastAsia="Pretendard" w:hAnsi="Pretendard"/>
           <w:b/>
           <w:bCs/>
-          <w:sz w:val="24"/>
         </w:rPr>
       </w:pPr>
       <w:r>
@@ -1785,7 +1588,6 @@
           <w:rFonts w:ascii="Pretendard" w:eastAsia="Pretendard" w:hAnsi="Pretendard" w:hint="eastAsia"/>
           <w:b/>
           <w:bCs/>
-          <w:sz w:val="24"/>
         </w:rPr>
         <w:t>Part 1. 진위 문제</w:t>
       </w:r>
@@ -1822,21 +1624,12 @@
           <w:sz w:val="24"/>
         </w:rPr>
       </w:pPr>
-      <w:proofErr w:type="gramStart"/>
-      <w:r>
-        <w:rPr>
-          <w:rFonts w:ascii="Pretendard" w:eastAsia="Pretendard" w:hAnsi="Pretendard" w:hint="eastAsia"/>
-          <w:sz w:val="24"/>
-        </w:rPr>
-        <w:t>정답 :</w:t>
-      </w:r>
-      <w:proofErr w:type="gramEnd"/>
-      <w:r>
-        <w:rPr>
-          <w:rFonts w:ascii="Pretendard" w:eastAsia="Pretendard" w:hAnsi="Pretendard" w:hint="eastAsia"/>
-          <w:sz w:val="24"/>
-        </w:rPr>
-        <w:t xml:space="preserve"> </w:t>
+      <w:r>
+        <w:rPr>
+          <w:rFonts w:ascii="Pretendard" w:eastAsia="Pretendard" w:hAnsi="Pretendard" w:hint="eastAsia"/>
+          <w:sz w:val="24"/>
+        </w:rPr>
+        <w:t xml:space="preserve">정답 : </w:t>
       </w:r>
       <w:r>
         <w:rPr>
@@ -1894,7 +1687,7 @@
           <w:numId w:val="7"/>
         </w:numPr>
         <w:rPr>
-          <w:rFonts w:ascii="Pretendard" w:eastAsia="Pretendard" w:hAnsi="Pretendard" w:hint="eastAsia"/>
+          <w:rFonts w:ascii="Pretendard" w:eastAsia="Pretendard" w:hAnsi="Pretendard"/>
           <w:sz w:val="24"/>
         </w:rPr>
       </w:pPr>
@@ -1914,7 +1707,7 @@
           <w:numId w:val="9"/>
         </w:numPr>
         <w:rPr>
-          <w:rFonts w:ascii="Pretendard" w:eastAsia="Pretendard" w:hAnsi="Pretendard" w:hint="eastAsia"/>
+          <w:rFonts w:ascii="Pretendard" w:eastAsia="Pretendard" w:hAnsi="Pretendard"/>
           <w:sz w:val="24"/>
         </w:rPr>
       </w:pPr>
@@ -1954,21 +1747,12 @@
           <w:sz w:val="24"/>
         </w:rPr>
       </w:pPr>
-      <w:proofErr w:type="gramStart"/>
-      <w:r>
-        <w:rPr>
-          <w:rFonts w:ascii="Pretendard" w:eastAsia="Pretendard" w:hAnsi="Pretendard" w:hint="eastAsia"/>
-          <w:sz w:val="24"/>
-        </w:rPr>
-        <w:t>정답 :</w:t>
-      </w:r>
-      <w:proofErr w:type="gramEnd"/>
-      <w:r>
-        <w:rPr>
-          <w:rFonts w:ascii="Pretendard" w:eastAsia="Pretendard" w:hAnsi="Pretendard" w:hint="eastAsia"/>
-          <w:sz w:val="24"/>
-        </w:rPr>
-        <w:t xml:space="preserve"> </w:t>
+      <w:r>
+        <w:rPr>
+          <w:rFonts w:ascii="Pretendard" w:eastAsia="Pretendard" w:hAnsi="Pretendard" w:hint="eastAsia"/>
+          <w:sz w:val="24"/>
+        </w:rPr>
+        <w:t xml:space="preserve">정답 : </w:t>
       </w:r>
       <w:r>
         <w:rPr>
@@ -2073,8 +1857,7 @@
     <w:p>
       <w:pPr>
         <w:rPr>
-          <w:rFonts w:ascii="Pretendard" w:eastAsia="Pretendard" w:hAnsi="Pretendard" w:hint="eastAsia"/>
-          <w:sz w:val="24"/>
+          <w:rFonts w:ascii="Pretendard" w:eastAsia="Pretendard" w:hAnsi="Pretendard"/>
         </w:rPr>
       </w:pPr>
     </w:p>
@@ -2084,7 +1867,6 @@
           <w:rFonts w:ascii="Pretendard" w:eastAsia="Pretendard" w:hAnsi="Pretendard"/>
           <w:b/>
           <w:bCs/>
-          <w:sz w:val="24"/>
         </w:rPr>
       </w:pPr>
       <w:r>
@@ -2092,7 +1874,6 @@
           <w:rFonts w:ascii="Pretendard" w:eastAsia="Pretendard" w:hAnsi="Pretendard" w:hint="eastAsia"/>
           <w:b/>
           <w:bCs/>
-          <w:sz w:val="24"/>
         </w:rPr>
         <w:t>Part 2. 선택 문제</w:t>
       </w:r>
@@ -2175,7 +1956,7 @@
           <w:numId w:val="12"/>
         </w:numPr>
         <w:rPr>
-          <w:rFonts w:ascii="Pretendard" w:eastAsia="Pretendard" w:hAnsi="Pretendard" w:hint="eastAsia"/>
+          <w:rFonts w:ascii="Pretendard" w:eastAsia="Pretendard" w:hAnsi="Pretendard"/>
           <w:sz w:val="24"/>
         </w:rPr>
       </w:pPr>
@@ -2195,7 +1976,7 @@
           <w:numId w:val="12"/>
         </w:numPr>
         <w:rPr>
-          <w:rFonts w:ascii="Pretendard" w:eastAsia="Pretendard" w:hAnsi="Pretendard" w:hint="eastAsia"/>
+          <w:rFonts w:ascii="Pretendard" w:eastAsia="Pretendard" w:hAnsi="Pretendard"/>
           <w:sz w:val="24"/>
         </w:rPr>
       </w:pPr>
@@ -2215,30 +1996,16 @@
           <w:numId w:val="12"/>
         </w:numPr>
         <w:rPr>
-          <w:rFonts w:ascii="Pretendard" w:eastAsia="Pretendard" w:hAnsi="Pretendard" w:hint="eastAsia"/>
-          <w:sz w:val="24"/>
-        </w:rPr>
-      </w:pPr>
-      <w:r>
-        <w:rPr>
-          <w:rFonts w:ascii="Pretendard" w:eastAsia="Pretendard" w:hAnsi="Pretendard" w:hint="eastAsia"/>
-          <w:sz w:val="24"/>
-        </w:rPr>
-        <w:t>{</w:t>
-      </w:r>
-      <w:r>
-        <w:rPr>
-          <w:rFonts w:ascii="Pretendard" w:eastAsia="Pretendard" w:hAnsi="Pretendard" w:hint="eastAsia"/>
-          <w:sz w:val="24"/>
-        </w:rPr>
-        <w:t>2, 4, 6, 7, 8, 9</w:t>
-      </w:r>
-      <w:r>
-        <w:rPr>
-          <w:rFonts w:ascii="Pretendard" w:eastAsia="Pretendard" w:hAnsi="Pretendard" w:hint="eastAsia"/>
-          <w:sz w:val="24"/>
-        </w:rPr>
-        <w:t>}</w:t>
+          <w:rFonts w:ascii="Pretendard" w:eastAsia="Pretendard" w:hAnsi="Pretendard"/>
+          <w:sz w:val="24"/>
+        </w:rPr>
+      </w:pPr>
+      <w:r>
+        <w:rPr>
+          <w:rFonts w:ascii="Pretendard" w:eastAsia="Pretendard" w:hAnsi="Pretendard" w:hint="eastAsia"/>
+          <w:sz w:val="24"/>
+        </w:rPr>
+        <w:t>{2, 4, 6, 7, 8, 9}</w:t>
       </w:r>
     </w:p>
     <w:p>
@@ -2253,21 +2020,12 @@
           <w:sz w:val="24"/>
         </w:rPr>
       </w:pPr>
-      <w:proofErr w:type="gramStart"/>
-      <w:r>
-        <w:rPr>
-          <w:rFonts w:ascii="Pretendard" w:eastAsia="Pretendard" w:hAnsi="Pretendard" w:hint="eastAsia"/>
-          <w:sz w:val="24"/>
-        </w:rPr>
-        <w:t>정답 :</w:t>
-      </w:r>
-      <w:proofErr w:type="gramEnd"/>
-      <w:r>
-        <w:rPr>
-          <w:rFonts w:ascii="Pretendard" w:eastAsia="Pretendard" w:hAnsi="Pretendard" w:hint="eastAsia"/>
-          <w:sz w:val="24"/>
-        </w:rPr>
-        <w:t xml:space="preserve"> (4)</w:t>
+      <w:r>
+        <w:rPr>
+          <w:rFonts w:ascii="Pretendard" w:eastAsia="Pretendard" w:hAnsi="Pretendard" w:hint="eastAsia"/>
+          <w:sz w:val="24"/>
+        </w:rPr>
+        <w:t>정답 : (4)</w:t>
       </w:r>
     </w:p>
     <w:p>
@@ -2336,21 +2094,7 @@
           <w:rFonts w:ascii="Pretendard" w:eastAsia="Pretendard" w:hAnsi="Pretendard" w:hint="eastAsia"/>
           <w:sz w:val="24"/>
         </w:rPr>
-        <w:t xml:space="preserve">(1) A의 원소인 </w:t>
-      </w:r>
-      <w:r>
-        <w:rPr>
-          <w:rFonts w:ascii="Pretendard" w:eastAsia="Pretendard" w:hAnsi="Pretendard" w:hint="eastAsia"/>
-          <w:sz w:val="24"/>
-        </w:rPr>
-        <w:t>{1, 3, 5}</w:t>
-      </w:r>
-      <w:r>
-        <w:rPr>
-          <w:rFonts w:ascii="Pretendard" w:eastAsia="Pretendard" w:hAnsi="Pretendard" w:hint="eastAsia"/>
-          <w:sz w:val="24"/>
-        </w:rPr>
-        <w:t>가</w:t>
+        <w:t>(1) A의 원소인 {1, 3, 5}가</w:t>
       </w:r>
       <w:r>
         <w:rPr>
@@ -2391,21 +2135,7 @@
           <w:rFonts w:ascii="Pretendard" w:eastAsia="Pretendard" w:hAnsi="Pretendard" w:hint="eastAsia"/>
           <w:sz w:val="24"/>
         </w:rPr>
-        <w:t>A의 원소</w:t>
-      </w:r>
-      <w:r>
-        <w:rPr>
-          <w:rFonts w:ascii="Pretendard" w:eastAsia="Pretendard" w:hAnsi="Pretendard" w:hint="eastAsia"/>
-          <w:sz w:val="24"/>
-        </w:rPr>
-        <w:t>인</w:t>
-      </w:r>
-      <w:r>
-        <w:rPr>
-          <w:rFonts w:ascii="Pretendard" w:eastAsia="Pretendard" w:hAnsi="Pretendard" w:hint="eastAsia"/>
-          <w:sz w:val="24"/>
-        </w:rPr>
-        <w:t xml:space="preserve"> {1, 3, 5}가</w:t>
+        <w:t>A의 원소인 {1, 3, 5}가</w:t>
       </w:r>
       <w:r>
         <w:rPr>
@@ -2459,38 +2189,50 @@
           <w:rFonts w:ascii="Pretendard" w:eastAsia="Pretendard" w:hAnsi="Pretendard" w:hint="eastAsia"/>
           <w:sz w:val="24"/>
         </w:rPr>
-        <w:t xml:space="preserve">(4) A의 원소인 </w:t>
-      </w:r>
-      <w:r>
-        <w:rPr>
-          <w:rFonts w:ascii="Pretendard" w:eastAsia="Pretendard" w:hAnsi="Pretendard" w:hint="eastAsia"/>
-          <w:sz w:val="24"/>
-        </w:rPr>
-        <w:t>{1, 2, 3, 4, 5}</w:t>
-      </w:r>
-      <w:r>
-        <w:rPr>
-          <w:rFonts w:ascii="Pretendard" w:eastAsia="Pretendard" w:hAnsi="Pretendard" w:hint="eastAsia"/>
-          <w:sz w:val="24"/>
-        </w:rPr>
-        <w:t>를 제외하고 B를 포함한 결과이므로 정답이다.</w:t>
-      </w:r>
-    </w:p>
-    <w:p>
-      <w:pPr>
-        <w:widowControl/>
-        <w:wordWrap/>
-        <w:autoSpaceDE/>
-        <w:autoSpaceDN/>
-        <w:rPr>
-          <w:rFonts w:ascii="Pretendard" w:eastAsia="Pretendard" w:hAnsi="Pretendard" w:hint="eastAsia"/>
-          <w:sz w:val="24"/>
-        </w:rPr>
-      </w:pPr>
-      <w:r>
-        <w:rPr>
-          <w:rFonts w:ascii="Pretendard" w:eastAsia="Pretendard" w:hAnsi="Pretendard"/>
-          <w:sz w:val="24"/>
+        <w:t>(4) A의 원소인 {1, 2, 3, 4, 5}</w:t>
+      </w:r>
+      <w:proofErr w:type="spellStart"/>
+      <w:r>
+        <w:rPr>
+          <w:rFonts w:ascii="Pretendard" w:eastAsia="Pretendard" w:hAnsi="Pretendard" w:hint="eastAsia"/>
+          <w:sz w:val="24"/>
+        </w:rPr>
+        <w:t>를</w:t>
+      </w:r>
+      <w:proofErr w:type="spellEnd"/>
+      <w:r>
+        <w:rPr>
+          <w:rFonts w:ascii="Pretendard" w:eastAsia="Pretendard" w:hAnsi="Pretendard" w:hint="eastAsia"/>
+          <w:sz w:val="24"/>
+        </w:rPr>
+        <w:t xml:space="preserve"> 제외하고 B</w:t>
+      </w:r>
+      <w:proofErr w:type="spellStart"/>
+      <w:r>
+        <w:rPr>
+          <w:rFonts w:ascii="Pretendard" w:eastAsia="Pretendard" w:hAnsi="Pretendard" w:hint="eastAsia"/>
+          <w:sz w:val="24"/>
+        </w:rPr>
+        <w:t>를</w:t>
+      </w:r>
+      <w:proofErr w:type="spellEnd"/>
+      <w:r>
+        <w:rPr>
+          <w:rFonts w:ascii="Pretendard" w:eastAsia="Pretendard" w:hAnsi="Pretendard" w:hint="eastAsia"/>
+          <w:sz w:val="24"/>
+        </w:rPr>
+        <w:t xml:space="preserve"> 포함한 결과이므로 정답이다.</w:t>
+      </w:r>
+    </w:p>
+    <w:p>
+      <w:pPr>
+        <w:rPr>
+          <w:rFonts w:ascii="Pretendard" w:eastAsia="Pretendard" w:hAnsi="Pretendard"/>
+        </w:rPr>
+      </w:pPr>
+      <w:r>
+        <w:rPr>
+          <w:rFonts w:ascii="Pretendard" w:eastAsia="Pretendard" w:hAnsi="Pretendard"/>
         </w:rPr>
         <w:br w:type="page"/>
       </w:r>
@@ -2521,7 +2263,6 @@
         <w:ind w:left="440"/>
         <w:rPr>
           <w:rFonts w:ascii="Pretendard" w:eastAsia="Pretendard" w:hAnsi="Pretendard"/>
-          <w:sz w:val="24"/>
         </w:rPr>
       </w:pPr>
       <w:r>
@@ -2577,21 +2318,12 @@
           <w:sz w:val="24"/>
         </w:rPr>
       </w:pPr>
-      <w:proofErr w:type="gramStart"/>
-      <w:r>
-        <w:rPr>
-          <w:rFonts w:ascii="Pretendard" w:eastAsia="Pretendard" w:hAnsi="Pretendard" w:hint="eastAsia"/>
-          <w:sz w:val="24"/>
-        </w:rPr>
-        <w:t>정답 :</w:t>
-      </w:r>
-      <w:proofErr w:type="gramEnd"/>
-      <w:r>
-        <w:rPr>
-          <w:rFonts w:ascii="Pretendard" w:eastAsia="Pretendard" w:hAnsi="Pretendard" w:hint="eastAsia"/>
-          <w:sz w:val="24"/>
-        </w:rPr>
-        <w:t xml:space="preserve"> (4)</w:t>
+      <w:r>
+        <w:rPr>
+          <w:rFonts w:ascii="Pretendard" w:eastAsia="Pretendard" w:hAnsi="Pretendard" w:hint="eastAsia"/>
+          <w:sz w:val="24"/>
+        </w:rPr>
+        <w:t>정답 : (4)</w:t>
       </w:r>
     </w:p>
     <w:p>
@@ -2602,7 +2334,7 @@
           <w:numId w:val="7"/>
         </w:numPr>
         <w:rPr>
-          <w:rFonts w:ascii="Pretendard" w:eastAsia="Pretendard" w:hAnsi="Pretendard" w:hint="eastAsia"/>
+          <w:rFonts w:ascii="Pretendard" w:eastAsia="Pretendard" w:hAnsi="Pretendard"/>
           <w:sz w:val="24"/>
         </w:rPr>
       </w:pPr>
@@ -2622,7 +2354,7 @@
           <w:numId w:val="13"/>
         </w:numPr>
         <w:rPr>
-          <w:rFonts w:ascii="Pretendard" w:eastAsia="Pretendard" w:hAnsi="Pretendard" w:hint="eastAsia"/>
+          <w:rFonts w:ascii="Pretendard" w:eastAsia="Pretendard" w:hAnsi="Pretendard"/>
           <w:sz w:val="24"/>
         </w:rPr>
       </w:pPr>
@@ -2757,8 +2489,7 @@
       <w:pPr>
         <w:ind w:left="440"/>
         <w:rPr>
-          <w:rFonts w:ascii="Pretendard" w:eastAsia="Pretendard" w:hAnsi="Pretendard" w:hint="eastAsia"/>
-          <w:sz w:val="24"/>
+          <w:rFonts w:ascii="Pretendard" w:eastAsia="Pretendard" w:hAnsi="Pretendard"/>
         </w:rPr>
       </w:pPr>
       <w:r>
@@ -2850,51 +2581,16 @@
           <w:numId w:val="14"/>
         </w:numPr>
         <w:rPr>
-          <w:rFonts w:ascii="Pretendard" w:eastAsia="Pretendard" w:hAnsi="Pretendard" w:hint="eastAsia"/>
-          <w:sz w:val="24"/>
-        </w:rPr>
-      </w:pPr>
-      <w:r>
-        <w:rPr>
-          <w:rFonts w:ascii="Pretendard" w:eastAsia="Pretendard" w:hAnsi="Pretendard" w:hint="eastAsia"/>
-          <w:sz w:val="24"/>
-        </w:rPr>
-        <w:t>(</w:t>
-      </w:r>
-      <w:r>
-        <w:rPr>
-          <w:rFonts w:ascii="Pretendard" w:eastAsia="Pretendard" w:hAnsi="Pretendard" w:hint="eastAsia"/>
-          <w:sz w:val="24"/>
-        </w:rPr>
-        <w:t>A</w:t>
-      </w:r>
-      <w:r>
-        <w:rPr>
-          <w:rFonts w:ascii="Pretendard" w:eastAsia="Pretendard" w:hAnsi="Pretendard" w:hint="eastAsia"/>
-          <w:sz w:val="24"/>
-        </w:rPr>
-        <w:t xml:space="preserve"> U</w:t>
-      </w:r>
-      <w:r>
-        <w:rPr>
-          <w:rFonts w:ascii="Pretendard" w:eastAsia="Pretendard" w:hAnsi="Pretendard" w:hint="eastAsia"/>
-          <w:sz w:val="24"/>
-        </w:rPr>
-        <w:t xml:space="preserve"> B</w:t>
-      </w:r>
-      <w:r>
-        <w:rPr>
-          <w:rFonts w:ascii="Pretendard" w:eastAsia="Pretendard" w:hAnsi="Pretendard" w:hint="eastAsia"/>
-          <w:sz w:val="24"/>
-        </w:rPr>
-        <w:t>)</w:t>
-      </w:r>
-      <w:r>
-        <w:rPr>
-          <w:rFonts w:ascii="Pretendard" w:eastAsia="Pretendard" w:hAnsi="Pretendard" w:hint="eastAsia"/>
-          <w:sz w:val="24"/>
-        </w:rPr>
-        <w:t xml:space="preserve"> </w:t>
+          <w:rFonts w:ascii="Pretendard" w:eastAsia="Pretendard" w:hAnsi="Pretendard"/>
+          <w:sz w:val="24"/>
+        </w:rPr>
+      </w:pPr>
+      <w:r>
+        <w:rPr>
+          <w:rFonts w:ascii="Pretendard" w:eastAsia="Pretendard" w:hAnsi="Pretendard" w:hint="eastAsia"/>
+          <w:sz w:val="24"/>
+        </w:rPr>
+        <w:t xml:space="preserve">(A U B) </w:t>
       </w:r>
       <w:r>
         <w:rPr>
@@ -2936,14 +2632,7 @@
           <w:rFonts w:ascii="Pretendard" w:eastAsia="Pretendard" w:hAnsi="Pretendard" w:hint="eastAsia"/>
           <w:sz w:val="24"/>
         </w:rPr>
-        <w:t xml:space="preserve"> (4) </w:t>
-      </w:r>
-      <w:r>
-        <w:rPr>
-          <w:rFonts w:ascii="Pretendard" w:eastAsia="Pretendard" w:hAnsi="Pretendard" w:hint="eastAsia"/>
-          <w:sz w:val="24"/>
-        </w:rPr>
-        <w:t xml:space="preserve">A </w:t>
+        <w:t xml:space="preserve"> (4) A </w:t>
       </w:r>
       <w:r>
         <w:rPr>
@@ -2978,8 +2667,7 @@
       <w:pPr>
         <w:ind w:left="440"/>
         <w:rPr>
-          <w:rFonts w:ascii="Pretendard" w:eastAsia="Pretendard" w:hAnsi="Pretendard" w:hint="eastAsia"/>
-          <w:sz w:val="24"/>
+          <w:rFonts w:ascii="Pretendard" w:eastAsia="Pretendard" w:hAnsi="Pretendard"/>
         </w:rPr>
       </w:pPr>
       <w:r>
@@ -3071,25 +2759,15 @@
     </w:p>
     <w:p>
       <w:pPr>
-        <w:widowControl/>
-        <w:wordWrap/>
-        <w:autoSpaceDE/>
-        <w:autoSpaceDN/>
-        <w:rPr>
-          <w:rFonts w:ascii="Pretendard" w:eastAsia="Pretendard" w:hAnsi="Pretendard"/>
-          <w:sz w:val="24"/>
-        </w:rPr>
-      </w:pPr>
-    </w:p>
-    <w:p>
-      <w:pPr>
-        <w:widowControl/>
-        <w:wordWrap/>
-        <w:autoSpaceDE/>
-        <w:autoSpaceDN/>
-        <w:rPr>
-          <w:rFonts w:ascii="Pretendard" w:eastAsia="Pretendard" w:hAnsi="Pretendard"/>
-          <w:sz w:val="24"/>
+        <w:rPr>
+          <w:rFonts w:ascii="Pretendard" w:eastAsia="Pretendard" w:hAnsi="Pretendard"/>
+        </w:rPr>
+      </w:pPr>
+    </w:p>
+    <w:p>
+      <w:pPr>
+        <w:rPr>
+          <w:rFonts w:ascii="Pretendard" w:eastAsia="Pretendard" w:hAnsi="Pretendard"/>
         </w:rPr>
       </w:pPr>
       <w:r>
@@ -3097,7 +2775,6 @@
           <w:rFonts w:ascii="Pretendard" w:eastAsia="Pretendard" w:hAnsi="Pretendard" w:hint="eastAsia"/>
           <w:b/>
           <w:bCs/>
-          <w:sz w:val="24"/>
         </w:rPr>
         <w:t>Part 3. 주관식 문제</w:t>
       </w:r>
@@ -3152,23 +2829,7 @@
           <w:rFonts w:ascii="Pretendard" w:eastAsia="Pretendard" w:hAnsi="Pretendard" w:hint="eastAsia"/>
           <w:sz w:val="24"/>
         </w:rPr>
-        <w:t xml:space="preserve">A = </w:t>
-      </w:r>
-      <w:proofErr w:type="gramStart"/>
-      <w:r>
-        <w:rPr>
-          <w:rFonts w:ascii="Pretendard" w:eastAsia="Pretendard" w:hAnsi="Pretendard" w:hint="eastAsia"/>
-          <w:sz w:val="24"/>
-        </w:rPr>
-        <w:t>{ x</w:t>
-      </w:r>
-      <w:proofErr w:type="gramEnd"/>
-      <w:r>
-        <w:rPr>
-          <w:rFonts w:ascii="Pretendard" w:eastAsia="Pretendard" w:hAnsi="Pretendard" w:hint="eastAsia"/>
-          <w:sz w:val="24"/>
-        </w:rPr>
-        <w:t xml:space="preserve"> | x </w:t>
+        <w:t xml:space="preserve">A = { x | x </w:t>
       </w:r>
       <w:r>
         <w:rPr>
@@ -3197,28 +2858,12 @@
           <w:sz w:val="24"/>
         </w:rPr>
       </w:pPr>
-      <w:proofErr w:type="gramStart"/>
-      <w:r>
-        <w:rPr>
-          <w:rFonts w:ascii="Pretendard" w:eastAsia="Pretendard" w:hAnsi="Pretendard" w:hint="eastAsia"/>
-          <w:sz w:val="24"/>
-        </w:rPr>
-        <w:t>정답 :</w:t>
-      </w:r>
-      <w:proofErr w:type="gramEnd"/>
-      <w:r>
-        <w:rPr>
-          <w:rFonts w:ascii="Pretendard" w:eastAsia="Pretendard" w:hAnsi="Pretendard" w:hint="eastAsia"/>
-          <w:sz w:val="24"/>
-        </w:rPr>
-        <w:t xml:space="preserve"> </w:t>
-      </w:r>
-      <w:r>
-        <w:rPr>
-          <w:rFonts w:ascii="Pretendard" w:eastAsia="Pretendard" w:hAnsi="Pretendard" w:hint="eastAsia"/>
-          <w:sz w:val="24"/>
-        </w:rPr>
-        <w:t>8개</w:t>
+      <w:r>
+        <w:rPr>
+          <w:rFonts w:ascii="Pretendard" w:eastAsia="Pretendard" w:hAnsi="Pretendard" w:hint="eastAsia"/>
+          <w:sz w:val="24"/>
+        </w:rPr>
+        <w:t>정답 : 8개</w:t>
       </w:r>
     </w:p>
     <w:p>
@@ -3229,11 +2874,256 @@
           <w:numId w:val="7"/>
         </w:numPr>
         <w:rPr>
-          <w:rFonts w:ascii="Pretendard" w:eastAsia="Pretendard" w:hAnsi="Pretendard" w:hint="eastAsia"/>
-          <w:sz w:val="24"/>
-        </w:rPr>
-      </w:pPr>
-      <w:proofErr w:type="gramStart"/>
+          <w:rFonts w:ascii="Pretendard" w:eastAsia="Pretendard" w:hAnsi="Pretendard"/>
+          <w:sz w:val="24"/>
+        </w:rPr>
+      </w:pPr>
+      <w:r>
+        <w:rPr>
+          <w:rFonts w:ascii="Pretendard" w:eastAsia="Pretendard" w:hAnsi="Pretendard" w:hint="eastAsia"/>
+          <w:sz w:val="24"/>
+        </w:rPr>
+        <w:t xml:space="preserve">풀이 : </w:t>
+      </w:r>
+      <w:r>
+        <w:rPr>
+          <w:rFonts w:ascii="Pretendard" w:eastAsia="Pretendard" w:hAnsi="Pretendard"/>
+          <w:sz w:val="24"/>
+        </w:rPr>
+        <w:t>A={−7,</w:t>
+      </w:r>
+      <w:r>
+        <w:rPr>
+          <w:rFonts w:ascii="Pretendard" w:eastAsia="Pretendard" w:hAnsi="Pretendard" w:hint="eastAsia"/>
+          <w:sz w:val="24"/>
+        </w:rPr>
+        <w:t xml:space="preserve"> </w:t>
+      </w:r>
+      <w:r>
+        <w:rPr>
+          <w:rFonts w:ascii="Pretendard" w:eastAsia="Pretendard" w:hAnsi="Pretendard"/>
+          <w:sz w:val="24"/>
+        </w:rPr>
+        <w:t>−5,</w:t>
+      </w:r>
+      <w:r>
+        <w:rPr>
+          <w:rFonts w:ascii="Pretendard" w:eastAsia="Pretendard" w:hAnsi="Pretendard" w:hint="eastAsia"/>
+          <w:sz w:val="24"/>
+        </w:rPr>
+        <w:t xml:space="preserve"> </w:t>
+      </w:r>
+      <w:r>
+        <w:rPr>
+          <w:rFonts w:ascii="Pretendard" w:eastAsia="Pretendard" w:hAnsi="Pretendard"/>
+          <w:sz w:val="24"/>
+        </w:rPr>
+        <w:t>−3,</w:t>
+      </w:r>
+      <w:r>
+        <w:rPr>
+          <w:rFonts w:ascii="Pretendard" w:eastAsia="Pretendard" w:hAnsi="Pretendard" w:hint="eastAsia"/>
+          <w:sz w:val="24"/>
+        </w:rPr>
+        <w:t xml:space="preserve"> </w:t>
+      </w:r>
+      <w:r>
+        <w:rPr>
+          <w:rFonts w:ascii="Pretendard" w:eastAsia="Pretendard" w:hAnsi="Pretendard"/>
+          <w:sz w:val="24"/>
+        </w:rPr>
+        <w:t>−1,</w:t>
+      </w:r>
+      <w:r>
+        <w:rPr>
+          <w:rFonts w:ascii="Pretendard" w:eastAsia="Pretendard" w:hAnsi="Pretendard" w:hint="eastAsia"/>
+          <w:sz w:val="24"/>
+        </w:rPr>
+        <w:t xml:space="preserve"> </w:t>
+      </w:r>
+      <w:r>
+        <w:rPr>
+          <w:rFonts w:ascii="Pretendard" w:eastAsia="Pretendard" w:hAnsi="Pretendard"/>
+          <w:sz w:val="24"/>
+        </w:rPr>
+        <w:t>1,</w:t>
+      </w:r>
+      <w:r>
+        <w:rPr>
+          <w:rFonts w:ascii="Pretendard" w:eastAsia="Pretendard" w:hAnsi="Pretendard" w:hint="eastAsia"/>
+          <w:sz w:val="24"/>
+        </w:rPr>
+        <w:t xml:space="preserve"> </w:t>
+      </w:r>
+      <w:r>
+        <w:rPr>
+          <w:rFonts w:ascii="Pretendard" w:eastAsia="Pretendard" w:hAnsi="Pretendard"/>
+          <w:sz w:val="24"/>
+        </w:rPr>
+        <w:t>3,</w:t>
+      </w:r>
+      <w:r>
+        <w:rPr>
+          <w:rFonts w:ascii="Pretendard" w:eastAsia="Pretendard" w:hAnsi="Pretendard" w:hint="eastAsia"/>
+          <w:sz w:val="24"/>
+        </w:rPr>
+        <w:t xml:space="preserve"> </w:t>
+      </w:r>
+      <w:r>
+        <w:rPr>
+          <w:rFonts w:ascii="Pretendard" w:eastAsia="Pretendard" w:hAnsi="Pretendard"/>
+          <w:sz w:val="24"/>
+        </w:rPr>
+        <w:t>5,</w:t>
+      </w:r>
+      <w:r>
+        <w:rPr>
+          <w:rFonts w:ascii="Pretendard" w:eastAsia="Pretendard" w:hAnsi="Pretendard" w:hint="eastAsia"/>
+          <w:sz w:val="24"/>
+        </w:rPr>
+        <w:t xml:space="preserve"> </w:t>
+      </w:r>
+      <w:r>
+        <w:rPr>
+          <w:rFonts w:ascii="Pretendard" w:eastAsia="Pretendard" w:hAnsi="Pretendard"/>
+          <w:sz w:val="24"/>
+        </w:rPr>
+        <w:t>7}</w:t>
+      </w:r>
+    </w:p>
+    <w:p>
+      <w:pPr>
+        <w:spacing w:after="160"/>
+        <w:rPr>
+          <w:rFonts w:ascii="Pretendard" w:eastAsia="Pretendard" w:hAnsi="Pretendard"/>
+          <w:b/>
+          <w:bCs/>
+          <w:sz w:val="32"/>
+          <w:szCs w:val="32"/>
+        </w:rPr>
+      </w:pPr>
+      <w:r>
+        <w:rPr>
+          <w:rFonts w:ascii="Pretendard" w:eastAsia="Pretendard" w:hAnsi="Pretendard"/>
+          <w:b/>
+          <w:bCs/>
+          <w:sz w:val="32"/>
+          <w:szCs w:val="32"/>
+        </w:rPr>
+        <w:br w:type="page"/>
+      </w:r>
+    </w:p>
+    <w:p>
+      <w:pPr>
+        <w:rPr>
+          <w:rFonts w:ascii="Pretendard" w:eastAsia="Pretendard" w:hAnsi="Pretendard"/>
+          <w:b/>
+          <w:bCs/>
+          <w:sz w:val="32"/>
+          <w:szCs w:val="32"/>
+        </w:rPr>
+      </w:pPr>
+      <w:r>
+        <w:rPr>
+          <w:rFonts w:ascii="Pretendard" w:eastAsia="Pretendard" w:hAnsi="Pretendard" w:hint="eastAsia"/>
+          <w:b/>
+          <w:bCs/>
+          <w:sz w:val="32"/>
+          <w:szCs w:val="32"/>
+        </w:rPr>
+        <w:lastRenderedPageBreak/>
+        <w:t>4</w:t>
+      </w:r>
+      <w:r>
+        <w:rPr>
+          <w:rFonts w:ascii="Pretendard" w:eastAsia="Pretendard" w:hAnsi="Pretendard" w:hint="eastAsia"/>
+          <w:b/>
+          <w:bCs/>
+          <w:sz w:val="32"/>
+          <w:szCs w:val="32"/>
+        </w:rPr>
+        <w:t xml:space="preserve">장 </w:t>
+      </w:r>
+      <w:r>
+        <w:rPr>
+          <w:rFonts w:ascii="Pretendard" w:eastAsia="Pretendard" w:hAnsi="Pretendard" w:hint="eastAsia"/>
+          <w:b/>
+          <w:bCs/>
+          <w:sz w:val="32"/>
+          <w:szCs w:val="32"/>
+        </w:rPr>
+        <w:t>증명법</w:t>
+      </w:r>
+    </w:p>
+    <w:p>
+      <w:pPr>
+        <w:rPr>
+          <w:rFonts w:ascii="Pretendard" w:eastAsia="Pretendard" w:hAnsi="Pretendard"/>
+          <w:b/>
+          <w:bCs/>
+        </w:rPr>
+      </w:pPr>
+      <w:r>
+        <w:rPr>
+          <w:rFonts w:ascii="Pretendard" w:eastAsia="Pretendard" w:hAnsi="Pretendard" w:hint="eastAsia"/>
+          <w:b/>
+          <w:bCs/>
+        </w:rPr>
+        <w:t>Part 1. 진위 문제</w:t>
+      </w:r>
+    </w:p>
+    <w:p>
+      <w:pPr>
+        <w:pStyle w:val="a6"/>
+        <w:numPr>
+          <w:ilvl w:val="0"/>
+          <w:numId w:val="16"/>
+        </w:numPr>
+        <w:rPr>
+          <w:rFonts w:ascii="Pretendard" w:eastAsia="Pretendard" w:hAnsi="Pretendard"/>
+          <w:sz w:val="24"/>
+        </w:rPr>
+      </w:pPr>
+      <w:r>
+        <w:rPr>
+          <w:rFonts w:ascii="Pretendard" w:eastAsia="Pretendard" w:hAnsi="Pretendard" w:hint="eastAsia"/>
+          <w:sz w:val="24"/>
+        </w:rPr>
+        <w:t>증명이란 논리적 법칙을 이용하여 주어진 가정으로부터 결론을 유도해내는 추론의 한 방법으로서 어떠한 명제나 논증이 적절하고 타당한지를 입증하는 작업이다.</w:t>
+      </w:r>
+    </w:p>
+    <w:p>
+      <w:pPr>
+        <w:pStyle w:val="a6"/>
+        <w:numPr>
+          <w:ilvl w:val="0"/>
+          <w:numId w:val="7"/>
+        </w:numPr>
+        <w:rPr>
+          <w:rFonts w:ascii="Pretendard" w:eastAsia="Pretendard" w:hAnsi="Pretendard"/>
+          <w:sz w:val="24"/>
+        </w:rPr>
+      </w:pPr>
+      <w:r>
+        <w:rPr>
+          <w:rFonts w:ascii="Pretendard" w:eastAsia="Pretendard" w:hAnsi="Pretendard" w:hint="eastAsia"/>
+          <w:sz w:val="24"/>
+        </w:rPr>
+        <w:t>정답 : 맞다</w:t>
+      </w:r>
+    </w:p>
+    <w:p>
+      <w:pPr>
+        <w:pStyle w:val="a6"/>
+        <w:numPr>
+          <w:ilvl w:val="0"/>
+          <w:numId w:val="7"/>
+        </w:numPr>
+        <w:rPr>
+          <w:rFonts w:ascii="Pretendard" w:eastAsia="Pretendard" w:hAnsi="Pretendard"/>
+          <w:sz w:val="24"/>
+        </w:rPr>
+      </w:pPr>
       <w:r>
         <w:rPr>
           <w:rFonts w:ascii="Pretendard" w:eastAsia="Pretendard" w:hAnsi="Pretendard" w:hint="eastAsia"/>
@@ -3241,125 +3131,889 @@
         </w:rPr>
         <w:t>풀이</w:t>
       </w:r>
-      <w:r>
-        <w:rPr>
-          <w:rFonts w:ascii="Pretendard" w:eastAsia="Pretendard" w:hAnsi="Pretendard" w:hint="eastAsia"/>
-          <w:sz w:val="24"/>
-        </w:rPr>
-        <w:t xml:space="preserve"> :</w:t>
-      </w:r>
-      <w:proofErr w:type="gramEnd"/>
-      <w:r>
-        <w:rPr>
-          <w:rFonts w:ascii="Pretendard" w:eastAsia="Pretendard" w:hAnsi="Pretendard" w:hint="eastAsia"/>
-          <w:sz w:val="24"/>
-        </w:rPr>
-        <w:t xml:space="preserve"> </w:t>
-      </w:r>
-      <w:r>
-        <w:rPr>
-          <w:rFonts w:ascii="Pretendard" w:eastAsia="Pretendard" w:hAnsi="Pretendard"/>
-          <w:sz w:val="24"/>
-        </w:rPr>
-        <w:t>A={−7,</w:t>
-      </w:r>
-      <w:r>
-        <w:rPr>
-          <w:rFonts w:ascii="Pretendard" w:eastAsia="Pretendard" w:hAnsi="Pretendard" w:hint="eastAsia"/>
-          <w:sz w:val="24"/>
-        </w:rPr>
-        <w:t xml:space="preserve"> </w:t>
-      </w:r>
-      <w:r>
-        <w:rPr>
-          <w:rFonts w:ascii="Pretendard" w:eastAsia="Pretendard" w:hAnsi="Pretendard"/>
-          <w:sz w:val="24"/>
-        </w:rPr>
-        <w:t>−5,</w:t>
-      </w:r>
-      <w:r>
-        <w:rPr>
-          <w:rFonts w:ascii="Pretendard" w:eastAsia="Pretendard" w:hAnsi="Pretendard" w:hint="eastAsia"/>
-          <w:sz w:val="24"/>
-        </w:rPr>
-        <w:t xml:space="preserve"> </w:t>
-      </w:r>
-      <w:r>
-        <w:rPr>
-          <w:rFonts w:ascii="Pretendard" w:eastAsia="Pretendard" w:hAnsi="Pretendard"/>
-          <w:sz w:val="24"/>
-        </w:rPr>
-        <w:t>−3,</w:t>
-      </w:r>
-      <w:r>
-        <w:rPr>
-          <w:rFonts w:ascii="Pretendard" w:eastAsia="Pretendard" w:hAnsi="Pretendard" w:hint="eastAsia"/>
-          <w:sz w:val="24"/>
-        </w:rPr>
-        <w:t xml:space="preserve"> </w:t>
-      </w:r>
-      <w:r>
-        <w:rPr>
-          <w:rFonts w:ascii="Pretendard" w:eastAsia="Pretendard" w:hAnsi="Pretendard"/>
-          <w:sz w:val="24"/>
-        </w:rPr>
-        <w:t>−1,</w:t>
-      </w:r>
-      <w:r>
-        <w:rPr>
-          <w:rFonts w:ascii="Pretendard" w:eastAsia="Pretendard" w:hAnsi="Pretendard" w:hint="eastAsia"/>
-          <w:sz w:val="24"/>
-        </w:rPr>
-        <w:t xml:space="preserve"> </w:t>
-      </w:r>
-      <w:r>
-        <w:rPr>
-          <w:rFonts w:ascii="Pretendard" w:eastAsia="Pretendard" w:hAnsi="Pretendard"/>
-          <w:sz w:val="24"/>
-        </w:rPr>
-        <w:t>1,</w:t>
-      </w:r>
-      <w:r>
-        <w:rPr>
-          <w:rFonts w:ascii="Pretendard" w:eastAsia="Pretendard" w:hAnsi="Pretendard" w:hint="eastAsia"/>
-          <w:sz w:val="24"/>
-        </w:rPr>
-        <w:t xml:space="preserve"> </w:t>
-      </w:r>
-      <w:r>
-        <w:rPr>
-          <w:rFonts w:ascii="Pretendard" w:eastAsia="Pretendard" w:hAnsi="Pretendard"/>
-          <w:sz w:val="24"/>
-        </w:rPr>
-        <w:t>3,</w:t>
-      </w:r>
-      <w:r>
-        <w:rPr>
-          <w:rFonts w:ascii="Pretendard" w:eastAsia="Pretendard" w:hAnsi="Pretendard" w:hint="eastAsia"/>
-          <w:sz w:val="24"/>
-        </w:rPr>
-        <w:t xml:space="preserve"> </w:t>
-      </w:r>
-      <w:r>
-        <w:rPr>
-          <w:rFonts w:ascii="Pretendard" w:eastAsia="Pretendard" w:hAnsi="Pretendard"/>
-          <w:sz w:val="24"/>
-        </w:rPr>
-        <w:t>5,</w:t>
-      </w:r>
-      <w:r>
-        <w:rPr>
-          <w:rFonts w:ascii="Pretendard" w:eastAsia="Pretendard" w:hAnsi="Pretendard" w:hint="eastAsia"/>
-          <w:sz w:val="24"/>
-        </w:rPr>
-        <w:t xml:space="preserve"> </w:t>
-      </w:r>
-      <w:r>
-        <w:rPr>
-          <w:rFonts w:ascii="Pretendard" w:eastAsia="Pretendard" w:hAnsi="Pretendard"/>
-          <w:sz w:val="24"/>
-        </w:rPr>
-        <w:t>7}</w:t>
+    </w:p>
+    <w:p>
+      <w:pPr>
+        <w:pStyle w:val="a6"/>
+        <w:numPr>
+          <w:ilvl w:val="1"/>
+          <w:numId w:val="7"/>
+        </w:numPr>
+        <w:rPr>
+          <w:rFonts w:ascii="Pretendard" w:eastAsia="Pretendard" w:hAnsi="Pretendard"/>
+          <w:sz w:val="24"/>
+        </w:rPr>
+      </w:pPr>
+      <w:r>
+        <w:rPr>
+          <w:rFonts w:ascii="Pretendard" w:eastAsia="Pretendard" w:hAnsi="Pretendard" w:hint="eastAsia"/>
+          <w:sz w:val="24"/>
+        </w:rPr>
+        <w:t>증명은 수학이나 논리에서 주어진 가정으로부터 논리적 규칙에 따라 결론을 유도하는 과정이다.</w:t>
+      </w:r>
+    </w:p>
+    <w:p>
+      <w:pPr>
+        <w:pStyle w:val="a6"/>
+        <w:numPr>
+          <w:ilvl w:val="1"/>
+          <w:numId w:val="7"/>
+        </w:numPr>
+        <w:rPr>
+          <w:rFonts w:ascii="Pretendard" w:eastAsia="Pretendard" w:hAnsi="Pretendard" w:hint="eastAsia"/>
+          <w:sz w:val="24"/>
+        </w:rPr>
+      </w:pPr>
+      <w:r>
+        <w:rPr>
+          <w:rFonts w:ascii="Pretendard" w:eastAsia="Pretendard" w:hAnsi="Pretendard" w:hint="eastAsia"/>
+          <w:sz w:val="24"/>
+        </w:rPr>
+        <w:t>이 과정은 명제가 참인지 아닌지를 입증하는 작업이며, 논리적 타당성을 확보하는데 목적이 있다. 따라서 증명의 정의를 정확하게 서술하고</w:t>
+      </w:r>
+      <w:r>
+        <w:rPr>
+          <w:rFonts w:ascii="Pretendard" w:eastAsia="Pretendard" w:hAnsi="Pretendard" w:hint="eastAsia"/>
+          <w:sz w:val="24"/>
+        </w:rPr>
+        <w:t xml:space="preserve"> 있으므로 맞다.</w:t>
+      </w:r>
+    </w:p>
+    <w:p>
+      <w:pPr>
+        <w:pStyle w:val="a6"/>
+        <w:numPr>
+          <w:ilvl w:val="0"/>
+          <w:numId w:val="16"/>
+        </w:numPr>
+        <w:rPr>
+          <w:rFonts w:ascii="Pretendard" w:eastAsia="Pretendard" w:hAnsi="Pretendard"/>
+          <w:sz w:val="24"/>
+        </w:rPr>
+      </w:pPr>
+      <w:r>
+        <w:rPr>
+          <w:rFonts w:ascii="Pretendard" w:eastAsia="Pretendard" w:hAnsi="Pretendard" w:hint="eastAsia"/>
+          <w:sz w:val="24"/>
+        </w:rPr>
+        <w:t>귀납법은 주어진 사실들과 공리들에 입각하여 추론을 통하여 새로운 사실을 도출하는 것이며, 연역법은 관찰과 실험에 기반한 가설을 귀납 추론을 통하여 일반적인 규칙을 입증하는 것이다.</w:t>
+      </w:r>
+    </w:p>
+    <w:p>
+      <w:pPr>
+        <w:pStyle w:val="a6"/>
+        <w:numPr>
+          <w:ilvl w:val="0"/>
+          <w:numId w:val="7"/>
+        </w:numPr>
+        <w:rPr>
+          <w:rFonts w:ascii="Pretendard" w:eastAsia="Pretendard" w:hAnsi="Pretendard"/>
+          <w:sz w:val="24"/>
+        </w:rPr>
+      </w:pPr>
+      <w:r>
+        <w:rPr>
+          <w:rFonts w:ascii="Pretendard" w:eastAsia="Pretendard" w:hAnsi="Pretendard" w:hint="eastAsia"/>
+          <w:sz w:val="24"/>
+        </w:rPr>
+        <w:t>정답 : 틀렸다.</w:t>
+      </w:r>
+    </w:p>
+    <w:p>
+      <w:pPr>
+        <w:pStyle w:val="a6"/>
+        <w:numPr>
+          <w:ilvl w:val="0"/>
+          <w:numId w:val="7"/>
+        </w:numPr>
+        <w:rPr>
+          <w:rFonts w:ascii="Pretendard" w:eastAsia="Pretendard" w:hAnsi="Pretendard"/>
+          <w:sz w:val="24"/>
+        </w:rPr>
+      </w:pPr>
+      <w:r>
+        <w:rPr>
+          <w:rFonts w:ascii="Pretendard" w:eastAsia="Pretendard" w:hAnsi="Pretendard" w:hint="eastAsia"/>
+          <w:sz w:val="24"/>
+        </w:rPr>
+        <w:t>풀이</w:t>
+      </w:r>
+    </w:p>
+    <w:p>
+      <w:pPr>
+        <w:pStyle w:val="a6"/>
+        <w:numPr>
+          <w:ilvl w:val="1"/>
+          <w:numId w:val="7"/>
+        </w:numPr>
+        <w:rPr>
+          <w:rFonts w:ascii="Pretendard" w:eastAsia="Pretendard" w:hAnsi="Pretendard"/>
+          <w:sz w:val="24"/>
+        </w:rPr>
+      </w:pPr>
+      <w:r>
+        <w:rPr>
+          <w:rFonts w:ascii="Pretendard" w:eastAsia="Pretendard" w:hAnsi="Pretendard" w:hint="eastAsia"/>
+          <w:sz w:val="24"/>
+        </w:rPr>
+        <w:t>연역법은 주어</w:t>
+      </w:r>
+      <w:r>
+        <w:rPr>
+          <w:rFonts w:ascii="Pretendard" w:eastAsia="Pretendard" w:hAnsi="Pretendard" w:hint="eastAsia"/>
+          <w:sz w:val="24"/>
+        </w:rPr>
+        <w:t>진</w:t>
+      </w:r>
+      <w:r>
+        <w:rPr>
+          <w:rFonts w:ascii="Pretendard" w:eastAsia="Pretendard" w:hAnsi="Pretendard" w:hint="eastAsia"/>
+          <w:sz w:val="24"/>
+        </w:rPr>
+        <w:t xml:space="preserve"> 사실들과 공리들에 입각하여 추론을 통하여 새로운 사실을 도출하는 것</w:t>
+      </w:r>
+      <w:r>
+        <w:rPr>
+          <w:rFonts w:ascii="Pretendard" w:eastAsia="Pretendard" w:hAnsi="Pretendard" w:hint="eastAsia"/>
+          <w:sz w:val="24"/>
+        </w:rPr>
+        <w:t>이고,</w:t>
+      </w:r>
+    </w:p>
+    <w:p>
+      <w:pPr>
+        <w:pStyle w:val="a6"/>
+        <w:numPr>
+          <w:ilvl w:val="1"/>
+          <w:numId w:val="7"/>
+        </w:numPr>
+        <w:rPr>
+          <w:rFonts w:ascii="Pretendard" w:eastAsia="Pretendard" w:hAnsi="Pretendard"/>
+          <w:sz w:val="24"/>
+        </w:rPr>
+      </w:pPr>
+      <w:r>
+        <w:rPr>
+          <w:rFonts w:ascii="Pretendard" w:eastAsia="Pretendard" w:hAnsi="Pretendard" w:hint="eastAsia"/>
+          <w:sz w:val="24"/>
+        </w:rPr>
+        <w:t>귀납법은 관찰과 실험에 기반한 가설을 귀납 추론을 통하여 일반적인 규칙을 입증하는 것이므로 틀</w:t>
+      </w:r>
+      <w:r>
+        <w:rPr>
+          <w:rFonts w:ascii="Pretendard" w:eastAsia="Pretendard" w:hAnsi="Pretendard" w:hint="eastAsia"/>
+          <w:sz w:val="24"/>
+        </w:rPr>
+        <w:t>렸다.</w:t>
+      </w:r>
+    </w:p>
+    <w:p>
+      <w:pPr>
+        <w:pStyle w:val="a6"/>
+        <w:numPr>
+          <w:ilvl w:val="1"/>
+          <w:numId w:val="7"/>
+        </w:numPr>
+        <w:rPr>
+          <w:rFonts w:ascii="Pretendard" w:eastAsia="Pretendard" w:hAnsi="Pretendard" w:hint="eastAsia"/>
+          <w:sz w:val="24"/>
+        </w:rPr>
+      </w:pPr>
+    </w:p>
+    <w:p>
+      <w:pPr>
+        <w:spacing w:after="160"/>
+        <w:rPr>
+          <w:rFonts w:ascii="Pretendard" w:eastAsia="Pretendard" w:hAnsi="Pretendard"/>
+          <w:b/>
+          <w:bCs/>
+        </w:rPr>
+      </w:pPr>
+      <w:r>
+        <w:rPr>
+          <w:rFonts w:ascii="Pretendard" w:eastAsia="Pretendard" w:hAnsi="Pretendard" w:hint="eastAsia"/>
+          <w:b/>
+          <w:bCs/>
+        </w:rPr>
+        <w:t>Part 2. 선택 문제</w:t>
+      </w:r>
+    </w:p>
+    <w:p>
+      <w:pPr>
+        <w:pStyle w:val="a6"/>
+        <w:numPr>
+          <w:ilvl w:val="0"/>
+          <w:numId w:val="17"/>
+        </w:numPr>
+        <w:rPr>
+          <w:rFonts w:ascii="Pretendard" w:eastAsia="Pretendard" w:hAnsi="Pretendard"/>
+          <w:sz w:val="24"/>
+        </w:rPr>
+      </w:pPr>
+      <w:r>
+        <w:rPr>
+          <w:rFonts w:ascii="Pretendard" w:eastAsia="Pretendard" w:hAnsi="Pretendard" w:hint="eastAsia"/>
+          <w:sz w:val="24"/>
+        </w:rPr>
+        <w:t>다음 중 수학적 귀납법을 설명하는 적절한 예가 아닌 것은?</w:t>
+      </w:r>
+    </w:p>
+    <w:p>
+      <w:pPr>
+        <w:pStyle w:val="a6"/>
+        <w:numPr>
+          <w:ilvl w:val="0"/>
+          <w:numId w:val="18"/>
+        </w:numPr>
+        <w:rPr>
+          <w:rFonts w:ascii="Pretendard" w:eastAsia="Pretendard" w:hAnsi="Pretendard"/>
+          <w:sz w:val="24"/>
+        </w:rPr>
+      </w:pPr>
+      <w:r>
+        <w:rPr>
+          <w:rFonts w:ascii="Pretendard" w:eastAsia="Pretendard" w:hAnsi="Pretendard" w:hint="eastAsia"/>
+          <w:sz w:val="24"/>
+        </w:rPr>
+        <w:t>도미노 쓰러뜨리기</w:t>
+      </w:r>
+    </w:p>
+    <w:p>
+      <w:pPr>
+        <w:pStyle w:val="a6"/>
+        <w:numPr>
+          <w:ilvl w:val="0"/>
+          <w:numId w:val="18"/>
+        </w:numPr>
+        <w:rPr>
+          <w:rFonts w:ascii="Pretendard" w:eastAsia="Pretendard" w:hAnsi="Pretendard"/>
+          <w:sz w:val="26"/>
+          <w:szCs w:val="26"/>
+        </w:rPr>
+      </w:pPr>
+      <m:oMath>
+        <m:r>
+          <w:rPr>
+            <w:rFonts w:ascii="Cambria Math" w:eastAsia="Pretendard" w:hAnsi="Cambria Math"/>
+            <w:sz w:val="26"/>
+            <w:szCs w:val="26"/>
+          </w:rPr>
+          <m:t xml:space="preserve">1+2+3+ ⋯n= </m:t>
+        </m:r>
+        <m:f>
+          <m:fPr>
+            <m:ctrlPr>
+              <w:rPr>
+                <w:rFonts w:ascii="Cambria Math" w:eastAsia="Pretendard" w:hAnsi="Cambria Math"/>
+                <w:i/>
+                <w:sz w:val="26"/>
+                <w:szCs w:val="26"/>
+              </w:rPr>
+            </m:ctrlPr>
+          </m:fPr>
+          <m:num>
+            <m:r>
+              <w:rPr>
+                <w:rFonts w:ascii="Cambria Math" w:eastAsia="Pretendard" w:hAnsi="Cambria Math"/>
+                <w:sz w:val="26"/>
+                <w:szCs w:val="26"/>
+              </w:rPr>
+              <m:t>n(n + 1)</m:t>
+            </m:r>
+          </m:num>
+          <m:den>
+            <m:r>
+              <w:rPr>
+                <w:rFonts w:ascii="Cambria Math" w:eastAsia="Pretendard" w:hAnsi="Cambria Math"/>
+                <w:sz w:val="26"/>
+                <w:szCs w:val="26"/>
+              </w:rPr>
+              <m:t>2</m:t>
+            </m:r>
+          </m:den>
+        </m:f>
+      </m:oMath>
+    </w:p>
+    <w:p>
+      <w:pPr>
+        <w:pStyle w:val="a6"/>
+        <w:numPr>
+          <w:ilvl w:val="0"/>
+          <w:numId w:val="18"/>
+        </w:numPr>
+        <w:rPr>
+          <w:rFonts w:ascii="Pretendard" w:eastAsia="Pretendard" w:hAnsi="Pretendard"/>
+          <w:sz w:val="24"/>
+        </w:rPr>
+      </w:pPr>
+      <w:r>
+        <w:rPr>
+          <w:rFonts w:ascii="Pretendard" w:eastAsia="Pretendard" w:hAnsi="Pretendard" w:hint="eastAsia"/>
+          <w:sz w:val="24"/>
+        </w:rPr>
+        <w:t>계단 오르기</w:t>
+      </w:r>
+    </w:p>
+    <w:p>
+      <w:pPr>
+        <w:pStyle w:val="a6"/>
+        <w:numPr>
+          <w:ilvl w:val="0"/>
+          <w:numId w:val="18"/>
+        </w:numPr>
+        <w:rPr>
+          <w:rFonts w:ascii="Pretendard" w:eastAsia="Pretendard" w:hAnsi="Pretendard"/>
+          <w:sz w:val="24"/>
+        </w:rPr>
+      </w:pPr>
+      <w:r>
+        <w:rPr>
+          <w:rFonts w:ascii="Pretendard" w:eastAsia="Pretendard" w:hAnsi="Pretendard" w:hint="eastAsia"/>
+          <w:sz w:val="24"/>
+        </w:rPr>
+        <w:t>2의 제곱근은 유리수가 아님을 증명</w:t>
+      </w:r>
+    </w:p>
+    <w:p>
+      <w:pPr>
+        <w:pStyle w:val="a6"/>
+        <w:numPr>
+          <w:ilvl w:val="0"/>
+          <w:numId w:val="7"/>
+        </w:numPr>
+        <w:rPr>
+          <w:rFonts w:ascii="Pretendard" w:eastAsia="Pretendard" w:hAnsi="Pretendard"/>
+          <w:sz w:val="24"/>
+        </w:rPr>
+      </w:pPr>
+      <w:r>
+        <w:rPr>
+          <w:rFonts w:ascii="Pretendard" w:eastAsia="Pretendard" w:hAnsi="Pretendard" w:hint="eastAsia"/>
+          <w:sz w:val="24"/>
+        </w:rPr>
+        <w:t>정답 : (4)</w:t>
+      </w:r>
+    </w:p>
+    <w:p>
+      <w:pPr>
+        <w:pStyle w:val="a6"/>
+        <w:numPr>
+          <w:ilvl w:val="0"/>
+          <w:numId w:val="7"/>
+        </w:numPr>
+        <w:rPr>
+          <w:rFonts w:ascii="Pretendard" w:eastAsia="Pretendard" w:hAnsi="Pretendard"/>
+          <w:sz w:val="24"/>
+        </w:rPr>
+      </w:pPr>
+      <w:r>
+        <w:rPr>
+          <w:rFonts w:ascii="Pretendard" w:eastAsia="Pretendard" w:hAnsi="Pretendard" w:hint="eastAsia"/>
+          <w:sz w:val="24"/>
+        </w:rPr>
+        <w:t>풀이</w:t>
+      </w:r>
+    </w:p>
+    <w:p>
+      <w:pPr>
+        <w:pStyle w:val="a6"/>
+        <w:numPr>
+          <w:ilvl w:val="1"/>
+          <w:numId w:val="7"/>
+        </w:numPr>
+        <w:spacing w:before="100" w:beforeAutospacing="1" w:after="100" w:afterAutospacing="1"/>
+        <w:rPr>
+          <w:rFonts w:ascii="Pretendard" w:eastAsia="Pretendard" w:hAnsi="Pretendard"/>
+          <w:sz w:val="24"/>
+        </w:rPr>
+      </w:pPr>
+      <w:r>
+        <w:rPr>
+          <w:rFonts w:ascii="Pretendard" w:eastAsia="Pretendard" w:hAnsi="Pretendard" w:hint="eastAsia"/>
+          <w:sz w:val="24"/>
+        </w:rPr>
+        <w:t xml:space="preserve">수학적 귀납법은 먼저 n이 1인 경우에 성립하는 것(기초 단계)을 보이고, 모든 양의 정수 </w:t>
+      </w:r>
+      <w:r>
+        <w:rPr>
+          <w:rFonts w:ascii="Pretendard" w:eastAsia="Pretendard" w:hAnsi="Pretendard"/>
+          <w:sz w:val="24"/>
+        </w:rPr>
+        <w:t>n</w:t>
+      </w:r>
+      <w:proofErr w:type="spellStart"/>
+      <w:r>
+        <w:rPr>
+          <w:rFonts w:ascii="Pretendard" w:eastAsia="Pretendard" w:hAnsi="Pretendard" w:hint="eastAsia"/>
+          <w:sz w:val="24"/>
+        </w:rPr>
+        <w:t>에</w:t>
+      </w:r>
+      <w:proofErr w:type="spellEnd"/>
+      <w:r>
+        <w:rPr>
+          <w:rFonts w:ascii="Pretendard" w:eastAsia="Pretendard" w:hAnsi="Pretendard" w:hint="eastAsia"/>
+          <w:sz w:val="24"/>
+        </w:rPr>
+        <w:t xml:space="preserve"> 대해 성립한다고 가정(귀납 가정)하면 </w:t>
+      </w:r>
+      <w:r>
+        <w:rPr>
+          <w:rFonts w:ascii="Pretendard" w:eastAsia="Pretendard" w:hAnsi="Pretendard"/>
+          <w:sz w:val="24"/>
+        </w:rPr>
+        <w:t>n + 1</w:t>
+      </w:r>
+      <w:r>
+        <w:rPr>
+          <w:rFonts w:ascii="Pretendard" w:eastAsia="Pretendard" w:hAnsi="Pretendard" w:hint="eastAsia"/>
+          <w:sz w:val="24"/>
+        </w:rPr>
+        <w:t>의 경우에도 성립(귀납 단계)함을 보여주는 증명법이다.</w:t>
+      </w:r>
+    </w:p>
+    <w:p>
+      <w:pPr>
+        <w:pStyle w:val="a6"/>
+        <w:numPr>
+          <w:ilvl w:val="1"/>
+          <w:numId w:val="7"/>
+        </w:numPr>
+        <w:spacing w:before="100" w:beforeAutospacing="1" w:after="100" w:afterAutospacing="1"/>
+        <w:rPr>
+          <w:rFonts w:ascii="Pretendard" w:eastAsia="Pretendard" w:hAnsi="Pretendard"/>
+          <w:sz w:val="24"/>
+        </w:rPr>
+      </w:pPr>
+      <w:r>
+        <w:rPr>
+          <w:rFonts w:ascii="Pretendard" w:eastAsia="Pretendard" w:hAnsi="Pretendard" w:hint="eastAsia"/>
+          <w:sz w:val="24"/>
+        </w:rPr>
+        <w:t>1, 2, 3번은 모두 앞 단계의 성립이 다음 단계로 이어지는 구조로, 수학적 귀납법을 설명하는 데 적절한다.</w:t>
+      </w:r>
+    </w:p>
+    <w:p>
+      <w:pPr>
+        <w:pStyle w:val="a6"/>
+        <w:numPr>
+          <w:ilvl w:val="1"/>
+          <w:numId w:val="7"/>
+        </w:numPr>
+        <w:spacing w:before="100" w:beforeAutospacing="1" w:after="100" w:afterAutospacing="1"/>
+        <w:rPr>
+          <w:rFonts w:ascii="Pretendard" w:eastAsia="Pretendard" w:hAnsi="Pretendard"/>
+          <w:sz w:val="24"/>
+        </w:rPr>
+      </w:pPr>
+      <w:r>
+        <w:rPr>
+          <w:rFonts w:ascii="Pretendard" w:eastAsia="Pretendard" w:hAnsi="Pretendard" w:hint="eastAsia"/>
+          <w:sz w:val="24"/>
+        </w:rPr>
+        <w:t>따라서 4번이 수학적 귀납법의 예로 적절하지 않는다.</w:t>
+      </w:r>
+    </w:p>
+    <w:p>
+      <w:pPr>
+        <w:spacing w:before="100" w:beforeAutospacing="1" w:after="100" w:afterAutospacing="1"/>
+        <w:rPr>
+          <w:rFonts w:ascii="Pretendard" w:eastAsia="Pretendard" w:hAnsi="Pretendard" w:hint="eastAsia"/>
+        </w:rPr>
+      </w:pPr>
+    </w:p>
+    <w:p>
+      <w:pPr>
+        <w:pStyle w:val="a6"/>
+        <w:numPr>
+          <w:ilvl w:val="0"/>
+          <w:numId w:val="17"/>
+        </w:numPr>
+        <w:spacing w:before="100" w:beforeAutospacing="1" w:after="100" w:afterAutospacing="1"/>
+        <w:rPr>
+          <w:rFonts w:ascii="Pretendard" w:eastAsia="Pretendard" w:hAnsi="Pretendard"/>
+        </w:rPr>
+      </w:pPr>
+      <w:r>
+        <w:rPr>
+          <w:rFonts w:ascii="Pretendard" w:eastAsia="Pretendard" w:hAnsi="Pretendard" w:cs="Gulim" w:hint="eastAsia"/>
+          <w:kern w:val="0"/>
+          <w:sz w:val="24"/>
+          <w14:ligatures w14:val="none"/>
+        </w:rPr>
+        <w:lastRenderedPageBreak/>
+        <w:t>수학적 귀납법에서 사실상 가장 중요한 부분은?</w:t>
+      </w:r>
+    </w:p>
+    <w:p>
+      <w:pPr>
+        <w:pStyle w:val="a6"/>
+        <w:numPr>
+          <w:ilvl w:val="1"/>
+          <w:numId w:val="17"/>
+        </w:numPr>
+        <w:spacing w:before="100" w:beforeAutospacing="1" w:after="100" w:afterAutospacing="1"/>
+        <w:rPr>
+          <w:rFonts w:ascii="Pretendard" w:eastAsia="Pretendard" w:hAnsi="Pretendard"/>
+        </w:rPr>
+      </w:pPr>
+      <w:r>
+        <w:rPr>
+          <w:rFonts w:ascii="Pretendard" w:eastAsia="Pretendard" w:hAnsi="Pretendard" w:cs="Gulim" w:hint="eastAsia"/>
+          <w:kern w:val="0"/>
+          <w:sz w:val="24"/>
+          <w14:ligatures w14:val="none"/>
+        </w:rPr>
+        <w:t>귀납 단계</w:t>
+      </w:r>
+    </w:p>
+    <w:p>
+      <w:pPr>
+        <w:pStyle w:val="a6"/>
+        <w:numPr>
+          <w:ilvl w:val="1"/>
+          <w:numId w:val="17"/>
+        </w:numPr>
+        <w:spacing w:before="100" w:beforeAutospacing="1" w:after="100" w:afterAutospacing="1"/>
+        <w:rPr>
+          <w:rFonts w:ascii="Pretendard" w:eastAsia="Pretendard" w:hAnsi="Pretendard"/>
+        </w:rPr>
+      </w:pPr>
+      <w:r>
+        <w:rPr>
+          <w:rFonts w:ascii="Pretendard" w:eastAsia="Pretendard" w:hAnsi="Pretendard" w:cs="Gulim" w:hint="eastAsia"/>
+          <w:kern w:val="0"/>
+          <w:sz w:val="24"/>
+          <w14:ligatures w14:val="none"/>
+        </w:rPr>
+        <w:t>귀납 가정</w:t>
+      </w:r>
+    </w:p>
+    <w:p>
+      <w:pPr>
+        <w:pStyle w:val="a6"/>
+        <w:numPr>
+          <w:ilvl w:val="1"/>
+          <w:numId w:val="17"/>
+        </w:numPr>
+        <w:spacing w:before="100" w:beforeAutospacing="1" w:after="100" w:afterAutospacing="1"/>
+        <w:rPr>
+          <w:rFonts w:ascii="Pretendard" w:eastAsia="Pretendard" w:hAnsi="Pretendard"/>
+        </w:rPr>
+      </w:pPr>
+      <w:r>
+        <w:rPr>
+          <w:rFonts w:ascii="Pretendard" w:eastAsia="Pretendard" w:hAnsi="Pretendard" w:cs="Gulim" w:hint="eastAsia"/>
+          <w:kern w:val="0"/>
+          <w:sz w:val="24"/>
+          <w14:ligatures w14:val="none"/>
+        </w:rPr>
+        <w:t>기초 단계</w:t>
+      </w:r>
+    </w:p>
+    <w:p>
+      <w:pPr>
+        <w:pStyle w:val="a6"/>
+        <w:numPr>
+          <w:ilvl w:val="1"/>
+          <w:numId w:val="17"/>
+        </w:numPr>
+        <w:spacing w:before="100" w:beforeAutospacing="1" w:after="100" w:afterAutospacing="1"/>
+        <w:rPr>
+          <w:rFonts w:ascii="Pretendard" w:eastAsia="Pretendard" w:hAnsi="Pretendard"/>
+        </w:rPr>
+      </w:pPr>
+      <w:r>
+        <w:rPr>
+          <w:rFonts w:ascii="Pretendard" w:eastAsia="Pretendard" w:hAnsi="Pretendard" w:cs="Gulim" w:hint="eastAsia"/>
+          <w:kern w:val="0"/>
+          <w:sz w:val="24"/>
+          <w14:ligatures w14:val="none"/>
+        </w:rPr>
+        <w:t>입증 단계</w:t>
+      </w:r>
+    </w:p>
+    <w:p>
+      <w:pPr>
+        <w:pStyle w:val="a6"/>
+        <w:numPr>
+          <w:ilvl w:val="0"/>
+          <w:numId w:val="7"/>
+        </w:numPr>
+        <w:spacing w:before="100" w:beforeAutospacing="1" w:after="100" w:afterAutospacing="1"/>
+        <w:rPr>
+          <w:rFonts w:ascii="Pretendard" w:eastAsia="Pretendard" w:hAnsi="Pretendard"/>
+        </w:rPr>
+      </w:pPr>
+      <w:r>
+        <w:rPr>
+          <w:rFonts w:ascii="Pretendard" w:eastAsia="Pretendard" w:hAnsi="Pretendard" w:cs="Gulim" w:hint="eastAsia"/>
+          <w:kern w:val="0"/>
+          <w:sz w:val="24"/>
+          <w14:ligatures w14:val="none"/>
+        </w:rPr>
+        <w:t>정답 : (3)</w:t>
+      </w:r>
+    </w:p>
+    <w:p>
+      <w:pPr>
+        <w:pStyle w:val="a6"/>
+        <w:numPr>
+          <w:ilvl w:val="0"/>
+          <w:numId w:val="7"/>
+        </w:numPr>
+        <w:spacing w:before="100" w:beforeAutospacing="1" w:after="100" w:afterAutospacing="1"/>
+        <w:rPr>
+          <w:rFonts w:ascii="Pretendard" w:eastAsia="Pretendard" w:hAnsi="Pretendard"/>
+        </w:rPr>
+      </w:pPr>
+      <w:r>
+        <w:rPr>
+          <w:rFonts w:ascii="Pretendard" w:eastAsia="Pretendard" w:hAnsi="Pretendard" w:cs="Gulim" w:hint="eastAsia"/>
+          <w:kern w:val="0"/>
+          <w:sz w:val="24"/>
+          <w14:ligatures w14:val="none"/>
+        </w:rPr>
+        <w:t>풀이</w:t>
+      </w:r>
+    </w:p>
+    <w:p>
+      <w:pPr>
+        <w:pStyle w:val="a6"/>
+        <w:numPr>
+          <w:ilvl w:val="1"/>
+          <w:numId w:val="7"/>
+        </w:numPr>
+        <w:spacing w:before="100" w:beforeAutospacing="1" w:after="100" w:afterAutospacing="1"/>
+        <w:rPr>
+          <w:rFonts w:ascii="Pretendard" w:eastAsia="Pretendard" w:hAnsi="Pretendard"/>
+        </w:rPr>
+      </w:pPr>
+      <w:r>
+        <w:rPr>
+          <w:rFonts w:ascii="Pretendard" w:eastAsia="Pretendard" w:hAnsi="Pretendard" w:cs="Gulim" w:hint="eastAsia"/>
+          <w:kern w:val="0"/>
+          <w:sz w:val="24"/>
+          <w14:ligatures w14:val="none"/>
+        </w:rPr>
+        <w:t>수학적 귀납법에는 3가지의 단계가 있다.</w:t>
+      </w:r>
+    </w:p>
+    <w:p>
+      <w:pPr>
+        <w:pStyle w:val="a6"/>
+        <w:numPr>
+          <w:ilvl w:val="1"/>
+          <w:numId w:val="7"/>
+        </w:numPr>
+        <w:spacing w:before="100" w:beforeAutospacing="1" w:after="100" w:afterAutospacing="1"/>
+        <w:rPr>
+          <w:rFonts w:ascii="Pretendard" w:eastAsia="Pretendard" w:hAnsi="Pretendard"/>
+        </w:rPr>
+      </w:pPr>
+      <w:r>
+        <w:rPr>
+          <w:rFonts w:ascii="Pretendard" w:eastAsia="Pretendard" w:hAnsi="Pretendard" w:cs="Gulim" w:hint="eastAsia"/>
+          <w:kern w:val="0"/>
+          <w:sz w:val="24"/>
+          <w14:ligatures w14:val="none"/>
+        </w:rPr>
+        <w:t>1. 기초 단계 2. 귀납 가정 3. 귀납 단계</w:t>
+      </w:r>
+    </w:p>
+    <w:p>
+      <w:pPr>
+        <w:pStyle w:val="a6"/>
+        <w:numPr>
+          <w:ilvl w:val="1"/>
+          <w:numId w:val="7"/>
+        </w:numPr>
+        <w:spacing w:before="100" w:beforeAutospacing="1" w:after="100" w:afterAutospacing="1"/>
+        <w:rPr>
+          <w:rFonts w:ascii="Pretendard" w:eastAsia="Pretendard" w:hAnsi="Pretendard" w:hint="eastAsia"/>
+        </w:rPr>
+      </w:pPr>
+      <w:r>
+        <w:rPr>
+          <w:rFonts w:ascii="Pretendard" w:eastAsia="Pretendard" w:hAnsi="Pretendard" w:cs="Gulim" w:hint="eastAsia"/>
+          <w:kern w:val="0"/>
+          <w:sz w:val="24"/>
+          <w14:ligatures w14:val="none"/>
+        </w:rPr>
+        <w:t>첫번째 단계인 기초 단계가 무너지면 뒤에 이어지는 모든 단계가 무너지므로 기초단계가 가장 중요한 부분이다.</w:t>
+      </w:r>
+    </w:p>
+    <w:p>
+      <w:pPr>
+        <w:spacing w:before="100" w:beforeAutospacing="1" w:after="100" w:afterAutospacing="1"/>
+        <w:rPr>
+          <w:rFonts w:ascii="Pretendard" w:eastAsia="Pretendard" w:hAnsi="Pretendard" w:hint="eastAsia"/>
+        </w:rPr>
+      </w:pPr>
+      <w:r>
+        <w:rPr>
+          <w:rFonts w:ascii="Pretendard" w:eastAsia="Pretendard" w:hAnsi="Pretendard" w:hint="eastAsia"/>
+          <w:b/>
+          <w:bCs/>
+        </w:rPr>
+        <w:t>Part 3. 주관식 문제</w:t>
+      </w:r>
+    </w:p>
+    <w:p>
+      <w:pPr>
+        <w:pStyle w:val="a6"/>
+        <w:numPr>
+          <w:ilvl w:val="0"/>
+          <w:numId w:val="19"/>
+        </w:numPr>
+        <w:rPr>
+          <w:rFonts w:ascii="Pretendard" w:eastAsia="Pretendard" w:hAnsi="Pretendard"/>
+        </w:rPr>
+      </w:pPr>
+      <m:oMath>
+        <m:r>
+          <w:rPr>
+            <w:rFonts w:ascii="Cambria Math" w:eastAsia="Pretendard" w:hAnsi="Cambria Math"/>
+          </w:rPr>
+          <m:t>1+3+5+</m:t>
+        </m:r>
+        <m:r>
+          <w:rPr>
+            <w:rFonts w:ascii="Cambria Math" w:eastAsia="Pretendard" w:hAnsi="Cambria Math" w:hint="eastAsia"/>
+          </w:rPr>
+          <m:t xml:space="preserve"> </m:t>
+        </m:r>
+        <m:r>
+          <w:rPr>
+            <w:rFonts w:ascii="Cambria Math" w:eastAsia="Pretendard" w:hAnsi="Cambria Math"/>
+          </w:rPr>
+          <m:t>⋯+</m:t>
+        </m:r>
+        <m:d>
+          <m:dPr>
+            <m:ctrlPr>
+              <w:rPr>
+                <w:rFonts w:ascii="Cambria Math" w:eastAsia="Pretendard" w:hAnsi="Cambria Math"/>
+                <w:i/>
+              </w:rPr>
+            </m:ctrlPr>
+          </m:dPr>
+          <m:e>
+            <m:r>
+              <w:rPr>
+                <w:rFonts w:ascii="Cambria Math" w:eastAsia="Pretendard" w:hAnsi="Cambria Math"/>
+              </w:rPr>
+              <m:t>2n-1</m:t>
+            </m:r>
+          </m:e>
+        </m:d>
+        <m:r>
+          <w:rPr>
+            <w:rFonts w:ascii="Cambria Math" w:eastAsia="Pretendard" w:hAnsi="Cambria Math"/>
+          </w:rPr>
+          <m:t>=</m:t>
+        </m:r>
+        <m:sSup>
+          <m:sSupPr>
+            <m:ctrlPr>
+              <w:rPr>
+                <w:rFonts w:ascii="Cambria Math" w:eastAsia="Pretendard" w:hAnsi="Cambria Math"/>
+                <w:i/>
+              </w:rPr>
+            </m:ctrlPr>
+          </m:sSupPr>
+          <m:e>
+            <m:r>
+              <w:rPr>
+                <w:rFonts w:ascii="Cambria Math" w:eastAsia="Pretendard" w:hAnsi="Cambria Math"/>
+              </w:rPr>
+              <m:t>n</m:t>
+            </m:r>
+          </m:e>
+          <m:sup>
+            <m:r>
+              <w:rPr>
+                <w:rFonts w:ascii="Cambria Math" w:eastAsia="Pretendard" w:hAnsi="Cambria Math"/>
+              </w:rPr>
+              <m:t>2</m:t>
+            </m:r>
+          </m:sup>
+        </m:sSup>
+      </m:oMath>
+      <w:r>
+        <w:rPr>
+          <w:rFonts w:ascii="Pretendard" w:eastAsia="Pretendard" w:hAnsi="Pretendard" w:hint="eastAsia"/>
+        </w:rPr>
+        <w:t xml:space="preserve">임을 수학적 귀납법을 이용하여 </w:t>
+      </w:r>
+      <w:proofErr w:type="spellStart"/>
+      <w:r>
+        <w:rPr>
+          <w:rFonts w:ascii="Pretendard" w:eastAsia="Pretendard" w:hAnsi="Pretendard" w:hint="eastAsia"/>
+        </w:rPr>
+        <w:t>증명하시오</w:t>
+      </w:r>
+      <w:proofErr w:type="spellEnd"/>
+      <w:r>
+        <w:rPr>
+          <w:rFonts w:ascii="Pretendard" w:eastAsia="Pretendard" w:hAnsi="Pretendard" w:hint="eastAsia"/>
+        </w:rPr>
+        <w:t>.</w:t>
+      </w:r>
+    </w:p>
+    <w:p>
+      <w:pPr>
+        <w:rPr>
+          <w:rFonts w:ascii="Pretendard" w:eastAsia="Pretendard" w:hAnsi="Pretendard" w:hint="eastAsia"/>
+        </w:rPr>
+      </w:pPr>
+      <w:r>
+        <w:rPr>
+          <w:rFonts w:ascii="Pretendard" w:eastAsia="Pretendard" w:hAnsi="Pretendard" w:hint="eastAsia"/>
+          <w:noProof/>
+          <w14:ligatures w14:val="standardContextual"/>
+        </w:rPr>
+        <w:drawing>
+          <wp:inline distT="0" distB="0" distL="0" distR="0" wp14:anchorId="1A78FAF8" wp14:editId="43AA6A49">
+            <wp:extent cx="5759450" cy="2521585"/>
+            <wp:effectExtent l="0" t="0" r="6350" b="5715"/>
+            <wp:docPr id="563424224" name="그림 1" descr="텍스트, 폰트, 친필, 화이트이(가) 표시된 사진&#10;&#10;AI가 생성한 콘텐츠는 부정확할 수 있습니다."/>
+            <wp:cNvGraphicFramePr>
+              <a:graphicFrameLocks xmlns:a="http://schemas.openxmlformats.org/drawingml/2006/main" noChangeAspect="1"/>
+            </wp:cNvGraphicFramePr>
+            <a:graphic xmlns:a="http://schemas.openxmlformats.org/drawingml/2006/main">
+              <a:graphicData uri="http://schemas.openxmlformats.org/drawingml/2006/picture">
+                <pic:pic xmlns:pic="http://schemas.openxmlformats.org/drawingml/2006/picture">
+                  <pic:nvPicPr>
+                    <pic:cNvPr id="563424224" name="그림 1" descr="텍스트, 폰트, 친필, 화이트이(가) 표시된 사진&#10;&#10;AI가 생성한 콘텐츠는 부정확할 수 있습니다."/>
+                    <pic:cNvPicPr/>
+                  </pic:nvPicPr>
+                  <pic:blipFill>
+                    <a:blip r:embed="rId12" cstate="print">
+                      <a:extLst>
+                        <a:ext uri="{28A0092B-C50C-407E-A947-70E740481C1C}">
+                          <a14:useLocalDpi xmlns:a14="http://schemas.microsoft.com/office/drawing/2010/main" val="0"/>
+                        </a:ext>
+                      </a:extLst>
+                    </a:blip>
+                    <a:stretch>
+                      <a:fillRect/>
+                    </a:stretch>
+                  </pic:blipFill>
+                  <pic:spPr>
+                    <a:xfrm>
+                      <a:off x="0" y="0"/>
+                      <a:ext cx="5779644" cy="2530426"/>
+                    </a:xfrm>
+                    <a:prstGeom prst="rect">
+                      <a:avLst/>
+                    </a:prstGeom>
+                  </pic:spPr>
+                </pic:pic>
+              </a:graphicData>
+            </a:graphic>
+          </wp:inline>
+        </w:drawing>
       </w:r>
     </w:p>
     <w:sectPr>
@@ -3464,6 +4118,277 @@
     </w:lvl>
   </w:abstractNum>
   <w:abstractNum w:abstractNumId="1" w15:restartNumberingAfterBreak="0">
+    <w:nsid w:val="067E4637"/>
+    <w:multiLevelType w:val="hybridMultilevel"/>
+    <w:tmpl w:val="4B6CE1A4"/>
+    <w:lvl w:ilvl="0" w:tplc="31F291DC">
+      <w:start w:val="1"/>
+      <w:numFmt w:val="decimal"/>
+      <w:lvlText w:val="(%1)"/>
+      <w:lvlJc w:val="left"/>
+      <w:pPr>
+        <w:ind w:left="1160" w:hanging="360"/>
+      </w:pPr>
+      <w:rPr>
+        <w:rFonts w:hint="default"/>
+      </w:rPr>
+    </w:lvl>
+    <w:lvl w:ilvl="1" w:tplc="04090019" w:tentative="1">
+      <w:start w:val="1"/>
+      <w:numFmt w:val="upperLetter"/>
+      <w:lvlText w:val="%2."/>
+      <w:lvlJc w:val="left"/>
+      <w:pPr>
+        <w:ind w:left="1680" w:hanging="440"/>
+      </w:pPr>
+    </w:lvl>
+    <w:lvl w:ilvl="2" w:tplc="0409001B" w:tentative="1">
+      <w:start w:val="1"/>
+      <w:numFmt w:val="lowerRoman"/>
+      <w:lvlText w:val="%3."/>
+      <w:lvlJc w:val="right"/>
+      <w:pPr>
+        <w:ind w:left="2120" w:hanging="440"/>
+      </w:pPr>
+    </w:lvl>
+    <w:lvl w:ilvl="3" w:tplc="0409000F" w:tentative="1">
+      <w:start w:val="1"/>
+      <w:numFmt w:val="decimal"/>
+      <w:lvlText w:val="%4."/>
+      <w:lvlJc w:val="left"/>
+      <w:pPr>
+        <w:ind w:left="2560" w:hanging="440"/>
+      </w:pPr>
+    </w:lvl>
+    <w:lvl w:ilvl="4" w:tplc="04090019" w:tentative="1">
+      <w:start w:val="1"/>
+      <w:numFmt w:val="upperLetter"/>
+      <w:lvlText w:val="%5."/>
+      <w:lvlJc w:val="left"/>
+      <w:pPr>
+        <w:ind w:left="3000" w:hanging="440"/>
+      </w:pPr>
+    </w:lvl>
+    <w:lvl w:ilvl="5" w:tplc="0409001B" w:tentative="1">
+      <w:start w:val="1"/>
+      <w:numFmt w:val="lowerRoman"/>
+      <w:lvlText w:val="%6."/>
+      <w:lvlJc w:val="right"/>
+      <w:pPr>
+        <w:ind w:left="3440" w:hanging="440"/>
+      </w:pPr>
+    </w:lvl>
+    <w:lvl w:ilvl="6" w:tplc="0409000F" w:tentative="1">
+      <w:start w:val="1"/>
+      <w:numFmt w:val="decimal"/>
+      <w:lvlText w:val="%7."/>
+      <w:lvlJc w:val="left"/>
+      <w:pPr>
+        <w:ind w:left="3880" w:hanging="440"/>
+      </w:pPr>
+    </w:lvl>
+    <w:lvl w:ilvl="7" w:tplc="04090019" w:tentative="1">
+      <w:start w:val="1"/>
+      <w:numFmt w:val="upperLetter"/>
+      <w:lvlText w:val="%8."/>
+      <w:lvlJc w:val="left"/>
+      <w:pPr>
+        <w:ind w:left="4320" w:hanging="440"/>
+      </w:pPr>
+    </w:lvl>
+    <w:lvl w:ilvl="8" w:tplc="0409001B" w:tentative="1">
+      <w:start w:val="1"/>
+      <w:numFmt w:val="lowerRoman"/>
+      <w:lvlText w:val="%9."/>
+      <w:lvlJc w:val="right"/>
+      <w:pPr>
+        <w:ind w:left="4760" w:hanging="440"/>
+      </w:pPr>
+    </w:lvl>
+  </w:abstractNum>
+  <w:abstractNum w:abstractNumId="2" w15:restartNumberingAfterBreak="0">
+    <w:nsid w:val="0CB11A69"/>
+    <w:multiLevelType w:val="hybridMultilevel"/>
+    <w:tmpl w:val="1E5E8246"/>
+    <w:lvl w:ilvl="0" w:tplc="1CBA4D9A">
+      <w:start w:val="1"/>
+      <w:numFmt w:val="decimal"/>
+      <w:lvlText w:val="%1."/>
+      <w:lvlJc w:val="left"/>
+      <w:pPr>
+        <w:ind w:left="800" w:hanging="360"/>
+      </w:pPr>
+      <w:rPr>
+        <w:rFonts w:hint="default"/>
+      </w:rPr>
+    </w:lvl>
+    <w:lvl w:ilvl="1" w:tplc="1D7A4D8E">
+      <w:start w:val="1"/>
+      <w:numFmt w:val="decimal"/>
+      <w:lvlText w:val="(%2)"/>
+      <w:lvlJc w:val="left"/>
+      <w:pPr>
+        <w:ind w:left="1240" w:hanging="360"/>
+      </w:pPr>
+      <w:rPr>
+        <w:rFonts w:cs="Gulim" w:hint="default"/>
+        <w:sz w:val="24"/>
+      </w:rPr>
+    </w:lvl>
+    <w:lvl w:ilvl="2" w:tplc="0409001B" w:tentative="1">
+      <w:start w:val="1"/>
+      <w:numFmt w:val="lowerRoman"/>
+      <w:lvlText w:val="%3."/>
+      <w:lvlJc w:val="right"/>
+      <w:pPr>
+        <w:ind w:left="1760" w:hanging="440"/>
+      </w:pPr>
+    </w:lvl>
+    <w:lvl w:ilvl="3" w:tplc="0409000F" w:tentative="1">
+      <w:start w:val="1"/>
+      <w:numFmt w:val="decimal"/>
+      <w:lvlText w:val="%4."/>
+      <w:lvlJc w:val="left"/>
+      <w:pPr>
+        <w:ind w:left="2200" w:hanging="440"/>
+      </w:pPr>
+    </w:lvl>
+    <w:lvl w:ilvl="4" w:tplc="04090019" w:tentative="1">
+      <w:start w:val="1"/>
+      <w:numFmt w:val="upperLetter"/>
+      <w:lvlText w:val="%5."/>
+      <w:lvlJc w:val="left"/>
+      <w:pPr>
+        <w:ind w:left="2640" w:hanging="440"/>
+      </w:pPr>
+    </w:lvl>
+    <w:lvl w:ilvl="5" w:tplc="0409001B" w:tentative="1">
+      <w:start w:val="1"/>
+      <w:numFmt w:val="lowerRoman"/>
+      <w:lvlText w:val="%6."/>
+      <w:lvlJc w:val="right"/>
+      <w:pPr>
+        <w:ind w:left="3080" w:hanging="440"/>
+      </w:pPr>
+    </w:lvl>
+    <w:lvl w:ilvl="6" w:tplc="0409000F" w:tentative="1">
+      <w:start w:val="1"/>
+      <w:numFmt w:val="decimal"/>
+      <w:lvlText w:val="%7."/>
+      <w:lvlJc w:val="left"/>
+      <w:pPr>
+        <w:ind w:left="3520" w:hanging="440"/>
+      </w:pPr>
+    </w:lvl>
+    <w:lvl w:ilvl="7" w:tplc="04090019" w:tentative="1">
+      <w:start w:val="1"/>
+      <w:numFmt w:val="upperLetter"/>
+      <w:lvlText w:val="%8."/>
+      <w:lvlJc w:val="left"/>
+      <w:pPr>
+        <w:ind w:left="3960" w:hanging="440"/>
+      </w:pPr>
+    </w:lvl>
+    <w:lvl w:ilvl="8" w:tplc="0409001B" w:tentative="1">
+      <w:start w:val="1"/>
+      <w:numFmt w:val="lowerRoman"/>
+      <w:lvlText w:val="%9."/>
+      <w:lvlJc w:val="right"/>
+      <w:pPr>
+        <w:ind w:left="4400" w:hanging="440"/>
+      </w:pPr>
+    </w:lvl>
+  </w:abstractNum>
+  <w:abstractNum w:abstractNumId="3" w15:restartNumberingAfterBreak="0">
+    <w:nsid w:val="141A64CA"/>
+    <w:multiLevelType w:val="hybridMultilevel"/>
+    <w:tmpl w:val="CCDEFCAA"/>
+    <w:lvl w:ilvl="0" w:tplc="C6D8C9D6">
+      <w:start w:val="1"/>
+      <w:numFmt w:val="decimal"/>
+      <w:lvlText w:val="%1."/>
+      <w:lvlJc w:val="left"/>
+      <w:pPr>
+        <w:ind w:left="800" w:hanging="360"/>
+      </w:pPr>
+      <w:rPr>
+        <w:rFonts w:hint="default"/>
+      </w:rPr>
+    </w:lvl>
+    <w:lvl w:ilvl="1" w:tplc="04090019" w:tentative="1">
+      <w:start w:val="1"/>
+      <w:numFmt w:val="upperLetter"/>
+      <w:lvlText w:val="%2."/>
+      <w:lvlJc w:val="left"/>
+      <w:pPr>
+        <w:ind w:left="1320" w:hanging="440"/>
+      </w:pPr>
+    </w:lvl>
+    <w:lvl w:ilvl="2" w:tplc="0409001B" w:tentative="1">
+      <w:start w:val="1"/>
+      <w:numFmt w:val="lowerRoman"/>
+      <w:lvlText w:val="%3."/>
+      <w:lvlJc w:val="right"/>
+      <w:pPr>
+        <w:ind w:left="1760" w:hanging="440"/>
+      </w:pPr>
+    </w:lvl>
+    <w:lvl w:ilvl="3" w:tplc="0409000F" w:tentative="1">
+      <w:start w:val="1"/>
+      <w:numFmt w:val="decimal"/>
+      <w:lvlText w:val="%4."/>
+      <w:lvlJc w:val="left"/>
+      <w:pPr>
+        <w:ind w:left="2200" w:hanging="440"/>
+      </w:pPr>
+    </w:lvl>
+    <w:lvl w:ilvl="4" w:tplc="04090019" w:tentative="1">
+      <w:start w:val="1"/>
+      <w:numFmt w:val="upperLetter"/>
+      <w:lvlText w:val="%5."/>
+      <w:lvlJc w:val="left"/>
+      <w:pPr>
+        <w:ind w:left="2640" w:hanging="440"/>
+      </w:pPr>
+    </w:lvl>
+    <w:lvl w:ilvl="5" w:tplc="0409001B" w:tentative="1">
+      <w:start w:val="1"/>
+      <w:numFmt w:val="lowerRoman"/>
+      <w:lvlText w:val="%6."/>
+      <w:lvlJc w:val="right"/>
+      <w:pPr>
+        <w:ind w:left="3080" w:hanging="440"/>
+      </w:pPr>
+    </w:lvl>
+    <w:lvl w:ilvl="6" w:tplc="0409000F" w:tentative="1">
+      <w:start w:val="1"/>
+      <w:numFmt w:val="decimal"/>
+      <w:lvlText w:val="%7."/>
+      <w:lvlJc w:val="left"/>
+      <w:pPr>
+        <w:ind w:left="3520" w:hanging="440"/>
+      </w:pPr>
+    </w:lvl>
+    <w:lvl w:ilvl="7" w:tplc="04090019" w:tentative="1">
+      <w:start w:val="1"/>
+      <w:numFmt w:val="upperLetter"/>
+      <w:lvlText w:val="%8."/>
+      <w:lvlJc w:val="left"/>
+      <w:pPr>
+        <w:ind w:left="3960" w:hanging="440"/>
+      </w:pPr>
+    </w:lvl>
+    <w:lvl w:ilvl="8" w:tplc="0409001B" w:tentative="1">
+      <w:start w:val="1"/>
+      <w:numFmt w:val="lowerRoman"/>
+      <w:lvlText w:val="%9."/>
+      <w:lvlJc w:val="right"/>
+      <w:pPr>
+        <w:ind w:left="4400" w:hanging="440"/>
+      </w:pPr>
+    </w:lvl>
+  </w:abstractNum>
+  <w:abstractNum w:abstractNumId="4" w15:restartNumberingAfterBreak="0">
     <w:nsid w:val="1D5A2B1F"/>
     <w:multiLevelType w:val="hybridMultilevel"/>
     <w:tmpl w:val="2B64FEEC"/>
@@ -3576,7 +4501,7 @@
       </w:rPr>
     </w:lvl>
   </w:abstractNum>
-  <w:abstractNum w:abstractNumId="2" w15:restartNumberingAfterBreak="0">
+  <w:abstractNum w:abstractNumId="5" w15:restartNumberingAfterBreak="0">
     <w:nsid w:val="20330120"/>
     <w:multiLevelType w:val="hybridMultilevel"/>
     <w:tmpl w:val="6A48B454"/>
@@ -3668,7 +4593,96 @@
       </w:pPr>
     </w:lvl>
   </w:abstractNum>
-  <w:abstractNum w:abstractNumId="3" w15:restartNumberingAfterBreak="0">
+  <w:abstractNum w:abstractNumId="6" w15:restartNumberingAfterBreak="0">
+    <w:nsid w:val="2EB76497"/>
+    <w:multiLevelType w:val="hybridMultilevel"/>
+    <w:tmpl w:val="A0A44E46"/>
+    <w:lvl w:ilvl="0" w:tplc="33C43CBE">
+      <w:start w:val="1"/>
+      <w:numFmt w:val="decimal"/>
+      <w:lvlText w:val="%1."/>
+      <w:lvlJc w:val="left"/>
+      <w:pPr>
+        <w:ind w:left="800" w:hanging="360"/>
+      </w:pPr>
+      <w:rPr>
+        <w:rFonts w:hint="default"/>
+      </w:rPr>
+    </w:lvl>
+    <w:lvl w:ilvl="1" w:tplc="04090019" w:tentative="1">
+      <w:start w:val="1"/>
+      <w:numFmt w:val="upperLetter"/>
+      <w:lvlText w:val="%2."/>
+      <w:lvlJc w:val="left"/>
+      <w:pPr>
+        <w:ind w:left="1320" w:hanging="440"/>
+      </w:pPr>
+    </w:lvl>
+    <w:lvl w:ilvl="2" w:tplc="0409001B" w:tentative="1">
+      <w:start w:val="1"/>
+      <w:numFmt w:val="lowerRoman"/>
+      <w:lvlText w:val="%3."/>
+      <w:lvlJc w:val="right"/>
+      <w:pPr>
+        <w:ind w:left="1760" w:hanging="440"/>
+      </w:pPr>
+    </w:lvl>
+    <w:lvl w:ilvl="3" w:tplc="0409000F" w:tentative="1">
+      <w:start w:val="1"/>
+      <w:numFmt w:val="decimal"/>
+      <w:lvlText w:val="%4."/>
+      <w:lvlJc w:val="left"/>
+      <w:pPr>
+        <w:ind w:left="2200" w:hanging="440"/>
+      </w:pPr>
+    </w:lvl>
+    <w:lvl w:ilvl="4" w:tplc="04090019" w:tentative="1">
+      <w:start w:val="1"/>
+      <w:numFmt w:val="upperLetter"/>
+      <w:lvlText w:val="%5."/>
+      <w:lvlJc w:val="left"/>
+      <w:pPr>
+        <w:ind w:left="2640" w:hanging="440"/>
+      </w:pPr>
+    </w:lvl>
+    <w:lvl w:ilvl="5" w:tplc="0409001B" w:tentative="1">
+      <w:start w:val="1"/>
+      <w:numFmt w:val="lowerRoman"/>
+      <w:lvlText w:val="%6."/>
+      <w:lvlJc w:val="right"/>
+      <w:pPr>
+        <w:ind w:left="3080" w:hanging="440"/>
+      </w:pPr>
+    </w:lvl>
+    <w:lvl w:ilvl="6" w:tplc="0409000F" w:tentative="1">
+      <w:start w:val="1"/>
+      <w:numFmt w:val="decimal"/>
+      <w:lvlText w:val="%7."/>
+      <w:lvlJc w:val="left"/>
+      <w:pPr>
+        <w:ind w:left="3520" w:hanging="440"/>
+      </w:pPr>
+    </w:lvl>
+    <w:lvl w:ilvl="7" w:tplc="04090019" w:tentative="1">
+      <w:start w:val="1"/>
+      <w:numFmt w:val="upperLetter"/>
+      <w:lvlText w:val="%8."/>
+      <w:lvlJc w:val="left"/>
+      <w:pPr>
+        <w:ind w:left="3960" w:hanging="440"/>
+      </w:pPr>
+    </w:lvl>
+    <w:lvl w:ilvl="8" w:tplc="0409001B" w:tentative="1">
+      <w:start w:val="1"/>
+      <w:numFmt w:val="lowerRoman"/>
+      <w:lvlText w:val="%9."/>
+      <w:lvlJc w:val="right"/>
+      <w:pPr>
+        <w:ind w:left="4400" w:hanging="440"/>
+      </w:pPr>
+    </w:lvl>
+  </w:abstractNum>
+  <w:abstractNum w:abstractNumId="7" w15:restartNumberingAfterBreak="0">
     <w:nsid w:val="31A83769"/>
     <w:multiLevelType w:val="hybridMultilevel"/>
     <w:tmpl w:val="DBDAD3C0"/>
@@ -3781,7 +4795,7 @@
       </w:rPr>
     </w:lvl>
   </w:abstractNum>
-  <w:abstractNum w:abstractNumId="4" w15:restartNumberingAfterBreak="0">
+  <w:abstractNum w:abstractNumId="8" w15:restartNumberingAfterBreak="0">
     <w:nsid w:val="33F61FF0"/>
     <w:multiLevelType w:val="hybridMultilevel"/>
     <w:tmpl w:val="36420320"/>
@@ -3870,7 +4884,7 @@
       </w:pPr>
     </w:lvl>
   </w:abstractNum>
-  <w:abstractNum w:abstractNumId="5" w15:restartNumberingAfterBreak="0">
+  <w:abstractNum w:abstractNumId="9" w15:restartNumberingAfterBreak="0">
     <w:nsid w:val="42E806CF"/>
     <w:multiLevelType w:val="hybridMultilevel"/>
     <w:tmpl w:val="DD0E0C9C"/>
@@ -3959,7 +4973,7 @@
       </w:pPr>
     </w:lvl>
   </w:abstractNum>
-  <w:abstractNum w:abstractNumId="6" w15:restartNumberingAfterBreak="0">
+  <w:abstractNum w:abstractNumId="10" w15:restartNumberingAfterBreak="0">
     <w:nsid w:val="4AC06D9A"/>
     <w:multiLevelType w:val="hybridMultilevel"/>
     <w:tmpl w:val="571A169E"/>
@@ -4048,7 +5062,7 @@
       </w:pPr>
     </w:lvl>
   </w:abstractNum>
-  <w:abstractNum w:abstractNumId="7" w15:restartNumberingAfterBreak="0">
+  <w:abstractNum w:abstractNumId="11" w15:restartNumberingAfterBreak="0">
     <w:nsid w:val="4CF64089"/>
     <w:multiLevelType w:val="hybridMultilevel"/>
     <w:tmpl w:val="E32A5ADA"/>
@@ -4137,7 +5151,7 @@
       </w:pPr>
     </w:lvl>
   </w:abstractNum>
-  <w:abstractNum w:abstractNumId="8" w15:restartNumberingAfterBreak="0">
+  <w:abstractNum w:abstractNumId="12" w15:restartNumberingAfterBreak="0">
     <w:nsid w:val="515C6CCE"/>
     <w:multiLevelType w:val="hybridMultilevel"/>
     <w:tmpl w:val="331E81AC"/>
@@ -4226,7 +5240,7 @@
       </w:pPr>
     </w:lvl>
   </w:abstractNum>
-  <w:abstractNum w:abstractNumId="9" w15:restartNumberingAfterBreak="0">
+  <w:abstractNum w:abstractNumId="13" w15:restartNumberingAfterBreak="0">
     <w:nsid w:val="51EB752C"/>
     <w:multiLevelType w:val="hybridMultilevel"/>
     <w:tmpl w:val="5CFA7E9C"/>
@@ -4315,7 +5329,7 @@
       </w:pPr>
     </w:lvl>
   </w:abstractNum>
-  <w:abstractNum w:abstractNumId="10" w15:restartNumberingAfterBreak="0">
+  <w:abstractNum w:abstractNumId="14" w15:restartNumberingAfterBreak="0">
     <w:nsid w:val="56553767"/>
     <w:multiLevelType w:val="hybridMultilevel"/>
     <w:tmpl w:val="8A24EE82"/>
@@ -4404,7 +5418,7 @@
       </w:pPr>
     </w:lvl>
   </w:abstractNum>
-  <w:abstractNum w:abstractNumId="11" w15:restartNumberingAfterBreak="0">
+  <w:abstractNum w:abstractNumId="15" w15:restartNumberingAfterBreak="0">
     <w:nsid w:val="6C386DF4"/>
     <w:multiLevelType w:val="hybridMultilevel"/>
     <w:tmpl w:val="6F3E0EA2"/>
@@ -4493,7 +5507,7 @@
       </w:pPr>
     </w:lvl>
   </w:abstractNum>
-  <w:abstractNum w:abstractNumId="12" w15:restartNumberingAfterBreak="0">
+  <w:abstractNum w:abstractNumId="16" w15:restartNumberingAfterBreak="0">
     <w:nsid w:val="71BF0097"/>
     <w:multiLevelType w:val="hybridMultilevel"/>
     <w:tmpl w:val="4B0EA508"/>
@@ -4582,7 +5596,7 @@
       </w:pPr>
     </w:lvl>
   </w:abstractNum>
-  <w:abstractNum w:abstractNumId="13" w15:restartNumberingAfterBreak="0">
+  <w:abstractNum w:abstractNumId="17" w15:restartNumberingAfterBreak="0">
     <w:nsid w:val="71E40D24"/>
     <w:multiLevelType w:val="hybridMultilevel"/>
     <w:tmpl w:val="0908BB30"/>
@@ -4671,7 +5685,7 @@
       </w:pPr>
     </w:lvl>
   </w:abstractNum>
-  <w:abstractNum w:abstractNumId="14" w15:restartNumberingAfterBreak="0">
+  <w:abstractNum w:abstractNumId="18" w15:restartNumberingAfterBreak="0">
     <w:nsid w:val="7A584E4B"/>
     <w:multiLevelType w:val="hybridMultilevel"/>
     <w:tmpl w:val="48E4A918"/>
@@ -4761,49 +5775,61 @@
     </w:lvl>
   </w:abstractNum>
   <w:num w:numId="1" w16cid:durableId="930433164">
-    <w:abstractNumId w:val="14"/>
+    <w:abstractNumId w:val="18"/>
   </w:num>
   <w:num w:numId="2" w16cid:durableId="1212569999">
-    <w:abstractNumId w:val="8"/>
+    <w:abstractNumId w:val="12"/>
   </w:num>
   <w:num w:numId="3" w16cid:durableId="847990209">
-    <w:abstractNumId w:val="1"/>
+    <w:abstractNumId w:val="4"/>
   </w:num>
   <w:num w:numId="4" w16cid:durableId="1978105096">
-    <w:abstractNumId w:val="2"/>
+    <w:abstractNumId w:val="5"/>
   </w:num>
   <w:num w:numId="5" w16cid:durableId="1080326990">
-    <w:abstractNumId w:val="12"/>
+    <w:abstractNumId w:val="16"/>
   </w:num>
   <w:num w:numId="6" w16cid:durableId="2113895967">
-    <w:abstractNumId w:val="7"/>
+    <w:abstractNumId w:val="11"/>
   </w:num>
   <w:num w:numId="7" w16cid:durableId="92406399">
-    <w:abstractNumId w:val="3"/>
+    <w:abstractNumId w:val="7"/>
   </w:num>
   <w:num w:numId="8" w16cid:durableId="1595479970">
     <w:abstractNumId w:val="0"/>
   </w:num>
   <w:num w:numId="9" w16cid:durableId="557592577">
-    <w:abstractNumId w:val="5"/>
+    <w:abstractNumId w:val="9"/>
   </w:num>
   <w:num w:numId="10" w16cid:durableId="1290356616">
+    <w:abstractNumId w:val="17"/>
+  </w:num>
+  <w:num w:numId="11" w16cid:durableId="1363357370">
+    <w:abstractNumId w:val="8"/>
+  </w:num>
+  <w:num w:numId="12" w16cid:durableId="542326556">
+    <w:abstractNumId w:val="14"/>
+  </w:num>
+  <w:num w:numId="13" w16cid:durableId="885608613">
+    <w:abstractNumId w:val="15"/>
+  </w:num>
+  <w:num w:numId="14" w16cid:durableId="1744572039">
+    <w:abstractNumId w:val="10"/>
+  </w:num>
+  <w:num w:numId="15" w16cid:durableId="535508664">
     <w:abstractNumId w:val="13"/>
   </w:num>
-  <w:num w:numId="11" w16cid:durableId="1363357370">
-    <w:abstractNumId w:val="4"/>
+  <w:num w:numId="16" w16cid:durableId="1922174908">
+    <w:abstractNumId w:val="3"/>
   </w:num>
-  <w:num w:numId="12" w16cid:durableId="542326556">
-    <w:abstractNumId w:val="10"/>
+  <w:num w:numId="17" w16cid:durableId="535236028">
+    <w:abstractNumId w:val="2"/>
   </w:num>
-  <w:num w:numId="13" w16cid:durableId="885608613">
-    <w:abstractNumId w:val="11"/>
+  <w:num w:numId="18" w16cid:durableId="1594901862">
+    <w:abstractNumId w:val="1"/>
   </w:num>
-  <w:num w:numId="14" w16cid:durableId="1744572039">
+  <w:num w:numId="19" w16cid:durableId="671297085">
     <w:abstractNumId w:val="6"/>
-  </w:num>
-  <w:num w:numId="15" w16cid:durableId="535508664">
-    <w:abstractNumId w:val="9"/>
   </w:num>
 </w:numbering>
 </file>
@@ -5208,12 +6234,16 @@
   <w:style w:type="paragraph" w:default="1" w:styleId="a">
     <w:name w:val="Normal"/>
     <w:qFormat/>
+    <w:rsid w:val="00847613"/>
     <w:pPr>
-      <w:widowControl w:val="0"/>
-      <w:wordWrap w:val="0"/>
-      <w:autoSpaceDE w:val="0"/>
-      <w:autoSpaceDN w:val="0"/>
+      <w:spacing w:after="0"/>
     </w:pPr>
+    <w:rPr>
+      <w:rFonts w:ascii="Gulim" w:eastAsia="Gulim" w:hAnsi="Gulim" w:cs="Gulim"/>
+      <w:kern w:val="0"/>
+      <w:sz w:val="24"/>
+      <w14:ligatures w14:val="none"/>
+    </w:rPr>
   </w:style>
   <w:style w:type="paragraph" w:styleId="1">
     <w:name w:val="heading 1"/>
@@ -5226,14 +6256,20 @@
     <w:pPr>
       <w:keepNext/>
       <w:keepLines/>
+      <w:widowControl w:val="0"/>
+      <w:wordWrap w:val="0"/>
+      <w:autoSpaceDE w:val="0"/>
+      <w:autoSpaceDN w:val="0"/>
       <w:spacing w:before="280" w:after="80"/>
       <w:outlineLvl w:val="0"/>
     </w:pPr>
     <w:rPr>
       <w:rFonts w:asciiTheme="majorHAnsi" w:eastAsiaTheme="majorEastAsia" w:hAnsiTheme="majorHAnsi" w:cstheme="majorBidi"/>
       <w:color w:val="000000" w:themeColor="text1"/>
+      <w:kern w:val="2"/>
       <w:sz w:val="32"/>
       <w:szCs w:val="32"/>
+      <w14:ligatures w14:val="standardContextual"/>
     </w:rPr>
   </w:style>
   <w:style w:type="paragraph" w:styleId="2">
@@ -5249,14 +6285,20 @@
     <w:pPr>
       <w:keepNext/>
       <w:keepLines/>
+      <w:widowControl w:val="0"/>
+      <w:wordWrap w:val="0"/>
+      <w:autoSpaceDE w:val="0"/>
+      <w:autoSpaceDN w:val="0"/>
       <w:spacing w:before="160" w:after="80"/>
       <w:outlineLvl w:val="1"/>
     </w:pPr>
     <w:rPr>
       <w:rFonts w:asciiTheme="majorHAnsi" w:eastAsiaTheme="majorEastAsia" w:hAnsiTheme="majorHAnsi" w:cstheme="majorBidi"/>
       <w:color w:val="000000" w:themeColor="text1"/>
+      <w:kern w:val="2"/>
       <w:sz w:val="28"/>
       <w:szCs w:val="28"/>
+      <w14:ligatures w14:val="standardContextual"/>
     </w:rPr>
   </w:style>
   <w:style w:type="paragraph" w:styleId="3">
@@ -5272,13 +6314,18 @@
     <w:pPr>
       <w:keepNext/>
       <w:keepLines/>
+      <w:widowControl w:val="0"/>
+      <w:wordWrap w:val="0"/>
+      <w:autoSpaceDE w:val="0"/>
+      <w:autoSpaceDN w:val="0"/>
       <w:spacing w:before="160" w:after="80"/>
       <w:outlineLvl w:val="2"/>
     </w:pPr>
     <w:rPr>
       <w:rFonts w:asciiTheme="majorHAnsi" w:eastAsiaTheme="majorEastAsia" w:hAnsiTheme="majorHAnsi" w:cstheme="majorBidi"/>
       <w:color w:val="000000" w:themeColor="text1"/>
-      <w:sz w:val="24"/>
+      <w:kern w:val="2"/>
+      <w14:ligatures w14:val="standardContextual"/>
     </w:rPr>
   </w:style>
   <w:style w:type="paragraph" w:styleId="4">
@@ -5294,12 +6341,19 @@
     <w:pPr>
       <w:keepNext/>
       <w:keepLines/>
+      <w:widowControl w:val="0"/>
+      <w:wordWrap w:val="0"/>
+      <w:autoSpaceDE w:val="0"/>
+      <w:autoSpaceDN w:val="0"/>
       <w:spacing w:before="80" w:after="40"/>
       <w:outlineLvl w:val="3"/>
     </w:pPr>
     <w:rPr>
       <w:rFonts w:asciiTheme="majorHAnsi" w:eastAsiaTheme="majorEastAsia" w:hAnsiTheme="majorHAnsi" w:cstheme="majorBidi"/>
       <w:color w:val="000000" w:themeColor="text1"/>
+      <w:kern w:val="2"/>
+      <w:sz w:val="22"/>
+      <w14:ligatures w14:val="standardContextual"/>
     </w:rPr>
   </w:style>
   <w:style w:type="paragraph" w:styleId="5">
@@ -5315,6 +6369,10 @@
     <w:pPr>
       <w:keepNext/>
       <w:keepLines/>
+      <w:widowControl w:val="0"/>
+      <w:wordWrap w:val="0"/>
+      <w:autoSpaceDE w:val="0"/>
+      <w:autoSpaceDN w:val="0"/>
       <w:spacing w:before="80" w:after="40"/>
       <w:ind w:leftChars="100" w:left="100"/>
       <w:outlineLvl w:val="4"/>
@@ -5322,6 +6380,9 @@
     <w:rPr>
       <w:rFonts w:asciiTheme="majorHAnsi" w:eastAsiaTheme="majorEastAsia" w:hAnsiTheme="majorHAnsi" w:cstheme="majorBidi"/>
       <w:color w:val="000000" w:themeColor="text1"/>
+      <w:kern w:val="2"/>
+      <w:sz w:val="22"/>
+      <w14:ligatures w14:val="standardContextual"/>
     </w:rPr>
   </w:style>
   <w:style w:type="paragraph" w:styleId="6">
@@ -5337,6 +6398,10 @@
     <w:pPr>
       <w:keepNext/>
       <w:keepLines/>
+      <w:widowControl w:val="0"/>
+      <w:wordWrap w:val="0"/>
+      <w:autoSpaceDE w:val="0"/>
+      <w:autoSpaceDN w:val="0"/>
       <w:spacing w:before="80" w:after="40"/>
       <w:ind w:leftChars="200" w:left="200"/>
       <w:outlineLvl w:val="5"/>
@@ -5344,6 +6409,9 @@
     <w:rPr>
       <w:rFonts w:asciiTheme="majorHAnsi" w:eastAsiaTheme="majorEastAsia" w:hAnsiTheme="majorHAnsi" w:cstheme="majorBidi"/>
       <w:color w:val="000000" w:themeColor="text1"/>
+      <w:kern w:val="2"/>
+      <w:sz w:val="22"/>
+      <w14:ligatures w14:val="standardContextual"/>
     </w:rPr>
   </w:style>
   <w:style w:type="paragraph" w:styleId="7">
@@ -5359,6 +6427,10 @@
     <w:pPr>
       <w:keepNext/>
       <w:keepLines/>
+      <w:widowControl w:val="0"/>
+      <w:wordWrap w:val="0"/>
+      <w:autoSpaceDE w:val="0"/>
+      <w:autoSpaceDN w:val="0"/>
       <w:spacing w:before="80" w:after="40"/>
       <w:ind w:leftChars="300" w:left="300"/>
       <w:outlineLvl w:val="6"/>
@@ -5366,6 +6438,9 @@
     <w:rPr>
       <w:rFonts w:asciiTheme="majorHAnsi" w:eastAsiaTheme="majorEastAsia" w:hAnsiTheme="majorHAnsi" w:cstheme="majorBidi"/>
       <w:color w:val="000000" w:themeColor="text1"/>
+      <w:kern w:val="2"/>
+      <w:sz w:val="22"/>
+      <w14:ligatures w14:val="standardContextual"/>
     </w:rPr>
   </w:style>
   <w:style w:type="paragraph" w:styleId="8">
@@ -5381,6 +6456,10 @@
     <w:pPr>
       <w:keepNext/>
       <w:keepLines/>
+      <w:widowControl w:val="0"/>
+      <w:wordWrap w:val="0"/>
+      <w:autoSpaceDE w:val="0"/>
+      <w:autoSpaceDN w:val="0"/>
       <w:spacing w:before="80" w:after="40"/>
       <w:ind w:leftChars="400" w:left="400"/>
       <w:outlineLvl w:val="7"/>
@@ -5388,6 +6467,9 @@
     <w:rPr>
       <w:rFonts w:asciiTheme="majorHAnsi" w:eastAsiaTheme="majorEastAsia" w:hAnsiTheme="majorHAnsi" w:cstheme="majorBidi"/>
       <w:color w:val="000000" w:themeColor="text1"/>
+      <w:kern w:val="2"/>
+      <w:sz w:val="22"/>
+      <w14:ligatures w14:val="standardContextual"/>
     </w:rPr>
   </w:style>
   <w:style w:type="paragraph" w:styleId="9">
@@ -5403,6 +6485,10 @@
     <w:pPr>
       <w:keepNext/>
       <w:keepLines/>
+      <w:widowControl w:val="0"/>
+      <w:wordWrap w:val="0"/>
+      <w:autoSpaceDE w:val="0"/>
+      <w:autoSpaceDN w:val="0"/>
       <w:spacing w:before="80" w:after="40"/>
       <w:ind w:leftChars="500" w:left="500"/>
       <w:outlineLvl w:val="8"/>
@@ -5410,11 +6496,15 @@
     <w:rPr>
       <w:rFonts w:asciiTheme="majorHAnsi" w:eastAsiaTheme="majorEastAsia" w:hAnsiTheme="majorHAnsi" w:cstheme="majorBidi"/>
       <w:color w:val="000000" w:themeColor="text1"/>
+      <w:kern w:val="2"/>
+      <w:sz w:val="22"/>
+      <w14:ligatures w14:val="standardContextual"/>
     </w:rPr>
   </w:style>
   <w:style w:type="character" w:default="1" w:styleId="a0">
     <w:name w:val="Default Paragraph Font"/>
     <w:uiPriority w:val="1"/>
+    <w:semiHidden/>
     <w:unhideWhenUsed/>
   </w:style>
   <w:style w:type="table" w:default="1" w:styleId="a1">
@@ -5559,6 +6649,10 @@
     <w:qFormat/>
     <w:rsid w:val="00C10861"/>
     <w:pPr>
+      <w:widowControl w:val="0"/>
+      <w:wordWrap w:val="0"/>
+      <w:autoSpaceDE w:val="0"/>
+      <w:autoSpaceDN w:val="0"/>
       <w:spacing w:after="80"/>
       <w:contextualSpacing/>
       <w:jc w:val="center"/>
@@ -5569,6 +6663,7 @@
       <w:kern w:val="28"/>
       <w:sz w:val="56"/>
       <w:szCs w:val="56"/>
+      <w14:ligatures w14:val="standardContextual"/>
     </w:rPr>
   </w:style>
   <w:style w:type="character" w:customStyle="1" w:styleId="Char">
@@ -5594,17 +6689,24 @@
     <w:qFormat/>
     <w:rsid w:val="00C10861"/>
     <w:pPr>
+      <w:widowControl w:val="0"/>
       <w:numPr>
         <w:ilvl w:val="1"/>
       </w:numPr>
+      <w:wordWrap w:val="0"/>
+      <w:autoSpaceDE w:val="0"/>
+      <w:autoSpaceDN w:val="0"/>
+      <w:spacing w:after="160"/>
       <w:jc w:val="center"/>
     </w:pPr>
     <w:rPr>
       <w:rFonts w:asciiTheme="majorHAnsi" w:eastAsiaTheme="majorEastAsia" w:hAnsiTheme="majorHAnsi" w:cstheme="majorBidi"/>
       <w:color w:val="595959" w:themeColor="text1" w:themeTint="A6"/>
       <w:spacing w:val="15"/>
+      <w:kern w:val="2"/>
       <w:sz w:val="28"/>
       <w:szCs w:val="28"/>
+      <w14:ligatures w14:val="standardContextual"/>
     </w:rPr>
   </w:style>
   <w:style w:type="character" w:customStyle="1" w:styleId="Char0">
@@ -5630,13 +6732,21 @@
     <w:qFormat/>
     <w:rsid w:val="00C10861"/>
     <w:pPr>
-      <w:spacing w:before="160"/>
+      <w:widowControl w:val="0"/>
+      <w:wordWrap w:val="0"/>
+      <w:autoSpaceDE w:val="0"/>
+      <w:autoSpaceDN w:val="0"/>
+      <w:spacing w:before="160" w:after="160"/>
       <w:jc w:val="center"/>
     </w:pPr>
     <w:rPr>
+      <w:rFonts w:asciiTheme="minorHAnsi" w:eastAsiaTheme="minorEastAsia" w:hAnsiTheme="minorHAnsi" w:cstheme="minorBidi"/>
       <w:i/>
       <w:iCs/>
       <w:color w:val="404040" w:themeColor="text1" w:themeTint="BF"/>
+      <w:kern w:val="2"/>
+      <w:sz w:val="22"/>
+      <w14:ligatures w14:val="standardContextual"/>
     </w:rPr>
   </w:style>
   <w:style w:type="character" w:customStyle="1" w:styleId="Char1">
@@ -5658,9 +6768,20 @@
     <w:qFormat/>
     <w:rsid w:val="00C10861"/>
     <w:pPr>
+      <w:widowControl w:val="0"/>
+      <w:wordWrap w:val="0"/>
+      <w:autoSpaceDE w:val="0"/>
+      <w:autoSpaceDN w:val="0"/>
+      <w:spacing w:after="160"/>
       <w:ind w:left="720"/>
       <w:contextualSpacing/>
     </w:pPr>
+    <w:rPr>
+      <w:rFonts w:asciiTheme="minorHAnsi" w:eastAsiaTheme="minorEastAsia" w:hAnsiTheme="minorHAnsi" w:cstheme="minorBidi"/>
+      <w:kern w:val="2"/>
+      <w:sz w:val="22"/>
+      <w14:ligatures w14:val="standardContextual"/>
+    </w:rPr>
   </w:style>
   <w:style w:type="character" w:styleId="a7">
     <w:name w:val="Intense Emphasis"/>
@@ -5683,18 +6804,26 @@
     <w:qFormat/>
     <w:rsid w:val="00C10861"/>
     <w:pPr>
+      <w:widowControl w:val="0"/>
       <w:pBdr>
         <w:top w:val="single" w:sz="4" w:space="10" w:color="0F4761" w:themeColor="accent1" w:themeShade="BF"/>
         <w:bottom w:val="single" w:sz="4" w:space="10" w:color="0F4761" w:themeColor="accent1" w:themeShade="BF"/>
       </w:pBdr>
+      <w:wordWrap w:val="0"/>
+      <w:autoSpaceDE w:val="0"/>
+      <w:autoSpaceDN w:val="0"/>
       <w:spacing w:before="360" w:after="360"/>
       <w:ind w:left="864" w:right="864"/>
       <w:jc w:val="center"/>
     </w:pPr>
     <w:rPr>
+      <w:rFonts w:asciiTheme="minorHAnsi" w:eastAsiaTheme="minorEastAsia" w:hAnsiTheme="minorHAnsi" w:cstheme="minorBidi"/>
       <w:i/>
       <w:iCs/>
       <w:color w:val="0F4761" w:themeColor="accent1" w:themeShade="BF"/>
+      <w:kern w:val="2"/>
+      <w:sz w:val="22"/>
+      <w14:ligatures w14:val="standardContextual"/>
     </w:rPr>
   </w:style>
   <w:style w:type="character" w:customStyle="1" w:styleId="Char2">
@@ -5741,6 +6870,27 @@
         <w:insideV w:val="single" w:sz="4" w:space="0" w:color="auto"/>
       </w:tblBorders>
     </w:tblPr>
+  </w:style>
+  <w:style w:type="character" w:styleId="ab">
+    <w:name w:val="Placeholder Text"/>
+    <w:basedOn w:val="a0"/>
+    <w:uiPriority w:val="99"/>
+    <w:semiHidden/>
+    <w:rsid w:val="00847613"/>
+    <w:rPr>
+      <w:color w:val="666666"/>
+    </w:rPr>
+  </w:style>
+  <w:style w:type="character" w:styleId="ac">
+    <w:name w:val="Strong"/>
+    <w:basedOn w:val="a0"/>
+    <w:uiPriority w:val="22"/>
+    <w:qFormat/>
+    <w:rsid w:val="00847613"/>
+    <w:rPr>
+      <w:b/>
+      <w:bCs/>
+    </w:rPr>
   </w:style>
 </w:styles>
 </file>
